--- a/docs/TCC2_MESTRE_Harliton_Martins.docx
+++ b/docs/TCC2_MESTRE_Harliton_Martins.docx
@@ -14129,6 +14129,24 @@
     </w:p>
     <w:p>
       <w:pPr>
+        <w:pStyle w:val="Normal"/>
+        <w:spacing w:lineRule="auto" w:line="360" w:before="0" w:after="0"/>
+        <w:ind w:firstLine="709"/>
+        <w:jc w:val="both"/>
+        <w:rPr/>
+      </w:pPr>
+      <w:r>
+        <w:rPr>
+          <w:rFonts w:eastAsia="Times New Roman"/>
+          <w:b w:val="false"/>
+          <w:i w:val="false"/>
+          <w:sz w:val="24"/>
+        </w:rPr>
+        <w:t xml:space="preserve">A arquitetura aqui descrita corresponde ao estado implementado. Distingue-se, portanto, a API DSS atual (que recebe a estimativa experimental, stateless) de uma futura API CRUD do acompanhamento pré-natal, prevista na arquitetura aprovada (seção 4.7) e ainda não implementada.</w:t>
+      </w:r>
+    </w:p>
+    <w:p>
+      <w:pPr>
         <w:pStyle w:val="Heading2"/>
         <w:ind w:hanging="0"/>
         <w:jc w:val="start"/>
@@ -15477,25 +15495,7 @@
           <w:i/>
           <w:sz w:val="20"/>
         </w:rPr>
-        <w:t>a arquitetura futura (seção 5.6).</w:t>
-      </w:r>
-    </w:p>
-    <w:p>
-      <w:pPr>
-        <w:pStyle w:val="Heading2"/>
-        <w:ind w:hanging="0"/>
-        <w:jc w:val="start"/>
-        <w:rPr/>
-      </w:pPr>
-      <w:bookmarkStart w:id="39" w:name="__RefHeading___Toc2235_3157870603"/>
-      <w:bookmarkEnd w:id="39"/>
-      <w:r>
-        <w:rPr>
-          <w:rFonts w:eastAsia="Times New Roman" w:ascii="Times New Roman" w:hAnsi="Times New Roman"/>
-          <w:b/>
-          <w:sz w:val="24"/>
-        </w:rPr>
-        <w:t>4.5 Autenticação e estado atual do DSS</w:t>
+        <w:t xml:space="preserve">a arquitetura futura (seção 4.7).</w:t>
       </w:r>
     </w:p>
     <w:p>
@@ -15513,79 +15513,25 @@
           <w:i w:val="false"/>
           <w:sz w:val="24"/>
         </w:rPr>
-        <w:t xml:space="preserve">O aplicativo possui uma </w:t>
-      </w:r>
-      <w:r>
-        <w:rPr>
-          <w:rFonts w:eastAsia="Times New Roman"/>
-          <w:b/>
-          <w:i w:val="false"/>
-          <w:sz w:val="24"/>
-        </w:rPr>
-        <w:t>tela visual de login</w:t>
-      </w:r>
-      <w:r>
-        <w:rPr>
-          <w:rFonts w:eastAsia="Times New Roman"/>
-          <w:b w:val="false"/>
-          <w:i w:val="false"/>
-          <w:sz w:val="24"/>
-        </w:rPr>
-        <w:t xml:space="preserve">; entretanto, </w:t>
-      </w:r>
-      <w:r>
-        <w:rPr>
-          <w:rFonts w:eastAsia="Times New Roman"/>
-          <w:b/>
-          <w:i w:val="false"/>
-          <w:sz w:val="24"/>
-        </w:rPr>
-        <w:t>não existe um fluxo funcional completo de autenticação e sessão</w:t>
-      </w:r>
-      <w:r>
-        <w:rPr>
-          <w:rFonts w:eastAsia="Times New Roman"/>
-          <w:b w:val="false"/>
-          <w:i w:val="false"/>
-          <w:sz w:val="24"/>
-        </w:rPr>
-        <w:t xml:space="preserve">. O botão "Entrar" atualmente navega sem autenticar de fato; o botão "Criar nova conta" direciona ao questionário DSS e </w:t>
-      </w:r>
-      <w:r>
-        <w:rPr>
-          <w:rFonts w:eastAsia="Times New Roman"/>
-          <w:b/>
-          <w:i w:val="false"/>
-          <w:sz w:val="24"/>
-        </w:rPr>
-        <w:t>não</w:t>
-      </w:r>
-      <w:r>
-        <w:rPr>
-          <w:rFonts w:eastAsia="Times New Roman"/>
-          <w:b w:val="false"/>
-          <w:i w:val="false"/>
-          <w:sz w:val="24"/>
-        </w:rPr>
-        <w:t xml:space="preserve"> cria conta. Existe código parcial/legado de autenticação (repositório de usuário, serviço de login e armazenamento de token), mas ele </w:t>
-      </w:r>
-      <w:r>
-        <w:rPr>
-          <w:rFonts w:eastAsia="Times New Roman"/>
-          <w:b/>
-          <w:i w:val="false"/>
-          <w:sz w:val="24"/>
-        </w:rPr>
-        <w:t>não</w:t>
-      </w:r>
-      <w:r>
-        <w:rPr>
-          <w:rFonts w:eastAsia="Times New Roman"/>
-          <w:b w:val="false"/>
-          <w:i w:val="false"/>
-          <w:sz w:val="24"/>
-        </w:rPr>
-        <w:t xml:space="preserve"> compõe um sistema real completo de autenticação/sessão.</w:t>
+        <w:t xml:space="preserve">A estratégia de evolução aprovada para a persistência do acompanhamento prevê que a API/backend passe a ser a fonte de verdade, substituindo progressivamente a dependência do SQLite local. A transição será feature por feature: cada recurso migra da implementação local para uma implementação REST, validada de ponta a ponta, e só então a API passa a ser a fonte de verdade daquela feature. Não haverá, nesta etapa, migração automática dos registros SQLite existentes, nem offline-first, sincronização ou cache distribuído (seção 4.7).</w:t>
+      </w:r>
+    </w:p>
+    <w:p>
+      <w:pPr>
+        <w:pStyle w:val="Heading2"/>
+        <w:ind w:hanging="0"/>
+        <w:jc w:val="start"/>
+        <w:rPr/>
+      </w:pPr>
+      <w:bookmarkStart w:id="39" w:name="__RefHeading___Toc2235_3157870603"/>
+      <w:bookmarkEnd w:id="39"/>
+      <w:r>
+        <w:rPr>
+          <w:rFonts w:eastAsia="Times New Roman" w:ascii="Times New Roman" w:hAnsi="Times New Roman"/>
+          <w:b/>
+          <w:sz w:val="24"/>
+        </w:rPr>
+        <w:t>4.5 Autenticação e estado atual do DSS</w:t>
       </w:r>
     </w:p>
     <w:p>
@@ -15603,6 +15549,96 @@
           <w:i w:val="false"/>
           <w:sz w:val="24"/>
         </w:rPr>
+        <w:t xml:space="preserve">O aplicativo possui uma </w:t>
+      </w:r>
+      <w:r>
+        <w:rPr>
+          <w:rFonts w:eastAsia="Times New Roman"/>
+          <w:b/>
+          <w:i w:val="false"/>
+          <w:sz w:val="24"/>
+        </w:rPr>
+        <w:t>tela visual de login</w:t>
+      </w:r>
+      <w:r>
+        <w:rPr>
+          <w:rFonts w:eastAsia="Times New Roman"/>
+          <w:b w:val="false"/>
+          <w:i w:val="false"/>
+          <w:sz w:val="24"/>
+        </w:rPr>
+        <w:t xml:space="preserve">; entretanto, </w:t>
+      </w:r>
+      <w:r>
+        <w:rPr>
+          <w:rFonts w:eastAsia="Times New Roman"/>
+          <w:b/>
+          <w:i w:val="false"/>
+          <w:sz w:val="24"/>
+        </w:rPr>
+        <w:t>não existe um fluxo funcional completo de autenticação e sessão</w:t>
+      </w:r>
+      <w:r>
+        <w:rPr>
+          <w:rFonts w:eastAsia="Times New Roman"/>
+          <w:b w:val="false"/>
+          <w:i w:val="false"/>
+          <w:sz w:val="24"/>
+        </w:rPr>
+        <w:t xml:space="preserve">. O botão "Entrar" atualmente navega sem autenticar de fato; o botão "Criar nova conta" direciona ao questionário DSS e </w:t>
+      </w:r>
+      <w:r>
+        <w:rPr>
+          <w:rFonts w:eastAsia="Times New Roman"/>
+          <w:b/>
+          <w:i w:val="false"/>
+          <w:sz w:val="24"/>
+        </w:rPr>
+        <w:t>não</w:t>
+      </w:r>
+      <w:r>
+        <w:rPr>
+          <w:rFonts w:eastAsia="Times New Roman"/>
+          <w:b w:val="false"/>
+          <w:i w:val="false"/>
+          <w:sz w:val="24"/>
+        </w:rPr>
+        <w:t xml:space="preserve"> cria conta. Existe código parcial/legado de autenticação (repositório de usuário, serviço de login e armazenamento de token), mas ele </w:t>
+      </w:r>
+      <w:r>
+        <w:rPr>
+          <w:rFonts w:eastAsia="Times New Roman"/>
+          <w:b/>
+          <w:i w:val="false"/>
+          <w:sz w:val="24"/>
+        </w:rPr>
+        <w:t>não</w:t>
+      </w:r>
+      <w:r>
+        <w:rPr>
+          <w:rFonts w:eastAsia="Times New Roman"/>
+          <w:b w:val="false"/>
+          <w:i w:val="false"/>
+          <w:sz w:val="24"/>
+        </w:rPr>
+        <w:t xml:space="preserve"> compõe um sistema real completo de autenticação/sessão.</w:t>
+      </w:r>
+    </w:p>
+    <w:p>
+      <w:pPr>
+        <w:pStyle w:val="Normal"/>
+        <w:spacing w:lineRule="auto" w:line="360" w:before="0" w:after="0"/>
+        <w:ind w:firstLine="709"/>
+        <w:jc w:val="both"/>
+        <w:rPr/>
+      </w:pPr>
+      <w:r>
+        <w:rPr>
+          <w:rFonts w:eastAsia="Times New Roman"/>
+          <w:b w:val="false"/>
+          <w:i w:val="false"/>
+          <w:sz w:val="24"/>
+        </w:rPr>
         <w:t xml:space="preserve">O fluxo DSS atual é </w:t>
       </w:r>
       <w:r>
@@ -15799,6 +15835,24 @@
           <w:sz w:val="20"/>
         </w:rPr>
         <w:t>completos.</w:t>
+      </w:r>
+    </w:p>
+    <w:p>
+      <w:pPr>
+        <w:pStyle w:val="Normal"/>
+        <w:spacing w:lineRule="auto" w:line="360" w:before="0" w:after="0"/>
+        <w:ind w:firstLine="709"/>
+        <w:jc w:val="both"/>
+        <w:rPr/>
+      </w:pPr>
+      <w:r>
+        <w:rPr>
+          <w:rFonts w:eastAsia="Times New Roman"/>
+          <w:b w:val="false"/>
+          <w:i w:val="false"/>
+          <w:sz w:val="24"/>
+        </w:rPr>
+        <w:t xml:space="preserve">A arquitetura futura aprovada prevê autenticação real — cadastro, login, sessão, token de acesso e token de renovação, com hash de senha moderno — e a relação USER ↔ GESTANTE, com autorização por ownership. Distinguem-se autenticação (quem é a usuária) de autorização (quais registros ela pode acessar); o CPF, quando utilizado, pertence ao perfil da gestante e não é chave primária nem login automático. Tudo isso permanece planejado, e não implementado (seção 4.7).</w:t>
       </w:r>
     </w:p>
     <w:p>
@@ -16020,7 +16074,7 @@
           <w:b/>
           <w:sz w:val="24"/>
         </w:rPr>
-        <w:t>4.7 Arquitetura futura proposta (evolução)</w:t>
+        <w:t xml:space="preserve">4.7 Arquitetura futura aprovada (evolução planejada)</w:t>
       </w:r>
     </w:p>
     <w:p>
@@ -16038,61 +16092,7 @@
           <w:i w:val="false"/>
           <w:sz w:val="24"/>
         </w:rPr>
-        <w:t xml:space="preserve">A arquitetura descrita até aqui corresponde ao </w:t>
-      </w:r>
-      <w:r>
-        <w:rPr>
-          <w:rFonts w:eastAsia="Times New Roman"/>
-          <w:b/>
-          <w:i w:val="false"/>
-          <w:sz w:val="24"/>
-        </w:rPr>
-        <w:t>estado atual implementado</w:t>
-      </w:r>
-      <w:r>
-        <w:rPr>
-          <w:rFonts w:eastAsia="Times New Roman"/>
-          <w:b w:val="false"/>
-          <w:i w:val="false"/>
-          <w:sz w:val="24"/>
-        </w:rPr>
-        <w:t xml:space="preserve">. A seguir apresenta-se uma </w:t>
-      </w:r>
-      <w:r>
-        <w:rPr>
-          <w:rFonts w:eastAsia="Times New Roman"/>
-          <w:b/>
-          <w:i w:val="false"/>
-          <w:sz w:val="24"/>
-        </w:rPr>
-        <w:t>evolução arquitetural proposta</w:t>
-      </w:r>
-      <w:r>
-        <w:rPr>
-          <w:rFonts w:eastAsia="Times New Roman"/>
-          <w:b w:val="false"/>
-          <w:i w:val="false"/>
-          <w:sz w:val="24"/>
-        </w:rPr>
-        <w:t xml:space="preserve">, </w:t>
-      </w:r>
-      <w:r>
-        <w:rPr>
-          <w:rFonts w:eastAsia="Times New Roman"/>
-          <w:b/>
-          <w:i w:val="false"/>
-          <w:sz w:val="24"/>
-        </w:rPr>
-        <w:t>ainda não implementada</w:t>
-      </w:r>
-      <w:r>
-        <w:rPr>
-          <w:rFonts w:eastAsia="Times New Roman"/>
-          <w:b w:val="false"/>
-          <w:i w:val="false"/>
-          <w:sz w:val="24"/>
-        </w:rPr>
-        <w:t>, que será detalhada em etapa posterior de modelagem de backend e identidade.</w:t>
+        <w:t xml:space="preserve">A arquitetura descrita até aqui corresponde ao estado atual implementado — o módulo de acompanhamento do pré-natal persiste localmente em SQLite, e o fluxo DSS utiliza a API apenas para a estimativa experimental, de forma stateless. A seguir apresenta-se a arquitetura futura aprovada, planejada mas ainda não implementada, que estabelece a direção de evolução da persistência e da identidade do acompanhamento pré-natal.</w:t>
       </w:r>
     </w:p>
     <w:p>
@@ -16110,7 +16110,7 @@
           <w:i w:val="false"/>
           <w:sz w:val="24"/>
         </w:rPr>
-        <w:t>Conceitualmente, o domínio evoluiria para as seguintes entidades e relacionamentos:</w:t>
+        <w:t xml:space="preserve">Conceitualmente, o domínio evoluirá para as seguintes entidades e relacionamentos:</w:t>
       </w:r>
     </w:p>
     <w:p>
@@ -16124,25 +16124,23 @@
           <w:rFonts w:eastAsia="Courier New"/>
           <w:sz w:val="18"/>
         </w:rPr>
-        <w:t>USER</w:t>
+        <w:t xml:space="preserve">USER 1 ─ 1 GESTANTE</w:t>
         <w:br/>
-        <w:t xml:space="preserve">  └── GESTANTE</w:t>
+        <w:t xml:space="preserve">GESTANTE 1 ─ N GESTACAO</w:t>
         <w:br/>
-        <w:t xml:space="preserve">        ├── HISTORICO_OBSTETRICO</w:t>
+        <w:t xml:space="preserve">GESTANTE 1 ─ 1 HISTORICO_OBSTETRICO</w:t>
         <w:br/>
-        <w:t xml:space="preserve">        └── GESTACAO</w:t>
+        <w:t xml:space="preserve">GESTACAO 1 ─ N CONSULTA</w:t>
         <w:br/>
-        <w:t xml:space="preserve">              ├── CONSULTA</w:t>
+        <w:t xml:space="preserve">GESTACAO 1 ─ N EXAME</w:t>
         <w:br/>
-        <w:t xml:space="preserve">              ├── EXAME</w:t>
+        <w:t xml:space="preserve">GESTACAO 1 ─ N MEDICACAO</w:t>
         <w:br/>
-        <w:t xml:space="preserve">              ├── MEDICACAO</w:t>
+        <w:t xml:space="preserve">GESTACAO 1 ─ N VACINA</w:t>
         <w:br/>
-        <w:t xml:space="preserve">              ├── VACINA (checklist)</w:t>
+        <w:t xml:space="preserve">GESTACAO 1 ─ 0..1 PLANO_DE_PARTO</w:t>
         <w:br/>
-        <w:t xml:space="preserve">              ├── PLANO_DE_PARTO</w:t>
-        <w:br/>
-        <w:t xml:space="preserve">              └── AVALIACAO_DSS</w:t>
+        <w:t xml:space="preserve">GESTACAO 1 ─ N AVALIACAO_DSS</w:t>
       </w:r>
     </w:p>
     <w:p>
@@ -16160,151 +16158,61 @@
           <w:i w:val="false"/>
           <w:sz w:val="24"/>
         </w:rPr>
-        <w:t xml:space="preserve">Nessa proposta, </w:t>
-      </w:r>
-      <w:r>
-        <w:rPr>
-          <w:rFonts w:eastAsia="Courier New" w:ascii="Courier New" w:hAnsi="Courier New"/>
-          <w:b w:val="false"/>
-          <w:i w:val="false"/>
-          <w:sz w:val="22"/>
-        </w:rPr>
-        <w:t>USER</w:t>
-      </w:r>
-      <w:r>
-        <w:rPr>
-          <w:rFonts w:eastAsia="Times New Roman"/>
-          <w:b w:val="false"/>
-          <w:i w:val="false"/>
-          <w:sz w:val="24"/>
-        </w:rPr>
-        <w:t xml:space="preserve"> representa a conta/autenticação e </w:t>
-      </w:r>
-      <w:r>
-        <w:rPr>
-          <w:rFonts w:eastAsia="Courier New" w:ascii="Courier New" w:hAnsi="Courier New"/>
-          <w:b w:val="false"/>
-          <w:i w:val="false"/>
-          <w:sz w:val="22"/>
-        </w:rPr>
-        <w:t>GESTANTE</w:t>
-      </w:r>
-      <w:r>
-        <w:rPr>
-          <w:rFonts w:eastAsia="Times New Roman"/>
-          <w:b w:val="false"/>
-          <w:i w:val="false"/>
-          <w:sz w:val="24"/>
-        </w:rPr>
-        <w:t xml:space="preserve"> o perfil pessoal (nome, nome social, data de nascimento, CPF — se utilizado — e Cartão Nacional de Saúde). O </w:t>
-      </w:r>
-      <w:r>
-        <w:rPr>
-          <w:rFonts w:eastAsia="Times New Roman"/>
-          <w:b/>
-          <w:i w:val="false"/>
-          <w:sz w:val="24"/>
-        </w:rPr>
-        <w:t>histórico obstétrico</w:t>
-      </w:r>
-      <w:r>
-        <w:rPr>
-          <w:rFonts w:eastAsia="Times New Roman"/>
-          <w:b w:val="false"/>
-          <w:i w:val="false"/>
-          <w:sz w:val="24"/>
-        </w:rPr>
-        <w:t xml:space="preserve"> atual (números agregados de gravidezes, partos e abortos) não representa uma gestação anterior individual e seria modelado como </w:t>
-      </w:r>
-      <w:r>
-        <w:rPr>
-          <w:rFonts w:eastAsia="Courier New" w:ascii="Courier New" w:hAnsi="Courier New"/>
-          <w:b w:val="false"/>
-          <w:i w:val="false"/>
-          <w:sz w:val="22"/>
-        </w:rPr>
-        <w:t>HISTORICO_OBSTETRICO</w:t>
-      </w:r>
-      <w:r>
-        <w:rPr>
-          <w:rFonts w:eastAsia="Times New Roman"/>
-          <w:b w:val="false"/>
-          <w:i w:val="false"/>
-          <w:sz w:val="24"/>
-        </w:rPr>
-        <w:t xml:space="preserve">. Cada </w:t>
-      </w:r>
-      <w:r>
-        <w:rPr>
-          <w:rFonts w:eastAsia="Courier New" w:ascii="Courier New" w:hAnsi="Courier New"/>
-          <w:b w:val="false"/>
-          <w:i w:val="false"/>
-          <w:sz w:val="22"/>
-        </w:rPr>
-        <w:t>GESTACAO</w:t>
-      </w:r>
-      <w:r>
-        <w:rPr>
-          <w:rFonts w:eastAsia="Times New Roman"/>
-          <w:b w:val="false"/>
-          <w:i w:val="false"/>
-          <w:sz w:val="24"/>
-        </w:rPr>
-        <w:t xml:space="preserve"> teria identidade própria, e as entidades do pré-natal (consultas, exames, medicamentos, vacinas, plano de parto e avaliação DSS) ficariam associadas à gestação. A persistência em </w:t>
-      </w:r>
-      <w:r>
-        <w:rPr>
-          <w:rFonts w:eastAsia="Times New Roman"/>
-          <w:b/>
-          <w:i w:val="false"/>
-          <w:sz w:val="24"/>
-        </w:rPr>
-        <w:t>PostgreSQL</w:t>
-      </w:r>
-      <w:r>
-        <w:rPr>
-          <w:rFonts w:eastAsia="Times New Roman"/>
-          <w:b w:val="false"/>
-          <w:i w:val="false"/>
-          <w:sz w:val="24"/>
-        </w:rPr>
-        <w:t xml:space="preserve"> e a autenticação são </w:t>
-      </w:r>
-      <w:r>
-        <w:rPr>
-          <w:rFonts w:eastAsia="Times New Roman"/>
-          <w:b/>
-          <w:i w:val="false"/>
-          <w:sz w:val="24"/>
-        </w:rPr>
-        <w:t>propostas futuras</w:t>
-      </w:r>
-      <w:r>
-        <w:rPr>
-          <w:rFonts w:eastAsia="Times New Roman"/>
-          <w:b w:val="false"/>
-          <w:i w:val="false"/>
-          <w:sz w:val="24"/>
-        </w:rPr>
-        <w:t xml:space="preserve"> — o estado atual do gerenciamento pré-natal permanece em </w:t>
-      </w:r>
-      <w:r>
-        <w:rPr>
-          <w:rFonts w:eastAsia="Times New Roman"/>
-          <w:b/>
-          <w:i w:val="false"/>
-          <w:sz w:val="24"/>
-        </w:rPr>
-        <w:t>SQLite local</w:t>
-      </w:r>
-      <w:r>
-        <w:rPr>
-          <w:rFonts w:eastAsia="Times New Roman"/>
-          <w:b w:val="false"/>
-          <w:i w:val="false"/>
-          <w:sz w:val="24"/>
-        </w:rPr>
-        <w:t>.</w:t>
+        <w:t xml:space="preserve">Nessa arquitetura, USER representa a identidade/autenticação e GESTANTE o perfil pessoal (nome, nome social, data de nascimento, CPF — se utilizado — e Cartão Nacional de Saúde). O histórico obstétrico atual (números agregados de gravidezes, partos e abortos) pertence à GESTANTE e não representa uma gestação anterior individual, sendo modelado como HISTORICO_OBSTETRICO. Cada GESTACAO possui identidade própria, e as entidades do pré-natal (consultas, exames, medicamentos, vacinas, plano de parto e avaliação DSS) ficam associadas à gestação.</w:t>
+      </w:r>
+    </w:p>
+    <w:p>
+      <w:pPr>
+        <w:pStyle w:val="Normal"/>
+        <w:spacing w:lineRule="auto" w:line="360" w:before="0" w:after="0"/>
+        <w:ind w:firstLine="709"/>
+        <w:jc w:val="both"/>
+        <w:rPr/>
+      </w:pPr>
+      <w:r>
+        <w:rPr>
+          <w:rFonts w:eastAsia="Times New Roman"/>
+          <w:b w:val="false"/>
+          <w:i w:val="false"/>
+          <w:sz w:val="24"/>
+        </w:rPr>
+        <w:t xml:space="preserve">A persistência futura aprovada prevê PostgreSQL como banco, SQLAlchemy 2.x como camada ORM e Alembic para migrações versionadas, com integridade referencial formal (chaves estrangeiras), timestamps e identificadores UUID v4 para as novas entidades persistentes. O modo de acesso do ORM (síncrono ou assíncrono) ainda não está definido e será avaliado na etapa de infraestrutura. O CPF, quando utilizado, pertence ao perfil da gestante e não é chave primária nem credencial de login automática.</w:t>
+      </w:r>
+    </w:p>
+    <w:p>
+      <w:pPr>
+        <w:pStyle w:val="Normal"/>
+        <w:spacing w:lineRule="auto" w:line="360" w:before="0" w:after="0"/>
+        <w:ind w:firstLine="709"/>
+        <w:jc w:val="both"/>
+        <w:rPr/>
+      </w:pPr>
+      <w:r>
+        <w:rPr>
+          <w:rFonts w:eastAsia="Times New Roman"/>
+          <w:b w:val="false"/>
+          <w:i w:val="false"/>
+          <w:sz w:val="24"/>
+        </w:rPr>
+        <w:t xml:space="preserve">A API/backend passará a ser a fonte de verdade do acompanhamento pré-natal, com autenticação (cadastro, login e sessão) e autorização por ownership, aplicada pelo caminho USER → GESTANTE → GESTACAO → recurso, para impedir o acesso a registros de outra usuária. Distinguem-se, assim, autenticação ("quem é a usuária") de autorização ("quais registros ela pode acessar"); trata-se de controle de propriedade/autorização, e não de "multi-tenancy".</w:t>
+      </w:r>
+    </w:p>
+    <w:p>
+      <w:pPr>
+        <w:pStyle w:val="Normal"/>
+        <w:spacing w:lineRule="auto" w:line="360" w:before="0" w:after="0"/>
+        <w:ind w:firstLine="709"/>
+        <w:jc w:val="both"/>
+        <w:rPr/>
+      </w:pPr>
+      <w:r>
+        <w:rPr>
+          <w:rFonts w:eastAsia="Times New Roman"/>
+          <w:b w:val="false"/>
+          <w:i w:val="false"/>
+          <w:sz w:val="24"/>
+        </w:rPr>
+        <w:t xml:space="preserve">A transição do SQLite para a API será incremental, feature por feature: cada recurso migra da implementação local para a implementação REST, validado de ponta a ponta, e só então a API passa a ser a fonte de verdade daquela feature. Não haverá, nesta etapa, migração automática dos registros SQLite existentes, nem offline-first, sincronização ou cache distribuído; essas capacidades poderão ser avaliadas apenas posteriormente.</w:t>
       </w:r>
     </w:p>
     <w:p>
@@ -16319,7 +16227,7 @@
           <w:i/>
           <w:sz w:val="20"/>
         </w:rPr>
-        <w:t>Não implementado ainda.</w:t>
+        <w:t xml:space="preserve">Não implementado ainda. </w:t>
       </w:r>
       <w:r>
         <w:rPr>
@@ -16328,22 +16236,7 @@
           <w:i/>
           <w:sz w:val="20"/>
         </w:rPr>
-        <w:t xml:space="preserve"> Esta subseção é apenas planejamento de evolução</w:t>
-      </w:r>
-    </w:p>
-    <w:p>
-      <w:pPr>
-        <w:pStyle w:val="EditorialStatus"/>
-        <w:rPr/>
-      </w:pPr>
-      <w:r>
-        <w:rPr>
-          <w:rFonts w:eastAsia="Times New Roman"/>
-          <w:b w:val="false"/>
-          <w:i/>
-          <w:sz w:val="20"/>
-        </w:rPr>
-        <w:t>arquitetural e não deve ser lida como descrição do estado atual.</w:t>
+        <w:t xml:space="preserve">Esta subseção registra uma arquitetura aprovada e planejada, e não deve ser lida como descrição do estado atual nem como resultado de implementação. O fluxo DSS (POST /api/v1/risk-estimate) permanece inalterado: stateless, sem autenticação e sem persistência operacional.</w:t>
       </w:r>
     </w:p>
     <w:p>
@@ -20002,6 +19895,24 @@
           <w:sz w:val="24"/>
         </w:rPr>
         <w:t>Entre as limitações, destacam-se: uso de dados sintéticos (sem validade externa), ausência de validação clínica, recall zero no limiar 0,5, autenticação ainda não funcional, e a ausência de relacionamentos formais na persistência local (modelo implicitamente monousuário).</w:t>
+      </w:r>
+    </w:p>
+    <w:p>
+      <w:pPr>
+        <w:pStyle w:val="Normal"/>
+        <w:spacing w:lineRule="auto" w:line="360" w:before="0" w:after="0"/>
+        <w:ind w:firstLine="709"/>
+        <w:jc w:val="both"/>
+        <w:rPr/>
+      </w:pPr>
+      <w:r>
+        <w:rPr>
+          <w:rFonts w:eastAsia="Times New Roman"/>
+          <w:b w:val="false"/>
+          <w:i w:val="false"/>
+          <w:sz w:val="24"/>
+        </w:rPr>
+        <w:t xml:space="preserve">O problema da descontinuidade do pré-natal não foi resolvido; este trabalho estabeleceu, antes, uma base metodológica e tecnológica experimental que poderá ser estendida a dados reais. Como trabalhos futuros, indicam-se: a operacionalização longitudinal do desfecho com dados reais (fundamentada e ajustada pela duração gestacional), a implementação da arquitetura de persistência e autenticação aprovada (seção 4.7, ainda não implementada), e a condução de estudos com dados reais sob os devidos requisitos éticos e de consentimento.</w:t>
       </w:r>
     </w:p>
     <w:p>

--- a/docs/TCC2_MESTRE_Harliton_Martins.docx
+++ b/docs/TCC2_MESTRE_Harliton_Martins.docx
@@ -12919,7 +12919,10 @@
           <w:i w:val="false"/>
           <w:sz w:val="24"/>
         </w:rPr>
-        <w:t xml:space="preserve"> (seções 5.1 e 6.9).</w:t>
+        <w:t xml:space="preserve"> (seções 4.1 e 5.9).</w:t>
+      </w:r>
+      <w:r>
+        <w:t xml:space="preserve"> Adicionalmente, a infraestrutura de persistência do backend foi submetida a um procedimento de validação técnica próprio, contra PostgreSQL real, cobrindo conexão, sessão, transação, rollback e encerramento de recursos (detalhado em 5.9).</w:t>
       </w:r>
     </w:p>
     <w:p>
@@ -14128,6 +14131,261 @@
       </w:r>
     </w:p>
     <w:p>
+      <w:pPr/>
+      <w:r>
+        <w:t>O backend conta, adicionalmente, com uma infraestrutura de persistência já implementada e validada, ainda que não utilizada pelo módulo de acompanhamento — que permanece em SQLite local (seção 4.4). Essa infraestrutura organiza o acesso ao banco de dados relacional em uma camada própria da API, com ciclo de vida centralizado (criação no início e encerramento no fim da aplicação):</w:t>
+      </w:r>
+    </w:p>
+    <w:p>
+      <w:pPr>
+        <w:pStyle w:val="CodeBlock"/>
+      </w:pPr>
+      <w:r>
+        <w:t>FastAPI</w:t>
+        <w:br/>
+        <w:t>├── Fluxo DSS atual (implementado):</w:t>
+        <w:br/>
+        <w:t>│     POST /api/v1/risk-estimate (stateless)</w:t>
+        <w:br/>
+        <w:t>│     → meu_bebe_ml (pipeline congelado)</w:t>
+        <w:br/>
+        <w:t>│     → RandomForestClassifier → predict_proba</w:t>
+        <w:br/>
+        <w:t>│     → probability (classe positiva)</w:t>
+        <w:br/>
+        <w:t>└── Infraestrutura persistente (implementada e validada):</w:t>
+        <w:br/>
+        <w:t xml:space="preserve">      SQLAlchemy 2.x (síncrono) → psycopg 3 → PostgreSQL 16</w:t>
+        <w:br/>
+        <w:t xml:space="preserve">      Alembic (migrações; zero revisions de domínio)</w:t>
+      </w:r>
+    </w:p>
+    <w:p>
+      <w:pPr/>
+      <w:r>
+        <w:t>O ramo superior representa o fluxo DSS atual, já operacional e independente de banco de dados. O ramo inferior representa a infraestrutura de persistência disponível — e, nesta etapa, ainda não conectada a entidades de acompanhamento: não há tabelas de domínio, nem persistência de consultas, exames, vacinas, medicamentos, gestações ou planos de parto. Essa infraestrutura emprega os seguintes componentes:</w:t>
+      </w:r>
+    </w:p>
+    <w:tbl>
+      <w:tblPr>
+        <w:tblStyle w:val="TableGrid"/>
+        <w:tblW w:type="auto" w:w="0"/>
+        <w:tblLook w:firstColumn="1" w:firstRow="1" w:lastColumn="0" w:lastRow="0" w:noHBand="0" w:noVBand="1" w:val="04A0"/>
+      </w:tblPr>
+      <w:tblGrid>
+        <w:gridCol w:w="3024"/>
+        <w:gridCol w:w="3024"/>
+        <w:gridCol w:w="3024"/>
+      </w:tblGrid>
+      <w:tr>
+        <w:tc>
+          <w:tcPr>
+            <w:tcW w:type="dxa" w:w="3024"/>
+          </w:tcPr>
+          <w:p>
+            <w:r>
+              <w:rPr>
+                <w:b/>
+              </w:rPr>
+              <w:t>Componente</w:t>
+            </w:r>
+          </w:p>
+        </w:tc>
+        <w:tc>
+          <w:tcPr>
+            <w:tcW w:type="dxa" w:w="3024"/>
+          </w:tcPr>
+          <w:p>
+            <w:r>
+              <w:rPr>
+                <w:b/>
+              </w:rPr>
+              <w:t>Tecnologia</w:t>
+            </w:r>
+          </w:p>
+        </w:tc>
+        <w:tc>
+          <w:tcPr>
+            <w:tcW w:type="dxa" w:w="3024"/>
+          </w:tcPr>
+          <w:p>
+            <w:r>
+              <w:rPr>
+                <w:b/>
+              </w:rPr>
+              <w:t>Função</w:t>
+            </w:r>
+          </w:p>
+        </w:tc>
+      </w:tr>
+      <w:tr>
+        <w:tc>
+          <w:tcPr>
+            <w:tcW w:type="dxa" w:w="3024"/>
+          </w:tcPr>
+          <w:p>
+            <w:r>
+              <w:t>API</w:t>
+            </w:r>
+          </w:p>
+        </w:tc>
+        <w:tc>
+          <w:tcPr>
+            <w:tcW w:type="dxa" w:w="3024"/>
+          </w:tcPr>
+          <w:p>
+            <w:r>
+              <w:t>FastAPI</w:t>
+            </w:r>
+          </w:p>
+        </w:tc>
+        <w:tc>
+          <w:tcPr>
+            <w:tcW w:type="dxa" w:w="3024"/>
+          </w:tcPr>
+          <w:p>
+            <w:r>
+              <w:t>comunicação HTTP e orquestração dos endpoints</w:t>
+            </w:r>
+          </w:p>
+        </w:tc>
+      </w:tr>
+      <w:tr>
+        <w:tc>
+          <w:tcPr>
+            <w:tcW w:type="dxa" w:w="3024"/>
+          </w:tcPr>
+          <w:p>
+            <w:r>
+              <w:t>ORM</w:t>
+            </w:r>
+          </w:p>
+        </w:tc>
+        <w:tc>
+          <w:tcPr>
+            <w:tcW w:type="dxa" w:w="3024"/>
+          </w:tcPr>
+          <w:p>
+            <w:r>
+              <w:t>SQLAlchemy 2.x</w:t>
+            </w:r>
+          </w:p>
+        </w:tc>
+        <w:tc>
+          <w:tcPr>
+            <w:tcW w:type="dxa" w:w="3024"/>
+          </w:tcPr>
+          <w:p>
+            <w:r>
+              <w:t>acesso estruturado aos dados, em modo síncrono</w:t>
+            </w:r>
+          </w:p>
+        </w:tc>
+      </w:tr>
+      <w:tr>
+        <w:tc>
+          <w:tcPr>
+            <w:tcW w:type="dxa" w:w="3024"/>
+          </w:tcPr>
+          <w:p>
+            <w:r>
+              <w:t>Driver</w:t>
+            </w:r>
+          </w:p>
+        </w:tc>
+        <w:tc>
+          <w:tcPr>
+            <w:tcW w:type="dxa" w:w="3024"/>
+          </w:tcPr>
+          <w:p>
+            <w:r>
+              <w:t>psycopg 3</w:t>
+            </w:r>
+          </w:p>
+        </w:tc>
+        <w:tc>
+          <w:tcPr>
+            <w:tcW w:type="dxa" w:w="3024"/>
+          </w:tcPr>
+          <w:p>
+            <w:r>
+              <w:t>comunicação entre o ORM e o banco</w:t>
+            </w:r>
+          </w:p>
+        </w:tc>
+      </w:tr>
+      <w:tr>
+        <w:tc>
+          <w:tcPr>
+            <w:tcW w:type="dxa" w:w="3024"/>
+          </w:tcPr>
+          <w:p>
+            <w:r>
+              <w:t>Banco</w:t>
+            </w:r>
+          </w:p>
+        </w:tc>
+        <w:tc>
+          <w:tcPr>
+            <w:tcW w:type="dxa" w:w="3024"/>
+          </w:tcPr>
+          <w:p>
+            <w:r>
+              <w:t>PostgreSQL 16</w:t>
+            </w:r>
+          </w:p>
+        </w:tc>
+        <w:tc>
+          <w:tcPr>
+            <w:tcW w:type="dxa" w:w="3024"/>
+          </w:tcPr>
+          <w:p>
+            <w:r>
+              <w:t>banco relacional da persistência futura</w:t>
+            </w:r>
+          </w:p>
+        </w:tc>
+      </w:tr>
+      <w:tr>
+        <w:tc>
+          <w:tcPr>
+            <w:tcW w:type="dxa" w:w="3024"/>
+          </w:tcPr>
+          <w:p>
+            <w:r>
+              <w:t>Migrações</w:t>
+            </w:r>
+          </w:p>
+        </w:tc>
+        <w:tc>
+          <w:tcPr>
+            <w:tcW w:type="dxa" w:w="3024"/>
+          </w:tcPr>
+          <w:p>
+            <w:r>
+              <w:t>Alembic</w:t>
+            </w:r>
+          </w:p>
+        </w:tc>
+        <w:tc>
+          <w:tcPr>
+            <w:tcW w:type="dxa" w:w="3024"/>
+          </w:tcPr>
+          <w:p>
+            <w:r>
+              <w:t>controle versionado da evolução do esquema</w:t>
+            </w:r>
+          </w:p>
+        </w:tc>
+      </w:tr>
+    </w:tbl>
+    <w:p>
+      <w:pPr/>
+      <w:r>
+        <w:t>Fonte: elaboração própria (2026).</w:t>
+      </w:r>
+    </w:p>
+    <w:p>
       <w:pPr>
         <w:pStyle w:val="Normal"/>
         <w:spacing w:lineRule="auto" w:line="360" w:before="0" w:after="0"/>
@@ -14136,13 +14394,7 @@
         <w:rPr/>
       </w:pPr>
       <w:r>
-        <w:rPr>
-          <w:rFonts w:eastAsia="Times New Roman"/>
-          <w:b w:val="false"/>
-          <w:i w:val="false"/>
-          <w:sz w:val="24"/>
-        </w:rPr>
-        <w:t xml:space="preserve">A arquitetura aqui descrita corresponde ao estado implementado. Distingue-se, portanto, a API DSS atual (que recebe a estimativa experimental, stateless) de uma futura API CRUD do acompanhamento pré-natal, prevista na arquitetura aprovada (seção 4.7) e ainda não implementada.</w:t>
+        <w:t>A arquitetura aqui descrita corresponde ao estado implementado — incluindo a infraestrutura de persistência do backend, pronta para receber as entidades de domínio em fases posteriores. Distingue-se, portanto, a API DSS atual (que recebe a estimativa experimental, de forma stateless) da futura API CRUD do acompanhamento pré-natal — cuja infraestrutura de persistência já existe, mas cujas entidades, autenticação e operações CRUD permanecem ainda não implementadas (seção 4.7).</w:t>
       </w:r>
     </w:p>
     <w:p>
@@ -15514,6 +15766,12 @@
           <w:sz w:val="24"/>
         </w:rPr>
         <w:t xml:space="preserve">A estratégia de evolução aprovada para a persistência do acompanhamento prevê que a API/backend passe a ser a fonte de verdade, substituindo progressivamente a dependência do SQLite local. A transição será feature por feature: cada recurso migra da implementação local para uma implementação REST, validada de ponta a ponta, e só então a API passa a ser a fonte de verdade daquela feature. Não haverá, nesta etapa, migração automática dos registros SQLite existentes, nem offline-first, sincronização ou cache distribuído (seção 4.7).</w:t>
+      </w:r>
+    </w:p>
+    <w:p>
+      <w:pPr/>
+      <w:r>
+        <w:t>A infraestrutura de persistência do backend — PostgreSQL 16, SQLAlchemy 2.x (síncrono) e Alembic — já foi implementada e validada (seções 4.1 e 5.9). Ainda assim, o SQLite continua sendo o estado atual da persistência no aplicativo: a troca por essa infraestrutura permanece planejada para etapas posteriores, feature por feature, por meio da API.</w:t>
       </w:r>
     </w:p>
     <w:p>
@@ -16170,13 +16428,7 @@
         <w:rPr/>
       </w:pPr>
       <w:r>
-        <w:rPr>
-          <w:rFonts w:eastAsia="Times New Roman"/>
-          <w:b w:val="false"/>
-          <w:i w:val="false"/>
-          <w:sz w:val="24"/>
-        </w:rPr>
-        <w:t xml:space="preserve">A persistência futura aprovada prevê PostgreSQL como banco, SQLAlchemy 2.x como camada ORM e Alembic para migrações versionadas, com integridade referencial formal (chaves estrangeiras), timestamps e identificadores UUID v4 para as novas entidades persistentes. O modo de acesso do ORM (síncrono ou assíncrono) ainda não está definido e será avaliado na etapa de infraestrutura. O CPF, quando utilizado, pertence ao perfil da gestante e não é chave primária nem credencial de login automática.</w:t>
+        <w:t>A persistência futura aprovada prevê PostgreSQL como banco, SQLAlchemy 2.x como camada ORM e Alembic para migrações versionadas, com integridade referencial formal (chaves estrangeiras), timestamps e identificadores UUID v4 para as novas entidades persistentes. A infraestrutura de persistência correspondente já foi implementada e validada — PostgreSQL 16, SQLAlchemy 2.x em modo síncrono e Alembic configurado (seções 4.1 e 5.9); permanecem futuras a criação das entidades de domínio, as migrations de domínio, a autenticação e o CRUD do acompanhamento. A adoção do modo síncrono decorreu da adequação às características desta solução — endpoints síncronos, ausência de demanda concreta por I/O concorrente intenso, menor complexidade de implementação e maior simplicidade em transações, testes e manutenção — sem que isso constitua juízo de que a abordagem assíncrona seja inferior em geral. O CPF, quando utilizado, pertence ao perfil da gestante e não é chave primária nem credencial de login automática.</w:t>
       </w:r>
     </w:p>
     <w:p>
@@ -18902,6 +19154,12 @@
       </w:r>
     </w:p>
     <w:p>
+      <w:pPr/>
+      <w:r>
+        <w:t>Além disso, a infraestrutura de persistência do backend foi validada contra PostgreSQL real (bancos locais meu_bebe e meu_bebe_test). Foram verificados: a abertura de conexão; o teste de conectividade (SELECT 1); a criação e o encerramento de sessões do SQLAlchemy; a execução de transação e o respectivo rollback; o acesso do Alembic ao banco (com zero revisions de domínio); a ausência de tabelas residuais; e o descarte explícito do engine no encerramento da aplicação. A suíte de testes da API encerrou com 202 testes aprovados e nenhum pulado. Reitera-se que esses testes validam a infraestrutura de software, e não a validade clínica do modelo de ML.</w:t>
+      </w:r>
+    </w:p>
+    <w:p>
       <w:pPr>
         <w:pStyle w:val="Heading2"/>
         <w:ind w:hanging="0"/>
@@ -19768,7 +20026,10 @@
           <w:i w:val="false"/>
           <w:sz w:val="24"/>
         </w:rPr>
-        <w:t xml:space="preserve"> Flutter ↔ FastAPI ↔ IA, validada de ponta a ponta.</w:t>
+        <w:t xml:space="preserve"> Flutter ↔ FastAPI ↔ IA, validada de ponta a ponta</w:t>
+      </w:r>
+      <w:r>
+        <w:t>; e a infraestrutura de persistência do backend (PostgreSQL 16, SQLAlchemy 2.x e Alembic), implementada e validada.</w:t>
       </w:r>
     </w:p>
     <w:p>
@@ -19906,30 +20167,13 @@
         <w:rPr/>
       </w:pPr>
       <w:r>
-        <w:rPr>
-          <w:rFonts w:eastAsia="Times New Roman"/>
-          <w:b w:val="false"/>
-          <w:i w:val="false"/>
-          <w:sz w:val="24"/>
-        </w:rPr>
-        <w:t xml:space="preserve">O problema da descontinuidade do pré-natal não foi resolvido; este trabalho estabeleceu, antes, uma base metodológica e tecnológica experimental que poderá ser estendida a dados reais. Como trabalhos futuros, indicam-se: a operacionalização longitudinal do desfecho com dados reais (fundamentada e ajustada pela duração gestacional), a implementação da arquitetura de persistência e autenticação aprovada (seção 4.7, ainda não implementada), e a condução de estudos com dados reais sob os devidos requisitos éticos e de consentimento.</w:t>
-      </w:r>
-    </w:p>
-    <w:p>
-      <w:pPr>
-        <w:pStyle w:val="Normal"/>
-        <w:rPr/>
-      </w:pPr>
-      <w:r>
-        <w:rPr/>
-      </w:r>
-      <w:r>
-        <w:br w:type="page"/>
+        <w:t>O problema da descontinuidade do pré-natal não foi resolvido; este trabalho estabeleceu, antes, uma base metodológica e tecnológica experimental que poderá ser estendida a dados reais. Como trabalhos futuros, indicam-se: a operacionalização longitudinal do desfecho com dados reais (fundamentada e ajustada pela duração gestacional); a implementação das entidades de domínio, da autenticação e do CRUD do acompanhamento pré-natal (seção 4.7) — cuja infraestrutura de persistência já foi implementada e validada; e a condução de estudos com dados reais sob os devidos requisitos éticos e de consentimento.</w:t>
       </w:r>
     </w:p>
     <w:p>
       <w:pPr>
         <w:pStyle w:val="Heading1"/>
+        <w:pageBreakBefore/>
         <w:spacing w:before="0" w:after="240"/>
         <w:ind w:hanging="0"/>
         <w:jc w:val="start"/>

--- a/docs/TCC2_MESTRE_Harliton_Martins.docx
+++ b/docs/TCC2_MESTRE_Harliton_Martins.docx
@@ -758,6 +758,46 @@
           <w:sz w:val="24"/>
         </w:rPr>
         <w:t>Tabela 4 – Cobertura do IV-DSS no dataset sintético</w:t>
+      </w:r>
+    </w:p>
+    <w:p>
+      <w:pPr>
+        <w:pStyle w:val="Normal"/>
+        <w:jc w:val="center"/>
+      </w:pPr>
+      <w:r>
+        <w:rPr>
+          <w:b/>
+          <w:sz w:val="24"/>
+          <w:szCs w:val="24"/>
+        </w:rPr>
+        <w:t xml:space="preserve">LISTA DE QUADROS</w:t>
+      </w:r>
+    </w:p>
+    <w:p>
+      <w:pPr>
+        <w:pStyle w:val="Normal"/>
+        <w:jc w:val="both"/>
+      </w:pPr>
+      <w:r>
+        <w:rPr>
+          <w:sz w:val="24"/>
+          <w:szCs w:val="24"/>
+        </w:rPr>
+        <w:t xml:space="preserve">Quadro 1 – Classificação consolidada das 48 variáveis do questionário</w:t>
+      </w:r>
+    </w:p>
+    <w:p>
+      <w:pPr>
+        <w:pStyle w:val="Normal"/>
+        <w:jc w:val="both"/>
+      </w:pPr>
+      <w:r>
+        <w:rPr>
+          <w:sz w:val="24"/>
+          <w:szCs w:val="24"/>
+        </w:rPr>
+        <w:t xml:space="preserve">Quadro 2 – Componentes tecnológicos da infraestrutura de persistência do backend</w:t>
       </w:r>
     </w:p>
     <w:p>
@@ -831,15 +871,11 @@
             </w:pPr>
             <w:r>
               <w:rPr>
-                <w:rFonts w:eastAsia="Times New Roman" w:cs=""/>
                 <w:b/>
-                <w:i w:val="false"/>
-                <w:kern w:val="0"/>
                 <w:sz w:val="20"/>
-                <w:szCs w:val="22"/>
-                <w:lang w:val="en-US" w:eastAsia="en-US" w:bidi="ar-SA"/>
+                <w:szCs w:val="20"/>
               </w:rPr>
-              <w:t>API</w:t>
+              <w:t xml:space="preserve">API</w:t>
             </w:r>
           </w:p>
         </w:tc>
@@ -863,15 +899,10 @@
             </w:pPr>
             <w:r>
               <w:rPr>
-                <w:rFonts w:eastAsia="Times New Roman" w:cs=""/>
-                <w:b w:val="false"/>
-                <w:i w:val="false"/>
-                <w:kern w:val="0"/>
                 <w:sz w:val="20"/>
-                <w:szCs w:val="22"/>
-                <w:lang w:val="en-US" w:eastAsia="en-US" w:bidi="ar-SA"/>
+                <w:szCs w:val="20"/>
               </w:rPr>
-              <w:t>Application Programming Interface</w:t>
+              <w:t xml:space="preserve">Application Programming Interface</w:t>
             </w:r>
           </w:p>
         </w:tc>
@@ -898,15 +929,11 @@
             </w:pPr>
             <w:r>
               <w:rPr>
-                <w:rFonts w:eastAsia="Times New Roman" w:cs=""/>
                 <w:b/>
-                <w:i w:val="false"/>
-                <w:kern w:val="0"/>
                 <w:sz w:val="20"/>
-                <w:szCs w:val="22"/>
-                <w:lang w:val="en-US" w:eastAsia="en-US" w:bidi="ar-SA"/>
+                <w:szCs w:val="20"/>
               </w:rPr>
-              <w:t>CV</w:t>
+              <w:t xml:space="preserve">CRUD</w:t>
             </w:r>
           </w:p>
         </w:tc>
@@ -930,15 +957,10 @@
             </w:pPr>
             <w:r>
               <w:rPr>
-                <w:rFonts w:eastAsia="Times New Roman" w:cs=""/>
-                <w:b w:val="false"/>
-                <w:i w:val="false"/>
-                <w:kern w:val="0"/>
                 <w:sz w:val="20"/>
-                <w:szCs w:val="22"/>
-                <w:lang w:val="en-US" w:eastAsia="en-US" w:bidi="ar-SA"/>
+                <w:szCs w:val="20"/>
               </w:rPr>
-              <w:t>Validação cruzada (cross-validation)</w:t>
+              <w:t xml:space="preserve">Create, Read, Update, Delete</w:t>
             </w:r>
           </w:p>
         </w:tc>
@@ -965,15 +987,11 @@
             </w:pPr>
             <w:r>
               <w:rPr>
-                <w:rFonts w:eastAsia="Times New Roman" w:cs=""/>
                 <w:b/>
-                <w:i w:val="false"/>
-                <w:kern w:val="0"/>
                 <w:sz w:val="20"/>
-                <w:szCs w:val="22"/>
-                <w:lang w:val="en-US" w:eastAsia="en-US" w:bidi="ar-SA"/>
+                <w:szCs w:val="20"/>
               </w:rPr>
-              <w:t>DGM</w:t>
+              <w:t xml:space="preserve">CV</w:t>
             </w:r>
           </w:p>
         </w:tc>
@@ -997,15 +1015,10 @@
             </w:pPr>
             <w:r>
               <w:rPr>
-                <w:rFonts w:eastAsia="Times New Roman" w:cs=""/>
-                <w:b w:val="false"/>
-                <w:i w:val="false"/>
-                <w:kern w:val="0"/>
                 <w:sz w:val="20"/>
-                <w:szCs w:val="22"/>
-                <w:lang w:val="en-US" w:eastAsia="en-US" w:bidi="ar-SA"/>
+                <w:szCs w:val="20"/>
               </w:rPr>
-              <w:t>Data Generation Model</w:t>
+              <w:t xml:space="preserve">Validação cruzada (cross-validation)</w:t>
             </w:r>
           </w:p>
         </w:tc>
@@ -1032,15 +1045,11 @@
             </w:pPr>
             <w:r>
               <w:rPr>
-                <w:rFonts w:eastAsia="Times New Roman" w:cs=""/>
                 <w:b/>
-                <w:i w:val="false"/>
-                <w:kern w:val="0"/>
                 <w:sz w:val="20"/>
-                <w:szCs w:val="22"/>
-                <w:lang w:val="en-US" w:eastAsia="en-US" w:bidi="ar-SA"/>
+                <w:szCs w:val="20"/>
               </w:rPr>
-              <w:t>DSS</w:t>
+              <w:t xml:space="preserve">DGM</w:t>
             </w:r>
           </w:p>
         </w:tc>
@@ -1064,15 +1073,10 @@
             </w:pPr>
             <w:r>
               <w:rPr>
-                <w:rFonts w:eastAsia="Times New Roman" w:cs=""/>
-                <w:b w:val="false"/>
-                <w:i w:val="false"/>
-                <w:kern w:val="0"/>
                 <w:sz w:val="20"/>
-                <w:szCs w:val="22"/>
-                <w:lang w:val="en-US" w:eastAsia="en-US" w:bidi="ar-SA"/>
+                <w:szCs w:val="20"/>
               </w:rPr>
-              <w:t>Determinantes Sociais da Saúde</w:t>
+              <w:t xml:space="preserve">Data Generation Model</w:t>
             </w:r>
           </w:p>
         </w:tc>
@@ -1099,15 +1103,11 @@
             </w:pPr>
             <w:r>
               <w:rPr>
-                <w:rFonts w:eastAsia="Times New Roman" w:cs=""/>
                 <w:b/>
-                <w:i w:val="false"/>
-                <w:kern w:val="0"/>
                 <w:sz w:val="20"/>
-                <w:szCs w:val="22"/>
-                <w:lang w:val="en-US" w:eastAsia="en-US" w:bidi="ar-SA"/>
+                <w:szCs w:val="20"/>
               </w:rPr>
-              <w:t>IV-DSS</w:t>
+              <w:t xml:space="preserve">DPP</w:t>
             </w:r>
           </w:p>
         </w:tc>
@@ -1131,15 +1131,10 @@
             </w:pPr>
             <w:r>
               <w:rPr>
-                <w:rFonts w:eastAsia="Times New Roman" w:cs=""/>
-                <w:b w:val="false"/>
-                <w:i w:val="false"/>
-                <w:kern w:val="0"/>
                 <w:sz w:val="20"/>
-                <w:szCs w:val="22"/>
-                <w:lang w:val="en-US" w:eastAsia="en-US" w:bidi="ar-SA"/>
+                <w:szCs w:val="20"/>
               </w:rPr>
-              <w:t>Índice de Vulnerabilidade dos Determinantes Sociais da Saúde</w:t>
+              <w:t xml:space="preserve">Data provável do parto</w:t>
             </w:r>
           </w:p>
         </w:tc>
@@ -1166,15 +1161,11 @@
             </w:pPr>
             <w:r>
               <w:rPr>
-                <w:rFonts w:eastAsia="Times New Roman" w:cs=""/>
                 <w:b/>
-                <w:i w:val="false"/>
-                <w:kern w:val="0"/>
                 <w:sz w:val="20"/>
-                <w:szCs w:val="22"/>
-                <w:lang w:val="en-US" w:eastAsia="en-US" w:bidi="ar-SA"/>
+                <w:szCs w:val="20"/>
               </w:rPr>
-              <w:t>ML</w:t>
+              <w:t xml:space="preserve">DSS</w:t>
             </w:r>
           </w:p>
         </w:tc>
@@ -1198,15 +1189,10 @@
             </w:pPr>
             <w:r>
               <w:rPr>
-                <w:rFonts w:eastAsia="Times New Roman" w:cs=""/>
-                <w:b w:val="false"/>
-                <w:i w:val="false"/>
-                <w:kern w:val="0"/>
                 <w:sz w:val="20"/>
-                <w:szCs w:val="22"/>
-                <w:lang w:val="en-US" w:eastAsia="en-US" w:bidi="ar-SA"/>
+                <w:szCs w:val="20"/>
               </w:rPr>
-              <w:t>Aprendizado de máquina (machine learning)</w:t>
+              <w:t xml:space="preserve">Determinantes Sociais da Saúde</w:t>
             </w:r>
           </w:p>
         </w:tc>
@@ -1233,15 +1219,11 @@
             </w:pPr>
             <w:r>
               <w:rPr>
-                <w:rFonts w:eastAsia="Times New Roman" w:cs=""/>
                 <w:b/>
-                <w:i w:val="false"/>
-                <w:kern w:val="0"/>
                 <w:sz w:val="20"/>
-                <w:szCs w:val="22"/>
-                <w:lang w:val="en-US" w:eastAsia="en-US" w:bidi="ar-SA"/>
+                <w:szCs w:val="20"/>
               </w:rPr>
-              <w:t>OMS</w:t>
+              <w:t xml:space="preserve">EBIA</w:t>
             </w:r>
           </w:p>
         </w:tc>
@@ -1265,15 +1247,10 @@
             </w:pPr>
             <w:r>
               <w:rPr>
-                <w:rFonts w:eastAsia="Times New Roman" w:cs=""/>
-                <w:b w:val="false"/>
-                <w:i w:val="false"/>
-                <w:kern w:val="0"/>
                 <w:sz w:val="20"/>
-                <w:szCs w:val="22"/>
-                <w:lang w:val="en-US" w:eastAsia="en-US" w:bidi="ar-SA"/>
+                <w:szCs w:val="20"/>
               </w:rPr>
-              <w:t>Organização Mundial da Saúde</w:t>
+              <w:t xml:space="preserve">Escala Brasileira de Insegurança Alimentar</w:t>
             </w:r>
           </w:p>
         </w:tc>
@@ -1300,15 +1277,11 @@
             </w:pPr>
             <w:r>
               <w:rPr>
-                <w:rFonts w:eastAsia="Times New Roman" w:cs=""/>
                 <w:b/>
-                <w:i w:val="false"/>
-                <w:kern w:val="0"/>
                 <w:sz w:val="20"/>
-                <w:szCs w:val="22"/>
-                <w:lang w:val="en-US" w:eastAsia="en-US" w:bidi="ar-SA"/>
+                <w:szCs w:val="20"/>
               </w:rPr>
-              <w:t>PR-AUC</w:t>
+              <w:t xml:space="preserve">FIES</w:t>
             </w:r>
           </w:p>
         </w:tc>
@@ -1332,15 +1305,10 @@
             </w:pPr>
             <w:r>
               <w:rPr>
-                <w:rFonts w:eastAsia="Times New Roman" w:cs=""/>
-                <w:b w:val="false"/>
-                <w:i w:val="false"/>
-                <w:kern w:val="0"/>
                 <w:sz w:val="20"/>
-                <w:szCs w:val="22"/>
-                <w:lang w:val="en-US" w:eastAsia="en-US" w:bidi="ar-SA"/>
+                <w:szCs w:val="20"/>
               </w:rPr>
-              <w:t>Área sob a curva Precision-Recall</w:t>
+              <w:t xml:space="preserve">Food Insecurity Experience Scale</w:t>
             </w:r>
           </w:p>
         </w:tc>
@@ -1367,15 +1335,11 @@
             </w:pPr>
             <w:r>
               <w:rPr>
-                <w:rFonts w:eastAsia="Times New Roman" w:cs=""/>
                 <w:b/>
-                <w:i w:val="false"/>
-                <w:kern w:val="0"/>
                 <w:sz w:val="20"/>
-                <w:szCs w:val="22"/>
-                <w:lang w:val="en-US" w:eastAsia="en-US" w:bidi="ar-SA"/>
+                <w:szCs w:val="20"/>
               </w:rPr>
-              <w:t>RF</w:t>
+              <w:t xml:space="preserve">IG</w:t>
             </w:r>
           </w:p>
         </w:tc>
@@ -1399,15 +1363,10 @@
             </w:pPr>
             <w:r>
               <w:rPr>
-                <w:rFonts w:eastAsia="Times New Roman" w:cs=""/>
-                <w:b w:val="false"/>
-                <w:i w:val="false"/>
-                <w:kern w:val="0"/>
                 <w:sz w:val="20"/>
-                <w:szCs w:val="22"/>
-                <w:lang w:val="en-US" w:eastAsia="en-US" w:bidi="ar-SA"/>
+                <w:szCs w:val="20"/>
               </w:rPr>
-              <w:t>Random Forest</w:t>
+              <w:t xml:space="preserve">Idade gestacional</w:t>
             </w:r>
           </w:p>
         </w:tc>
@@ -1434,15 +1393,11 @@
             </w:pPr>
             <w:r>
               <w:rPr>
-                <w:rFonts w:eastAsia="Times New Roman" w:cs=""/>
                 <w:b/>
-                <w:i w:val="false"/>
-                <w:kern w:val="0"/>
                 <w:sz w:val="20"/>
-                <w:szCs w:val="22"/>
-                <w:lang w:val="en-US" w:eastAsia="en-US" w:bidi="ar-SA"/>
+                <w:szCs w:val="20"/>
               </w:rPr>
-              <w:t>RL</w:t>
+              <w:t xml:space="preserve">IV-DSS</w:t>
             </w:r>
           </w:p>
         </w:tc>
@@ -1466,15 +1421,10 @@
             </w:pPr>
             <w:r>
               <w:rPr>
-                <w:rFonts w:eastAsia="Times New Roman" w:cs=""/>
-                <w:b w:val="false"/>
-                <w:i w:val="false"/>
-                <w:kern w:val="0"/>
                 <w:sz w:val="20"/>
-                <w:szCs w:val="22"/>
-                <w:lang w:val="en-US" w:eastAsia="en-US" w:bidi="ar-SA"/>
+                <w:szCs w:val="20"/>
               </w:rPr>
-              <w:t>Regressão logística</w:t>
+              <w:t xml:space="preserve">Índice de Vulnerabilidade dos Determinantes Sociais da Saúde</w:t>
             </w:r>
           </w:p>
         </w:tc>
@@ -1501,15 +1451,11 @@
             </w:pPr>
             <w:r>
               <w:rPr>
-                <w:rFonts w:eastAsia="Times New Roman" w:cs=""/>
                 <w:b/>
-                <w:i w:val="false"/>
-                <w:kern w:val="0"/>
                 <w:sz w:val="20"/>
-                <w:szCs w:val="22"/>
-                <w:lang w:val="en-US" w:eastAsia="en-US" w:bidi="ar-SA"/>
+                <w:szCs w:val="20"/>
               </w:rPr>
-              <w:t>ROC-AUC</w:t>
+              <w:t xml:space="preserve">LGPD</w:t>
             </w:r>
           </w:p>
         </w:tc>
@@ -1533,15 +1479,10 @@
             </w:pPr>
             <w:r>
               <w:rPr>
-                <w:rFonts w:eastAsia="Times New Roman" w:cs=""/>
-                <w:b w:val="false"/>
-                <w:i w:val="false"/>
-                <w:kern w:val="0"/>
                 <w:sz w:val="20"/>
-                <w:szCs w:val="22"/>
-                <w:lang w:val="en-US" w:eastAsia="en-US" w:bidi="ar-SA"/>
+                <w:szCs w:val="20"/>
               </w:rPr>
-              <w:t>Área sob a curva ROC</w:t>
+              <w:t xml:space="preserve">Lei Geral de Proteção de Dados</w:t>
             </w:r>
           </w:p>
         </w:tc>
@@ -1568,15 +1509,11 @@
             </w:pPr>
             <w:r>
               <w:rPr>
-                <w:rFonts w:eastAsia="Times New Roman" w:cs=""/>
                 <w:b/>
-                <w:i w:val="false"/>
-                <w:kern w:val="0"/>
                 <w:sz w:val="20"/>
-                <w:szCs w:val="22"/>
-                <w:lang w:val="en-US" w:eastAsia="en-US" w:bidi="ar-SA"/>
+                <w:szCs w:val="20"/>
               </w:rPr>
-              <w:t>SUS</w:t>
+              <w:t xml:space="preserve">ML</w:t>
             </w:r>
           </w:p>
         </w:tc>
@@ -1600,15 +1537,10 @@
             </w:pPr>
             <w:r>
               <w:rPr>
-                <w:rFonts w:eastAsia="Times New Roman" w:cs=""/>
-                <w:b w:val="false"/>
-                <w:i w:val="false"/>
-                <w:kern w:val="0"/>
                 <w:sz w:val="20"/>
-                <w:szCs w:val="22"/>
-                <w:lang w:val="en-US" w:eastAsia="en-US" w:bidi="ar-SA"/>
+                <w:szCs w:val="20"/>
               </w:rPr>
-              <w:t>Sistema Único de Saúde</w:t>
+              <w:t xml:space="preserve">Aprendizado de máquina (machine learning)</w:t>
             </w:r>
           </w:p>
         </w:tc>
@@ -1635,15 +1567,11 @@
             </w:pPr>
             <w:r>
               <w:rPr>
-                <w:rFonts w:eastAsia="Times New Roman" w:cs=""/>
                 <w:b/>
-                <w:i w:val="false"/>
-                <w:kern w:val="0"/>
                 <w:sz w:val="20"/>
-                <w:szCs w:val="22"/>
-                <w:lang w:val="en-US" w:eastAsia="en-US" w:bidi="ar-SA"/>
+                <w:szCs w:val="20"/>
               </w:rPr>
-              <w:t>T0</w:t>
+              <w:t xml:space="preserve">ORM</w:t>
             </w:r>
           </w:p>
         </w:tc>
@@ -1667,15 +1595,10 @@
             </w:pPr>
             <w:r>
               <w:rPr>
-                <w:rFonts w:eastAsia="Times New Roman" w:cs=""/>
-                <w:b w:val="false"/>
-                <w:i w:val="false"/>
-                <w:kern w:val="0"/>
                 <w:sz w:val="20"/>
-                <w:szCs w:val="22"/>
-                <w:lang w:val="en-US" w:eastAsia="en-US" w:bidi="ar-SA"/>
+                <w:szCs w:val="20"/>
               </w:rPr>
-              <w:t>Instante de aplicação/envio do questionário DSS</w:t>
+              <w:t xml:space="preserve">Object-Relational Mapping</w:t>
             </w:r>
           </w:p>
         </w:tc>
@@ -1702,15 +1625,11 @@
             </w:pPr>
             <w:r>
               <w:rPr>
-                <w:rFonts w:eastAsia="Times New Roman" w:cs=""/>
                 <w:b/>
-                <w:i w:val="false"/>
-                <w:kern w:val="0"/>
                 <w:sz w:val="20"/>
-                <w:szCs w:val="22"/>
-                <w:lang w:val="en-US" w:eastAsia="en-US" w:bidi="ar-SA"/>
+                <w:szCs w:val="20"/>
               </w:rPr>
-              <w:t>UBS</w:t>
+              <w:t xml:space="preserve">PNS</w:t>
             </w:r>
           </w:p>
         </w:tc>
@@ -1734,15 +1653,10 @@
             </w:pPr>
             <w:r>
               <w:rPr>
-                <w:rFonts w:eastAsia="Times New Roman" w:cs=""/>
-                <w:b w:val="false"/>
-                <w:i w:val="false"/>
-                <w:kern w:val="0"/>
                 <w:sz w:val="20"/>
-                <w:szCs w:val="22"/>
-                <w:lang w:val="en-US" w:eastAsia="en-US" w:bidi="ar-SA"/>
+                <w:szCs w:val="20"/>
               </w:rPr>
-              <w:t>Unidade Básica de Saúde</w:t>
+              <w:t xml:space="preserve">Pesquisa Nacional de Saúde</w:t>
             </w:r>
           </w:p>
         </w:tc>
@@ -1769,15 +1683,11 @@
             </w:pPr>
             <w:r>
               <w:rPr>
-                <w:rFonts w:eastAsia="Times New Roman" w:cs=""/>
                 <w:b/>
-                <w:i w:val="false"/>
-                <w:kern w:val="0"/>
                 <w:sz w:val="20"/>
-                <w:szCs w:val="22"/>
-                <w:lang w:val="en-US" w:eastAsia="en-US" w:bidi="ar-SA"/>
+                <w:szCs w:val="20"/>
               </w:rPr>
-              <w:t>XGBoost</w:t>
+              <w:t xml:space="preserve">PR-AUC</w:t>
             </w:r>
           </w:p>
         </w:tc>
@@ -1801,15 +1711,590 @@
             </w:pPr>
             <w:r>
               <w:rPr>
-                <w:rFonts w:eastAsia="Times New Roman" w:cs=""/>
-                <w:b w:val="false"/>
-                <w:i w:val="false"/>
+                <w:sz w:val="20"/>
+                <w:szCs w:val="20"/>
+              </w:rPr>
+              <w:t xml:space="preserve">Área sob a curva Precision-Recall</w:t>
+            </w:r>
+          </w:p>
+        </w:tc>
+      </w:tr>
+      <w:tr>
+        <w:trPr/>
+        <w:tc>
+          <w:tcPr>
+            <w:tcW w:w="4535" w:type="dxa"/>
+            <w:tcBorders/>
+          </w:tcPr>
+          <w:p>
+            <w:pPr>
+              <w:pStyle w:val="Normal"/>
+              <w:widowControl/>
+              <w:spacing w:lineRule="auto" w:line="240" w:before="0" w:after="0"/>
+              <w:jc w:val="start"/>
+              <w:rPr>
+                <w:rFonts w:eastAsia="ＭＳ 明朝" w:cs=""/>
                 <w:kern w:val="0"/>
-                <w:sz w:val="20"/>
                 <w:szCs w:val="22"/>
                 <w:lang w:val="en-US" w:eastAsia="en-US" w:bidi="ar-SA"/>
               </w:rPr>
-              <w:t>Extreme Gradient Boosting</w:t>
+            </w:pPr>
+            <w:r>
+              <w:rPr>
+                <w:b/>
+                <w:sz w:val="20"/>
+                <w:szCs w:val="20"/>
+              </w:rPr>
+              <w:t xml:space="preserve">RF</w:t>
+            </w:r>
+          </w:p>
+        </w:tc>
+        <w:tc>
+          <w:tcPr>
+            <w:tcW w:w="4534" w:type="dxa"/>
+            <w:tcBorders/>
+          </w:tcPr>
+          <w:p>
+            <w:pPr>
+              <w:pStyle w:val="Normal"/>
+              <w:widowControl/>
+              <w:spacing w:lineRule="auto" w:line="240" w:before="0" w:after="0"/>
+              <w:jc w:val="start"/>
+              <w:rPr>
+                <w:rFonts w:eastAsia="ＭＳ 明朝" w:cs=""/>
+                <w:kern w:val="0"/>
+                <w:szCs w:val="22"/>
+                <w:lang w:val="en-US" w:eastAsia="en-US" w:bidi="ar-SA"/>
+              </w:rPr>
+            </w:pPr>
+            <w:r>
+              <w:rPr>
+                <w:sz w:val="20"/>
+                <w:szCs w:val="20"/>
+              </w:rPr>
+              <w:t xml:space="preserve">Random Forest</w:t>
+            </w:r>
+          </w:p>
+        </w:tc>
+      </w:tr>
+      <w:tr>
+        <w:trPr/>
+        <w:tc>
+          <w:tcPr>
+            <w:tcW w:w="4535" w:type="dxa"/>
+            <w:tcBorders/>
+          </w:tcPr>
+          <w:p>
+            <w:pPr>
+              <w:pStyle w:val="Normal"/>
+              <w:widowControl/>
+              <w:spacing w:lineRule="auto" w:line="240" w:before="0" w:after="0"/>
+              <w:jc w:val="start"/>
+              <w:rPr>
+                <w:rFonts w:eastAsia="ＭＳ 明朝" w:cs=""/>
+                <w:kern w:val="0"/>
+                <w:szCs w:val="22"/>
+                <w:lang w:val="en-US" w:eastAsia="en-US" w:bidi="ar-SA"/>
+              </w:rPr>
+            </w:pPr>
+            <w:r>
+              <w:rPr>
+                <w:b/>
+                <w:sz w:val="20"/>
+                <w:szCs w:val="20"/>
+              </w:rPr>
+              <w:t xml:space="preserve">RL</w:t>
+            </w:r>
+          </w:p>
+        </w:tc>
+        <w:tc>
+          <w:tcPr>
+            <w:tcW w:w="4534" w:type="dxa"/>
+            <w:tcBorders/>
+          </w:tcPr>
+          <w:p>
+            <w:pPr>
+              <w:pStyle w:val="Normal"/>
+              <w:widowControl/>
+              <w:spacing w:lineRule="auto" w:line="240" w:before="0" w:after="0"/>
+              <w:jc w:val="start"/>
+              <w:rPr>
+                <w:rFonts w:eastAsia="ＭＳ 明朝" w:cs=""/>
+                <w:kern w:val="0"/>
+                <w:szCs w:val="22"/>
+                <w:lang w:val="en-US" w:eastAsia="en-US" w:bidi="ar-SA"/>
+              </w:rPr>
+            </w:pPr>
+            <w:r>
+              <w:rPr>
+                <w:sz w:val="20"/>
+                <w:szCs w:val="20"/>
+              </w:rPr>
+              <w:t xml:space="preserve">Regressão logística</w:t>
+            </w:r>
+          </w:p>
+        </w:tc>
+      </w:tr>
+      <w:tr>
+        <w:trPr/>
+        <w:tc>
+          <w:tcPr>
+            <w:tcW w:w="4535" w:type="dxa"/>
+            <w:tcBorders/>
+          </w:tcPr>
+          <w:p>
+            <w:pPr>
+              <w:pStyle w:val="Normal"/>
+              <w:widowControl/>
+              <w:spacing w:lineRule="auto" w:line="240" w:before="0" w:after="0"/>
+              <w:jc w:val="start"/>
+              <w:rPr>
+                <w:rFonts w:eastAsia="ＭＳ 明朝" w:cs=""/>
+                <w:kern w:val="0"/>
+                <w:szCs w:val="22"/>
+                <w:lang w:val="en-US" w:eastAsia="en-US" w:bidi="ar-SA"/>
+              </w:rPr>
+            </w:pPr>
+            <w:r>
+              <w:rPr>
+                <w:b/>
+                <w:sz w:val="20"/>
+                <w:szCs w:val="20"/>
+              </w:rPr>
+              <w:t xml:space="preserve">ROC-AUC</w:t>
+            </w:r>
+          </w:p>
+        </w:tc>
+        <w:tc>
+          <w:tcPr>
+            <w:tcW w:w="4534" w:type="dxa"/>
+            <w:tcBorders/>
+          </w:tcPr>
+          <w:p>
+            <w:pPr>
+              <w:pStyle w:val="Normal"/>
+              <w:widowControl/>
+              <w:spacing w:lineRule="auto" w:line="240" w:before="0" w:after="0"/>
+              <w:jc w:val="start"/>
+              <w:rPr>
+                <w:rFonts w:eastAsia="ＭＳ 明朝" w:cs=""/>
+                <w:kern w:val="0"/>
+                <w:szCs w:val="22"/>
+                <w:lang w:val="en-US" w:eastAsia="en-US" w:bidi="ar-SA"/>
+              </w:rPr>
+            </w:pPr>
+            <w:r>
+              <w:rPr>
+                <w:sz w:val="20"/>
+                <w:szCs w:val="20"/>
+              </w:rPr>
+              <w:t xml:space="preserve">Área sob a curva ROC</w:t>
+            </w:r>
+          </w:p>
+        </w:tc>
+      </w:tr>
+      <w:tr>
+        <w:trPr/>
+        <w:tc>
+          <w:tcPr>
+            <w:tcW w:w="4535" w:type="dxa"/>
+            <w:tcBorders/>
+          </w:tcPr>
+          <w:p>
+            <w:pPr>
+              <w:pStyle w:val="Normal"/>
+              <w:widowControl/>
+              <w:spacing w:lineRule="auto" w:line="240" w:before="0" w:after="0"/>
+              <w:jc w:val="start"/>
+              <w:rPr>
+                <w:rFonts w:eastAsia="ＭＳ 明朝" w:cs=""/>
+                <w:kern w:val="0"/>
+                <w:szCs w:val="22"/>
+                <w:lang w:val="en-US" w:eastAsia="en-US" w:bidi="ar-SA"/>
+              </w:rPr>
+            </w:pPr>
+            <w:r>
+              <w:rPr>
+                <w:b/>
+                <w:sz w:val="20"/>
+                <w:szCs w:val="20"/>
+              </w:rPr>
+              <w:t xml:space="preserve">SISPRENATAL</w:t>
+            </w:r>
+          </w:p>
+        </w:tc>
+        <w:tc>
+          <w:tcPr>
+            <w:tcW w:w="4534" w:type="dxa"/>
+            <w:tcBorders/>
+          </w:tcPr>
+          <w:p>
+            <w:pPr>
+              <w:pStyle w:val="Normal"/>
+              <w:widowControl/>
+              <w:spacing w:lineRule="auto" w:line="240" w:before="0" w:after="0"/>
+              <w:jc w:val="start"/>
+              <w:rPr>
+                <w:rFonts w:eastAsia="ＭＳ 明朝" w:cs=""/>
+                <w:kern w:val="0"/>
+                <w:szCs w:val="22"/>
+                <w:lang w:val="en-US" w:eastAsia="en-US" w:bidi="ar-SA"/>
+              </w:rPr>
+            </w:pPr>
+            <w:r>
+              <w:rPr>
+                <w:sz w:val="20"/>
+                <w:szCs w:val="20"/>
+              </w:rPr>
+              <w:t xml:space="preserve">Sistema de Informação do Pré-Natal</w:t>
+            </w:r>
+          </w:p>
+        </w:tc>
+      </w:tr>
+      <w:tr>
+        <w:trPr/>
+        <w:tc>
+          <w:tcPr>
+            <w:tcW w:w="4535" w:type="dxa"/>
+            <w:tcBorders/>
+          </w:tcPr>
+          <w:p>
+            <w:pPr>
+              <w:pStyle w:val="Normal"/>
+              <w:widowControl/>
+              <w:spacing w:lineRule="auto" w:line="240" w:before="0" w:after="0"/>
+              <w:jc w:val="start"/>
+              <w:rPr>
+                <w:rFonts w:eastAsia="ＭＳ 明朝" w:cs=""/>
+                <w:kern w:val="0"/>
+                <w:szCs w:val="22"/>
+                <w:lang w:val="en-US" w:eastAsia="en-US" w:bidi="ar-SA"/>
+              </w:rPr>
+            </w:pPr>
+            <w:r>
+              <w:rPr>
+                <w:b/>
+                <w:sz w:val="20"/>
+                <w:szCs w:val="20"/>
+              </w:rPr>
+              <w:t xml:space="preserve">SUS</w:t>
+            </w:r>
+          </w:p>
+        </w:tc>
+        <w:tc>
+          <w:tcPr>
+            <w:tcW w:w="4534" w:type="dxa"/>
+            <w:tcBorders/>
+          </w:tcPr>
+          <w:p>
+            <w:pPr>
+              <w:pStyle w:val="Normal"/>
+              <w:widowControl/>
+              <w:spacing w:lineRule="auto" w:line="240" w:before="0" w:after="0"/>
+              <w:jc w:val="start"/>
+              <w:rPr>
+                <w:rFonts w:eastAsia="ＭＳ 明朝" w:cs=""/>
+                <w:kern w:val="0"/>
+                <w:szCs w:val="22"/>
+                <w:lang w:val="en-US" w:eastAsia="en-US" w:bidi="ar-SA"/>
+              </w:rPr>
+            </w:pPr>
+            <w:r>
+              <w:rPr>
+                <w:sz w:val="20"/>
+                <w:szCs w:val="20"/>
+              </w:rPr>
+              <w:t xml:space="preserve">Sistema Único de Saúde</w:t>
+            </w:r>
+          </w:p>
+        </w:tc>
+      </w:tr>
+      <w:tr>
+        <w:trPr/>
+        <w:tc>
+          <w:tcPr>
+            <w:tcW w:w="4535" w:type="dxa"/>
+            <w:tcBorders/>
+          </w:tcPr>
+          <w:p>
+            <w:pPr>
+              <w:pStyle w:val="Normal"/>
+              <w:widowControl/>
+              <w:spacing w:lineRule="auto" w:line="240" w:before="0" w:after="0"/>
+              <w:jc w:val="start"/>
+              <w:rPr>
+                <w:rFonts w:eastAsia="ＭＳ 明朝" w:cs=""/>
+                <w:kern w:val="0"/>
+                <w:szCs w:val="22"/>
+                <w:lang w:val="en-US" w:eastAsia="en-US" w:bidi="ar-SA"/>
+              </w:rPr>
+            </w:pPr>
+            <w:r>
+              <w:rPr>
+                <w:b/>
+                <w:sz w:val="20"/>
+                <w:szCs w:val="20"/>
+              </w:rPr>
+              <w:t xml:space="preserve">T0</w:t>
+            </w:r>
+          </w:p>
+        </w:tc>
+        <w:tc>
+          <w:tcPr>
+            <w:tcW w:w="4534" w:type="dxa"/>
+            <w:tcBorders/>
+          </w:tcPr>
+          <w:p>
+            <w:pPr>
+              <w:pStyle w:val="Normal"/>
+              <w:widowControl/>
+              <w:spacing w:lineRule="auto" w:line="240" w:before="0" w:after="0"/>
+              <w:jc w:val="start"/>
+              <w:rPr>
+                <w:rFonts w:eastAsia="ＭＳ 明朝" w:cs=""/>
+                <w:kern w:val="0"/>
+                <w:szCs w:val="22"/>
+                <w:lang w:val="en-US" w:eastAsia="en-US" w:bidi="ar-SA"/>
+              </w:rPr>
+            </w:pPr>
+            <w:r>
+              <w:rPr>
+                <w:sz w:val="20"/>
+                <w:szCs w:val="20"/>
+              </w:rPr>
+              <w:t xml:space="preserve">Instante de aplicação/envio do questionário DSS</w:t>
+            </w:r>
+          </w:p>
+        </w:tc>
+      </w:tr>
+      <w:tr>
+        <w:trPr/>
+        <w:tc>
+          <w:tcPr>
+            <w:tcW w:w="4535" w:type="dxa"/>
+            <w:tcBorders/>
+          </w:tcPr>
+          <w:p>
+            <w:pPr>
+              <w:pStyle w:val="Normal"/>
+              <w:widowControl/>
+              <w:spacing w:lineRule="auto" w:line="240" w:before="0" w:after="0"/>
+              <w:jc w:val="start"/>
+              <w:rPr>
+                <w:rFonts w:eastAsia="ＭＳ 明朝" w:cs=""/>
+                <w:kern w:val="0"/>
+                <w:szCs w:val="22"/>
+                <w:lang w:val="en-US" w:eastAsia="en-US" w:bidi="ar-SA"/>
+              </w:rPr>
+            </w:pPr>
+            <w:r>
+              <w:rPr>
+                <w:b/>
+                <w:sz w:val="20"/>
+                <w:szCs w:val="20"/>
+              </w:rPr>
+              <w:t xml:space="preserve">UBS</w:t>
+            </w:r>
+          </w:p>
+        </w:tc>
+        <w:tc>
+          <w:tcPr>
+            <w:tcW w:w="4534" w:type="dxa"/>
+            <w:tcBorders/>
+          </w:tcPr>
+          <w:p>
+            <w:pPr>
+              <w:pStyle w:val="Normal"/>
+              <w:widowControl/>
+              <w:spacing w:lineRule="auto" w:line="240" w:before="0" w:after="0"/>
+              <w:jc w:val="start"/>
+              <w:rPr>
+                <w:rFonts w:eastAsia="ＭＳ 明朝" w:cs=""/>
+                <w:kern w:val="0"/>
+                <w:szCs w:val="22"/>
+                <w:lang w:val="en-US" w:eastAsia="en-US" w:bidi="ar-SA"/>
+              </w:rPr>
+            </w:pPr>
+            <w:r>
+              <w:rPr>
+                <w:sz w:val="20"/>
+                <w:szCs w:val="20"/>
+              </w:rPr>
+              <w:t xml:space="preserve">Unidade Básica de Saúde</w:t>
+            </w:r>
+          </w:p>
+        </w:tc>
+      </w:tr>
+      <w:tr>
+        <w:trPr/>
+        <w:tc>
+          <w:tcPr>
+            <w:tcW w:w="4535" w:type="dxa"/>
+            <w:tcBorders/>
+          </w:tcPr>
+          <w:p>
+            <w:pPr>
+              <w:pStyle w:val="Normal"/>
+              <w:widowControl/>
+              <w:spacing w:lineRule="auto" w:line="240" w:before="0" w:after="0"/>
+              <w:jc w:val="start"/>
+              <w:rPr>
+                <w:rFonts w:eastAsia="ＭＳ 明朝" w:cs=""/>
+                <w:kern w:val="0"/>
+                <w:szCs w:val="22"/>
+                <w:lang w:val="en-US" w:eastAsia="en-US" w:bidi="ar-SA"/>
+              </w:rPr>
+            </w:pPr>
+            <w:r>
+              <w:rPr>
+                <w:b/>
+                <w:sz w:val="20"/>
+                <w:szCs w:val="20"/>
+              </w:rPr>
+              <w:t xml:space="preserve">UUID</w:t>
+            </w:r>
+          </w:p>
+        </w:tc>
+        <w:tc>
+          <w:tcPr>
+            <w:tcW w:w="4534" w:type="dxa"/>
+            <w:tcBorders/>
+          </w:tcPr>
+          <w:p>
+            <w:pPr>
+              <w:pStyle w:val="Normal"/>
+              <w:widowControl/>
+              <w:spacing w:lineRule="auto" w:line="240" w:before="0" w:after="0"/>
+              <w:jc w:val="start"/>
+              <w:rPr>
+                <w:rFonts w:eastAsia="ＭＳ 明朝" w:cs=""/>
+                <w:kern w:val="0"/>
+                <w:szCs w:val="22"/>
+                <w:lang w:val="en-US" w:eastAsia="en-US" w:bidi="ar-SA"/>
+              </w:rPr>
+            </w:pPr>
+            <w:r>
+              <w:rPr>
+                <w:sz w:val="20"/>
+                <w:szCs w:val="20"/>
+              </w:rPr>
+              <w:t xml:space="preserve">Universally Unique Identifier</w:t>
+            </w:r>
+          </w:p>
+        </w:tc>
+      </w:tr>
+      <w:tr>
+        <w:trPr/>
+        <w:tc>
+          <w:tcPr>
+            <w:tcW w:w="4535" w:type="dxa"/>
+            <w:tcBorders/>
+          </w:tcPr>
+          <w:p>
+            <w:pPr>
+              <w:pStyle w:val="Normal"/>
+              <w:widowControl/>
+              <w:spacing w:lineRule="auto" w:line="240" w:before="0" w:after="0"/>
+              <w:jc w:val="start"/>
+              <w:rPr>
+                <w:rFonts w:eastAsia="ＭＳ 明朝" w:cs=""/>
+                <w:kern w:val="0"/>
+                <w:szCs w:val="22"/>
+                <w:lang w:val="en-US" w:eastAsia="en-US" w:bidi="ar-SA"/>
+              </w:rPr>
+            </w:pPr>
+            <w:r>
+              <w:rPr>
+                <w:b/>
+                <w:sz w:val="20"/>
+                <w:szCs w:val="20"/>
+              </w:rPr>
+              <w:t xml:space="preserve">WHO</w:t>
+            </w:r>
+          </w:p>
+        </w:tc>
+        <w:tc>
+          <w:tcPr>
+            <w:tcW w:w="4534" w:type="dxa"/>
+            <w:tcBorders/>
+          </w:tcPr>
+          <w:p>
+            <w:pPr>
+              <w:pStyle w:val="Normal"/>
+              <w:widowControl/>
+              <w:spacing w:lineRule="auto" w:line="240" w:before="0" w:after="0"/>
+              <w:jc w:val="start"/>
+              <w:rPr>
+                <w:rFonts w:eastAsia="ＭＳ 明朝" w:cs=""/>
+                <w:kern w:val="0"/>
+                <w:szCs w:val="22"/>
+                <w:lang w:val="en-US" w:eastAsia="en-US" w:bidi="ar-SA"/>
+              </w:rPr>
+            </w:pPr>
+            <w:r>
+              <w:rPr>
+                <w:sz w:val="20"/>
+                <w:szCs w:val="20"/>
+              </w:rPr>
+              <w:t xml:space="preserve">World Health Organization</w:t>
+            </w:r>
+          </w:p>
+        </w:tc>
+      </w:tr>
+      <w:tr>
+        <w:trPr/>
+        <w:tc>
+          <w:tcPr>
+            <w:tcW w:w="4535" w:type="dxa"/>
+            <w:tcBorders/>
+          </w:tcPr>
+          <w:p>
+            <w:pPr>
+              <w:pStyle w:val="Normal"/>
+              <w:widowControl/>
+              <w:spacing w:lineRule="auto" w:line="240" w:before="0" w:after="0"/>
+              <w:jc w:val="start"/>
+              <w:rPr>
+                <w:rFonts w:eastAsia="ＭＳ 明朝" w:cs=""/>
+                <w:kern w:val="0"/>
+                <w:szCs w:val="22"/>
+                <w:lang w:val="en-US" w:eastAsia="en-US" w:bidi="ar-SA"/>
+              </w:rPr>
+            </w:pPr>
+            <w:r>
+              <w:rPr>
+                <w:b/>
+                <w:sz w:val="20"/>
+                <w:szCs w:val="20"/>
+              </w:rPr>
+              <w:t xml:space="preserve">XGBoost</w:t>
+            </w:r>
+          </w:p>
+        </w:tc>
+        <w:tc>
+          <w:tcPr>
+            <w:tcW w:w="4534" w:type="dxa"/>
+            <w:tcBorders/>
+          </w:tcPr>
+          <w:p>
+            <w:pPr>
+              <w:pStyle w:val="Normal"/>
+              <w:widowControl/>
+              <w:spacing w:lineRule="auto" w:line="240" w:before="0" w:after="0"/>
+              <w:jc w:val="start"/>
+              <w:rPr>
+                <w:rFonts w:eastAsia="ＭＳ 明朝" w:cs=""/>
+                <w:kern w:val="0"/>
+                <w:szCs w:val="22"/>
+                <w:lang w:val="en-US" w:eastAsia="en-US" w:bidi="ar-SA"/>
+              </w:rPr>
+            </w:pPr>
+            <w:r>
+              <w:rPr>
+                <w:sz w:val="20"/>
+                <w:szCs w:val="20"/>
+              </w:rPr>
+              <w:t xml:space="preserve">Extreme Gradient Boosting</w:t>
             </w:r>
           </w:p>
         </w:tc>
@@ -4020,7 +4505,7 @@
           <w:i w:val="false"/>
           <w:sz w:val="24"/>
         </w:rPr>
-        <w:t>O acompanhamento pré-natal constitui um componente central da atenção à gestação e da promoção da saúde materno-infantil, sendo objeto de diretrizes internacionais que recomendam uma atenção organizada, periódica e centrada na gestante (OMS, 2016). No Brasil, essa atenção integra a política de saúde materno-infantil do Sistema Único de Saúde (SUS) e foi reafirmada, em sua configuração mais recente, pela Rede Alyne, instituída pela Portaria GM/MS nº 5.350, de 2024, que prevê a captação oportuna da gestante e a realização de um conjunto mínimo de consultas intercaladas entre diferentes profissionais (Brasil, 2024). A mortalidade materna permanece, todavia, um problema relevante em escala global (OMS, 2019, 2024), o que reforça a importância de estratégias que favoreçam a continuidade do acompanhamento.</w:t>
+        <w:t>O acompanhamento pré-natal constitui um componente central da atenção à gestação e da promoção da saúde materno-infantil, sendo objeto de diretrizes internacionais que recomendam uma atenção organizada, periódica e centrada na gestante (WORLD HEALTH ORGANIZATION, 2016). No Brasil, essa atenção integra a política de saúde materno-infantil do Sistema Único de Saúde (SUS) e foi reafirmada, em sua configuração mais recente, pela Rede Alyne, instituída pela Portaria GM/MS nº 5.350, de 2024, que prevê a captação oportuna da gestante e a realização de um conjunto mínimo de consultas intercaladas entre diferentes profissionais (Brasil, 2024). A mortalidade materna permanece, todavia, um problema relevante em escala global (WORLD HEALTH ORGANIZATION, 2019, 2024), o que reforça a importância de estratégias que favoreçam a continuidade do acompanhamento.</w:t>
       </w:r>
     </w:p>
     <w:p>
@@ -4056,7 +4541,7 @@
           <w:i w:val="false"/>
           <w:sz w:val="24"/>
         </w:rPr>
-        <w:t>Os Determinantes Sociais da Saúde (DSS) constituem o conjunto de condições sociais, econômicas e ambientais em que as pessoas nascem, vivem e trabalham e que moldam as oportunidades de saúde, gerando iniquidades evitáveis quando distribuídos de forma desigual (Buss; Pellegrini Filho, 2007; CNDSS, 2008; Solar; Irwin, 2010; OMS, 2025). No escopo deste trabalho, esses determinantes são operacionalizados em seis dimensões — educação, trabalho e renda, saneamento, acesso aos serviços de saúde, habitação e alimentação — que orientam a coleta estruturada de informações e a caracterização de perfis de vulnerabilidade social.</w:t>
+        <w:t>Os Determinantes Sociais da Saúde (DSS) constituem o conjunto de condições sociais, econômicas e ambientais em que as pessoas nascem, vivem e trabalham e que moldam as oportunidades de saúde, gerando iniquidades evitáveis quando distribuídos de forma desigual (Buss; Pellegrini Filho, 2007; CNDSS, 2008; Solar; Irwin, 2010; WORLD HEALTH ORGANIZATION, 2025). No escopo deste trabalho, esses determinantes são operacionalizados em seis dimensões — educação, trabalho e renda, saneamento, acesso aos serviços de saúde, habitação e alimentação — que orientam a coleta estruturada de informações e a caracterização de perfis de vulnerabilidade social.</w:t>
       </w:r>
     </w:p>
     <w:p>
@@ -4227,7 +4712,7 @@
           <w:i w:val="false"/>
           <w:sz w:val="24"/>
         </w:rPr>
-        <w:t>A relevância social deste trabalho reside na centralidade do pré-natal para a saúde materna e na persistência de desigualdades de acesso e de continuidade, documentadas para o contexto brasileiro (Rosa; Silveira; Costa, 2014; Viellas et al., 2014; Degli Esposti et al., 2020). A mortalidade materna permanece um problema relevante em escala global (OMS, 2019, 2024), e o acompanhamento pré-natal adequado figura entre as estratégias de prevenção recomendadas (OMS, 2016). Compreender como condições relacionadas aos DSS se associam às desigualdades observadas na adequação e na continuidade desse acompanhamento pode subsidiar o planejamento da atenção, ainda que este trabalho não se proponha a intervir diretamente sobre esse fenômeno nem a estabelecer relações de causalidade.</w:t>
+        <w:t>A relevância social deste trabalho reside na centralidade do pré-natal para a saúde materna e na persistência de desigualdades de acesso e de continuidade, documentadas para o contexto brasileiro (Rosa; Silveira; Costa, 2014; Viellas et al., 2014; Degli Esposti et al., 2020). A mortalidade materna permanece um problema relevante em escala global (WORLD HEALTH ORGANIZATION, 2019, 2024), e o acompanhamento pré-natal adequado figura entre as estratégias de prevenção recomendadas (WORLD HEALTH ORGANIZATION, 2016). Compreender como condições relacionadas aos DSS se associam às desigualdades observadas na adequação e na continuidade desse acompanhamento pode subsidiar o planejamento da atenção, ainda que este trabalho não se proponha a intervir diretamente sobre esse fenômeno nem a estabelecer relações de causalidade.</w:t>
       </w:r>
     </w:p>
     <w:p>
@@ -10849,6 +11334,21 @@
           <w:sz w:val="24"/>
         </w:rPr>
         <w:t>Nem todas as 48 respostas do questionário são utilizadas no modelo principal. A classificação consolidada das 48 variáveis é:</w:t>
+      </w:r>
+    </w:p>
+    <w:p>
+      <w:pPr>
+        <w:pStyle w:val="Normal"/>
+        <w:jc w:val="start"/>
+        <w:keepNext/>
+      </w:pPr>
+      <w:r>
+        <w:rPr>
+          <w:b/>
+          <w:sz w:val="20"/>
+          <w:szCs w:val="20"/>
+        </w:rPr>
+        <w:t xml:space="preserve">Quadro 1 – Classificação consolidada das 48 variáveis do questionário</w:t>
       </w:r>
     </w:p>
     <w:tbl>
@@ -12166,7 +12666,7 @@
           <w:i w:val="false"/>
           <w:sz w:val="24"/>
         </w:rPr>
-        <w:t xml:space="preserve"> (seção 6.2). Essa evolução metodológica — de uma proposta ampla para um protocolo fechado com três classificadores — é registrada aqui de forma explícita, sem que as técnicas não executadas sejam descritas como realizadas.</w:t>
+        <w:t xml:space="preserve"> (seção 5.2). Essa evolução metodológica — de uma proposta ampla para um protocolo fechado com três classificadores — é registrada aqui de forma explícita, sem que as técnicas não executadas sejam descritas como realizadas.</w:t>
       </w:r>
     </w:p>
     <w:p>
@@ -12829,7 +13329,7 @@
           <w:i w:val="false"/>
           <w:sz w:val="24"/>
         </w:rPr>
-        <w:t xml:space="preserve"> na validação cruzada (desempate por recall e F1), por ser mais adequada a cenários desbalanceados do que a accuracy. Os resultados são apresentados na seção 6.</w:t>
+        <w:t xml:space="preserve"> na validação cruzada (desempate por recall e F1), por ser mais adequada a cenários desbalanceados do que a accuracy. Os resultados são apresentados na seção 5.</w:t>
       </w:r>
     </w:p>
     <w:p>
@@ -13672,7 +14172,7 @@
           <w:i w:val="false"/>
           <w:sz w:val="24"/>
         </w:rPr>
-        <w:t xml:space="preserve"> (seção 6.3); isso é um resultado experimental e </w:t>
+        <w:t xml:space="preserve"> (seção 5.3); isso é um resultado experimental e </w:t>
       </w:r>
       <w:r>
         <w:rPr>
@@ -14164,6 +14664,21 @@
       <w:pPr/>
       <w:r>
         <w:t>O ramo superior representa o fluxo DSS atual, já operacional e independente de banco de dados. O ramo inferior representa a infraestrutura de persistência disponível — e, nesta etapa, ainda não conectada a entidades de acompanhamento: não há tabelas de domínio, nem persistência de consultas, exames, vacinas, medicamentos, gestações ou planos de parto. Essa infraestrutura emprega os seguintes componentes:</w:t>
+      </w:r>
+    </w:p>
+    <w:p>
+      <w:pPr>
+        <w:pStyle w:val="Normal"/>
+        <w:jc w:val="start"/>
+        <w:keepNext/>
+      </w:pPr>
+      <w:r>
+        <w:rPr>
+          <w:b/>
+          <w:sz w:val="20"/>
+          <w:szCs w:val="20"/>
+        </w:rPr>
+        <w:t xml:space="preserve">Quadro 2 – Componentes tecnológicos da infraestrutura de persistência do backend</w:t>
       </w:r>
     </w:p>
     <w:tbl>
@@ -16751,6 +17266,21 @@
           <w:sz w:val="24"/>
         </w:rPr>
         <w:t>:</w:t>
+      </w:r>
+    </w:p>
+    <w:p>
+      <w:pPr>
+        <w:pStyle w:val="Normal"/>
+        <w:jc w:val="start"/>
+        <w:keepNext/>
+      </w:pPr>
+      <w:r>
+        <w:rPr>
+          <w:b/>
+          <w:sz w:val="20"/>
+          <w:szCs w:val="20"/>
+        </w:rPr>
+        <w:t xml:space="preserve">Tabela 1 – Comparação dos modelos na validação cruzada</w:t>
       </w:r>
     </w:p>
     <w:tbl>
@@ -17309,6 +17839,21 @@
         <w:t xml:space="preserve"> no conjunto de teste (1.000 registros), após a seleção. Resultados históricos:</w:t>
       </w:r>
     </w:p>
+    <w:p>
+      <w:pPr>
+        <w:pStyle w:val="Normal"/>
+        <w:jc w:val="start"/>
+        <w:keepNext/>
+      </w:pPr>
+      <w:r>
+        <w:rPr>
+          <w:b/>
+          <w:sz w:val="20"/>
+          <w:szCs w:val="20"/>
+        </w:rPr>
+        <w:t xml:space="preserve">Tabela 2 – Desempenho do modelo selecionado no conjunto hold-out</w:t>
+      </w:r>
+    </w:p>
     <w:tbl>
       <w:tblPr>
         <w:tblStyle w:val="TableGrid"/>
@@ -17677,6 +18222,21 @@
         <w:t>No limiar de decisão 0,5, a matriz de confusão foi:</w:t>
       </w:r>
     </w:p>
+    <w:p>
+      <w:pPr>
+        <w:pStyle w:val="Normal"/>
+        <w:jc w:val="start"/>
+        <w:keepNext/>
+      </w:pPr>
+      <w:r>
+        <w:rPr>
+          <w:b/>
+          <w:sz w:val="20"/>
+          <w:szCs w:val="20"/>
+        </w:rPr>
+        <w:t xml:space="preserve">Tabela 3 – Matriz de confusão no limiar de referência 0,5</w:t>
+      </w:r>
+    </w:p>
     <w:tbl>
       <w:tblPr>
         <w:tblStyle w:val="TableGrid"/>
@@ -18345,6 +18905,20 @@
         </w:rPr>
         <w:t xml:space="preserve"> é uma medida exclusiva de calibração.</w:t>
       </w:r>
+      <w:r>
+        <w:rPr>
+          <w:b w:val="0"/>
+          <w:sz w:val="24"/>
+        </w:rPr>
+        <w:t xml:space="preserve"> </w:t>
+      </w:r>
+      <w:r>
+        <w:rPr>
+          <w:b w:val="0"/>
+          <w:sz w:val="24"/>
+        </w:rPr>
+        <w:t>Esse Brier out-of-fold (≈ 0,1789) distingue-se do Brier hold-out (≈ 0,1787) reportado na Tabela 2, calculado uma única vez sobre o conjunto de teste.</w:t>
+      </w:r>
     </w:p>
     <w:p>
       <w:pPr>
@@ -19399,6 +19973,7 @@
         <w:spacing w:before="120" w:after="80"/>
         <w:jc w:val="start"/>
         <w:rPr/>
+        <w:keepNext/>
       </w:pPr>
       <w:r>
         <w:rPr>

--- a/docs/TCC2_MESTRE_Harliton_Martins.docx
+++ b/docs/TCC2_MESTRE_Harliton_Martins.docx
@@ -279,7 +279,7 @@
     </w:p>
     <w:p>
       <w:r>
-        <w:t>A descontinuidade do acompanhamento pré-natal configura um problema relevante para a saúde materna e está associada a condições sociais e a barreiras de acesso aos serviços de saúde. Este trabalho investiga, de forma experimental, o emprego de aprendizado de máquina supervisionado sobre variáveis estruturadas dos Determinantes Sociais da Saúde (DSS) para estimar a propensão à descontinuidade do acompanhamento pré-natal, integrando essa função a um aplicativo móvel e a um Índice de Vulnerabilidade dos DSS (IV-DSS). A pesquisa foi conduzida sobre um dataset sintético reproduzível (5.000 registros, seed fixa), gerado por um modelo probabilístico próprio, sem pretensão de validade clínica ou populacional. A solução foi desenvolvida com aplicativo Flutter, backend FastAPI e um pacote de aprendizado de máquina em Python; o domínio de acompanhamento foi modelado com as entidades GESTANTE e GESTAÇÃO, persistidas em PostgreSQL, com controle de propriedade dos dados e regra de gestação ativa única. Três classificadores — regressão logística, Random Forest e XGBoost — foram comparados por validação cruzada, e o Random Forest foi selecionado pela PR-AUC média. O desempenho permaneceu limitado (ROC-AUC ≈ 0,62; PR-AUC ≈ 0,34; recall zero no limiar 0,5), o que, somado à natureza sintética dos dados, impede leitura de capacidade preditiva validada. A integração Flutter → API → ML foi validada de ponta a ponta, e a suíte de testes da API encerrou com 299 testes aprovados. Os resultados evidenciam a consolidação de um pipeline experimental reproduzível — contrato de dados, geração controlada, protocolo de treinamento/validação, métricas para desbalanceamento e integração de software — como base metodológica a ser estendida a dados reais sob os devidos requisitos éticos.</w:t>
+        <w:t>A descontinuidade do acompanhamento pré-natal configura um problema relevante para a saúde materna e está associada a condições sociais e a barreiras de acesso aos serviços de saúde. Este trabalho investiga, de forma experimental, o emprego de aprendizado de máquina supervisionado sobre variáveis estruturadas dos Determinantes Sociais da Saúde (DSS) para estimar a propensão à descontinuidade do acompanhamento pré-natal, integrando essa função a um aplicativo móvel e a um Índice de Vulnerabilidade dos DSS (IV-DSS). A pesquisa foi conduzida sobre um dataset sintético reproduzível (5.000 registros, seed fixa), gerado por um modelo probabilístico próprio, sem pretensão de validade clínica ou populacional. A solução foi desenvolvida com aplicativo Flutter, backend FastAPI e um pacote de aprendizado de máquina em Python; o domínio de acompanhamento foi modelado com as entidades GESTANTE, GESTAÇÃO e HISTÓRICO OBSTÉTRICO, persistidas em PostgreSQL, com controle de propriedade dos dados e regra de gestação ativa única. Três classificadores — regressão logística, Random Forest e XGBoost — foram comparados por validação cruzada, e o Random Forest foi selecionado pela PR-AUC média. O desempenho permaneceu limitado (ROC-AUC ≈ 0,62; PR-AUC ≈ 0,34; recall zero no limiar 0,5), o que, somado à natureza sintética dos dados, impede leitura de capacidade preditiva validada. A integração Flutter → API → ML foi validada de ponta a ponta, e a suíte de testes da API encerrou com 323 testes aprovados. Os resultados evidenciam a consolidação de um pipeline experimental reproduzível — contrato de dados, geração controlada, protocolo de treinamento/validação, métricas para desbalanceamento e integração de software — como base metodológica a ser estendida a dados reais sob os devidos requisitos éticos.</w:t>
       </w:r>
     </w:p>
     <w:p>
@@ -315,7 +315,7 @@
     </w:p>
     <w:p>
       <w:r>
-        <w:t>Discontinuation of prenatal care constitutes a relevant problem for maternal health and is associated with social conditions and barriers to accessing health services. This work experimentally investigates the use of supervised machine learning over structured Social Determinants of Health (SDH) variables to estimate the propensity toward discontinuation of prenatal care, integrating this function into a mobile application and into an SDH Vulnerability Index (IV-DSS). The study was conducted on a reproducible synthetic dataset (5,000 records, fixed seed), generated by a custom probabilistic model, without any claim of clinical or population validity. The solution was developed with a Flutter application, a FastAPI backend, and a Python machine-learning package; the follow-up domain was modeled with the GESTANTE and GESTAÇÃO entities, persisted in PostgreSQL, with data-ownership control and a single-active-pregnancy rule. Three classifiers — logistic regression, Random Forest, and XGBoost — were compared through cross-validation, and Random Forest was selected by mean PR-AUC. Performance remained limited (ROC-AUC ≈ 0.62; PR-AUC ≈ 0.34; zero recall at the 0.5 threshold), which, together with the synthetic nature of the data, precludes any claim of validated predictive capacity. The Flutter → API → ML integration was validated end-to-end, and the API test suite ended with 299 passing tests. The results evidence the consolidation of a reproducible experimental pipeline — data contract, controlled generation, training/validation protocol, imbalance metrics, and software integration — as a methodological basis to be extended to real data under the appropriate ethical requirements.</w:t>
+        <w:t>Discontinuation of prenatal care constitutes a relevant problem for maternal health and is associated with social conditions and barriers to accessing health services. This work experimentally investigates the use of supervised machine learning over structured Social Determinants of Health (SDH) variables to estimate the propensity toward discontinuation of prenatal care, integrating this function into a mobile application and into an SDH Vulnerability Index (IV-DSS). The study was conducted on a reproducible synthetic dataset (5,000 records, fixed seed), generated by a custom probabilistic model, without any claim of clinical or population validity. The solution was developed with a Flutter application, a FastAPI backend, and a Python machine-learning package; the follow-up domain was modeled with the GESTANTE, GESTAÇÃO and HISTÓRICO OBSTÉTRICO entities, persisted in PostgreSQL, with data-ownership control and a single-active-pregnancy rule. Three classifiers — logistic regression, Random Forest, and XGBoost — were compared through cross-validation, and Random Forest was selected by mean PR-AUC. Performance remained limited (ROC-AUC ≈ 0.62; PR-AUC ≈ 0.34; zero recall at the 0.5 threshold), which, together with the synthetic nature of the data, precludes any claim of validated predictive capacity. The Flutter → API → ML integration was validated end-to-end, and the API test suite ended with 323 passing tests. The results evidence the consolidation of a reproducible experimental pipeline — data contract, controlled generation, training/validation protocol, imbalance metrics, and software integration — as a methodological basis to be extended to real data under the appropriate ethical requirements.</w:t>
       </w:r>
     </w:p>
     <w:p>
@@ -378,7 +378,7 @@
         <w:jc w:val="both"/>
       </w:pPr>
       <w:r>
-        <w:t>Figura 5 — Diagrama entidade-relacionamento do domínio de acompanhamento (USER → GESTANTE → GESTAÇÃO)</w:t>
+        <w:t>Figura 5 — Diagrama entidade-relacionamento do domínio de acompanhamento (USER → GESTANTE → HISTÓRICO OBSTÉTRICO e GESTAÇÃO)</w:t>
       </w:r>
     </w:p>
     <w:p>
@@ -16520,7 +16520,7 @@
     </w:p>
     <w:p>
       <w:r>
-        <w:t>Este capítulo descreve o estado implementado da solução. O eixo DSS encontra-se integrado de ponta a ponta a FastAPI e ao modelo de aprendizado de máquina; o backend dispõe de infraestrutura de persistência (PostgreSQL, SQLAlchemy e Alembic), de autenticação real e do domínio de acompanhamento pré-natal (GESTANTE e GESTAÇÃO), implementados e validados. O aplicativo Flutter, por sua vez, ainda persiste o acompanhamento localmente (SQLite), e a integração do aplicativo à nova API de acompanhamento permanece etapa futura (seção 4.7). A Figura 4 sintetiza essa arquitetura.</w:t>
+        <w:t>Este capítulo descreve o estado implementado da solução. O eixo DSS encontra-se integrado de ponta a ponta a FastAPI e ao modelo de aprendizado de máquina; o backend dispõe de infraestrutura de persistência (PostgreSQL, SQLAlchemy e Alembic), de autenticação real e do domínio de acompanhamento pré-natal (GESTANTE, GESTAÇÃO e HISTÓRICO OBSTÉTRICO), implementados e validados. O aplicativo Flutter, por sua vez, ainda persiste o acompanhamento localmente (SQLite), e a integração do aplicativo à nova API de acompanhamento permanece etapa futura (seção 4.7). A Figura 4 sintetiza essa arquitetura.</w:t>
       </w:r>
     </w:p>
     <w:p>
@@ -16815,7 +16815,7 @@
     </w:p>
     <w:p>
       <w:r>
-        <w:t>O backend conta, adicionalmente, com uma infraestrutura de persistência já implementada e validada, que recebeu as suas primeiras funcionalidades reais conectadas — a autenticação (seção 4.5) e o domínio de acompanhamento pré-natal (GESTANTE e GESTAÇÃO, seção 4.7) —, com as tabelas users, auth_refresh_sessions, gestantes e gestacoes no PostgreSQL. O aplicativo Flutter, por sua vez, ainda persiste o acompanhamento em SQLite local (seção 4.4). Essa infraestrutura organiza o acesso ao banco de dados relacional em uma camada própria da API, com ciclo de vida centralizado:</w:t>
+        <w:t>O backend conta, adicionalmente, com uma infraestrutura de persistência já implementada e validada, que recebeu as suas primeiras funcionalidades reais conectadas — a autenticação (seção 4.5) e o domínio de acompanhamento pré-natal (GESTANTE, GESTAÇÃO e HISTÓRICO OBSTÉTRICO, seção 4.7) —, com as tabelas users, auth_refresh_sessions, gestantes, gestacoes e historicos_obstetricos no PostgreSQL. O aplicativo Flutter, por sua vez, ainda persiste o acompanhamento em SQLite local (seção 4.4). Essa infraestrutura organiza o acesso ao banco de dados relacional em uma camada própria da API, com ciclo de vida centralizado:</w:t>
       </w:r>
     </w:p>
     <w:p>
@@ -16862,12 +16862,14 @@
       </w:r>
       <w:r>
         <w:br/>
-        <w:t xml:space="preserve">              0002 = gestantes + gestacoes)</w:t>
-      </w:r>
-    </w:p>
-    <w:p>
-      <w:r>
-        <w:t>O ramo superior representa o fluxo DSS atual, já operacional e independente de banco de dados. O ramo inferior representa a infraestrutura de persistência, que nesta etapa suporta a autenticação e o domínio de acompanhamento pré-natal. A migration 0001 criou as duas primeiras tabelas reais (users e auth_refresh_sessions) e a migration 0002 criou as tabelas do domínio de acompanhamento pré-natal (gestantes e gestacoes). Permanecem, contudo, não persistidas as demais entidades do acompanhamento (histórico obstétrico, consultas, exames, vacinas, medicamentos e plano de parto). Essa infraestrutura emprega os seguintes componentes:</w:t>
+        <w:t xml:space="preserve">              0002 = gestantes + gestacoes;</w:t>
+        <w:br/>
+        <w:t xml:space="preserve">              0003 = historicos_obstetricos)</w:t>
+      </w:r>
+    </w:p>
+    <w:p>
+      <w:r>
+        <w:t>O ramo superior representa o fluxo DSS atual, já operacional e independente de banco de dados. O ramo inferior representa a infraestrutura de persistência, que nesta etapa suporta a autenticação e o domínio de acompanhamento pré-natal. A migration 0001 criou as duas primeiras tabelas reais (users e auth_refresh_sessions), a migration 0002 criou as tabelas do domínio de acompanhamento pré-natal (gestantes e gestacoes) e a migration 0003 criou a tabela do histórico obstétrico (historicos_obstetricos). Permanecem, contudo, não persistidas as demais entidades do acompanhamento (consultas, exames, vacinas, medicamentos e plano de parto). Essa infraestrutura emprega os seguintes componentes:</w:t>
       </w:r>
     </w:p>
     <w:p>
@@ -17106,7 +17108,7 @@
         <w:jc w:val="both"/>
       </w:pPr>
       <w:r>
-        <w:t>A arquitetura aqui descrita corresponde ao estado implementado. Além da infraestrutura de persistência (PostgreSQL, SQLAlchemy e Alembic), o backend já conta com autenticação real — cadastro, login, access/refresh token, logout e consulta do usuário autenticado (/auth/me) — persistida nas tabelas users e auth_refresh_sessions (seção 4.5), e com o domínio de acompanhamento pré-natal — perfil GESTANTE e gestações (GESTAÇÃO) — persistido nas tabelas gestantes e gestacoes, com operações CRUD protegidas por propriedade de dados (seção 4.7). Distingue-se, portanto, a API DSS atual (que recebe a estimativa experimental, de forma stateless) da API CRUD do acompanhamento pré-natal, cujas entidades de domínio GESTANTE e GESTAÇÃO já foram implementadas e validadas; as demais entidades (histórico obstétrico, consultas, exames, vacinas, medicamentos e plano de parto) permanecem futuras (seção 4.7).</w:t>
+        <w:t>A arquitetura aqui descrita corresponde ao estado implementado. Além da infraestrutura de persistência (PostgreSQL, SQLAlchemy e Alembic), o backend já conta com autenticação real — cadastro, login, access/refresh token, logout e consulta do usuário autenticado (/auth/me) — persistida nas tabelas users e auth_refresh_sessions (seção 4.5), e com o domínio de acompanhamento pré-natal — perfil GESTANTE, gestações (GESTAÇÃO) e histórico obstétrico (HISTÓRICO OBSTÉTRICO) — persistido nas tabelas gestantes, gestacoes e historicos_obstetricos, com operações CRUD protegidas por propriedade de dados (seção 4.7). Distingue-se, portanto, a API DSS atual (que recebe a estimativa experimental, de forma stateless) da API CRUD do acompanhamento pré-natal, cujas entidades de domínio GESTANTE, GESTAÇÃO e HISTÓRICO OBSTÉTRICO já foram implementadas e validadas; as demais entidades (consultas, exames, vacinas, medicamentos e plano de parto) permanecem futuras (seção 4.7).</w:t>
       </w:r>
     </w:p>
     <w:p>
@@ -18136,7 +18138,7 @@
         <w:t>não</w:t>
       </w:r>
       <w:r>
-        <w:t xml:space="preserve"> contém dados clínicos/pessoais da gestante (nome, CPF, CNS, nascimento ou histórico obstétrico), que pertencem ao futuro domínio GESTANTE (seção 4.7). As </w:t>
+        <w:t xml:space="preserve"> contém dados clínicos/pessoais da gestante (nome, CPF, CNS, nascimento ou histórico obstétrico), que pertencem ao domínio GESTANTE (seção 4.7). As </w:t>
       </w:r>
       <w:r>
         <w:rPr>
@@ -18478,7 +18480,7 @@
         <w:jc w:val="both"/>
       </w:pPr>
       <w:r>
-        <w:t>A arquitetura descrita até aqui corresponde ao estado atual implementado — o aplicativo persiste o acompanhamento localmente em SQLite, o fluxo DSS utiliza a API apenas para a estimativa experimental (de forma stateless), e o backend já conta com autenticação real (seção 4.5) e com o domínio de acompanhamento pré-natal parcialmente implementado: as entidades GESTANTE e GESTAÇÃO, com persistência em PostgreSQL (migration 0002) e operações CRUD protegidas por propriedade de dados. A seguir apresentam-se as entidades e relacionamentos que estruturam o domínio, distinguindo o que já foi implementado do que permanece planejado. A Figura 5 apresenta o diagrama entidade-relacionamento correspondente.</w:t>
+        <w:t>A arquitetura descrita até aqui corresponde ao estado atual implementado — o aplicativo persiste o acompanhamento localmente em SQLite, o fluxo DSS utiliza a API apenas para a estimativa experimental (de forma stateless), e o backend já conta com autenticação real (seção 4.5) e com o domínio de acompanhamento pré-natal parcialmente implementado: as entidades GESTANTE, GESTAÇÃO e HISTÓRICO OBSTÉTRICO, com persistência em PostgreSQL (migrations 0002 e 0003) e operações CRUD protegidas por propriedade de dados. A seguir apresentam-se as entidades e relacionamentos que estruturam o domínio, distinguindo o que já foi implementado do que permanece planejado. A Figura 5 apresenta o diagrama entidade-relacionamento correspondente.</w:t>
       </w:r>
     </w:p>
     <w:p>
@@ -18508,7 +18510,7 @@
       </w:r>
       <w:r>
         <w:br/>
-        <w:t>GESTANTE 1 ─ 1 HISTORICO_OBSTETRICO     (planejado)</w:t>
+        <w:t>GESTANTE 1 ─ 1 HISTORICO_OBSTETRICO     (implementado — migration 0003)</w:t>
       </w:r>
       <w:r>
         <w:br/>
@@ -18545,8 +18547,7 @@
         <w:t xml:space="preserve">Nessa arquitetura, USER representa a identidade/autenticação e GESTANTE o perfil pessoal (nome, nome social, data de nascimento, CPF — se utilizado — e Cartão Nacional de </w:t>
       </w:r>
       <w:r>
-        <w:lastRenderedPageBreak/>
-        <w:t>Saúde); GESTAÇÃO representa cada gestação individual, com data da última menstruação, local do pré-natal, profissional, contato do local e data de encerramento (quando encerrada). O histórico obstétrico atual (números agregados de gravidezes, partos e abortos) pertence à GESTANTE e não representa uma gestação anterior individual, sendo modelado como HISTORICO_OBSTETRICO. Cada GESTACAO possui identidade própria, e as demais entidades do pré-natal (consultas, exames, medicamentos, vacinas, plano de parto e avaliação DSS) ficam associadas à gestação.</w:t>
+        <w:t>Saúde); GESTAÇÃO representa cada gestação individual, com data da última menstruação, local do pré-natal, profissional, contato do local e data de encerramento (quando encerrada). O histórico obstétrico atual — o número de gestações, o número de partos e o número de abortos — pertence à GESTANTE e não representa a gestação corrente nem uma gestação anterior individual, sendo modelado como HISTORICO_OBSTETRICO, em relacionamento 1—1 com a GESTANTE. Cada GESTACAO possui identidade própria, e as demais entidades do pré-natal (consultas, exames, medicamentos, vacinas, plano de parto e avaliação DSS) ficam associadas à gestação.</w:t>
       </w:r>
     </w:p>
     <w:p>
@@ -18556,7 +18557,7 @@
         <w:jc w:val="both"/>
       </w:pPr>
       <w:r>
-        <w:t>A persistência do domínio de acompanhamento adota PostgreSQL como banco, SQLAlchemy 2.x como camada ORM e Alembic para migrações versionadas, com integridade referencial formal (chaves estrangeiras), timestamps e identificadores UUID v4. A infraestrutura de persistência correspondente já foi implementada e validada — PostgreSQL 16, SQLAlchemy 2.x em modo síncrono e Alembic configurado (seções 4.1 e 5.9) — e a migration 0002 criou as tabelas gestantes e gestacoes, com o índice único parcial uq_gestacoes_active_per_gestante (gestante_id WHERE ended_at IS NULL), que garante uma única gestação ativa por gestante. Permanecem futuras as demais entidades de domínio (HISTORICO_OBSTETRICO, CONSULTA, EXAME, MEDICACAO, VACINA, PLANO_DE_PARTO, AVALIACAO_DSS), suas migrations e o CRUD correspondente. A adoção do modo síncrono decorreu da adequação às características desta solução — endpoints síncronos, ausência de demanda concreta por I/O concorrente intenso, menor complexidade de implementação e maior simplicidade em transações, testes e manutenção — sem que isso constitua juízo de que a abordagem assíncrona seja inferior em geral. O CPF, quando utilizado, pertence ao perfil da gestante e não é chave primária nem credencial de login automática.</w:t>
+        <w:t>A persistência do domínio de acompanhamento adota PostgreSQL como banco, SQLAlchemy 2.x como camada ORM e Alembic para migrações versionadas, com integridade referencial formal (chaves estrangeiras), timestamps e identificadores UUID v4. A infraestrutura de persistência correspondente já foi implementada e validada — PostgreSQL 16, SQLAlchemy 2.x em modo síncrono e Alembic configurado (seções 4.1 e 5.9) — e a migration 0002 criou as tabelas gestantes e gestacoes, com o índice único parcial uq_gestacoes_active_per_gestante (gestante_id WHERE ended_at IS NULL), que garante uma única gestação ativa por gestante, e a migration 0003 criou a tabela historicos_obstetricos, com chave estrangeira para gestantes e restrição UNIQUE em gestante_id (1—1). Permanecem futuras as demais entidades de domínio (CONSULTA, EXAME, MEDICACAO, VACINA, PLANO_DE_PARTO, AVALIACAO_DSS), suas migrations e o CRUD correspondente. A adoção do modo síncrono decorreu da adequação às características desta solução — endpoints síncronos, ausência de demanda concreta por I/O concorrente intenso, menor complexidade de implementação e maior simplicidade em transações, testes e manutenção — sem que isso constitua juízo de que a abordagem assíncrona seja inferior em geral. O CPF, quando utilizado, pertence ao perfil da gestante e não é chave primária nem credencial de login automática.</w:t>
       </w:r>
     </w:p>
     <w:p>
@@ -18566,7 +18567,7 @@
         <w:jc w:val="both"/>
       </w:pPr>
       <w:r>
-        <w:t>A API/backend constitui a fonte de verdade do acompanhamento pré-natal no backend, com autorização por propriedade de dados (ownership) aplicada pelo caminho USER → GESTANTE → GESTACAO, impedindo o acesso a registros de outra usuária — sobre a autenticação já implementada (seção 4.5). Para GESTANTE e GESTAÇÃO, essa autorização já foi implementada e validada: um usuário autenticado acessa exclusivamente o próprio perfil e as próprias gestações, e a tentativa de acessar registro alheio é indistinguível de recurso inexistente (404). Distinguem-se, assim, autenticação (“quem é a usuária”) — já implementada no backend — de autorização (“quais registros ela pode acessar”), que para o domínio GESTANTE/GESTAÇÃO já se encontra implementada; trata-se de controle de propriedade/autorização, e não de “multi-tenancy”.</w:t>
+        <w:t>A API/backend constitui a fonte de verdade do acompanhamento pré-natal no backend, com autorização por propriedade de dados (ownership) aplicada pelo caminho USER → GESTANTE → {GESTACAO, HISTÓRICO OBSTÉTRICO}, impedindo o acesso a registros de outra usuária — sobre a autenticação já implementada (seção 4.5). Para GESTANTE, GESTAÇÃO e HISTÓRICO OBSTÉTRICO, essa autorização já foi implementada e validada: um usuário autenticado acessa exclusivamente o próprio perfil, as próprias gestações e o próprio histórico obstétrico, e a tentativa de acessar registro alheio é indistinguível de recurso inexistente (404). O histórico obstétrico é acessado por GET e PUT em /api/v1/gestantes/me/historico-obstetrico; o PUT opera como UPSERT de singleton — a primeira escrita cria o registro e as seguintes atualizam a mesma linha, preservando o identificador e o vínculo com a GESTANTE. Distinguem-se, assim, autenticação (“quem é a usuária”) — já implementada no backend — de autorização (“quais registros ela pode acessar”), que para o domínio GESTANTE/GESTAÇÃO/HISTÓRICO OBSTÉTRICO já se encontra implementada; trata-se de controle de propriedade/autorização, e não de “multi-tenancy”.</w:t>
       </w:r>
     </w:p>
     <w:p>
@@ -18576,13 +18577,12 @@
         <w:jc w:val="both"/>
       </w:pPr>
       <w:r>
-        <w:lastRenderedPageBreak/>
-        <w:t>A transição do SQLite para a API será incremental, feature por feature: cada recurso migra da implementação local para a implementação REST, validado de ponta a ponta, e só então a API passa a ser a fonte de verdade daquela feature. As primeiras features a migrar — o perfil da gestante (GESTANTE) e a gestação corrente (GESTAÇÃO) — já foram implementadas e validadas no backend. Não haverá, nesta etapa, migração automática dos registros SQLite existentes, nem offline-first, sincronização ou cache distribuído; essas capacidades poderão ser avaliadas apenas posteriormente.</w:t>
-      </w:r>
-    </w:p>
-    <w:p>
-      <w:r>
-        <w:t>Em síntese, esta subseção registra uma arquitetura de domínio da qual já se encontram implementados e validados no backend: a autenticação (USER e AUTH_REFRESH_SESSION, seções 4.5 e 5.9) e as entidades GESTANTE e GESTAÇÃO, com persistência (migration 0002), regra de gestação ativa única e autorização por propriedade de dados (seções 4.7 e 5.9). As demais entidades (histórico obstétrico, consultas, exames, medicamentos, vacinas, plano de parto e avaliação DSS) permanecem planejadas. O fluxo DSS (POST /api/v1/risk-estimate) permanece inalterado: stateless, sem autenticação e sem persistência operacional.</w:t>
+        <w:t>A transição do SQLite para a API será incremental, feature por feature: cada recurso migra da implementação local para a implementação REST, validado de ponta a ponta, e só então a API passa a ser a fonte de verdade daquela feature. As primeiras features a migrar — o perfil da gestante (GESTANTE), a gestação corrente (GESTAÇÃO) e o histórico obstétrico (HISTÓRICO OBSTÉTRICO) — já foram implementadas e validadas no backend. Não haverá, nesta etapa, migração automática dos registros SQLite existentes, nem offline-first, sincronização ou cache distribuído; essas capacidades poderão ser avaliadas apenas posteriormente.</w:t>
+      </w:r>
+    </w:p>
+    <w:p>
+      <w:r>
+        <w:t>Em síntese, esta subseção registra uma arquitetura de domínio da qual já se encontram implementados e validados no backend: a autenticação (USER e AUTH_REFRESH_SESSION, seções 4.5 e 5.9) e as entidades GESTANTE, GESTAÇÃO e HISTÓRICO OBSTÉTRICO, com persistência (migrations 0002 e 0003), regra de gestação ativa única e autorização por propriedade de dados (seções 4.7 e 5.9). As demais entidades (consultas, exames, medicamentos, vacinas, plano de parto e avaliação DSS) permanecem planejadas. O fluxo DSS (POST /api/v1/risk-estimate) permanece inalterado: stateless, sem autenticação e sem persistência operacional.</w:t>
       </w:r>
     </w:p>
     <w:p>
@@ -18595,8 +18595,7 @@
         <w:jc w:val="center"/>
       </w:pPr>
       <w:r>
-        <w:lastRenderedPageBreak/>
-        <w:t>Figura 5 — Diagrama entidade-relacionamento do domínio de acompanhamento (USER → GESTANTE → GESTAÇÃO)</w:t>
+        <w:t>Figura 5 — Diagrama entidade-relacionamento do domínio de acompanhamento (USER → GESTANTE → HISTÓRICO OBSTÉTRICO e GESTAÇÃO)</w:t>
       </w:r>
     </w:p>
     <w:p>
@@ -21322,7 +21321,7 @@
     </w:p>
     <w:p>
       <w:r>
-        <w:t>A suíte de testes da API encerrou com 299 testes aprovados, 0 falhas e 0 pulados, incluindo testes de autenticação e do domínio GESTANTE/GESTAÇÃO contra PostgreSQL real (banco meu_bebe_test, nunca SQLite). Um smoke HTTP real validou o fluxo register → me → refresh → rejeição do refresh antigo → me com novo access → logout → rejeição do refresh revogado. Reitera-se que esses testes validam a implementação de software, e não a validade clínica do modelo de ML.</w:t>
+        <w:t>A suíte de testes da API encerrou com 323 testes aprovados, 0 falhas e 0 pulados, incluindo testes de autenticação e do domínio GESTANTE/GESTAÇÃO/HISTÓRICO OBSTÉTRICO contra PostgreSQL real (banco meu_bebe_test, nunca SQLite). Um smoke HTTP real validou o fluxo register → me → refresh → rejeição do refresh antigo → me com novo access → logout → rejeição do refresh revogado. No histórico obstétrico, os testes cobrem o UPSERT de singleton (criação na primeira escrita e atualização da mesma linha nas seguintes, preservando o identificador), a rejeição de campos indevidos e de contagens negativas (422) e o isolamento de propriedade entre usuárias. Reitera-se que esses testes validam a implementação de software, e não a validade clínica do modelo de ML.</w:t>
       </w:r>
     </w:p>
     <w:p>
@@ -21955,11 +21954,10 @@
         <w:jc w:val="both"/>
       </w:pPr>
       <w:r>
-        <w:t xml:space="preserve">Foram desenvolvidos: um contrato de dados canônico e versionado (schema 1.13, 6 dimensões, 48 variáveis); um índice descritivo experimental de vulnerabilidade (IV-DSS); um dataset sintético reproduzível (5.000 registros); um protocolo de treinamento/validação com controle de leakage; a comparação de três modelos e a seleção do Random Forest; análises de calibração, sensibilidade e interpretabilidade; a integração de software Flutter ↔ FastAPI ↔ IA, validada de ponta a ponta; a infraestrutura de persistência do backend (PostgreSQL 16, SQLAlchemy 2.x e Alembic); e a autenticação (JWT, Argon2id) e o domínio de acompanhamento pré-natal — entidades GESTANTE e GESTAÇÃO, com persistência </w:t>
-      </w:r>
-      <w:r>
-        <w:lastRenderedPageBreak/>
-        <w:t>(migration 0002), regra de gestação ativa única e autorização por propriedade de dados —, implementados e validados contra PostgreSQL real.</w:t>
+        <w:t xml:space="preserve">Foram desenvolvidos: um contrato de dados canônico e versionado (schema 1.13, 6 dimensões, 48 variáveis); um índice descritivo experimental de vulnerabilidade (IV-DSS); um dataset sintético reproduzível (5.000 registros); um protocolo de treinamento/validação com controle de leakage; a comparação de três modelos e a seleção do Random Forest; análises de calibração, sensibilidade e interpretabilidade; a integração de software Flutter ↔ FastAPI ↔ IA, validada de ponta a ponta; a infraestrutura de persistência do backend (PostgreSQL 16, SQLAlchemy 2.x e Alembic); e a autenticação (JWT, Argon2id) e o domínio de acompanhamento pré-natal — entidades GESTANTE, GESTAÇÃO e HISTÓRICO OBSTÉTRICO, com persistência </w:t>
+      </w:r>
+      <w:r>
+        <w:t>(migrations 0002 e 0003), regra de gestação ativa única e autorização por propriedade de dados —, implementados e validados contra PostgreSQL real.</w:t>
       </w:r>
     </w:p>
     <w:p>
@@ -22047,7 +22045,7 @@
         <w:jc w:val="both"/>
       </w:pPr>
       <w:r>
-        <w:t>Entre as limitações, destacam-se: uso de dados sintéticos (sem validade externa), ausência de validação clínica, recall zero no limiar 0,5, autenticação e domínio GESTANTE/GESTAÇÃO implementados apenas no backend (ainda não integrados ao aplicativo Flutter, que mantém a persistência local monousuária; o token de acesso permanece válido até expirar mesmo após o logout), e a ausência de relacionamentos formais na persistência local.</w:t>
+        <w:t>Entre as limitações, destacam-se: uso de dados sintéticos (sem validade externa), ausência de validação clínica, recall zero no limiar 0,5, autenticação e domínio GESTANTE/GESTAÇÃO/HISTÓRICO OBSTÉTRICO implementados apenas no backend (ainda não integrados ao aplicativo Flutter, que mantém a persistência local monousuária; o token de acesso permanece válido até expirar mesmo após o logout), e a ausência de relacionamentos formais na persistência local.</w:t>
       </w:r>
     </w:p>
     <w:p>
@@ -22057,7 +22055,7 @@
         <w:jc w:val="both"/>
       </w:pPr>
       <w:r>
-        <w:t>O problema da descontinuidade do pré-natal não foi resolvido; este trabalho estabeleceu, antes, uma base metodológica e tecnológica experimental que poderá ser estendida a dados reais. Como trabalhos futuros, indicam-se: a operacionalização longitudinal do desfecho com dados reais (fundamentada e ajustada pela duração gestacional); a implementação das demais entidades de domínio do acompanhamento (histórico obstétrico, consultas, exames, medicamentos, vacinas, plano de parto e avaliação DSS) e do CRUD correspondente (seção 4.7) — cuja infraestrutura de persistência, assim como a autenticação e o domínio GESTANTE/GESTAÇÃO, já foi implementada e validada no backend —; a integração do aplicativo Flutter com a autenticação e com a API de acompanhamento já existentes; e a condução de estudos com dados reais sob os devidos requisitos éticos e de consentimento.</w:t>
+        <w:t>O problema da descontinuidade do pré-natal não foi resolvido; este trabalho estabeleceu, antes, uma base metodológica e tecnológica experimental que poderá ser estendida a dados reais. Como trabalhos futuros, indicam-se: a operacionalização longitudinal do desfecho com dados reais (fundamentada e ajustada pela duração gestacional); a implementação das demais entidades de domínio do acompanhamento (consultas, exames, medicamentos, vacinas, plano de parto e avaliação DSS) e do CRUD correspondente (seção 4.7) — cuja infraestrutura de persistência, assim como a autenticação e o domínio GESTANTE/GESTAÇÃO/HISTÓRICO OBSTÉTRICO, já foi implementada e validada no backend —; a integração do aplicativo Flutter com a autenticação e com a API de acompanhamento já existentes; e a condução de estudos com dados reais sob os devidos requisitos éticos e de consentimento.</w:t>
       </w:r>
     </w:p>
     <w:p>

--- a/docs/TCC2_MESTRE_Harliton_Martins.docx
+++ b/docs/TCC2_MESTRE_Harliton_Martins.docx
@@ -279,7 +279,7 @@
     </w:p>
     <w:p>
       <w:r>
-        <w:t>A descontinuidade do acompanhamento pré-natal configura um problema relevante para a saúde materna e está associada a condições sociais e a barreiras de acesso aos serviços de saúde. Este trabalho investiga, de forma experimental, o emprego de aprendizado de máquina supervisionado sobre variáveis estruturadas dos Determinantes Sociais da Saúde (DSS) para estimar a propensão à descontinuidade do acompanhamento pré-natal, integrando essa função a um aplicativo móvel e a um Índice de Vulnerabilidade dos DSS (IV-DSS). A pesquisa foi conduzida sobre um dataset sintético reproduzível (5.000 registros, seed fixa), gerado por um modelo probabilístico próprio, sem pretensão de validade clínica ou populacional. A solução foi desenvolvida com aplicativo Flutter, backend FastAPI e um pacote de aprendizado de máquina em Python; o domínio de acompanhamento foi modelado com as entidades GESTANTE, GESTAÇÃO e HISTÓRICO OBSTÉTRICO, persistidas em PostgreSQL, com controle de propriedade dos dados e regra de gestação ativa única. Três classificadores — regressão logística, Random Forest e XGBoost — foram comparados por validação cruzada, e o Random Forest foi selecionado pela PR-AUC média. O desempenho permaneceu limitado (ROC-AUC ≈ 0,62; PR-AUC ≈ 0,34; recall zero no limiar 0,5), o que, somado à natureza sintética dos dados, impede leitura de capacidade preditiva validada. A integração Flutter → API → ML foi validada de ponta a ponta, e a suíte de testes da API encerrou com 323 testes aprovados. Os resultados evidenciam a consolidação de um pipeline experimental reproduzível — contrato de dados, geração controlada, protocolo de treinamento/validação, métricas para desbalanceamento e integração de software — como base metodológica a ser estendida a dados reais sob os devidos requisitos éticos.</w:t>
+        <w:t>A descontinuidade do acompanhamento pré-natal configura um problema relevante para a saúde materna e está associada a condições sociais e a barreiras de acesso aos serviços de saúde. Este trabalho investiga, de forma experimental, o emprego de aprendizado de máquina supervisionado sobre variáveis estruturadas dos Determinantes Sociais da Saúde (DSS) para estimar a propensão à descontinuidade do acompanhamento pré-natal, integrando essa função a um aplicativo móvel e a um Índice de Vulnerabilidade dos DSS (IV-DSS). A pesquisa foi conduzida sobre um dataset sintético reproduzível (5.000 registros, seed fixa), gerado por um modelo probabilístico próprio, sem pretensão de validade clínica ou populacional. A solução foi desenvolvida com aplicativo Flutter, backend FastAPI e um pacote de aprendizado de máquina em Python; o domínio de acompanhamento foi modelado com as entidades GESTANTE, GESTAÇÃO e HISTÓRICO OBSTÉTRICO, persistidas em PostgreSQL, com controle de propriedade dos dados e regra de gestação ativa única. Três classificadores — regressão logística, Random Forest e XGBoost — foram comparados por validação cruzada, e o Random Forest foi selecionado pela PR-AUC média. Complementarmente, o estudo realizou uma análise exploratória não supervisionada por meio de Self-Organizing Map (SOM), identificando agrupamentos exploratórios de registros com características DSS semelhantes. O desempenho permaneceu limitado (ROC-AUC ≈ 0,62; PR-AUC ≈ 0,34; recall zero no limiar 0,5), o que, somado à natureza sintética dos dados, impede leitura de capacidade preditiva validada. A integração Flutter → API → ML foi validada de ponta a ponta, e a suíte de testes da API encerrou com 323 testes aprovados. Os resultados evidenciam a consolidação de um pipeline experimental reproduzível — contrato de dados, geração controlada, protocolo de treinamento/validação, métricas para desbalanceamento e integração de software — como base metodológica a ser estendida a dados reais sob os devidos requisitos éticos.</w:t>
       </w:r>
     </w:p>
     <w:p>
@@ -315,7 +315,7 @@
     </w:p>
     <w:p>
       <w:r>
-        <w:t>Discontinuation of prenatal care constitutes a relevant problem for maternal health and is associated with social conditions and barriers to accessing health services. This work experimentally investigates the use of supervised machine learning over structured Social Determinants of Health (SDH) variables to estimate the propensity toward discontinuation of prenatal care, integrating this function into a mobile application and into an SDH Vulnerability Index (IV-DSS). The study was conducted on a reproducible synthetic dataset (5,000 records, fixed seed), generated by a custom probabilistic model, without any claim of clinical or population validity. The solution was developed with a Flutter application, a FastAPI backend, and a Python machine-learning package; the follow-up domain was modeled with the GESTANTE, GESTAÇÃO and HISTÓRICO OBSTÉTRICO entities, persisted in PostgreSQL, with data-ownership control and a single-active-pregnancy rule. Three classifiers — logistic regression, Random Forest, and XGBoost — were compared through cross-validation, and Random Forest was selected by mean PR-AUC. Performance remained limited (ROC-AUC ≈ 0.62; PR-AUC ≈ 0.34; zero recall at the 0.5 threshold), which, together with the synthetic nature of the data, precludes any claim of validated predictive capacity. The Flutter → API → ML integration was validated end-to-end, and the API test suite ended with 323 passing tests. The results evidence the consolidation of a reproducible experimental pipeline — data contract, controlled generation, training/validation protocol, imbalance metrics, and software integration — as a methodological basis to be extended to real data under the appropriate ethical requirements.</w:t>
+        <w:t>Discontinuation of prenatal care constitutes a relevant problem for maternal health and is associated with social conditions and barriers to accessing health services. This work experimentally investigates the use of supervised machine learning over structured Social Determinants of Health (SDH) variables to estimate the propensity toward discontinuation of prenatal care, integrating this function into a mobile application and into an SDH Vulnerability Index (IV-DSS). The study was conducted on a reproducible synthetic dataset (5,000 records, fixed seed), generated by a custom probabilistic model, without any claim of clinical or population validity. The solution was developed with a Flutter application, a FastAPI backend, and a Python machine-learning package; the follow-up domain was modeled with the GESTANTE, GESTAÇÃO and HISTÓRICO OBSTÉTRICO entities, persisted in PostgreSQL, with data-ownership control and a single-active-pregnancy rule. Three classifiers — logistic regression, Random Forest, and XGBoost — were compared through cross-validation, and Random Forest was selected by mean PR-AUC. Complementarily, the study carried out an unsupervised exploratory analysis using a Self-Organizing Map (SOM), identifying exploratory groupings of records with similar SDH characteristics. Performance remained limited (ROC-AUC ≈ 0.62; PR-AUC ≈ 0.34; zero recall at the 0.5 threshold), which, together with the synthetic nature of the data, precludes any claim of validated predictive capacity. The Flutter → API → ML integration was validated end-to-end, and the API test suite ended with 323 passing tests. The results evidence the consolidation of a reproducible experimental pipeline — data contract, controlled generation, training/validation protocol, imbalance metrics, and software integration — as a methodological basis to be extended to real data under the appropriate ethical requirements.</w:t>
       </w:r>
     </w:p>
     <w:p>
@@ -350,11 +350,19 @@
       </w:r>
     </w:p>
     <w:p>
+      <w:r>
+        <w:rPr>
+          <w:rFonts w:eastAsia="Times New Roman" w:cs="Times New Roman"/>
+        </w:rPr>
+        <w:t>Figura 2 — Conceito didático de um Self-Organizing Map aplicado às características dos DSS</w:t>
+      </w:r>
+    </w:p>
+    <w:p>
       <w:pPr>
         <w:jc w:val="both"/>
       </w:pPr>
       <w:r>
-        <w:t>Figura 2 — Estrutura em três níveis de agregação do IV-DSS</w:t>
+        <w:t>Figura 3 — Estrutura em três níveis de agregação do IV-DSS</w:t>
       </w:r>
     </w:p>
     <w:p>
@@ -362,7 +370,15 @@
         <w:jc w:val="both"/>
       </w:pPr>
       <w:r>
-        <w:t>Figura 3 — Modelo gerador de dados sintéticos (DGM): do questionário ao desfecho Bernoulli</w:t>
+        <w:t>Figura 4 — Modelo gerador de dados sintéticos (DGM): do questionário ao desfecho Bernoulli</w:t>
+      </w:r>
+    </w:p>
+    <w:p>
+      <w:r>
+        <w:rPr>
+          <w:rFonts w:eastAsia="Times New Roman" w:cs="Times New Roman"/>
+        </w:rPr>
+        <w:t>Figura 5 — Fluxo integrado do experimento: SOM, IV-DSS e Random Forest como leituras complementares</w:t>
       </w:r>
     </w:p>
     <w:p>
@@ -370,7 +386,7 @@
         <w:jc w:val="both"/>
       </w:pPr>
       <w:r>
-        <w:t>Figura 4 — Arquitetura geral da solução (Flutter → FastAPI → ML e persistência)</w:t>
+        <w:t>Figura 6 — Arquitetura geral da solução (Flutter → FastAPI → ML e persistência)</w:t>
       </w:r>
     </w:p>
     <w:p>
@@ -378,7 +394,7 @@
         <w:jc w:val="both"/>
       </w:pPr>
       <w:r>
-        <w:t>Figura 5 — Diagrama entidade-relacionamento do domínio de acompanhamento (USER → GESTANTE → HISTÓRICO OBSTÉTRICO e GESTAÇÃO)</w:t>
+        <w:t>Figura 7 — Diagrama entidade-relacionamento do domínio de acompanhamento (USER → GESTANTE → HISTÓRICO OBSTÉTRICO e GESTAÇÃO)</w:t>
       </w:r>
     </w:p>
     <w:p>
@@ -386,7 +402,7 @@
         <w:jc w:val="both"/>
       </w:pPr>
       <w:r>
-        <w:t>Figura 6 — Comparação da PR-AUC média (validação cruzada 5-fold) entre os três modelos</w:t>
+        <w:t>Figura 8 — Comparação da PR-AUC média (validação cruzada 5-fold) entre os três modelos</w:t>
       </w:r>
     </w:p>
     <w:p>
@@ -394,7 +410,7 @@
         <w:jc w:val="both"/>
       </w:pPr>
       <w:r>
-        <w:t>Figura 7 — Matriz de confusão no limiar de referência 0,5 (Random Forest, conjunto de teste)</w:t>
+        <w:t>Figura 9 — Matriz de confusão no limiar de referência 0,5 (Random Forest, conjunto de teste)</w:t>
       </w:r>
     </w:p>
     <w:p>
@@ -402,7 +418,7 @@
         <w:jc w:val="both"/>
       </w:pPr>
       <w:r>
-        <w:t>Figura 8 — Importância por permutação (PR-AUC, out-of-fold) das 15 variáveis de maior impacto</w:t>
+        <w:t>Figura 10 — Importância por permutação (PR-AUC, out-of-fold) das 15 variáveis de maior impacto</w:t>
       </w:r>
     </w:p>
     <w:p>
@@ -410,7 +426,69 @@
         <w:jc w:val="both"/>
       </w:pPr>
       <w:r>
-        <w:t>Figura 9 — Cobertura do IV-DSS no dataset sintético</w:t>
+        <w:t>Figura 11 — Cobertura do IV-DSS no dataset sintético</w:t>
+      </w:r>
+    </w:p>
+    <w:p>
+      <w:r>
+        <w:rPr>
+          <w:rFonts w:eastAsia="Times New Roman" w:cs="Times New Roman"/>
+        </w:rPr>
+        <w:t>Figura 12 — Coeficiente de Silhouette segundo o número de agrupamentos</w:t>
+      </w:r>
+    </w:p>
+    <w:p>
+      <w:r>
+        <w:rPr>
+          <w:rFonts w:eastAsia="Times New Roman" w:cs="Times New Roman"/>
+        </w:rPr>
+        <w:t xml:space="preserve">Figura 13 — Matriz unificada de distâncias do mapa </w:t>
+      </w:r>
+      <w:r>
+        <w:rPr>
+          <w:rFonts w:eastAsia="Times New Roman" w:cs="Times New Roman"/>
+        </w:rPr>
+        <w:t>auto-organizável</w:t>
+      </w:r>
+    </w:p>
+    <w:p>
+      <w:r>
+        <w:rPr>
+          <w:rFonts w:eastAsia="Times New Roman" w:cs="Times New Roman"/>
+        </w:rPr>
+        <w:t>Figura 14 — Mapa de grupos da grade 10×10 após K-means (k = 2)</w:t>
+      </w:r>
+    </w:p>
+    <w:p>
+      <w:r>
+        <w:rPr>
+          <w:rFonts w:eastAsia="Times New Roman" w:cs="Times New Roman"/>
+        </w:rPr>
+        <w:t>Figura 15 — Projeção bidimensional dos registros do holdout segundo os agrupamentos identificados pelo SOM</w:t>
+      </w:r>
+    </w:p>
+    <w:p>
+      <w:r>
+        <w:rPr>
+          <w:rFonts w:eastAsia="Times New Roman" w:cs="Times New Roman"/>
+        </w:rPr>
+        <w:t>Figura 16 — Distribuição do IV-DSS por grupo SOM</w:t>
+      </w:r>
+    </w:p>
+    <w:p>
+      <w:r>
+        <w:rPr>
+          <w:rFonts w:eastAsia="Times New Roman" w:cs="Times New Roman"/>
+        </w:rPr>
+        <w:t>Figura 17 — Distribuição da probabilidade do Random Forest por grupo SOM</w:t>
+      </w:r>
+    </w:p>
+    <w:p>
+      <w:r>
+        <w:rPr>
+          <w:rFonts w:eastAsia="Times New Roman" w:cs="Times New Roman"/>
+        </w:rPr>
+        <w:t>Figura 18 — Proporção da variável-alvo sintética positiva por grupo SOM</w:t>
       </w:r>
     </w:p>
     <w:p>
@@ -467,6 +545,7 @@
         <w:jc w:val="both"/>
       </w:pPr>
       <w:r>
+        <w:lastRenderedPageBreak/>
         <w:t>Tabela 5 – Desempenho do modelo selecionado no conjunto hold-out</w:t>
       </w:r>
     </w:p>
@@ -492,6 +571,28 @@
       </w:pPr>
       <w:r>
         <w:t>Tabela 8 – Cobertura do IV-DSS no dataset sintético</w:t>
+      </w:r>
+    </w:p>
+    <w:p>
+      <w:r>
+        <w:rPr>
+          <w:rFonts w:eastAsia="Times New Roman" w:cs="Times New Roman"/>
+        </w:rPr>
+        <w:t>Tabela 9 – Coeficiente de Silhouette segundo o número de agrupamentos</w:t>
+      </w:r>
+    </w:p>
+    <w:p>
+      <w:r>
+        <w:rPr>
+          <w:rFonts w:eastAsia="Times New Roman" w:cs="Times New Roman"/>
+        </w:rPr>
+        <w:t xml:space="preserve">Tabela 10 – Resumo dos grupos </w:t>
+      </w:r>
+      <w:r>
+        <w:rPr>
+          <w:rFonts w:eastAsia="Times New Roman" w:cs="Times New Roman"/>
+        </w:rPr>
+        <w:t>identificados pelo SOM (holdout, n = 1.000)</w:t>
       </w:r>
     </w:p>
     <w:p>
@@ -721,7 +822,6 @@
                 <w:sz w:val="20"/>
                 <w:szCs w:val="20"/>
               </w:rPr>
-              <w:lastRenderedPageBreak/>
               <w:t>DGM</w:t>
             </w:r>
           </w:p>
@@ -1504,6 +1604,7 @@
                 <w:sz w:val="20"/>
                 <w:szCs w:val="20"/>
               </w:rPr>
+              <w:lastRenderedPageBreak/>
               <w:t>T0</w:t>
             </w:r>
           </w:p>
@@ -1771,7 +1872,7 @@
             </w:rPr>
             <w:fldChar w:fldCharType="separate"/>
           </w:r>
-          <w:hyperlink w:anchor="_Toc238667848" w:history="1">
+          <w:hyperlink w:anchor="_Toc238759936" w:history="1">
             <w:r>
               <w:rPr>
                 <w:rStyle w:val="Hyperlink"/>
@@ -1799,7 +1900,7 @@
                 <w:noProof/>
                 <w:webHidden/>
               </w:rPr>
-              <w:instrText xml:space="preserve"> PAGEREF _Toc238667848 \h </w:instrText>
+              <w:instrText xml:space="preserve"> PAGEREF _Toc238759936 \h </w:instrText>
             </w:r>
             <w:r>
               <w:rPr>
@@ -1842,7 +1943,7 @@
               <w14:ligatures w14:val="standardContextual"/>
             </w:rPr>
           </w:pPr>
-          <w:hyperlink w:anchor="_Toc238667849" w:history="1">
+          <w:hyperlink w:anchor="_Toc238759937" w:history="1">
             <w:r>
               <w:rPr>
                 <w:rStyle w:val="Hyperlink"/>
@@ -1870,7 +1971,7 @@
                 <w:noProof/>
                 <w:webHidden/>
               </w:rPr>
-              <w:instrText xml:space="preserve"> PAGEREF _Toc238667849 \h </w:instrText>
+              <w:instrText xml:space="preserve"> PAGEREF _Toc238759937 \h </w:instrText>
             </w:r>
             <w:r>
               <w:rPr>
@@ -1913,7 +2014,7 @@
               <w14:ligatures w14:val="standardContextual"/>
             </w:rPr>
           </w:pPr>
-          <w:hyperlink w:anchor="_Toc238667850" w:history="1">
+          <w:hyperlink w:anchor="_Toc238759938" w:history="1">
             <w:r>
               <w:rPr>
                 <w:rStyle w:val="Hyperlink"/>
@@ -1941,7 +2042,7 @@
                 <w:noProof/>
                 <w:webHidden/>
               </w:rPr>
-              <w:instrText xml:space="preserve"> PAGEREF _Toc238667850 \h </w:instrText>
+              <w:instrText xml:space="preserve"> PAGEREF _Toc238759938 \h </w:instrText>
             </w:r>
             <w:r>
               <w:rPr>
@@ -1984,7 +2085,7 @@
               <w14:ligatures w14:val="standardContextual"/>
             </w:rPr>
           </w:pPr>
-          <w:hyperlink w:anchor="_Toc238667851" w:history="1">
+          <w:hyperlink w:anchor="_Toc238759939" w:history="1">
             <w:r>
               <w:rPr>
                 <w:rStyle w:val="Hyperlink"/>
@@ -2012,7 +2113,7 @@
                 <w:noProof/>
                 <w:webHidden/>
               </w:rPr>
-              <w:instrText xml:space="preserve"> PAGEREF _Toc238667851 \h </w:instrText>
+              <w:instrText xml:space="preserve"> PAGEREF _Toc238759939 \h </w:instrText>
             </w:r>
             <w:r>
               <w:rPr>
@@ -2055,7 +2156,7 @@
               <w14:ligatures w14:val="standardContextual"/>
             </w:rPr>
           </w:pPr>
-          <w:hyperlink w:anchor="_Toc238667852" w:history="1">
+          <w:hyperlink w:anchor="_Toc238759940" w:history="1">
             <w:r>
               <w:rPr>
                 <w:rStyle w:val="Hyperlink"/>
@@ -2083,7 +2184,7 @@
                 <w:noProof/>
                 <w:webHidden/>
               </w:rPr>
-              <w:instrText xml:space="preserve"> PAGEREF _Toc238667852 \h </w:instrText>
+              <w:instrText xml:space="preserve"> PAGEREF _Toc238759940 \h </w:instrText>
             </w:r>
             <w:r>
               <w:rPr>
@@ -2126,7 +2227,7 @@
               <w14:ligatures w14:val="standardContextual"/>
             </w:rPr>
           </w:pPr>
-          <w:hyperlink w:anchor="_Toc238667853" w:history="1">
+          <w:hyperlink w:anchor="_Toc238759941" w:history="1">
             <w:r>
               <w:rPr>
                 <w:rStyle w:val="Hyperlink"/>
@@ -2154,7 +2255,7 @@
                 <w:noProof/>
                 <w:webHidden/>
               </w:rPr>
-              <w:instrText xml:space="preserve"> PAGEREF _Toc238667853 \h </w:instrText>
+              <w:instrText xml:space="preserve"> PAGEREF _Toc238759941 \h </w:instrText>
             </w:r>
             <w:r>
               <w:rPr>
@@ -2197,7 +2298,7 @@
               <w14:ligatures w14:val="standardContextual"/>
             </w:rPr>
           </w:pPr>
-          <w:hyperlink w:anchor="_Toc238667854" w:history="1">
+          <w:hyperlink w:anchor="_Toc238759942" w:history="1">
             <w:r>
               <w:rPr>
                 <w:rStyle w:val="Hyperlink"/>
@@ -2225,7 +2326,7 @@
                 <w:noProof/>
                 <w:webHidden/>
               </w:rPr>
-              <w:instrText xml:space="preserve"> PAGEREF _Toc238667854 \h </w:instrText>
+              <w:instrText xml:space="preserve"> PAGEREF _Toc238759942 \h </w:instrText>
             </w:r>
             <w:r>
               <w:rPr>
@@ -2268,7 +2369,7 @@
               <w14:ligatures w14:val="standardContextual"/>
             </w:rPr>
           </w:pPr>
-          <w:hyperlink w:anchor="_Toc238667855" w:history="1">
+          <w:hyperlink w:anchor="_Toc238759943" w:history="1">
             <w:r>
               <w:rPr>
                 <w:rStyle w:val="Hyperlink"/>
@@ -2296,7 +2397,7 @@
                 <w:noProof/>
                 <w:webHidden/>
               </w:rPr>
-              <w:instrText xml:space="preserve"> PAGEREF _Toc238667855 \h </w:instrText>
+              <w:instrText xml:space="preserve"> PAGEREF _Toc238759943 \h </w:instrText>
             </w:r>
             <w:r>
               <w:rPr>
@@ -2339,7 +2440,7 @@
               <w14:ligatures w14:val="standardContextual"/>
             </w:rPr>
           </w:pPr>
-          <w:hyperlink w:anchor="_Toc238667856" w:history="1">
+          <w:hyperlink w:anchor="_Toc238759944" w:history="1">
             <w:r>
               <w:rPr>
                 <w:rStyle w:val="Hyperlink"/>
@@ -2367,7 +2468,7 @@
                 <w:noProof/>
                 <w:webHidden/>
               </w:rPr>
-              <w:instrText xml:space="preserve"> PAGEREF _Toc238667856 \h </w:instrText>
+              <w:instrText xml:space="preserve"> PAGEREF _Toc238759944 \h </w:instrText>
             </w:r>
             <w:r>
               <w:rPr>
@@ -2410,7 +2511,7 @@
               <w14:ligatures w14:val="standardContextual"/>
             </w:rPr>
           </w:pPr>
-          <w:hyperlink w:anchor="_Toc238667857" w:history="1">
+          <w:hyperlink w:anchor="_Toc238759945" w:history="1">
             <w:r>
               <w:rPr>
                 <w:rStyle w:val="Hyperlink"/>
@@ -2438,7 +2539,7 @@
                 <w:noProof/>
                 <w:webHidden/>
               </w:rPr>
-              <w:instrText xml:space="preserve"> PAGEREF _Toc238667857 \h </w:instrText>
+              <w:instrText xml:space="preserve"> PAGEREF _Toc238759945 \h </w:instrText>
             </w:r>
             <w:r>
               <w:rPr>
@@ -2481,7 +2582,7 @@
               <w14:ligatures w14:val="standardContextual"/>
             </w:rPr>
           </w:pPr>
-          <w:hyperlink w:anchor="_Toc238667858" w:history="1">
+          <w:hyperlink w:anchor="_Toc238759946" w:history="1">
             <w:r>
               <w:rPr>
                 <w:rStyle w:val="Hyperlink"/>
@@ -2509,7 +2610,7 @@
                 <w:noProof/>
                 <w:webHidden/>
               </w:rPr>
-              <w:instrText xml:space="preserve"> PAGEREF _Toc238667858 \h </w:instrText>
+              <w:instrText xml:space="preserve"> PAGEREF _Toc238759946 \h </w:instrText>
             </w:r>
             <w:r>
               <w:rPr>
@@ -2552,7 +2653,7 @@
               <w14:ligatures w14:val="standardContextual"/>
             </w:rPr>
           </w:pPr>
-          <w:hyperlink w:anchor="_Toc238667859" w:history="1">
+          <w:hyperlink w:anchor="_Toc238759947" w:history="1">
             <w:r>
               <w:rPr>
                 <w:rStyle w:val="Hyperlink"/>
@@ -2580,7 +2681,7 @@
                 <w:noProof/>
                 <w:webHidden/>
               </w:rPr>
-              <w:instrText xml:space="preserve"> PAGEREF _Toc238667859 \h </w:instrText>
+              <w:instrText xml:space="preserve"> PAGEREF _Toc238759947 \h </w:instrText>
             </w:r>
             <w:r>
               <w:rPr>
@@ -2623,14 +2724,14 @@
               <w14:ligatures w14:val="standardContextual"/>
             </w:rPr>
           </w:pPr>
-          <w:hyperlink w:anchor="_Toc238667860" w:history="1">
+          <w:hyperlink w:anchor="_Toc238759948" w:history="1">
             <w:r>
               <w:rPr>
                 <w:rStyle w:val="Hyperlink"/>
-                <w:rFonts w:eastAsia="Times New Roman"/>
-                <w:noProof/>
-              </w:rPr>
-              <w:t>2.4 Aprendizado de máquina supervisionado</w:t>
+                <w:rFonts w:eastAsia="Times New Roman" w:cs="Times New Roman"/>
+                <w:noProof/>
+              </w:rPr>
+              <w:t>2.4 Aprendizado de máquina</w:t>
             </w:r>
             <w:r>
               <w:rPr>
@@ -2651,7 +2752,7 @@
                 <w:noProof/>
                 <w:webHidden/>
               </w:rPr>
-              <w:instrText xml:space="preserve"> PAGEREF _Toc238667860 \h </w:instrText>
+              <w:instrText xml:space="preserve"> PAGEREF _Toc238759948 \h </w:instrText>
             </w:r>
             <w:r>
               <w:rPr>
@@ -2672,6 +2773,219 @@
                 <w:webHidden/>
               </w:rPr>
               <w:t>8</w:t>
+            </w:r>
+            <w:r>
+              <w:rPr>
+                <w:noProof/>
+                <w:webHidden/>
+              </w:rPr>
+              <w:fldChar w:fldCharType="end"/>
+            </w:r>
+          </w:hyperlink>
+        </w:p>
+        <w:p>
+          <w:pPr>
+            <w:pStyle w:val="Sumrio3"/>
+            <w:rPr>
+              <w:rFonts w:asciiTheme="minorHAnsi" w:hAnsiTheme="minorHAnsi" w:cstheme="minorBidi"/>
+              <w:noProof/>
+              <w:kern w:val="2"/>
+              <w:szCs w:val="24"/>
+              <w:lang w:val="pt-BR" w:eastAsia="pt-BR"/>
+              <w14:ligatures w14:val="standardContextual"/>
+            </w:rPr>
+          </w:pPr>
+          <w:hyperlink w:anchor="_Toc238759949" w:history="1">
+            <w:r>
+              <w:rPr>
+                <w:rStyle w:val="Hyperlink"/>
+                <w:rFonts w:eastAsia="Times New Roman" w:cs="Times New Roman"/>
+                <w:noProof/>
+              </w:rPr>
+              <w:t>2.4.1 Aprendizado supervisionado</w:t>
+            </w:r>
+            <w:r>
+              <w:rPr>
+                <w:noProof/>
+                <w:webHidden/>
+              </w:rPr>
+              <w:tab/>
+            </w:r>
+            <w:r>
+              <w:rPr>
+                <w:noProof/>
+                <w:webHidden/>
+              </w:rPr>
+              <w:fldChar w:fldCharType="begin"/>
+            </w:r>
+            <w:r>
+              <w:rPr>
+                <w:noProof/>
+                <w:webHidden/>
+              </w:rPr>
+              <w:instrText xml:space="preserve"> PAGEREF _Toc238759949 \h </w:instrText>
+            </w:r>
+            <w:r>
+              <w:rPr>
+                <w:noProof/>
+                <w:webHidden/>
+              </w:rPr>
+            </w:r>
+            <w:r>
+              <w:rPr>
+                <w:noProof/>
+                <w:webHidden/>
+              </w:rPr>
+              <w:fldChar w:fldCharType="separate"/>
+            </w:r>
+            <w:r>
+              <w:rPr>
+                <w:noProof/>
+                <w:webHidden/>
+              </w:rPr>
+              <w:t>8</w:t>
+            </w:r>
+            <w:r>
+              <w:rPr>
+                <w:noProof/>
+                <w:webHidden/>
+              </w:rPr>
+              <w:fldChar w:fldCharType="end"/>
+            </w:r>
+          </w:hyperlink>
+        </w:p>
+        <w:p>
+          <w:pPr>
+            <w:pStyle w:val="Sumrio3"/>
+            <w:rPr>
+              <w:rFonts w:asciiTheme="minorHAnsi" w:hAnsiTheme="minorHAnsi" w:cstheme="minorBidi"/>
+              <w:noProof/>
+              <w:kern w:val="2"/>
+              <w:szCs w:val="24"/>
+              <w:lang w:val="pt-BR" w:eastAsia="pt-BR"/>
+              <w14:ligatures w14:val="standardContextual"/>
+            </w:rPr>
+          </w:pPr>
+          <w:hyperlink w:anchor="_Toc238759950" w:history="1">
+            <w:r>
+              <w:rPr>
+                <w:rStyle w:val="Hyperlink"/>
+                <w:rFonts w:eastAsia="Times New Roman" w:cs="Times New Roman"/>
+                <w:noProof/>
+              </w:rPr>
+              <w:t>2.4.2 Aprendizado não supervisionado</w:t>
+            </w:r>
+            <w:r>
+              <w:rPr>
+                <w:noProof/>
+                <w:webHidden/>
+              </w:rPr>
+              <w:tab/>
+            </w:r>
+            <w:r>
+              <w:rPr>
+                <w:noProof/>
+                <w:webHidden/>
+              </w:rPr>
+              <w:fldChar w:fldCharType="begin"/>
+            </w:r>
+            <w:r>
+              <w:rPr>
+                <w:noProof/>
+                <w:webHidden/>
+              </w:rPr>
+              <w:instrText xml:space="preserve"> PAGEREF _Toc238759950 \h </w:instrText>
+            </w:r>
+            <w:r>
+              <w:rPr>
+                <w:noProof/>
+                <w:webHidden/>
+              </w:rPr>
+            </w:r>
+            <w:r>
+              <w:rPr>
+                <w:noProof/>
+                <w:webHidden/>
+              </w:rPr>
+              <w:fldChar w:fldCharType="separate"/>
+            </w:r>
+            <w:r>
+              <w:rPr>
+                <w:noProof/>
+                <w:webHidden/>
+              </w:rPr>
+              <w:t>9</w:t>
+            </w:r>
+            <w:r>
+              <w:rPr>
+                <w:noProof/>
+                <w:webHidden/>
+              </w:rPr>
+              <w:fldChar w:fldCharType="end"/>
+            </w:r>
+          </w:hyperlink>
+        </w:p>
+        <w:p>
+          <w:pPr>
+            <w:pStyle w:val="Sumrio3"/>
+            <w:rPr>
+              <w:rFonts w:asciiTheme="minorHAnsi" w:hAnsiTheme="minorHAnsi" w:cstheme="minorBidi"/>
+              <w:noProof/>
+              <w:kern w:val="2"/>
+              <w:szCs w:val="24"/>
+              <w:lang w:val="pt-BR" w:eastAsia="pt-BR"/>
+              <w14:ligatures w14:val="standardContextual"/>
+            </w:rPr>
+          </w:pPr>
+          <w:hyperlink w:anchor="_Toc238759951" w:history="1">
+            <w:r>
+              <w:rPr>
+                <w:rStyle w:val="Hyperlink"/>
+                <w:rFonts w:eastAsia="Times New Roman" w:cs="Times New Roman"/>
+                <w:noProof/>
+              </w:rPr>
+              <w:t>2.4.3 Self-Organizing Maps</w:t>
+            </w:r>
+            <w:r>
+              <w:rPr>
+                <w:noProof/>
+                <w:webHidden/>
+              </w:rPr>
+              <w:tab/>
+            </w:r>
+            <w:r>
+              <w:rPr>
+                <w:noProof/>
+                <w:webHidden/>
+              </w:rPr>
+              <w:fldChar w:fldCharType="begin"/>
+            </w:r>
+            <w:r>
+              <w:rPr>
+                <w:noProof/>
+                <w:webHidden/>
+              </w:rPr>
+              <w:instrText xml:space="preserve"> PAGEREF _Toc238759951 \h </w:instrText>
+            </w:r>
+            <w:r>
+              <w:rPr>
+                <w:noProof/>
+                <w:webHidden/>
+              </w:rPr>
+            </w:r>
+            <w:r>
+              <w:rPr>
+                <w:noProof/>
+                <w:webHidden/>
+              </w:rPr>
+              <w:fldChar w:fldCharType="separate"/>
+            </w:r>
+            <w:r>
+              <w:rPr>
+                <w:noProof/>
+                <w:webHidden/>
+              </w:rPr>
+              <w:t>9</w:t>
             </w:r>
             <w:r>
               <w:rPr>
@@ -2694,7 +3008,7 @@
               <w14:ligatures w14:val="standardContextual"/>
             </w:rPr>
           </w:pPr>
-          <w:hyperlink w:anchor="_Toc238667861" w:history="1">
+          <w:hyperlink w:anchor="_Toc238759952" w:history="1">
             <w:r>
               <w:rPr>
                 <w:rStyle w:val="Hyperlink"/>
@@ -2722,7 +3036,7 @@
                 <w:noProof/>
                 <w:webHidden/>
               </w:rPr>
-              <w:instrText xml:space="preserve"> PAGEREF _Toc238667861 \h </w:instrText>
+              <w:instrText xml:space="preserve"> PAGEREF _Toc238759952 \h </w:instrText>
             </w:r>
             <w:r>
               <w:rPr>
@@ -2742,7 +3056,7 @@
                 <w:noProof/>
                 <w:webHidden/>
               </w:rPr>
-              <w:t>9</w:t>
+              <w:t>11</w:t>
             </w:r>
             <w:r>
               <w:rPr>
@@ -2765,7 +3079,7 @@
               <w14:ligatures w14:val="standardContextual"/>
             </w:rPr>
           </w:pPr>
-          <w:hyperlink w:anchor="_Toc238667862" w:history="1">
+          <w:hyperlink w:anchor="_Toc238759953" w:history="1">
             <w:r>
               <w:rPr>
                 <w:rStyle w:val="Hyperlink"/>
@@ -2793,7 +3107,7 @@
                 <w:noProof/>
                 <w:webHidden/>
               </w:rPr>
-              <w:instrText xml:space="preserve"> PAGEREF _Toc238667862 \h </w:instrText>
+              <w:instrText xml:space="preserve"> PAGEREF _Toc238759953 \h </w:instrText>
             </w:r>
             <w:r>
               <w:rPr>
@@ -2813,7 +3127,7 @@
                 <w:noProof/>
                 <w:webHidden/>
               </w:rPr>
-              <w:t>11</w:t>
+              <w:t>13</w:t>
             </w:r>
             <w:r>
               <w:rPr>
@@ -2836,7 +3150,7 @@
               <w14:ligatures w14:val="standardContextual"/>
             </w:rPr>
           </w:pPr>
-          <w:hyperlink w:anchor="_Toc238667863" w:history="1">
+          <w:hyperlink w:anchor="_Toc238759954" w:history="1">
             <w:r>
               <w:rPr>
                 <w:rStyle w:val="Hyperlink"/>
@@ -2864,7 +3178,7 @@
                 <w:noProof/>
                 <w:webHidden/>
               </w:rPr>
-              <w:instrText xml:space="preserve"> PAGEREF _Toc238667863 \h </w:instrText>
+              <w:instrText xml:space="preserve"> PAGEREF _Toc238759954 \h </w:instrText>
             </w:r>
             <w:r>
               <w:rPr>
@@ -2884,7 +3198,7 @@
                 <w:noProof/>
                 <w:webHidden/>
               </w:rPr>
-              <w:t>11</w:t>
+              <w:t>13</w:t>
             </w:r>
             <w:r>
               <w:rPr>
@@ -2907,7 +3221,7 @@
               <w14:ligatures w14:val="standardContextual"/>
             </w:rPr>
           </w:pPr>
-          <w:hyperlink w:anchor="_Toc238667864" w:history="1">
+          <w:hyperlink w:anchor="_Toc238759955" w:history="1">
             <w:r>
               <w:rPr>
                 <w:rStyle w:val="Hyperlink"/>
@@ -2935,7 +3249,7 @@
                 <w:noProof/>
                 <w:webHidden/>
               </w:rPr>
-              <w:instrText xml:space="preserve"> PAGEREF _Toc238667864 \h </w:instrText>
+              <w:instrText xml:space="preserve"> PAGEREF _Toc238759955 \h </w:instrText>
             </w:r>
             <w:r>
               <w:rPr>
@@ -2955,7 +3269,7 @@
                 <w:noProof/>
                 <w:webHidden/>
               </w:rPr>
-              <w:t>11</w:t>
+              <w:t>13</w:t>
             </w:r>
             <w:r>
               <w:rPr>
@@ -2978,7 +3292,7 @@
               <w14:ligatures w14:val="standardContextual"/>
             </w:rPr>
           </w:pPr>
-          <w:hyperlink w:anchor="_Toc238667865" w:history="1">
+          <w:hyperlink w:anchor="_Toc238759956" w:history="1">
             <w:r>
               <w:rPr>
                 <w:rStyle w:val="Hyperlink"/>
@@ -3006,7 +3320,7 @@
                 <w:noProof/>
                 <w:webHidden/>
               </w:rPr>
-              <w:instrText xml:space="preserve"> PAGEREF _Toc238667865 \h </w:instrText>
+              <w:instrText xml:space="preserve"> PAGEREF _Toc238759956 \h </w:instrText>
             </w:r>
             <w:r>
               <w:rPr>
@@ -3026,7 +3340,7 @@
                 <w:noProof/>
                 <w:webHidden/>
               </w:rPr>
-              <w:t>12</w:t>
+              <w:t>14</w:t>
             </w:r>
             <w:r>
               <w:rPr>
@@ -3049,7 +3363,7 @@
               <w14:ligatures w14:val="standardContextual"/>
             </w:rPr>
           </w:pPr>
-          <w:hyperlink w:anchor="_Toc238667866" w:history="1">
+          <w:hyperlink w:anchor="_Toc238759957" w:history="1">
             <w:r>
               <w:rPr>
                 <w:rStyle w:val="Hyperlink"/>
@@ -3077,7 +3391,7 @@
                 <w:noProof/>
                 <w:webHidden/>
               </w:rPr>
-              <w:instrText xml:space="preserve"> PAGEREF _Toc238667866 \h </w:instrText>
+              <w:instrText xml:space="preserve"> PAGEREF _Toc238759957 \h </w:instrText>
             </w:r>
             <w:r>
               <w:rPr>
@@ -3097,7 +3411,7 @@
                 <w:noProof/>
                 <w:webHidden/>
               </w:rPr>
-              <w:t>12</w:t>
+              <w:t>14</w:t>
             </w:r>
             <w:r>
               <w:rPr>
@@ -3120,7 +3434,7 @@
               <w14:ligatures w14:val="standardContextual"/>
             </w:rPr>
           </w:pPr>
-          <w:hyperlink w:anchor="_Toc238667867" w:history="1">
+          <w:hyperlink w:anchor="_Toc238759958" w:history="1">
             <w:r>
               <w:rPr>
                 <w:rStyle w:val="Hyperlink"/>
@@ -3148,7 +3462,7 @@
                 <w:noProof/>
                 <w:webHidden/>
               </w:rPr>
-              <w:instrText xml:space="preserve"> PAGEREF _Toc238667867 \h </w:instrText>
+              <w:instrText xml:space="preserve"> PAGEREF _Toc238759958 \h </w:instrText>
             </w:r>
             <w:r>
               <w:rPr>
@@ -3168,7 +3482,7 @@
                 <w:noProof/>
                 <w:webHidden/>
               </w:rPr>
-              <w:t>13</w:t>
+              <w:t>15</w:t>
             </w:r>
             <w:r>
               <w:rPr>
@@ -3191,7 +3505,7 @@
               <w14:ligatures w14:val="standardContextual"/>
             </w:rPr>
           </w:pPr>
-          <w:hyperlink w:anchor="_Toc238667868" w:history="1">
+          <w:hyperlink w:anchor="_Toc238759959" w:history="1">
             <w:r>
               <w:rPr>
                 <w:rStyle w:val="Hyperlink"/>
@@ -3219,7 +3533,7 @@
                 <w:noProof/>
                 <w:webHidden/>
               </w:rPr>
-              <w:instrText xml:space="preserve"> PAGEREF _Toc238667868 \h </w:instrText>
+              <w:instrText xml:space="preserve"> PAGEREF _Toc238759959 \h </w:instrText>
             </w:r>
             <w:r>
               <w:rPr>
@@ -3239,7 +3553,7 @@
                 <w:noProof/>
                 <w:webHidden/>
               </w:rPr>
-              <w:t>14</w:t>
+              <w:t>16</w:t>
             </w:r>
             <w:r>
               <w:rPr>
@@ -3262,7 +3576,7 @@
               <w14:ligatures w14:val="standardContextual"/>
             </w:rPr>
           </w:pPr>
-          <w:hyperlink w:anchor="_Toc238667869" w:history="1">
+          <w:hyperlink w:anchor="_Toc238759960" w:history="1">
             <w:r>
               <w:rPr>
                 <w:rStyle w:val="Hyperlink"/>
@@ -3290,7 +3604,7 @@
                 <w:noProof/>
                 <w:webHidden/>
               </w:rPr>
-              <w:instrText xml:space="preserve"> PAGEREF _Toc238667869 \h </w:instrText>
+              <w:instrText xml:space="preserve"> PAGEREF _Toc238759960 \h </w:instrText>
             </w:r>
             <w:r>
               <w:rPr>
@@ -3310,7 +3624,7 @@
                 <w:noProof/>
                 <w:webHidden/>
               </w:rPr>
-              <w:t>15</w:t>
+              <w:t>17</w:t>
             </w:r>
             <w:r>
               <w:rPr>
@@ -3333,7 +3647,7 @@
               <w14:ligatures w14:val="standardContextual"/>
             </w:rPr>
           </w:pPr>
-          <w:hyperlink w:anchor="_Toc238667870" w:history="1">
+          <w:hyperlink w:anchor="_Toc238759961" w:history="1">
             <w:r>
               <w:rPr>
                 <w:rStyle w:val="Hyperlink"/>
@@ -3361,7 +3675,7 @@
                 <w:noProof/>
                 <w:webHidden/>
               </w:rPr>
-              <w:instrText xml:space="preserve"> PAGEREF _Toc238667870 \h </w:instrText>
+              <w:instrText xml:space="preserve"> PAGEREF _Toc238759961 \h </w:instrText>
             </w:r>
             <w:r>
               <w:rPr>
@@ -3381,7 +3695,7 @@
                 <w:noProof/>
                 <w:webHidden/>
               </w:rPr>
-              <w:t>16</w:t>
+              <w:t>18</w:t>
             </w:r>
             <w:r>
               <w:rPr>
@@ -3404,7 +3718,7 @@
               <w14:ligatures w14:val="standardContextual"/>
             </w:rPr>
           </w:pPr>
-          <w:hyperlink w:anchor="_Toc238667871" w:history="1">
+          <w:hyperlink w:anchor="_Toc238759962" w:history="1">
             <w:r>
               <w:rPr>
                 <w:rStyle w:val="Hyperlink"/>
@@ -3432,7 +3746,7 @@
                 <w:noProof/>
                 <w:webHidden/>
               </w:rPr>
-              <w:instrText xml:space="preserve"> PAGEREF _Toc238667871 \h </w:instrText>
+              <w:instrText xml:space="preserve"> PAGEREF _Toc238759962 \h </w:instrText>
             </w:r>
             <w:r>
               <w:rPr>
@@ -3452,7 +3766,7 @@
                 <w:noProof/>
                 <w:webHidden/>
               </w:rPr>
-              <w:t>16</w:t>
+              <w:t>18</w:t>
             </w:r>
             <w:r>
               <w:rPr>
@@ -3475,7 +3789,7 @@
               <w14:ligatures w14:val="standardContextual"/>
             </w:rPr>
           </w:pPr>
-          <w:hyperlink w:anchor="_Toc238667872" w:history="1">
+          <w:hyperlink w:anchor="_Toc238759963" w:history="1">
             <w:r>
               <w:rPr>
                 <w:rStyle w:val="Hyperlink"/>
@@ -3503,7 +3817,7 @@
                 <w:noProof/>
                 <w:webHidden/>
               </w:rPr>
-              <w:instrText xml:space="preserve"> PAGEREF _Toc238667872 \h </w:instrText>
+              <w:instrText xml:space="preserve"> PAGEREF _Toc238759963 \h </w:instrText>
             </w:r>
             <w:r>
               <w:rPr>
@@ -3523,7 +3837,7 @@
                 <w:noProof/>
                 <w:webHidden/>
               </w:rPr>
-              <w:t>16</w:t>
+              <w:t>18</w:t>
             </w:r>
             <w:r>
               <w:rPr>
@@ -3546,7 +3860,7 @@
               <w14:ligatures w14:val="standardContextual"/>
             </w:rPr>
           </w:pPr>
-          <w:hyperlink w:anchor="_Toc238667873" w:history="1">
+          <w:hyperlink w:anchor="_Toc238759964" w:history="1">
             <w:r>
               <w:rPr>
                 <w:rStyle w:val="Hyperlink"/>
@@ -3574,7 +3888,7 @@
                 <w:noProof/>
                 <w:webHidden/>
               </w:rPr>
-              <w:instrText xml:space="preserve"> PAGEREF _Toc238667873 \h </w:instrText>
+              <w:instrText xml:space="preserve"> PAGEREF _Toc238759964 \h </w:instrText>
             </w:r>
             <w:r>
               <w:rPr>
@@ -3594,7 +3908,7 @@
                 <w:noProof/>
                 <w:webHidden/>
               </w:rPr>
-              <w:t>16</w:t>
+              <w:t>18</w:t>
             </w:r>
             <w:r>
               <w:rPr>
@@ -3617,7 +3931,7 @@
               <w14:ligatures w14:val="standardContextual"/>
             </w:rPr>
           </w:pPr>
-          <w:hyperlink w:anchor="_Toc238667874" w:history="1">
+          <w:hyperlink w:anchor="_Toc238759965" w:history="1">
             <w:r>
               <w:rPr>
                 <w:rStyle w:val="Hyperlink"/>
@@ -3645,7 +3959,7 @@
                 <w:noProof/>
                 <w:webHidden/>
               </w:rPr>
-              <w:instrText xml:space="preserve"> PAGEREF _Toc238667874 \h </w:instrText>
+              <w:instrText xml:space="preserve"> PAGEREF _Toc238759965 \h </w:instrText>
             </w:r>
             <w:r>
               <w:rPr>
@@ -3665,7 +3979,7 @@
                 <w:noProof/>
                 <w:webHidden/>
               </w:rPr>
-              <w:t>17</w:t>
+              <w:t>19</w:t>
             </w:r>
             <w:r>
               <w:rPr>
@@ -3688,7 +4002,7 @@
               <w14:ligatures w14:val="standardContextual"/>
             </w:rPr>
           </w:pPr>
-          <w:hyperlink w:anchor="_Toc238667875" w:history="1">
+          <w:hyperlink w:anchor="_Toc238759966" w:history="1">
             <w:r>
               <w:rPr>
                 <w:rStyle w:val="Hyperlink"/>
@@ -3716,7 +4030,7 @@
                 <w:noProof/>
                 <w:webHidden/>
               </w:rPr>
-              <w:instrText xml:space="preserve"> PAGEREF _Toc238667875 \h </w:instrText>
+              <w:instrText xml:space="preserve"> PAGEREF _Toc238759966 \h </w:instrText>
             </w:r>
             <w:r>
               <w:rPr>
@@ -3736,7 +4050,7 @@
                 <w:noProof/>
                 <w:webHidden/>
               </w:rPr>
-              <w:t>18</w:t>
+              <w:t>20</w:t>
             </w:r>
             <w:r>
               <w:rPr>
@@ -3759,7 +4073,7 @@
               <w14:ligatures w14:val="standardContextual"/>
             </w:rPr>
           </w:pPr>
-          <w:hyperlink w:anchor="_Toc238667876" w:history="1">
+          <w:hyperlink w:anchor="_Toc238759967" w:history="1">
             <w:r>
               <w:rPr>
                 <w:rStyle w:val="Hyperlink"/>
@@ -3787,7 +4101,7 @@
                 <w:noProof/>
                 <w:webHidden/>
               </w:rPr>
-              <w:instrText xml:space="preserve"> PAGEREF _Toc238667876 \h </w:instrText>
+              <w:instrText xml:space="preserve"> PAGEREF _Toc238759967 \h </w:instrText>
             </w:r>
             <w:r>
               <w:rPr>
@@ -3807,7 +4121,7 @@
                 <w:noProof/>
                 <w:webHidden/>
               </w:rPr>
-              <w:t>21</w:t>
+              <w:t>23</w:t>
             </w:r>
             <w:r>
               <w:rPr>
@@ -3830,7 +4144,7 @@
               <w14:ligatures w14:val="standardContextual"/>
             </w:rPr>
           </w:pPr>
-          <w:hyperlink w:anchor="_Toc238667877" w:history="1">
+          <w:hyperlink w:anchor="_Toc238759968" w:history="1">
             <w:r>
               <w:rPr>
                 <w:rStyle w:val="Hyperlink"/>
@@ -3858,7 +4172,7 @@
                 <w:noProof/>
                 <w:webHidden/>
               </w:rPr>
-              <w:instrText xml:space="preserve"> PAGEREF _Toc238667877 \h </w:instrText>
+              <w:instrText xml:space="preserve"> PAGEREF _Toc238759968 \h </w:instrText>
             </w:r>
             <w:r>
               <w:rPr>
@@ -3878,7 +4192,7 @@
                 <w:noProof/>
                 <w:webHidden/>
               </w:rPr>
-              <w:t>22</w:t>
+              <w:t>24</w:t>
             </w:r>
             <w:r>
               <w:rPr>
@@ -3901,7 +4215,7 @@
               <w14:ligatures w14:val="standardContextual"/>
             </w:rPr>
           </w:pPr>
-          <w:hyperlink w:anchor="_Toc238667878" w:history="1">
+          <w:hyperlink w:anchor="_Toc238759969" w:history="1">
             <w:r>
               <w:rPr>
                 <w:rStyle w:val="Hyperlink"/>
@@ -3929,7 +4243,7 @@
                 <w:noProof/>
                 <w:webHidden/>
               </w:rPr>
-              <w:instrText xml:space="preserve"> PAGEREF _Toc238667878 \h </w:instrText>
+              <w:instrText xml:space="preserve"> PAGEREF _Toc238759969 \h </w:instrText>
             </w:r>
             <w:r>
               <w:rPr>
@@ -3949,7 +4263,7 @@
                 <w:noProof/>
                 <w:webHidden/>
               </w:rPr>
-              <w:t>23</w:t>
+              <w:t>25</w:t>
             </w:r>
             <w:r>
               <w:rPr>
@@ -3972,7 +4286,7 @@
               <w14:ligatures w14:val="standardContextual"/>
             </w:rPr>
           </w:pPr>
-          <w:hyperlink w:anchor="_Toc238667879" w:history="1">
+          <w:hyperlink w:anchor="_Toc238759970" w:history="1">
             <w:r>
               <w:rPr>
                 <w:rStyle w:val="Hyperlink"/>
@@ -4000,7 +4314,7 @@
                 <w:noProof/>
                 <w:webHidden/>
               </w:rPr>
-              <w:instrText xml:space="preserve"> PAGEREF _Toc238667879 \h </w:instrText>
+              <w:instrText xml:space="preserve"> PAGEREF _Toc238759970 \h </w:instrText>
             </w:r>
             <w:r>
               <w:rPr>
@@ -4020,7 +4334,7 @@
                 <w:noProof/>
                 <w:webHidden/>
               </w:rPr>
-              <w:t>23</w:t>
+              <w:t>25</w:t>
             </w:r>
             <w:r>
               <w:rPr>
@@ -4043,7 +4357,7 @@
               <w14:ligatures w14:val="standardContextual"/>
             </w:rPr>
           </w:pPr>
-          <w:hyperlink w:anchor="_Toc238667880" w:history="1">
+          <w:hyperlink w:anchor="_Toc238759971" w:history="1">
             <w:r>
               <w:rPr>
                 <w:rStyle w:val="Hyperlink"/>
@@ -4071,7 +4385,7 @@
                 <w:noProof/>
                 <w:webHidden/>
               </w:rPr>
-              <w:instrText xml:space="preserve"> PAGEREF _Toc238667880 \h </w:instrText>
+              <w:instrText xml:space="preserve"> PAGEREF _Toc238759971 \h </w:instrText>
             </w:r>
             <w:r>
               <w:rPr>
@@ -4091,7 +4405,7 @@
                 <w:noProof/>
                 <w:webHidden/>
               </w:rPr>
-              <w:t>24</w:t>
+              <w:t>26</w:t>
             </w:r>
             <w:r>
               <w:rPr>
@@ -4114,7 +4428,7 @@
               <w14:ligatures w14:val="standardContextual"/>
             </w:rPr>
           </w:pPr>
-          <w:hyperlink w:anchor="_Toc238667881" w:history="1">
+          <w:hyperlink w:anchor="_Toc238759972" w:history="1">
             <w:r>
               <w:rPr>
                 <w:rStyle w:val="Hyperlink"/>
@@ -4142,7 +4456,7 @@
                 <w:noProof/>
                 <w:webHidden/>
               </w:rPr>
-              <w:instrText xml:space="preserve"> PAGEREF _Toc238667881 \h </w:instrText>
+              <w:instrText xml:space="preserve"> PAGEREF _Toc238759972 \h </w:instrText>
             </w:r>
             <w:r>
               <w:rPr>
@@ -4162,7 +4476,78 @@
                 <w:noProof/>
                 <w:webHidden/>
               </w:rPr>
-              <w:t>24</w:t>
+              <w:t>26</w:t>
+            </w:r>
+            <w:r>
+              <w:rPr>
+                <w:noProof/>
+                <w:webHidden/>
+              </w:rPr>
+              <w:fldChar w:fldCharType="end"/>
+            </w:r>
+          </w:hyperlink>
+        </w:p>
+        <w:p>
+          <w:pPr>
+            <w:pStyle w:val="Sumrio2"/>
+            <w:rPr>
+              <w:rFonts w:asciiTheme="minorHAnsi" w:hAnsiTheme="minorHAnsi" w:cstheme="minorBidi"/>
+              <w:noProof/>
+              <w:kern w:val="2"/>
+              <w:szCs w:val="24"/>
+              <w:lang w:val="pt-BR" w:eastAsia="pt-BR"/>
+              <w14:ligatures w14:val="standardContextual"/>
+            </w:rPr>
+          </w:pPr>
+          <w:hyperlink w:anchor="_Toc238759973" w:history="1">
+            <w:r>
+              <w:rPr>
+                <w:rStyle w:val="Hyperlink"/>
+                <w:rFonts w:eastAsia="Times New Roman" w:cs="Times New Roman"/>
+                <w:noProof/>
+              </w:rPr>
+              <w:t>3.13 Análise exploratória não supervisionada com Self-Organizing Map (SOM)</w:t>
+            </w:r>
+            <w:r>
+              <w:rPr>
+                <w:noProof/>
+                <w:webHidden/>
+              </w:rPr>
+              <w:tab/>
+            </w:r>
+            <w:r>
+              <w:rPr>
+                <w:noProof/>
+                <w:webHidden/>
+              </w:rPr>
+              <w:fldChar w:fldCharType="begin"/>
+            </w:r>
+            <w:r>
+              <w:rPr>
+                <w:noProof/>
+                <w:webHidden/>
+              </w:rPr>
+              <w:instrText xml:space="preserve"> PAGEREF _Toc238759973 \h </w:instrText>
+            </w:r>
+            <w:r>
+              <w:rPr>
+                <w:noProof/>
+                <w:webHidden/>
+              </w:rPr>
+            </w:r>
+            <w:r>
+              <w:rPr>
+                <w:noProof/>
+                <w:webHidden/>
+              </w:rPr>
+              <w:fldChar w:fldCharType="separate"/>
+            </w:r>
+            <w:r>
+              <w:rPr>
+                <w:noProof/>
+                <w:webHidden/>
+              </w:rPr>
+              <w:t>28</w:t>
             </w:r>
             <w:r>
               <w:rPr>
@@ -4185,7 +4570,7 @@
               <w14:ligatures w14:val="standardContextual"/>
             </w:rPr>
           </w:pPr>
-          <w:hyperlink w:anchor="_Toc238667882" w:history="1">
+          <w:hyperlink w:anchor="_Toc238759974" w:history="1">
             <w:r>
               <w:rPr>
                 <w:rStyle w:val="Hyperlink"/>
@@ -4213,7 +4598,7 @@
                 <w:noProof/>
                 <w:webHidden/>
               </w:rPr>
-              <w:instrText xml:space="preserve"> PAGEREF _Toc238667882 \h </w:instrText>
+              <w:instrText xml:space="preserve"> PAGEREF _Toc238759974 \h </w:instrText>
             </w:r>
             <w:r>
               <w:rPr>
@@ -4233,7 +4618,7 @@
                 <w:noProof/>
                 <w:webHidden/>
               </w:rPr>
-              <w:t>26</w:t>
+              <w:t>30</w:t>
             </w:r>
             <w:r>
               <w:rPr>
@@ -4256,7 +4641,7 @@
               <w14:ligatures w14:val="standardContextual"/>
             </w:rPr>
           </w:pPr>
-          <w:hyperlink w:anchor="_Toc238667883" w:history="1">
+          <w:hyperlink w:anchor="_Toc238759975" w:history="1">
             <w:r>
               <w:rPr>
                 <w:rStyle w:val="Hyperlink"/>
@@ -4284,7 +4669,7 @@
                 <w:noProof/>
                 <w:webHidden/>
               </w:rPr>
-              <w:instrText xml:space="preserve"> PAGEREF _Toc238667883 \h </w:instrText>
+              <w:instrText xml:space="preserve"> PAGEREF _Toc238759975 \h </w:instrText>
             </w:r>
             <w:r>
               <w:rPr>
@@ -4304,7 +4689,7 @@
                 <w:noProof/>
                 <w:webHidden/>
               </w:rPr>
-              <w:t>26</w:t>
+              <w:t>31</w:t>
             </w:r>
             <w:r>
               <w:rPr>
@@ -4327,7 +4712,7 @@
               <w14:ligatures w14:val="standardContextual"/>
             </w:rPr>
           </w:pPr>
-          <w:hyperlink w:anchor="_Toc238667884" w:history="1">
+          <w:hyperlink w:anchor="_Toc238759976" w:history="1">
             <w:r>
               <w:rPr>
                 <w:rStyle w:val="Hyperlink"/>
@@ -4355,7 +4740,7 @@
                 <w:noProof/>
                 <w:webHidden/>
               </w:rPr>
-              <w:instrText xml:space="preserve"> PAGEREF _Toc238667884 \h </w:instrText>
+              <w:instrText xml:space="preserve"> PAGEREF _Toc238759976 \h </w:instrText>
             </w:r>
             <w:r>
               <w:rPr>
@@ -4375,7 +4760,7 @@
                 <w:noProof/>
                 <w:webHidden/>
               </w:rPr>
-              <w:t>28</w:t>
+              <w:t>33</w:t>
             </w:r>
             <w:r>
               <w:rPr>
@@ -4398,7 +4783,7 @@
               <w14:ligatures w14:val="standardContextual"/>
             </w:rPr>
           </w:pPr>
-          <w:hyperlink w:anchor="_Toc238667885" w:history="1">
+          <w:hyperlink w:anchor="_Toc238759977" w:history="1">
             <w:r>
               <w:rPr>
                 <w:rStyle w:val="Hyperlink"/>
@@ -4426,7 +4811,7 @@
                 <w:noProof/>
                 <w:webHidden/>
               </w:rPr>
-              <w:instrText xml:space="preserve"> PAGEREF _Toc238667885 \h </w:instrText>
+              <w:instrText xml:space="preserve"> PAGEREF _Toc238759977 \h </w:instrText>
             </w:r>
             <w:r>
               <w:rPr>
@@ -4446,7 +4831,7 @@
                 <w:noProof/>
                 <w:webHidden/>
               </w:rPr>
-              <w:t>28</w:t>
+              <w:t>33</w:t>
             </w:r>
             <w:r>
               <w:rPr>
@@ -4469,7 +4854,7 @@
               <w14:ligatures w14:val="standardContextual"/>
             </w:rPr>
           </w:pPr>
-          <w:hyperlink w:anchor="_Toc238667886" w:history="1">
+          <w:hyperlink w:anchor="_Toc238759978" w:history="1">
             <w:r>
               <w:rPr>
                 <w:rStyle w:val="Hyperlink"/>
@@ -4497,7 +4882,7 @@
                 <w:noProof/>
                 <w:webHidden/>
               </w:rPr>
-              <w:instrText xml:space="preserve"> PAGEREF _Toc238667886 \h </w:instrText>
+              <w:instrText xml:space="preserve"> PAGEREF _Toc238759978 \h </w:instrText>
             </w:r>
             <w:r>
               <w:rPr>
@@ -4517,7 +4902,7 @@
                 <w:noProof/>
                 <w:webHidden/>
               </w:rPr>
-              <w:t>29</w:t>
+              <w:t>34</w:t>
             </w:r>
             <w:r>
               <w:rPr>
@@ -4540,7 +4925,7 @@
               <w14:ligatures w14:val="standardContextual"/>
             </w:rPr>
           </w:pPr>
-          <w:hyperlink w:anchor="_Toc238667887" w:history="1">
+          <w:hyperlink w:anchor="_Toc238759979" w:history="1">
             <w:r>
               <w:rPr>
                 <w:rStyle w:val="Hyperlink"/>
@@ -4568,7 +4953,7 @@
                 <w:noProof/>
                 <w:webHidden/>
               </w:rPr>
-              <w:instrText xml:space="preserve"> PAGEREF _Toc238667887 \h </w:instrText>
+              <w:instrText xml:space="preserve"> PAGEREF _Toc238759979 \h </w:instrText>
             </w:r>
             <w:r>
               <w:rPr>
@@ -4588,7 +4973,7 @@
                 <w:noProof/>
                 <w:webHidden/>
               </w:rPr>
-              <w:t>30</w:t>
+              <w:t>35</w:t>
             </w:r>
             <w:r>
               <w:rPr>
@@ -4611,7 +4996,7 @@
               <w14:ligatures w14:val="standardContextual"/>
             </w:rPr>
           </w:pPr>
-          <w:hyperlink w:anchor="_Toc238667888" w:history="1">
+          <w:hyperlink w:anchor="_Toc238759980" w:history="1">
             <w:r>
               <w:rPr>
                 <w:rStyle w:val="Hyperlink"/>
@@ -4639,7 +5024,7 @@
                 <w:noProof/>
                 <w:webHidden/>
               </w:rPr>
-              <w:instrText xml:space="preserve"> PAGEREF _Toc238667888 \h </w:instrText>
+              <w:instrText xml:space="preserve"> PAGEREF _Toc238759980 \h </w:instrText>
             </w:r>
             <w:r>
               <w:rPr>
@@ -4659,7 +5044,7 @@
                 <w:noProof/>
                 <w:webHidden/>
               </w:rPr>
-              <w:t>31</w:t>
+              <w:t>36</w:t>
             </w:r>
             <w:r>
               <w:rPr>
@@ -4682,7 +5067,7 @@
               <w14:ligatures w14:val="standardContextual"/>
             </w:rPr>
           </w:pPr>
-          <w:hyperlink w:anchor="_Toc238667889" w:history="1">
+          <w:hyperlink w:anchor="_Toc238759981" w:history="1">
             <w:r>
               <w:rPr>
                 <w:rStyle w:val="Hyperlink"/>
@@ -4709,7 +5094,7 @@
                 <w:noProof/>
                 <w:webHidden/>
               </w:rPr>
-              <w:instrText xml:space="preserve"> PAGEREF _Toc238667889 \h </w:instrText>
+              <w:instrText xml:space="preserve"> PAGEREF _Toc238759981 \h </w:instrText>
             </w:r>
             <w:r>
               <w:rPr>
@@ -4729,7 +5114,7 @@
                 <w:noProof/>
                 <w:webHidden/>
               </w:rPr>
-              <w:t>31</w:t>
+              <w:t>36</w:t>
             </w:r>
             <w:r>
               <w:rPr>
@@ -4752,7 +5137,7 @@
               <w14:ligatures w14:val="standardContextual"/>
             </w:rPr>
           </w:pPr>
-          <w:hyperlink w:anchor="_Toc238667890" w:history="1">
+          <w:hyperlink w:anchor="_Toc238759982" w:history="1">
             <w:r>
               <w:rPr>
                 <w:rStyle w:val="Hyperlink"/>
@@ -4780,7 +5165,7 @@
                 <w:noProof/>
                 <w:webHidden/>
               </w:rPr>
-              <w:instrText xml:space="preserve"> PAGEREF _Toc238667890 \h </w:instrText>
+              <w:instrText xml:space="preserve"> PAGEREF _Toc238759982 \h </w:instrText>
             </w:r>
             <w:r>
               <w:rPr>
@@ -4800,7 +5185,7 @@
                 <w:noProof/>
                 <w:webHidden/>
               </w:rPr>
-              <w:t>34</w:t>
+              <w:t>39</w:t>
             </w:r>
             <w:r>
               <w:rPr>
@@ -4823,7 +5208,7 @@
               <w14:ligatures w14:val="standardContextual"/>
             </w:rPr>
           </w:pPr>
-          <w:hyperlink w:anchor="_Toc238667891" w:history="1">
+          <w:hyperlink w:anchor="_Toc238759983" w:history="1">
             <w:r>
               <w:rPr>
                 <w:rStyle w:val="Hyperlink"/>
@@ -4851,7 +5236,7 @@
                 <w:noProof/>
                 <w:webHidden/>
               </w:rPr>
-              <w:instrText xml:space="preserve"> PAGEREF _Toc238667891 \h </w:instrText>
+              <w:instrText xml:space="preserve"> PAGEREF _Toc238759983 \h </w:instrText>
             </w:r>
             <w:r>
               <w:rPr>
@@ -4871,7 +5256,7 @@
                 <w:noProof/>
                 <w:webHidden/>
               </w:rPr>
-              <w:t>34</w:t>
+              <w:t>39</w:t>
             </w:r>
             <w:r>
               <w:rPr>
@@ -4894,7 +5279,7 @@
               <w14:ligatures w14:val="standardContextual"/>
             </w:rPr>
           </w:pPr>
-          <w:hyperlink w:anchor="_Toc238667892" w:history="1">
+          <w:hyperlink w:anchor="_Toc238759984" w:history="1">
             <w:r>
               <w:rPr>
                 <w:rStyle w:val="Hyperlink"/>
@@ -4922,7 +5307,7 @@
                 <w:noProof/>
                 <w:webHidden/>
               </w:rPr>
-              <w:instrText xml:space="preserve"> PAGEREF _Toc238667892 \h </w:instrText>
+              <w:instrText xml:space="preserve"> PAGEREF _Toc238759984 \h </w:instrText>
             </w:r>
             <w:r>
               <w:rPr>
@@ -4942,7 +5327,7 @@
                 <w:noProof/>
                 <w:webHidden/>
               </w:rPr>
-              <w:t>35</w:t>
+              <w:t>40</w:t>
             </w:r>
             <w:r>
               <w:rPr>
@@ -4965,7 +5350,7 @@
               <w14:ligatures w14:val="standardContextual"/>
             </w:rPr>
           </w:pPr>
-          <w:hyperlink w:anchor="_Toc238667893" w:history="1">
+          <w:hyperlink w:anchor="_Toc238759985" w:history="1">
             <w:r>
               <w:rPr>
                 <w:rStyle w:val="Hyperlink"/>
@@ -4993,7 +5378,7 @@
                 <w:noProof/>
                 <w:webHidden/>
               </w:rPr>
-              <w:instrText xml:space="preserve"> PAGEREF _Toc238667893 \h </w:instrText>
+              <w:instrText xml:space="preserve"> PAGEREF _Toc238759985 \h </w:instrText>
             </w:r>
             <w:r>
               <w:rPr>
@@ -5013,7 +5398,7 @@
                 <w:noProof/>
                 <w:webHidden/>
               </w:rPr>
-              <w:t>36</w:t>
+              <w:t>41</w:t>
             </w:r>
             <w:r>
               <w:rPr>
@@ -5036,7 +5421,7 @@
               <w14:ligatures w14:val="standardContextual"/>
             </w:rPr>
           </w:pPr>
-          <w:hyperlink w:anchor="_Toc238667894" w:history="1">
+          <w:hyperlink w:anchor="_Toc238759986" w:history="1">
             <w:r>
               <w:rPr>
                 <w:rStyle w:val="Hyperlink"/>
@@ -5064,7 +5449,7 @@
                 <w:noProof/>
                 <w:webHidden/>
               </w:rPr>
-              <w:instrText xml:space="preserve"> PAGEREF _Toc238667894 \h </w:instrText>
+              <w:instrText xml:space="preserve"> PAGEREF _Toc238759986 \h </w:instrText>
             </w:r>
             <w:r>
               <w:rPr>
@@ -5084,7 +5469,7 @@
                 <w:noProof/>
                 <w:webHidden/>
               </w:rPr>
-              <w:t>37</w:t>
+              <w:t>42</w:t>
             </w:r>
             <w:r>
               <w:rPr>
@@ -5107,7 +5492,7 @@
               <w14:ligatures w14:val="standardContextual"/>
             </w:rPr>
           </w:pPr>
-          <w:hyperlink w:anchor="_Toc238667895" w:history="1">
+          <w:hyperlink w:anchor="_Toc238759987" w:history="1">
             <w:r>
               <w:rPr>
                 <w:rStyle w:val="Hyperlink"/>
@@ -5135,7 +5520,7 @@
                 <w:noProof/>
                 <w:webHidden/>
               </w:rPr>
-              <w:instrText xml:space="preserve"> PAGEREF _Toc238667895 \h </w:instrText>
+              <w:instrText xml:space="preserve"> PAGEREF _Toc238759987 \h </w:instrText>
             </w:r>
             <w:r>
               <w:rPr>
@@ -5155,7 +5540,7 @@
                 <w:noProof/>
                 <w:webHidden/>
               </w:rPr>
-              <w:t>38</w:t>
+              <w:t>43</w:t>
             </w:r>
             <w:r>
               <w:rPr>
@@ -5178,7 +5563,7 @@
               <w14:ligatures w14:val="standardContextual"/>
             </w:rPr>
           </w:pPr>
-          <w:hyperlink w:anchor="_Toc238667896" w:history="1">
+          <w:hyperlink w:anchor="_Toc238759988" w:history="1">
             <w:r>
               <w:rPr>
                 <w:rStyle w:val="Hyperlink"/>
@@ -5206,7 +5591,7 @@
                 <w:noProof/>
                 <w:webHidden/>
               </w:rPr>
-              <w:instrText xml:space="preserve"> PAGEREF _Toc238667896 \h </w:instrText>
+              <w:instrText xml:space="preserve"> PAGEREF _Toc238759988 \h </w:instrText>
             </w:r>
             <w:r>
               <w:rPr>
@@ -5226,7 +5611,7 @@
                 <w:noProof/>
                 <w:webHidden/>
               </w:rPr>
-              <w:t>39</w:t>
+              <w:t>44</w:t>
             </w:r>
             <w:r>
               <w:rPr>
@@ -5249,7 +5634,7 @@
               <w14:ligatures w14:val="standardContextual"/>
             </w:rPr>
           </w:pPr>
-          <w:hyperlink w:anchor="_Toc238667897" w:history="1">
+          <w:hyperlink w:anchor="_Toc238759989" w:history="1">
             <w:r>
               <w:rPr>
                 <w:rStyle w:val="Hyperlink"/>
@@ -5277,7 +5662,7 @@
                 <w:noProof/>
                 <w:webHidden/>
               </w:rPr>
-              <w:instrText xml:space="preserve"> PAGEREF _Toc238667897 \h </w:instrText>
+              <w:instrText xml:space="preserve"> PAGEREF _Toc238759989 \h </w:instrText>
             </w:r>
             <w:r>
               <w:rPr>
@@ -5297,7 +5682,7 @@
                 <w:noProof/>
                 <w:webHidden/>
               </w:rPr>
-              <w:t>39</w:t>
+              <w:t>44</w:t>
             </w:r>
             <w:r>
               <w:rPr>
@@ -5320,7 +5705,7 @@
               <w14:ligatures w14:val="standardContextual"/>
             </w:rPr>
           </w:pPr>
-          <w:hyperlink w:anchor="_Toc238667898" w:history="1">
+          <w:hyperlink w:anchor="_Toc238759990" w:history="1">
             <w:r>
               <w:rPr>
                 <w:rStyle w:val="Hyperlink"/>
@@ -5348,7 +5733,7 @@
                 <w:noProof/>
                 <w:webHidden/>
               </w:rPr>
-              <w:instrText xml:space="preserve"> PAGEREF _Toc238667898 \h </w:instrText>
+              <w:instrText xml:space="preserve"> PAGEREF _Toc238759990 \h </w:instrText>
             </w:r>
             <w:r>
               <w:rPr>
@@ -5368,7 +5753,7 @@
                 <w:noProof/>
                 <w:webHidden/>
               </w:rPr>
-              <w:t>40</w:t>
+              <w:t>45</w:t>
             </w:r>
             <w:r>
               <w:rPr>
@@ -5391,7 +5776,7 @@
               <w14:ligatures w14:val="standardContextual"/>
             </w:rPr>
           </w:pPr>
-          <w:hyperlink w:anchor="_Toc238667899" w:history="1">
+          <w:hyperlink w:anchor="_Toc238759991" w:history="1">
             <w:r>
               <w:rPr>
                 <w:rStyle w:val="Hyperlink"/>
@@ -5419,7 +5804,7 @@
                 <w:noProof/>
                 <w:webHidden/>
               </w:rPr>
-              <w:instrText xml:space="preserve"> PAGEREF _Toc238667899 \h </w:instrText>
+              <w:instrText xml:space="preserve"> PAGEREF _Toc238759991 \h </w:instrText>
             </w:r>
             <w:r>
               <w:rPr>
@@ -5439,7 +5824,7 @@
                 <w:noProof/>
                 <w:webHidden/>
               </w:rPr>
-              <w:t>40</w:t>
+              <w:t>45</w:t>
             </w:r>
             <w:r>
               <w:rPr>
@@ -5462,7 +5847,7 @@
               <w14:ligatures w14:val="standardContextual"/>
             </w:rPr>
           </w:pPr>
-          <w:hyperlink w:anchor="_Toc238667900" w:history="1">
+          <w:hyperlink w:anchor="_Toc238759992" w:history="1">
             <w:r>
               <w:rPr>
                 <w:rStyle w:val="Hyperlink"/>
@@ -5490,7 +5875,7 @@
                 <w:noProof/>
                 <w:webHidden/>
               </w:rPr>
-              <w:instrText xml:space="preserve"> PAGEREF _Toc238667900 \h </w:instrText>
+              <w:instrText xml:space="preserve"> PAGEREF _Toc238759992 \h </w:instrText>
             </w:r>
             <w:r>
               <w:rPr>
@@ -5510,7 +5895,78 @@
                 <w:noProof/>
                 <w:webHidden/>
               </w:rPr>
-              <w:t>41</w:t>
+              <w:t>46</w:t>
+            </w:r>
+            <w:r>
+              <w:rPr>
+                <w:noProof/>
+                <w:webHidden/>
+              </w:rPr>
+              <w:fldChar w:fldCharType="end"/>
+            </w:r>
+          </w:hyperlink>
+        </w:p>
+        <w:p>
+          <w:pPr>
+            <w:pStyle w:val="Sumrio2"/>
+            <w:rPr>
+              <w:rFonts w:asciiTheme="minorHAnsi" w:hAnsiTheme="minorHAnsi" w:cstheme="minorBidi"/>
+              <w:noProof/>
+              <w:kern w:val="2"/>
+              <w:szCs w:val="24"/>
+              <w:lang w:val="pt-BR" w:eastAsia="pt-BR"/>
+              <w14:ligatures w14:val="standardContextual"/>
+            </w:rPr>
+          </w:pPr>
+          <w:hyperlink w:anchor="_Toc238759993" w:history="1">
+            <w:r>
+              <w:rPr>
+                <w:rStyle w:val="Hyperlink"/>
+                <w:rFonts w:eastAsia="Times New Roman" w:cs="Times New Roman"/>
+                <w:noProof/>
+              </w:rPr>
+              <w:t>5.11 Análise exploratória dos perfis DSS com Self-Organizing Map</w:t>
+            </w:r>
+            <w:r>
+              <w:rPr>
+                <w:noProof/>
+                <w:webHidden/>
+              </w:rPr>
+              <w:tab/>
+            </w:r>
+            <w:r>
+              <w:rPr>
+                <w:noProof/>
+                <w:webHidden/>
+              </w:rPr>
+              <w:fldChar w:fldCharType="begin"/>
+            </w:r>
+            <w:r>
+              <w:rPr>
+                <w:noProof/>
+                <w:webHidden/>
+              </w:rPr>
+              <w:instrText xml:space="preserve"> PAGEREF _Toc238759993 \h </w:instrText>
+            </w:r>
+            <w:r>
+              <w:rPr>
+                <w:noProof/>
+                <w:webHidden/>
+              </w:rPr>
+            </w:r>
+            <w:r>
+              <w:rPr>
+                <w:noProof/>
+                <w:webHidden/>
+              </w:rPr>
+              <w:fldChar w:fldCharType="separate"/>
+            </w:r>
+            <w:r>
+              <w:rPr>
+                <w:noProof/>
+                <w:webHidden/>
+              </w:rPr>
+              <w:t>48</w:t>
             </w:r>
             <w:r>
               <w:rPr>
@@ -5533,7 +5989,7 @@
               <w14:ligatures w14:val="standardContextual"/>
             </w:rPr>
           </w:pPr>
-          <w:hyperlink w:anchor="_Toc238667901" w:history="1">
+          <w:hyperlink w:anchor="_Toc238759994" w:history="1">
             <w:r>
               <w:rPr>
                 <w:rStyle w:val="Hyperlink"/>
@@ -5561,7 +6017,7 @@
                 <w:noProof/>
                 <w:webHidden/>
               </w:rPr>
-              <w:instrText xml:space="preserve"> PAGEREF _Toc238667901 \h </w:instrText>
+              <w:instrText xml:space="preserve"> PAGEREF _Toc238759994 \h </w:instrText>
             </w:r>
             <w:r>
               <w:rPr>
@@ -5581,7 +6037,7 @@
                 <w:noProof/>
                 <w:webHidden/>
               </w:rPr>
-              <w:t>43</w:t>
+              <w:t>54</w:t>
             </w:r>
             <w:r>
               <w:rPr>
@@ -5604,7 +6060,7 @@
               <w14:ligatures w14:val="standardContextual"/>
             </w:rPr>
           </w:pPr>
-          <w:hyperlink w:anchor="_Toc238667902" w:history="1">
+          <w:hyperlink w:anchor="_Toc238759995" w:history="1">
             <w:r>
               <w:rPr>
                 <w:rStyle w:val="Hyperlink"/>
@@ -5632,7 +6088,7 @@
                 <w:noProof/>
                 <w:webHidden/>
               </w:rPr>
-              <w:instrText xml:space="preserve"> PAGEREF _Toc238667902 \h </w:instrText>
+              <w:instrText xml:space="preserve"> PAGEREF _Toc238759995 \h </w:instrText>
             </w:r>
             <w:r>
               <w:rPr>
@@ -5652,7 +6108,7 @@
                 <w:noProof/>
                 <w:webHidden/>
               </w:rPr>
-              <w:t>43</w:t>
+              <w:t>54</w:t>
             </w:r>
             <w:r>
               <w:rPr>
@@ -5675,7 +6131,7 @@
               <w14:ligatures w14:val="standardContextual"/>
             </w:rPr>
           </w:pPr>
-          <w:hyperlink w:anchor="_Toc238667903" w:history="1">
+          <w:hyperlink w:anchor="_Toc238759996" w:history="1">
             <w:r>
               <w:rPr>
                 <w:rStyle w:val="Hyperlink"/>
@@ -5703,7 +6159,7 @@
                 <w:noProof/>
                 <w:webHidden/>
               </w:rPr>
-              <w:instrText xml:space="preserve"> PAGEREF _Toc238667903 \h </w:instrText>
+              <w:instrText xml:space="preserve"> PAGEREF _Toc238759996 \h </w:instrText>
             </w:r>
             <w:r>
               <w:rPr>
@@ -5723,7 +6179,7 @@
                 <w:noProof/>
                 <w:webHidden/>
               </w:rPr>
-              <w:t>44</w:t>
+              <w:t>55</w:t>
             </w:r>
             <w:r>
               <w:rPr>
@@ -5746,7 +6202,7 @@
               <w14:ligatures w14:val="standardContextual"/>
             </w:rPr>
           </w:pPr>
-          <w:hyperlink w:anchor="_Toc238667904" w:history="1">
+          <w:hyperlink w:anchor="_Toc238759997" w:history="1">
             <w:r>
               <w:rPr>
                 <w:rStyle w:val="Hyperlink"/>
@@ -5774,7 +6230,7 @@
                 <w:noProof/>
                 <w:webHidden/>
               </w:rPr>
-              <w:instrText xml:space="preserve"> PAGEREF _Toc238667904 \h </w:instrText>
+              <w:instrText xml:space="preserve"> PAGEREF _Toc238759997 \h </w:instrText>
             </w:r>
             <w:r>
               <w:rPr>
@@ -5794,7 +6250,7 @@
                 <w:noProof/>
                 <w:webHidden/>
               </w:rPr>
-              <w:t>44</w:t>
+              <w:t>55</w:t>
             </w:r>
             <w:r>
               <w:rPr>
@@ -5817,7 +6273,7 @@
               <w14:ligatures w14:val="standardContextual"/>
             </w:rPr>
           </w:pPr>
-          <w:hyperlink w:anchor="_Toc238667905" w:history="1">
+          <w:hyperlink w:anchor="_Toc238759998" w:history="1">
             <w:r>
               <w:rPr>
                 <w:rStyle w:val="Hyperlink"/>
@@ -5845,7 +6301,7 @@
                 <w:noProof/>
                 <w:webHidden/>
               </w:rPr>
-              <w:instrText xml:space="preserve"> PAGEREF _Toc238667905 \h </w:instrText>
+              <w:instrText xml:space="preserve"> PAGEREF _Toc238759998 \h </w:instrText>
             </w:r>
             <w:r>
               <w:rPr>
@@ -5865,7 +6321,7 @@
                 <w:noProof/>
                 <w:webHidden/>
               </w:rPr>
-              <w:t>45</w:t>
+              <w:t>56</w:t>
             </w:r>
             <w:r>
               <w:rPr>
@@ -5888,7 +6344,7 @@
               <w14:ligatures w14:val="standardContextual"/>
             </w:rPr>
           </w:pPr>
-          <w:hyperlink w:anchor="_Toc238667906" w:history="1">
+          <w:hyperlink w:anchor="_Toc238759999" w:history="1">
             <w:r>
               <w:rPr>
                 <w:rStyle w:val="Hyperlink"/>
@@ -5916,7 +6372,7 @@
                 <w:noProof/>
                 <w:webHidden/>
               </w:rPr>
-              <w:instrText xml:space="preserve"> PAGEREF _Toc238667906 \h </w:instrText>
+              <w:instrText xml:space="preserve"> PAGEREF _Toc238759999 \h </w:instrText>
             </w:r>
             <w:r>
               <w:rPr>
@@ -5936,7 +6392,7 @@
                 <w:noProof/>
                 <w:webHidden/>
               </w:rPr>
-              <w:t>50</w:t>
+              <w:t>61</w:t>
             </w:r>
             <w:r>
               <w:rPr>
@@ -5959,7 +6415,7 @@
               <w14:ligatures w14:val="standardContextual"/>
             </w:rPr>
           </w:pPr>
-          <w:hyperlink w:anchor="_Toc238667907" w:history="1">
+          <w:hyperlink w:anchor="_Toc238760000" w:history="1">
             <w:r>
               <w:rPr>
                 <w:rStyle w:val="Hyperlink"/>
@@ -5987,7 +6443,7 @@
                 <w:noProof/>
                 <w:webHidden/>
               </w:rPr>
-              <w:instrText xml:space="preserve"> PAGEREF _Toc238667907 \h </w:instrText>
+              <w:instrText xml:space="preserve"> PAGEREF _Toc238760000 \h </w:instrText>
             </w:r>
             <w:r>
               <w:rPr>
@@ -6007,7 +6463,7 @@
                 <w:noProof/>
                 <w:webHidden/>
               </w:rPr>
-              <w:t>51</w:t>
+              <w:t>62</w:t>
             </w:r>
             <w:r>
               <w:rPr>
@@ -6606,7 +7062,7 @@
       <w:pPr>
         <w:pStyle w:val="Ttulo1"/>
       </w:pPr>
-      <w:bookmarkStart w:id="0" w:name="_Toc238667848"/>
+      <w:bookmarkStart w:id="0" w:name="_Toc238759936"/>
       <w:r>
         <w:rPr>
           <w:rFonts w:ascii="Times New Roman" w:eastAsia="Times New Roman" w:hAnsi="Times New Roman"/>
@@ -6620,7 +7076,7 @@
       <w:pPr>
         <w:pStyle w:val="Ttulo2"/>
       </w:pPr>
-      <w:bookmarkStart w:id="1" w:name="_Toc238667849"/>
+      <w:bookmarkStart w:id="1" w:name="_Toc238759937"/>
       <w:r>
         <w:rPr>
           <w:rFonts w:ascii="Times New Roman" w:eastAsia="Times New Roman" w:hAnsi="Times New Roman"/>
@@ -6718,7 +7174,7 @@
       <w:pPr>
         <w:pStyle w:val="Ttulo2"/>
       </w:pPr>
-      <w:bookmarkStart w:id="2" w:name="_Toc238667850"/>
+      <w:bookmarkStart w:id="2" w:name="_Toc238759938"/>
       <w:r>
         <w:rPr>
           <w:rFonts w:ascii="Times New Roman" w:eastAsia="Times New Roman" w:hAnsi="Times New Roman"/>
@@ -6785,7 +7241,7 @@
       <w:pPr>
         <w:pStyle w:val="Ttulo2"/>
       </w:pPr>
-      <w:bookmarkStart w:id="3" w:name="_Toc238667851"/>
+      <w:bookmarkStart w:id="3" w:name="_Toc238759939"/>
       <w:r>
         <w:rPr>
           <w:rFonts w:ascii="Times New Roman" w:eastAsia="Times New Roman" w:hAnsi="Times New Roman"/>
@@ -6851,7 +7307,7 @@
       <w:pPr>
         <w:pStyle w:val="Ttulo2"/>
       </w:pPr>
-      <w:bookmarkStart w:id="4" w:name="_Toc238667852"/>
+      <w:bookmarkStart w:id="4" w:name="_Toc238759940"/>
       <w:r>
         <w:rPr>
           <w:rFonts w:ascii="Times New Roman" w:eastAsia="Times New Roman" w:hAnsi="Times New Roman"/>
@@ -6864,7 +7320,7 @@
       <w:pPr>
         <w:pStyle w:val="Ttulo3"/>
       </w:pPr>
-      <w:bookmarkStart w:id="5" w:name="_Toc238667853"/>
+      <w:bookmarkStart w:id="5" w:name="_Toc238759941"/>
       <w:r>
         <w:rPr>
           <w:rFonts w:ascii="Times New Roman" w:eastAsia="Times New Roman" w:hAnsi="Times New Roman"/>
@@ -6890,7 +7346,7 @@
       <w:pPr>
         <w:pStyle w:val="Ttulo3"/>
       </w:pPr>
-      <w:bookmarkStart w:id="6" w:name="_Toc238667854"/>
+      <w:bookmarkStart w:id="6" w:name="_Toc238759942"/>
       <w:r>
         <w:rPr>
           <w:rFonts w:ascii="Times New Roman" w:eastAsia="Times New Roman" w:hAnsi="Times New Roman"/>
@@ -7006,7 +7462,7 @@
       <w:pPr>
         <w:pStyle w:val="Ttulo2"/>
       </w:pPr>
-      <w:bookmarkStart w:id="7" w:name="_Toc238667855"/>
+      <w:bookmarkStart w:id="7" w:name="_Toc238759943"/>
       <w:r>
         <w:rPr>
           <w:rFonts w:ascii="Times New Roman" w:eastAsia="Times New Roman" w:hAnsi="Times New Roman"/>
@@ -7025,7 +7481,7 @@
         <w:rPr>
           <w:rFonts w:eastAsia="Times New Roman"/>
         </w:rPr>
-        <w:t>Além desta introdução, o trabalho organiza-se em cinco capítulos. O Capítulo 2 apresenta a fundamentação teórica, abordando o pré-natal e a saúde materna, os Determinantes Sociais da Saúde, a vulnerabilidade e os índices compostos, o aprendizado de máquina supervisionado e os trabalhos relacionados. O Capítulo 3 descreve a metodologia, abrangendo o tipo de pesquisa, as dimensões dos DSS adotadas, a construção do IV-DSS, a modelagem dos dados, a população e a variável-alvo, a geração do dataset sintético, a seleção de variáveis, os modelos, o treinamento e a validação, as métricas, o procedimento de validação da integração entre aplicativo, API e modelo, e os aspectos éticos e limitações. O Capítulo 4 detalha o desenvolvimento da solução, com a arquitetura e os eixos funcionais do aplicativo e a integração com a API e o modelo. O Capítulo 5 apresenta e discute os resultados experimentais e a validação da implementação de software. O Capítulo 6 conclui o trabalho, retomando os objetivos, sintetizando contribuições e limitações e indicando trabalhos futuros.</w:t>
+        <w:t>Além desta introdução, o trabalho organiza-se em cinco capítulos. O Capítulo 2 apresenta a fundamentação teórica, abordando o pré-natal e a saúde materna, os Determinantes Sociais da Saúde, a vulnerabilidade e os índices compostos, o aprendizado de máquina supervisionado e não supervisionado — incluindo os Self-Organizing Maps — e os trabalhos relacionados. O Capítulo 3 descreve a metodologia, abrangendo o tipo de pesquisa, as dimensões dos DSS adotadas, a construção do IV-DSS, a modelagem dos dados, a população e a variável-alvo, a geração do dataset sintético, a seleção de variáveis, os modelos, o treinamento e a validação, as métricas, a análise exploratória não supervisionada com Self-Organizing Map, o procedimento de validação da integração entre aplicativo, API e modelo, e os aspectos éticos e limitações. O Capítulo 4 detalha o desenvolvimento da solução, com a arquitetura e os eixos funcionais do aplicativo e a integração com a API e o modelo. O Capítulo 5 apresenta e discute os resultados experimentais, a análise exploratória dos perfis DSS com Self-Organizing Map e a validação da implementação de software. O Capítulo 6 conclui o trabalho, retomando os objetivos, sintetizando contribuições e limitações e indicando trabalhos futuros.</w:t>
       </w:r>
     </w:p>
     <w:p>
@@ -7038,7 +7494,7 @@
         <w:pStyle w:val="Ttulo1"/>
         <w:spacing w:before="0"/>
       </w:pPr>
-      <w:bookmarkStart w:id="8" w:name="_Toc238667856"/>
+      <w:bookmarkStart w:id="8" w:name="_Toc238759944"/>
       <w:r>
         <w:rPr>
           <w:rFonts w:ascii="Times New Roman" w:eastAsia="Times New Roman" w:hAnsi="Times New Roman"/>
@@ -7053,7 +7509,7 @@
       <w:pPr>
         <w:pStyle w:val="Ttulo2"/>
       </w:pPr>
-      <w:bookmarkStart w:id="9" w:name="_Toc238667857"/>
+      <w:bookmarkStart w:id="9" w:name="_Toc238759945"/>
       <w:r>
         <w:rPr>
           <w:rFonts w:ascii="Times New Roman" w:eastAsia="Times New Roman" w:hAnsi="Times New Roman"/>
@@ -7086,7 +7542,7 @@
       <w:pPr>
         <w:pStyle w:val="Ttulo2"/>
       </w:pPr>
-      <w:bookmarkStart w:id="10" w:name="_Toc238667858"/>
+      <w:bookmarkStart w:id="10" w:name="_Toc238759946"/>
       <w:r>
         <w:rPr>
           <w:rFonts w:ascii="Times New Roman" w:eastAsia="Times New Roman" w:hAnsi="Times New Roman"/>
@@ -7133,7 +7589,7 @@
           <w:noProof/>
         </w:rPr>
         <w:drawing>
-          <wp:inline distT="0" distB="0" distL="0" distR="0" wp14:anchorId="79F0A777" wp14:editId="2055745F">
+          <wp:inline distT="0" distB="0" distL="0" distR="0" wp14:anchorId="18E025E7" wp14:editId="6A1ABF05">
             <wp:extent cx="5400000" cy="3585571"/>
             <wp:effectExtent l="0" t="0" r="0" b="0"/>
             <wp:docPr id="1" name="Picture 1"/>
@@ -7184,7 +7640,7 @@
       <w:pPr>
         <w:pStyle w:val="Ttulo2"/>
       </w:pPr>
-      <w:bookmarkStart w:id="11" w:name="_Toc238667859"/>
+      <w:bookmarkStart w:id="11" w:name="_Toc238759947"/>
       <w:r>
         <w:rPr>
           <w:rFonts w:ascii="Times New Roman" w:eastAsia="Times New Roman" w:hAnsi="Times New Roman"/>
@@ -7221,14 +7677,29 @@
       <w:pPr>
         <w:pStyle w:val="Ttulo2"/>
       </w:pPr>
-      <w:bookmarkStart w:id="12" w:name="_Toc238667860"/>
-      <w:r>
-        <w:rPr>
-          <w:rFonts w:ascii="Times New Roman" w:eastAsia="Times New Roman" w:hAnsi="Times New Roman"/>
-        </w:rPr>
-        <w:t>2.4 Aprendizado de máquina supervisionado</w:t>
+      <w:bookmarkStart w:id="12" w:name="_Toc238759948"/>
+      <w:r>
+        <w:rPr>
+          <w:rFonts w:ascii="Times New Roman" w:eastAsia="Times New Roman" w:hAnsi="Times New Roman" w:cs="Times New Roman"/>
+          <w:b w:val="0"/>
+        </w:rPr>
+        <w:t>2.4 Aprendizado de máquina</w:t>
       </w:r>
       <w:bookmarkEnd w:id="12"/>
+    </w:p>
+    <w:p>
+      <w:pPr>
+        <w:pStyle w:val="Ttulo3"/>
+      </w:pPr>
+      <w:bookmarkStart w:id="13" w:name="_Toc238759949"/>
+      <w:r>
+        <w:rPr>
+          <w:rFonts w:ascii="Times New Roman" w:eastAsia="Times New Roman" w:hAnsi="Times New Roman" w:cs="Times New Roman"/>
+          <w:b w:val="0"/>
+        </w:rPr>
+        <w:t>2.4.1 Aprendizado supervisionado</w:t>
+      </w:r>
+      <w:bookmarkEnd w:id="13"/>
     </w:p>
     <w:p>
       <w:pPr>
@@ -7242,11 +7713,11 @@
     </w:p>
     <w:p>
       <w:r>
-        <w:t xml:space="preserve">A avaliação de classificadores em cenários com classes desbalanceadas — como o desfecho raro aqui estudado — exige métricas que não sejam enganadas pela classe majoritária (HE; GARCIA, 2009). A área sob a curva Precision-Recall (PR-AUC) é reconhecida como mais </w:t>
+        <w:t xml:space="preserve">A avaliação de classificadores em cenários com classes desbalanceadas — como o desfecho raro aqui estudado — exige métricas que não sejam enganadas pela classe majoritária (HE; </w:t>
       </w:r>
       <w:r>
         <w:lastRenderedPageBreak/>
-        <w:t>informativa que a ROC-AUC quando a classe positiva é minoritária (SAITO; REHMSMEIER, 2015), e a calibração das probabilidades preditas, mensurável pelo Brier score, é um requisito complementar de qualidade (BRIER, 1950; VAN CALSTER et al., 2019).</w:t>
+        <w:t>GARCIA, 2009). A área sob a curva Precision-Recall (PR-AUC) é reconhecida como mais informativa que a ROC-AUC quando a classe positiva é minoritária (SAITO; REHMSMEIER, 2015), e a calibração das probabilidades preditas, mensurável pelo Brier score, é um requisito complementar de qualidade (BRIER, 1950; VAN CALSTER et al., 2019).</w:t>
       </w:r>
     </w:p>
     <w:p>
@@ -7256,16 +7727,1168 @@
     </w:p>
     <w:p>
       <w:pPr>
+        <w:pStyle w:val="Ttulo3"/>
+      </w:pPr>
+      <w:bookmarkStart w:id="14" w:name="_Toc238759950"/>
+      <w:r>
+        <w:rPr>
+          <w:rFonts w:ascii="Times New Roman" w:eastAsia="Times New Roman" w:hAnsi="Times New Roman" w:cs="Times New Roman"/>
+          <w:b w:val="0"/>
+        </w:rPr>
+        <w:t>2.4.2 Aprendizado não supervisionado</w:t>
+      </w:r>
+      <w:bookmarkEnd w:id="14"/>
+    </w:p>
+    <w:p>
+      <w:pPr>
+        <w:ind w:firstLine="709"/>
+        <w:jc w:val="both"/>
+      </w:pPr>
+      <w:r>
+        <w:rPr>
+          <w:rFonts w:eastAsia="Times New Roman" w:cs="Times New Roman"/>
+        </w:rPr>
+        <w:t>De modo distinto do paradigma supervisionado, o aprendizado não supervisionado opera sobre dados sem variável-alvo rotulada: o algoritmo busca, nos próprios dados, estrutura, regularidade ou organização — em especial agrupamentos (clusters) de registros com características semelhantes (HASTIE; TIBSHIRANI; FRIEDMAN, 2009). Não há, portanto, um desfecho a ser predito nem uma função de mapeamento supervisionada entre entradas e saídas; a tarefa consiste em revelar padrões latentes.</w:t>
+      </w:r>
+    </w:p>
+    <w:p>
+      <w:pPr>
+        <w:ind w:firstLine="709"/>
+        <w:jc w:val="both"/>
+      </w:pPr>
+      <w:r>
+        <w:rPr>
+          <w:rFonts w:eastAsia="Times New Roman" w:cs="Times New Roman"/>
+        </w:rPr>
+        <w:t>Neste trabalho, a análise não supervisionada emprega um Self-Organizing Map (SOM) sobre as características dos Determinantes Sociais da Saúde (DSS). Nessa etapa, a variável-alvo sintética descontinuou_pre_natal não participa do treinamento nem da formação dos agrupamentos: o SOM organiza os registros exclusivamente por sua semelhança nas características DSS, identificando organização topológica e perfis semelhantes. O resultado é uma leitura exploratória complementar, distinta da estimativa supervisionada p</w:t>
+      </w:r>
+      <w:r>
+        <w:rPr>
+          <w:rFonts w:eastAsia="Times New Roman" w:cs="Times New Roman"/>
+        </w:rPr>
+        <w:t>roduzida pelo Random Forest.</w:t>
+      </w:r>
+    </w:p>
+    <w:p>
+      <w:pPr>
+        <w:pStyle w:val="Ttulo3"/>
+      </w:pPr>
+      <w:bookmarkStart w:id="15" w:name="_Toc238759951"/>
+      <w:r>
+        <w:rPr>
+          <w:rFonts w:ascii="Times New Roman" w:eastAsia="Times New Roman" w:hAnsi="Times New Roman" w:cs="Times New Roman"/>
+          <w:b w:val="0"/>
+        </w:rPr>
+        <w:t>2.4.3 Self-Organizing Maps</w:t>
+      </w:r>
+      <w:bookmarkEnd w:id="15"/>
+    </w:p>
+    <w:p>
+      <w:pPr>
+        <w:ind w:firstLine="709"/>
+        <w:jc w:val="both"/>
+      </w:pPr>
+      <w:r>
+        <w:rPr>
+          <w:rFonts w:eastAsia="Times New Roman" w:cs="Times New Roman"/>
+        </w:rPr>
+        <w:t>O Self-Organizing Map (SOM), proposto por Teuvo Kohonen (KOHONEN, 1990), é uma rede neural de aprendizagem não supervisionada que projeta dados de alta dimensionalidade em uma grade discreta, usualmente bidimensional, de neurônios, preservando a topologia das relações originais (KOHONEN, 2001). Cada neurônio da grade possui um vetor de pesos de mesma dimensão dos dados de entrada, e o treinamento ocorre por aprendizagem competitiva: a cada registro apresentado, um neurônio vencedor é identificado e, juntame</w:t>
+      </w:r>
+      <w:r>
+        <w:rPr>
+          <w:rFonts w:eastAsia="Times New Roman" w:cs="Times New Roman"/>
+        </w:rPr>
+        <w:t xml:space="preserve">nte com seus vizinhos, tem os pesos ajustados em direção ao registro. Ao final, registros semelhantes tendem a ser mapeados para neurônios próximos na grade, o que torna o SOM útil para análise exploratória, visualização e identificação de agrupamentos </w:t>
+      </w:r>
+      <w:r>
+        <w:rPr>
+          <w:rFonts w:eastAsia="Times New Roman" w:cs="Times New Roman"/>
+        </w:rPr>
+        <w:lastRenderedPageBreak/>
+        <w:t>(KOHONEN, 2001). O SOM não é um classificador da descontinuidade do pré-natal: trata-se de um método de organização e exploração dos dados.</w:t>
+      </w:r>
+    </w:p>
+    <w:p>
+      <w:pPr>
+        <w:ind w:firstLine="709"/>
+        <w:jc w:val="both"/>
+      </w:pPr>
+      <w:r>
+        <w:rPr>
+          <w:rFonts w:eastAsia="Times New Roman" w:cs="Times New Roman"/>
+        </w:rPr>
+        <w:t xml:space="preserve">O neurônio vencedor — </w:t>
+      </w:r>
+      <w:r>
+        <w:rPr>
+          <w:rFonts w:eastAsia="Times New Roman" w:cs="Times New Roman"/>
+        </w:rPr>
+        <w:t>denominado Best Matching Unit (BMU) — é aquele cujo vetor de pesos apresenta a menor distância em relação ao registro apresentado. A Equação (1) expressa essa etapa de competição:</w:t>
+      </w:r>
+    </w:p>
+    <w:p>
+      <w:pPr>
+        <w:jc w:val="center"/>
+      </w:pPr>
+      <m:oMathPara>
+        <m:oMath>
+          <m:r>
+            <w:rPr>
+              <w:rFonts w:ascii="Cambria Math" w:hAnsi="Cambria Math"/>
+            </w:rPr>
+            <m:t>c</m:t>
+          </m:r>
+          <m:r>
+            <w:rPr>
+              <w:rFonts w:ascii="Cambria Math" w:hAnsi="Cambria Math"/>
+            </w:rPr>
+            <m:t>=</m:t>
+          </m:r>
+          <m:func>
+            <m:funcPr>
+              <m:ctrlPr>
+                <w:rPr>
+                  <w:rFonts w:ascii="Cambria Math" w:hAnsi="Cambria Math"/>
+                </w:rPr>
+              </m:ctrlPr>
+            </m:funcPr>
+            <m:fName>
+              <m:r>
+                <w:rPr>
+                  <w:rFonts w:ascii="Cambria Math" w:hAnsi="Cambria Math"/>
+                </w:rPr>
+                <m:t>arg</m:t>
+              </m:r>
+              <m:r>
+                <w:rPr>
+                  <w:rFonts w:ascii="Cambria Math" w:hAnsi="Cambria Math"/>
+                </w:rPr>
+                <m:t xml:space="preserve"> </m:t>
+              </m:r>
+              <m:r>
+                <w:rPr>
+                  <w:rFonts w:ascii="Cambria Math" w:hAnsi="Cambria Math"/>
+                </w:rPr>
+                <m:t>mini</m:t>
+              </m:r>
+            </m:fName>
+            <m:e>
+              <m:sSub>
+                <m:sSubPr>
+                  <m:ctrlPr>
+                    <w:rPr>
+                      <w:rFonts w:ascii="Cambria Math" w:hAnsi="Cambria Math"/>
+                    </w:rPr>
+                  </m:ctrlPr>
+                </m:sSubPr>
+                <m:e>
+                  <m:d>
+                    <m:dPr>
+                      <m:begChr m:val="‖"/>
+                      <m:endChr m:val="‖"/>
+                      <m:ctrlPr>
+                        <w:rPr>
+                          <w:rFonts w:ascii="Cambria Math" w:hAnsi="Cambria Math"/>
+                        </w:rPr>
+                      </m:ctrlPr>
+                    </m:dPr>
+                    <m:e>
+                      <m:r>
+                        <w:rPr>
+                          <w:rFonts w:ascii="Cambria Math" w:hAnsi="Cambria Math"/>
+                        </w:rPr>
+                        <m:t>x</m:t>
+                      </m:r>
+                      <m:r>
+                        <w:rPr>
+                          <w:rFonts w:ascii="Cambria Math" w:hAnsi="Cambria Math"/>
+                        </w:rPr>
+                        <m:t>-</m:t>
+                      </m:r>
+                      <m:sSub>
+                        <m:sSubPr>
+                          <m:ctrlPr>
+                            <w:rPr>
+                              <w:rFonts w:ascii="Cambria Math" w:hAnsi="Cambria Math"/>
+                            </w:rPr>
+                          </m:ctrlPr>
+                        </m:sSubPr>
+                        <m:e>
+                          <m:r>
+                            <w:rPr>
+                              <w:rFonts w:ascii="Cambria Math" w:hAnsi="Cambria Math"/>
+                            </w:rPr>
+                            <m:t>w</m:t>
+                          </m:r>
+                        </m:e>
+                        <m:sub>
+                          <m:r>
+                            <w:rPr>
+                              <w:rFonts w:ascii="Cambria Math" w:hAnsi="Cambria Math"/>
+                            </w:rPr>
+                            <m:t>i</m:t>
+                          </m:r>
+                        </m:sub>
+                      </m:sSub>
+                    </m:e>
+                  </m:d>
+                </m:e>
+                <m:sub>
+                  <m:r>
+                    <w:rPr>
+                      <w:rFonts w:ascii="Cambria Math" w:hAnsi="Cambria Math"/>
+                    </w:rPr>
+                    <m:t>2</m:t>
+                  </m:r>
+                </m:sub>
+              </m:sSub>
+            </m:e>
+          </m:func>
+        </m:oMath>
+      </m:oMathPara>
+    </w:p>
+    <w:p>
+      <w:pPr>
+        <w:jc w:val="both"/>
+      </w:pPr>
+      <w:r>
+        <w:rPr>
+          <w:rFonts w:eastAsia="Times New Roman" w:cs="Times New Roman"/>
+          <w:sz w:val="22"/>
+        </w:rPr>
+        <w:t>Equação (1) — Best Matching Unit. Onde: c é o Best Matching Unit; x é o vetor de entrada; wᵢ é o vetor de pesos do neurônio i; e ‖·‖₂ denota a distância euclidiana.</w:t>
+      </w:r>
+    </w:p>
+    <w:p>
+      <w:pPr>
+        <w:ind w:firstLine="709"/>
+        <w:jc w:val="both"/>
+      </w:pPr>
+      <w:r>
+        <w:rPr>
+          <w:rFonts w:eastAsia="Times New Roman" w:cs="Times New Roman"/>
+        </w:rPr>
+        <w:t>Identificado o BMU, os pesos do próprio BMU e de seus vizinhos são ajustados na direção do registro, segundo uma taxa de aprendizagem decrescente, conforme a Equação (2):</w:t>
+      </w:r>
+    </w:p>
+    <w:p>
+      <w:pPr>
+        <w:jc w:val="center"/>
+      </w:pPr>
+      <m:oMathPara>
+        <m:oMath>
+          <m:sSubSup>
+            <m:sSubSupPr>
+              <m:ctrlPr>
+                <w:rPr>
+                  <w:rFonts w:ascii="Cambria Math" w:hAnsi="Cambria Math"/>
+                </w:rPr>
+              </m:ctrlPr>
+            </m:sSubSupPr>
+            <m:e>
+              <m:r>
+                <w:rPr>
+                  <w:rFonts w:ascii="Cambria Math" w:hAnsi="Cambria Math"/>
+                </w:rPr>
+                <m:t>w</m:t>
+              </m:r>
+            </m:e>
+            <m:sub>
+              <m:r>
+                <w:rPr>
+                  <w:rFonts w:ascii="Cambria Math" w:hAnsi="Cambria Math"/>
+                </w:rPr>
+                <m:t>i</m:t>
+              </m:r>
+            </m:sub>
+            <m:sup>
+              <m:d>
+                <m:dPr>
+                  <m:ctrlPr>
+                    <w:rPr>
+                      <w:rFonts w:ascii="Cambria Math" w:hAnsi="Cambria Math"/>
+                    </w:rPr>
+                  </m:ctrlPr>
+                </m:dPr>
+                <m:e>
+                  <m:r>
+                    <w:rPr>
+                      <w:rFonts w:ascii="Cambria Math" w:hAnsi="Cambria Math"/>
+                    </w:rPr>
+                    <m:t>t</m:t>
+                  </m:r>
+                  <m:r>
+                    <w:rPr>
+                      <w:rFonts w:ascii="Cambria Math" w:hAnsi="Cambria Math"/>
+                    </w:rPr>
+                    <m:t>+1</m:t>
+                  </m:r>
+                </m:e>
+              </m:d>
+            </m:sup>
+          </m:sSubSup>
+          <m:r>
+            <w:rPr>
+              <w:rFonts w:ascii="Cambria Math" w:hAnsi="Cambria Math"/>
+            </w:rPr>
+            <m:t>=</m:t>
+          </m:r>
+          <m:sSubSup>
+            <m:sSubSupPr>
+              <m:ctrlPr>
+                <w:rPr>
+                  <w:rFonts w:ascii="Cambria Math" w:hAnsi="Cambria Math"/>
+                </w:rPr>
+              </m:ctrlPr>
+            </m:sSubSupPr>
+            <m:e>
+              <m:r>
+                <w:rPr>
+                  <w:rFonts w:ascii="Cambria Math" w:hAnsi="Cambria Math"/>
+                </w:rPr>
+                <m:t>w</m:t>
+              </m:r>
+            </m:e>
+            <m:sub>
+              <m:r>
+                <w:rPr>
+                  <w:rFonts w:ascii="Cambria Math" w:hAnsi="Cambria Math"/>
+                </w:rPr>
+                <m:t>i</m:t>
+              </m:r>
+            </m:sub>
+            <m:sup>
+              <m:d>
+                <m:dPr>
+                  <m:ctrlPr>
+                    <w:rPr>
+                      <w:rFonts w:ascii="Cambria Math" w:hAnsi="Cambria Math"/>
+                    </w:rPr>
+                  </m:ctrlPr>
+                </m:dPr>
+                <m:e>
+                  <m:r>
+                    <w:rPr>
+                      <w:rFonts w:ascii="Cambria Math" w:hAnsi="Cambria Math"/>
+                    </w:rPr>
+                    <m:t>t</m:t>
+                  </m:r>
+                </m:e>
+              </m:d>
+            </m:sup>
+          </m:sSubSup>
+          <m:r>
+            <w:rPr>
+              <w:rFonts w:ascii="Cambria Math" w:hAnsi="Cambria Math"/>
+            </w:rPr>
+            <m:t>+</m:t>
+          </m:r>
+          <m:r>
+            <w:rPr>
+              <w:rFonts w:ascii="Cambria Math" w:hAnsi="Cambria Math"/>
+            </w:rPr>
+            <m:t>α</m:t>
+          </m:r>
+          <m:d>
+            <m:dPr>
+              <m:ctrlPr>
+                <w:rPr>
+                  <w:rFonts w:ascii="Cambria Math" w:hAnsi="Cambria Math"/>
+                </w:rPr>
+              </m:ctrlPr>
+            </m:dPr>
+            <m:e>
+              <m:r>
+                <w:rPr>
+                  <w:rFonts w:ascii="Cambria Math" w:hAnsi="Cambria Math"/>
+                </w:rPr>
+                <m:t>t</m:t>
+              </m:r>
+            </m:e>
+          </m:d>
+          <m:r>
+            <w:rPr>
+              <w:rFonts w:ascii="Cambria Math" w:hAnsi="Cambria Math"/>
+            </w:rPr>
+            <m:t>·</m:t>
+          </m:r>
+          <m:sSub>
+            <m:sSubPr>
+              <m:ctrlPr>
+                <w:rPr>
+                  <w:rFonts w:ascii="Cambria Math" w:hAnsi="Cambria Math"/>
+                </w:rPr>
+              </m:ctrlPr>
+            </m:sSubPr>
+            <m:e>
+              <m:r>
+                <w:rPr>
+                  <w:rFonts w:ascii="Cambria Math" w:hAnsi="Cambria Math"/>
+                </w:rPr>
+                <m:t>h</m:t>
+              </m:r>
+            </m:e>
+            <m:sub>
+              <m:r>
+                <w:rPr>
+                  <w:rFonts w:ascii="Cambria Math" w:hAnsi="Cambria Math"/>
+                </w:rPr>
+                <m:t>ci</m:t>
+              </m:r>
+            </m:sub>
+          </m:sSub>
+          <m:d>
+            <m:dPr>
+              <m:ctrlPr>
+                <w:rPr>
+                  <w:rFonts w:ascii="Cambria Math" w:hAnsi="Cambria Math"/>
+                </w:rPr>
+              </m:ctrlPr>
+            </m:dPr>
+            <m:e>
+              <m:r>
+                <w:rPr>
+                  <w:rFonts w:ascii="Cambria Math" w:hAnsi="Cambria Math"/>
+                </w:rPr>
+                <m:t>t</m:t>
+              </m:r>
+            </m:e>
+          </m:d>
+          <m:r>
+            <w:rPr>
+              <w:rFonts w:ascii="Cambria Math" w:hAnsi="Cambria Math"/>
+            </w:rPr>
+            <m:t>·</m:t>
+          </m:r>
+          <m:d>
+            <m:dPr>
+              <m:ctrlPr>
+                <w:rPr>
+                  <w:rFonts w:ascii="Cambria Math" w:hAnsi="Cambria Math"/>
+                </w:rPr>
+              </m:ctrlPr>
+            </m:dPr>
+            <m:e>
+              <m:r>
+                <w:rPr>
+                  <w:rFonts w:ascii="Cambria Math" w:hAnsi="Cambria Math"/>
+                </w:rPr>
+                <m:t>x</m:t>
+              </m:r>
+              <m:d>
+                <m:dPr>
+                  <m:ctrlPr>
+                    <w:rPr>
+                      <w:rFonts w:ascii="Cambria Math" w:hAnsi="Cambria Math"/>
+                    </w:rPr>
+                  </m:ctrlPr>
+                </m:dPr>
+                <m:e>
+                  <m:r>
+                    <w:rPr>
+                      <w:rFonts w:ascii="Cambria Math" w:hAnsi="Cambria Math"/>
+                    </w:rPr>
+                    <m:t>t</m:t>
+                  </m:r>
+                </m:e>
+              </m:d>
+              <m:r>
+                <w:rPr>
+                  <w:rFonts w:ascii="Cambria Math" w:hAnsi="Cambria Math"/>
+                </w:rPr>
+                <m:t>-</m:t>
+              </m:r>
+              <m:sSubSup>
+                <m:sSubSupPr>
+                  <m:ctrlPr>
+                    <w:rPr>
+                      <w:rFonts w:ascii="Cambria Math" w:hAnsi="Cambria Math"/>
+                    </w:rPr>
+                  </m:ctrlPr>
+                </m:sSubSupPr>
+                <m:e>
+                  <m:r>
+                    <w:rPr>
+                      <w:rFonts w:ascii="Cambria Math" w:hAnsi="Cambria Math"/>
+                    </w:rPr>
+                    <m:t>w</m:t>
+                  </m:r>
+                </m:e>
+                <m:sub>
+                  <m:r>
+                    <w:rPr>
+                      <w:rFonts w:ascii="Cambria Math" w:hAnsi="Cambria Math"/>
+                    </w:rPr>
+                    <m:t>i</m:t>
+                  </m:r>
+                </m:sub>
+                <m:sup>
+                  <m:d>
+                    <m:dPr>
+                      <m:ctrlPr>
+                        <w:rPr>
+                          <w:rFonts w:ascii="Cambria Math" w:hAnsi="Cambria Math"/>
+                        </w:rPr>
+                      </m:ctrlPr>
+                    </m:dPr>
+                    <m:e>
+                      <m:r>
+                        <w:rPr>
+                          <w:rFonts w:ascii="Cambria Math" w:hAnsi="Cambria Math"/>
+                        </w:rPr>
+                        <m:t>t</m:t>
+                      </m:r>
+                    </m:e>
+                  </m:d>
+                </m:sup>
+              </m:sSubSup>
+            </m:e>
+          </m:d>
+        </m:oMath>
+      </m:oMathPara>
+    </w:p>
+    <w:p>
+      <w:pPr>
+        <w:jc w:val="both"/>
+      </w:pPr>
+      <w:r>
+        <w:rPr>
+          <w:rFonts w:eastAsia="Times New Roman" w:cs="Times New Roman"/>
+          <w:sz w:val="22"/>
+        </w:rPr>
+        <w:t xml:space="preserve">Equação (2) — Atualização dos pesos. Onde: wᵢ(t+1) e wᵢ(t) são os vetores de pesos do neurônio i nos instantes t+1 e t; α(t) é a taxa de aprendizagem; h_ci(t) é a função de </w:t>
+      </w:r>
+      <w:r>
+        <w:rPr>
+          <w:rFonts w:eastAsia="Times New Roman" w:cs="Times New Roman"/>
+          <w:sz w:val="22"/>
+        </w:rPr>
+        <w:t>vizinhança entre o neurônio i e o BMU c; e x(t) é o vetor de entrada.</w:t>
+      </w:r>
+    </w:p>
+    <w:p>
+      <w:pPr>
+        <w:ind w:firstLine="709"/>
+        <w:jc w:val="both"/>
+      </w:pPr>
+      <w:r>
+        <w:rPr>
+          <w:rFonts w:eastAsia="Times New Roman" w:cs="Times New Roman"/>
+        </w:rPr>
+        <w:t>A influência do BMU sobre os demais neurônios é modulada por uma função de vizinhança. Nesta implementação, utiliza-se uma vizinhança gaussiana, expressa pela Equação (3):</w:t>
+      </w:r>
+    </w:p>
+    <w:p>
+      <w:pPr>
+        <w:jc w:val="center"/>
+      </w:pPr>
+      <m:oMathPara>
+        <m:oMath>
+          <m:sSub>
+            <m:sSubPr>
+              <m:ctrlPr>
+                <w:rPr>
+                  <w:rFonts w:ascii="Cambria Math" w:hAnsi="Cambria Math"/>
+                </w:rPr>
+              </m:ctrlPr>
+            </m:sSubPr>
+            <m:e>
+              <m:r>
+                <w:rPr>
+                  <w:rFonts w:ascii="Cambria Math" w:hAnsi="Cambria Math"/>
+                </w:rPr>
+                <m:t>h</m:t>
+              </m:r>
+            </m:e>
+            <m:sub>
+              <m:r>
+                <w:rPr>
+                  <w:rFonts w:ascii="Cambria Math" w:hAnsi="Cambria Math"/>
+                </w:rPr>
+                <m:t>ci</m:t>
+              </m:r>
+            </m:sub>
+          </m:sSub>
+          <m:d>
+            <m:dPr>
+              <m:ctrlPr>
+                <w:rPr>
+                  <w:rFonts w:ascii="Cambria Math" w:hAnsi="Cambria Math"/>
+                </w:rPr>
+              </m:ctrlPr>
+            </m:dPr>
+            <m:e>
+              <m:r>
+                <w:rPr>
+                  <w:rFonts w:ascii="Cambria Math" w:hAnsi="Cambria Math"/>
+                </w:rPr>
+                <m:t>t</m:t>
+              </m:r>
+            </m:e>
+          </m:d>
+          <m:r>
+            <w:rPr>
+              <w:rFonts w:ascii="Cambria Math" w:hAnsi="Cambria Math"/>
+            </w:rPr>
+            <m:t>=</m:t>
+          </m:r>
+          <m:r>
+            <w:rPr>
+              <w:rFonts w:ascii="Cambria Math" w:hAnsi="Cambria Math"/>
+            </w:rPr>
+            <m:t>exp</m:t>
+          </m:r>
+          <m:f>
+            <m:fPr>
+              <m:ctrlPr>
+                <w:rPr>
+                  <w:rFonts w:ascii="Cambria Math" w:hAnsi="Cambria Math"/>
+                </w:rPr>
+              </m:ctrlPr>
+            </m:fPr>
+            <m:num>
+              <m:r>
+                <w:rPr>
+                  <w:rFonts w:ascii="Cambria Math" w:hAnsi="Cambria Math"/>
+                </w:rPr>
+                <m:t>-</m:t>
+              </m:r>
+              <m:sSup>
+                <m:sSupPr>
+                  <m:ctrlPr>
+                    <w:rPr>
+                      <w:rFonts w:ascii="Cambria Math" w:hAnsi="Cambria Math"/>
+                    </w:rPr>
+                  </m:ctrlPr>
+                </m:sSupPr>
+                <m:e>
+                  <m:d>
+                    <m:dPr>
+                      <m:begChr m:val="‖"/>
+                      <m:endChr m:val="‖"/>
+                      <m:ctrlPr>
+                        <w:rPr>
+                          <w:rFonts w:ascii="Cambria Math" w:hAnsi="Cambria Math"/>
+                        </w:rPr>
+                      </m:ctrlPr>
+                    </m:dPr>
+                    <m:e>
+                      <m:sSub>
+                        <m:sSubPr>
+                          <m:ctrlPr>
+                            <w:rPr>
+                              <w:rFonts w:ascii="Cambria Math" w:hAnsi="Cambria Math"/>
+                            </w:rPr>
+                          </m:ctrlPr>
+                        </m:sSubPr>
+                        <m:e>
+                          <m:r>
+                            <w:rPr>
+                              <w:rFonts w:ascii="Cambria Math" w:hAnsi="Cambria Math"/>
+                            </w:rPr>
+                            <m:t>r</m:t>
+                          </m:r>
+                        </m:e>
+                        <m:sub>
+                          <m:r>
+                            <w:rPr>
+                              <w:rFonts w:ascii="Cambria Math" w:hAnsi="Cambria Math"/>
+                            </w:rPr>
+                            <m:t>c</m:t>
+                          </m:r>
+                        </m:sub>
+                      </m:sSub>
+                      <m:r>
+                        <w:rPr>
+                          <w:rFonts w:ascii="Cambria Math" w:hAnsi="Cambria Math"/>
+                        </w:rPr>
+                        <m:t>-</m:t>
+                      </m:r>
+                      <m:sSub>
+                        <m:sSubPr>
+                          <m:ctrlPr>
+                            <w:rPr>
+                              <w:rFonts w:ascii="Cambria Math" w:hAnsi="Cambria Math"/>
+                            </w:rPr>
+                          </m:ctrlPr>
+                        </m:sSubPr>
+                        <m:e>
+                          <m:r>
+                            <w:rPr>
+                              <w:rFonts w:ascii="Cambria Math" w:hAnsi="Cambria Math"/>
+                            </w:rPr>
+                            <m:t>r</m:t>
+                          </m:r>
+                        </m:e>
+                        <m:sub>
+                          <m:r>
+                            <w:rPr>
+                              <w:rFonts w:ascii="Cambria Math" w:hAnsi="Cambria Math"/>
+                            </w:rPr>
+                            <m:t>i</m:t>
+                          </m:r>
+                        </m:sub>
+                      </m:sSub>
+                    </m:e>
+                  </m:d>
+                </m:e>
+                <m:sup>
+                  <m:r>
+                    <w:rPr>
+                      <w:rFonts w:ascii="Cambria Math" w:hAnsi="Cambria Math"/>
+                    </w:rPr>
+                    <m:t>2</m:t>
+                  </m:r>
+                </m:sup>
+              </m:sSup>
+            </m:num>
+            <m:den>
+              <m:r>
+                <w:rPr>
+                  <w:rFonts w:ascii="Cambria Math" w:hAnsi="Cambria Math"/>
+                </w:rPr>
+                <m:t>2</m:t>
+              </m:r>
+              <m:sSup>
+                <m:sSupPr>
+                  <m:ctrlPr>
+                    <w:rPr>
+                      <w:rFonts w:ascii="Cambria Math" w:hAnsi="Cambria Math"/>
+                    </w:rPr>
+                  </m:ctrlPr>
+                </m:sSupPr>
+                <m:e>
+                  <m:d>
+                    <m:dPr>
+                      <m:ctrlPr>
+                        <w:rPr>
+                          <w:rFonts w:ascii="Cambria Math" w:hAnsi="Cambria Math"/>
+                        </w:rPr>
+                      </m:ctrlPr>
+                    </m:dPr>
+                    <m:e>
+                      <m:r>
+                        <w:rPr>
+                          <w:rFonts w:ascii="Cambria Math" w:hAnsi="Cambria Math"/>
+                        </w:rPr>
+                        <m:t>σ</m:t>
+                      </m:r>
+                      <m:d>
+                        <m:dPr>
+                          <m:ctrlPr>
+                            <w:rPr>
+                              <w:rFonts w:ascii="Cambria Math" w:hAnsi="Cambria Math"/>
+                            </w:rPr>
+                          </m:ctrlPr>
+                        </m:dPr>
+                        <m:e>
+                          <m:r>
+                            <w:rPr>
+                              <w:rFonts w:ascii="Cambria Math" w:hAnsi="Cambria Math"/>
+                            </w:rPr>
+                            <m:t>t</m:t>
+                          </m:r>
+                        </m:e>
+                      </m:d>
+                    </m:e>
+                  </m:d>
+                </m:e>
+                <m:sup>
+                  <m:r>
+                    <w:rPr>
+                      <w:rFonts w:ascii="Cambria Math" w:hAnsi="Cambria Math"/>
+                    </w:rPr>
+                    <m:t>2</m:t>
+                  </m:r>
+                </m:sup>
+              </m:sSup>
+            </m:den>
+          </m:f>
+        </m:oMath>
+      </m:oMathPara>
+    </w:p>
+    <w:p>
+      <w:pPr>
+        <w:jc w:val="both"/>
+      </w:pPr>
+      <w:r>
+        <w:rPr>
+          <w:rFonts w:eastAsia="Times New Roman" w:cs="Times New Roman"/>
+          <w:sz w:val="22"/>
+        </w:rPr>
+        <w:t>Equação (3) — Função de vizinhança gaussiana. Onde: h_ci(t) é o valor da vizinhança entre o neurônio i e o BMU c no instante t; r_c e r_i são as posições do BMU e do neurônio i na grade; e σ(t) é o raio de vizinhança.</w:t>
+      </w:r>
+    </w:p>
+    <w:p>
+      <w:pPr>
+        <w:ind w:firstLine="709"/>
+        <w:jc w:val="both"/>
+      </w:pPr>
+      <w:r>
+        <w:rPr>
+          <w:rFonts w:eastAsia="Times New Roman" w:cs="Times New Roman"/>
+        </w:rPr>
+        <w:t>Tanto o raio de vizinhança quanto a taxa de aprendizagem decaem exponencialmente ao longo das iterações, de modo a estabilizar o mapa, conforme a Equação (4):</w:t>
+      </w:r>
+    </w:p>
+    <w:p>
+      <w:pPr>
+        <w:jc w:val="center"/>
+      </w:pPr>
+      <m:oMathPara>
+        <m:oMath>
+          <m:r>
+            <w:rPr>
+              <w:rFonts w:ascii="Cambria Math" w:hAnsi="Cambria Math"/>
+            </w:rPr>
+            <m:t>σ</m:t>
+          </m:r>
+          <m:d>
+            <m:dPr>
+              <m:ctrlPr>
+                <w:rPr>
+                  <w:rFonts w:ascii="Cambria Math" w:hAnsi="Cambria Math"/>
+                </w:rPr>
+              </m:ctrlPr>
+            </m:dPr>
+            <m:e>
+              <m:r>
+                <w:rPr>
+                  <w:rFonts w:ascii="Cambria Math" w:hAnsi="Cambria Math"/>
+                </w:rPr>
+                <m:t>t</m:t>
+              </m:r>
+            </m:e>
+          </m:d>
+          <m:r>
+            <w:rPr>
+              <w:rFonts w:ascii="Cambria Math" w:hAnsi="Cambria Math"/>
+            </w:rPr>
+            <m:t>=</m:t>
+          </m:r>
+          <m:r>
+            <w:rPr>
+              <w:rFonts w:ascii="Cambria Math" w:hAnsi="Cambria Math"/>
+            </w:rPr>
+            <m:t>σ</m:t>
+          </m:r>
+          <m:r>
+            <w:rPr>
+              <w:rFonts w:ascii="Cambria Math" w:hAnsi="Cambria Math"/>
+            </w:rPr>
+            <m:t>₀</m:t>
+          </m:r>
+          <m:r>
+            <w:rPr>
+              <w:rFonts w:ascii="Cambria Math" w:hAnsi="Cambria Math"/>
+            </w:rPr>
+            <m:t>·</m:t>
+          </m:r>
+          <m:r>
+            <w:rPr>
+              <w:rFonts w:ascii="Cambria Math" w:hAnsi="Cambria Math"/>
+            </w:rPr>
+            <m:t>exp</m:t>
+          </m:r>
+          <m:d>
+            <m:dPr>
+              <m:ctrlPr>
+                <w:rPr>
+                  <w:rFonts w:ascii="Cambria Math" w:hAnsi="Cambria Math"/>
+                </w:rPr>
+              </m:ctrlPr>
+            </m:dPr>
+            <m:e>
+              <m:r>
+                <w:rPr>
+                  <w:rFonts w:ascii="Cambria Math" w:hAnsi="Cambria Math"/>
+                </w:rPr>
+                <m:t>-</m:t>
+              </m:r>
+              <m:f>
+                <m:fPr>
+                  <m:ctrlPr>
+                    <w:rPr>
+                      <w:rFonts w:ascii="Cambria Math" w:hAnsi="Cambria Math"/>
+                    </w:rPr>
+                  </m:ctrlPr>
+                </m:fPr>
+                <m:num>
+                  <m:r>
+                    <w:rPr>
+                      <w:rFonts w:ascii="Cambria Math" w:hAnsi="Cambria Math"/>
+                    </w:rPr>
+                    <m:t>t</m:t>
+                  </m:r>
+                </m:num>
+                <m:den>
+                  <m:sSub>
+                    <m:sSubPr>
+                      <m:ctrlPr>
+                        <w:rPr>
+                          <w:rFonts w:ascii="Cambria Math" w:hAnsi="Cambria Math"/>
+                        </w:rPr>
+                      </m:ctrlPr>
+                    </m:sSubPr>
+                    <m:e>
+                      <m:r>
+                        <w:rPr>
+                          <w:rFonts w:ascii="Cambria Math" w:hAnsi="Cambria Math"/>
+                        </w:rPr>
+                        <m:t>τ</m:t>
+                      </m:r>
+                    </m:e>
+                    <m:sub>
+                      <m:r>
+                        <w:rPr>
+                          <w:rFonts w:ascii="Cambria Math" w:hAnsi="Cambria Math"/>
+                        </w:rPr>
+                        <m:t>σ</m:t>
+                      </m:r>
+                    </m:sub>
+                  </m:sSub>
+                </m:den>
+              </m:f>
+            </m:e>
+          </m:d>
+          <m:r>
+            <w:rPr>
+              <w:rFonts w:ascii="Cambria Math" w:hAnsi="Cambria Math"/>
+            </w:rPr>
+            <m:t xml:space="preserve">; </m:t>
+          </m:r>
+          <m:r>
+            <w:rPr>
+              <w:rFonts w:ascii="Cambria Math" w:hAnsi="Cambria Math"/>
+            </w:rPr>
+            <m:t>α</m:t>
+          </m:r>
+          <m:d>
+            <m:dPr>
+              <m:ctrlPr>
+                <w:rPr>
+                  <w:rFonts w:ascii="Cambria Math" w:hAnsi="Cambria Math"/>
+                </w:rPr>
+              </m:ctrlPr>
+            </m:dPr>
+            <m:e>
+              <m:r>
+                <w:rPr>
+                  <w:rFonts w:ascii="Cambria Math" w:hAnsi="Cambria Math"/>
+                </w:rPr>
+                <m:t>t</m:t>
+              </m:r>
+            </m:e>
+          </m:d>
+          <m:r>
+            <w:rPr>
+              <w:rFonts w:ascii="Cambria Math" w:hAnsi="Cambria Math"/>
+            </w:rPr>
+            <m:t>=</m:t>
+          </m:r>
+          <m:r>
+            <w:rPr>
+              <w:rFonts w:ascii="Cambria Math" w:hAnsi="Cambria Math"/>
+            </w:rPr>
+            <m:t>α</m:t>
+          </m:r>
+          <m:r>
+            <w:rPr>
+              <w:rFonts w:ascii="Cambria Math" w:hAnsi="Cambria Math"/>
+            </w:rPr>
+            <m:t>₀</m:t>
+          </m:r>
+          <m:r>
+            <w:rPr>
+              <w:rFonts w:ascii="Cambria Math" w:hAnsi="Cambria Math"/>
+            </w:rPr>
+            <m:t>·</m:t>
+          </m:r>
+          <m:r>
+            <w:rPr>
+              <w:rFonts w:ascii="Cambria Math" w:hAnsi="Cambria Math"/>
+            </w:rPr>
+            <m:t>exp</m:t>
+          </m:r>
+          <m:d>
+            <m:dPr>
+              <m:ctrlPr>
+                <w:rPr>
+                  <w:rFonts w:ascii="Cambria Math" w:hAnsi="Cambria Math"/>
+                </w:rPr>
+              </m:ctrlPr>
+            </m:dPr>
+            <m:e>
+              <m:r>
+                <w:rPr>
+                  <w:rFonts w:ascii="Cambria Math" w:hAnsi="Cambria Math"/>
+                </w:rPr>
+                <m:t>-</m:t>
+              </m:r>
+              <m:f>
+                <m:fPr>
+                  <m:ctrlPr>
+                    <w:rPr>
+                      <w:rFonts w:ascii="Cambria Math" w:hAnsi="Cambria Math"/>
+                    </w:rPr>
+                  </m:ctrlPr>
+                </m:fPr>
+                <m:num>
+                  <m:r>
+                    <w:rPr>
+                      <w:rFonts w:ascii="Cambria Math" w:hAnsi="Cambria Math"/>
+                    </w:rPr>
+                    <m:t>t</m:t>
+                  </m:r>
+                </m:num>
+                <m:den>
+                  <m:sSub>
+                    <m:sSubPr>
+                      <m:ctrlPr>
+                        <w:rPr>
+                          <w:rFonts w:ascii="Cambria Math" w:hAnsi="Cambria Math"/>
+                        </w:rPr>
+                      </m:ctrlPr>
+                    </m:sSubPr>
+                    <m:e>
+                      <m:r>
+                        <w:rPr>
+                          <w:rFonts w:ascii="Cambria Math" w:hAnsi="Cambria Math"/>
+                        </w:rPr>
+                        <m:t>τ</m:t>
+                      </m:r>
+                    </m:e>
+                    <m:sub>
+                      <m:r>
+                        <w:rPr>
+                          <w:rFonts w:ascii="Cambria Math" w:hAnsi="Cambria Math"/>
+                        </w:rPr>
+                        <m:t>α</m:t>
+                      </m:r>
+                    </m:sub>
+                  </m:sSub>
+                </m:den>
+              </m:f>
+            </m:e>
+          </m:d>
+        </m:oMath>
+      </m:oMathPara>
+    </w:p>
+    <w:p>
+      <w:pPr>
+        <w:jc w:val="both"/>
+      </w:pPr>
+      <w:r>
+        <w:rPr>
+          <w:rFonts w:eastAsia="Times New Roman" w:cs="Times New Roman"/>
+          <w:sz w:val="22"/>
+        </w:rPr>
+        <w:t>Equação (4) — Decaimento do raio de vizinhança e da taxa de aprendizagem. Onde: σ₀ e α₀ são os valores iniciais do raio e da taxa; τσ = iterations/ln(σ₀) e τα = iterations são as constantes de tempo; e t é a iteração corrente.</w:t>
+      </w:r>
+    </w:p>
+    <w:p>
+      <w:pPr>
+        <w:jc w:val="both"/>
+      </w:pPr>
+      <w:r>
+        <w:rPr>
+          <w:rFonts w:eastAsia="Times New Roman" w:cs="Times New Roman"/>
+        </w:rPr>
+        <w:t>A Figura 2 ilustra, de forma esquemática, o funcionamento conceitual do SOM aplicado às características dos DSS: as seis dimensões alimentam a rede, que as organiza em uma grade bidimensional na qual perfis semelhantes permanecem próximos.</w:t>
+      </w:r>
+    </w:p>
+    <w:p>
+      <w:pPr>
+        <w:jc w:val="center"/>
+      </w:pPr>
+      <w:r>
+        <w:rPr>
+          <w:noProof/>
+        </w:rPr>
+        <w:lastRenderedPageBreak/>
+        <w:drawing>
+          <wp:inline distT="0" distB="0" distL="0" distR="0" wp14:anchorId="1F1F142F" wp14:editId="06562219">
+            <wp:extent cx="5394960" cy="2980844"/>
+            <wp:effectExtent l="0" t="0" r="0" b="0"/>
+            <wp:docPr id="10" name="Picture 10"/>
+            <wp:cNvGraphicFramePr>
+              <a:graphicFrameLocks xmlns:a="http://schemas.openxmlformats.org/drawingml/2006/main" noChangeAspect="1"/>
+            </wp:cNvGraphicFramePr>
+            <a:graphic xmlns:a="http://schemas.openxmlformats.org/drawingml/2006/main">
+              <a:graphicData uri="http://schemas.openxmlformats.org/drawingml/2006/picture">
+                <pic:pic xmlns:pic="http://schemas.openxmlformats.org/drawingml/2006/picture">
+                  <pic:nvPicPr>
+                    <pic:cNvPr id="0" name="fig10_som_didatico.png"/>
+                    <pic:cNvPicPr/>
+                  </pic:nvPicPr>
+                  <pic:blipFill>
+                    <a:blip r:embed="rId9"/>
+                    <a:stretch>
+                      <a:fillRect/>
+                    </a:stretch>
+                  </pic:blipFill>
+                  <pic:spPr>
+                    <a:xfrm>
+                      <a:off x="0" y="0"/>
+                      <a:ext cx="5394960" cy="2980844"/>
+                    </a:xfrm>
+                    <a:prstGeom prst="rect">
+                      <a:avLst/>
+                    </a:prstGeom>
+                  </pic:spPr>
+                </pic:pic>
+              </a:graphicData>
+            </a:graphic>
+          </wp:inline>
+        </w:drawing>
+      </w:r>
+    </w:p>
+    <w:p>
+      <w:pPr>
+        <w:jc w:val="center"/>
+      </w:pPr>
+      <w:r>
+        <w:rPr>
+          <w:rFonts w:eastAsia="Times New Roman" w:cs="Times New Roman"/>
+        </w:rPr>
+        <w:t>Figura 2 — Conceito didático de um Self-Organizing Map aplicado às características dos DSS</w:t>
+      </w:r>
+    </w:p>
+    <w:p>
+      <w:pPr>
+        <w:spacing w:before="40" w:after="120"/>
+      </w:pPr>
+      <w:r>
+        <w:rPr>
+          <w:rFonts w:eastAsia="Times New Roman" w:cs="Times New Roman"/>
+        </w:rPr>
+        <w:t>Fonte: elaborado pelo autor (2026).</w:t>
+      </w:r>
+    </w:p>
+    <w:p>
+      <w:pPr>
+        <w:ind w:firstLine="709"/>
+        <w:jc w:val="both"/>
+      </w:pPr>
+      <w:r>
+        <w:rPr>
+          <w:rFonts w:eastAsia="Times New Roman" w:cs="Times New Roman"/>
+        </w:rPr>
+        <w:t>Regiões contíguas da grade tendem a representar registros com combinações semelhantes de características, enquanto regiões distantes representam perfis distintos. Essa propriedade fundamenta o uso do SOM, na etapa de resultados, para a identificação de perfis exploratórios.</w:t>
+      </w:r>
+    </w:p>
+    <w:p>
+      <w:pPr>
         <w:pStyle w:val="Ttulo2"/>
       </w:pPr>
-      <w:bookmarkStart w:id="13" w:name="_Toc238667861"/>
+      <w:bookmarkStart w:id="16" w:name="_Toc238759952"/>
       <w:r>
         <w:rPr>
           <w:rFonts w:ascii="Times New Roman" w:eastAsia="Times New Roman" w:hAnsi="Times New Roman"/>
         </w:rPr>
         <w:t>2.5 Trabalhos relacionados</w:t>
       </w:r>
-      <w:bookmarkEnd w:id="13"/>
+      <w:bookmarkEnd w:id="16"/>
     </w:p>
     <w:p>
       <w:pPr>
@@ -8220,28 +9843,28 @@
         <w:pStyle w:val="Ttulo1"/>
         <w:spacing w:before="0"/>
       </w:pPr>
-      <w:bookmarkStart w:id="14" w:name="_Toc238667862"/>
+      <w:bookmarkStart w:id="17" w:name="_Toc238759953"/>
       <w:r>
         <w:rPr>
           <w:rFonts w:ascii="Times New Roman" w:eastAsia="Times New Roman" w:hAnsi="Times New Roman"/>
         </w:rPr>
         <w:t>3 METODOLOGIA</w:t>
       </w:r>
-      <w:bookmarkEnd w:id="14"/>
+      <w:bookmarkEnd w:id="17"/>
     </w:p>
     <w:p/>
     <w:p>
       <w:pPr>
         <w:pStyle w:val="Ttulo2"/>
       </w:pPr>
-      <w:bookmarkStart w:id="15" w:name="_Toc238667863"/>
+      <w:bookmarkStart w:id="18" w:name="_Toc238759954"/>
       <w:r>
         <w:rPr>
           <w:rFonts w:ascii="Times New Roman" w:eastAsia="Times New Roman" w:hAnsi="Times New Roman"/>
         </w:rPr>
         <w:t>3.1 Tipo de pesquisa</w:t>
       </w:r>
-      <w:bookmarkEnd w:id="15"/>
+      <w:bookmarkEnd w:id="18"/>
     </w:p>
     <w:p>
       <w:pPr>
@@ -8257,14 +9880,14 @@
       <w:pPr>
         <w:pStyle w:val="Ttulo2"/>
       </w:pPr>
-      <w:bookmarkStart w:id="16" w:name="_Toc238667864"/>
+      <w:bookmarkStart w:id="19" w:name="_Toc238759955"/>
       <w:r>
         <w:rPr>
           <w:rFonts w:ascii="Times New Roman" w:eastAsia="Times New Roman" w:hAnsi="Times New Roman"/>
         </w:rPr>
         <w:t>3.2 Determinantes Sociais da Saúde utilizados</w:t>
       </w:r>
-      <w:bookmarkEnd w:id="16"/>
+      <w:bookmarkEnd w:id="19"/>
     </w:p>
     <w:p>
       <w:pPr>
@@ -8683,14 +10306,14 @@
       <w:pPr>
         <w:pStyle w:val="Ttulo2"/>
       </w:pPr>
-      <w:bookmarkStart w:id="17" w:name="_Toc238667865"/>
+      <w:bookmarkStart w:id="20" w:name="_Toc238759956"/>
       <w:r>
         <w:rPr>
           <w:rFonts w:ascii="Times New Roman" w:eastAsia="Times New Roman" w:hAnsi="Times New Roman"/>
         </w:rPr>
         <w:t>3.3 Construção do Índice de Vulnerabilidade dos DSS (IV-DSS)</w:t>
       </w:r>
-      <w:bookmarkEnd w:id="17"/>
+      <w:bookmarkEnd w:id="20"/>
     </w:p>
     <w:p>
       <w:pPr>
@@ -8787,14 +10410,14 @@
       <w:pPr>
         <w:pStyle w:val="Ttulo3"/>
       </w:pPr>
-      <w:bookmarkStart w:id="18" w:name="_Toc238667866"/>
+      <w:bookmarkStart w:id="21" w:name="_Toc238759957"/>
       <w:r>
         <w:rPr>
           <w:rFonts w:ascii="Times New Roman" w:eastAsia="Times New Roman" w:hAnsi="Times New Roman"/>
         </w:rPr>
         <w:t>3.3.1 Definição conceitual</w:t>
       </w:r>
-      <w:bookmarkEnd w:id="18"/>
+      <w:bookmarkEnd w:id="21"/>
     </w:p>
     <w:p>
       <w:pPr>
@@ -8875,14 +10498,14 @@
       <w:pPr>
         <w:pStyle w:val="Ttulo3"/>
       </w:pPr>
-      <w:bookmarkStart w:id="19" w:name="_Toc238667867"/>
+      <w:bookmarkStart w:id="22" w:name="_Toc238759958"/>
       <w:r>
         <w:rPr>
           <w:rFonts w:ascii="Times New Roman" w:eastAsia="Times New Roman" w:hAnsi="Times New Roman"/>
         </w:rPr>
         <w:t>3.3.2 Estrutura (três níveis de agregação)</w:t>
       </w:r>
-      <w:bookmarkEnd w:id="19"/>
+      <w:bookmarkEnd w:id="22"/>
     </w:p>
     <w:p>
       <w:pPr>
@@ -9035,7 +10658,7 @@
         <w:t>.</w:t>
       </w:r>
       <w:r>
-        <w:t xml:space="preserve"> A Figura 2 apresenta essa estrutura de agregação.</w:t>
+        <w:t xml:space="preserve"> A Figura 3 apresenta essa estrutura de agregação.</w:t>
       </w:r>
     </w:p>
     <w:p>
@@ -9247,7 +10870,7 @@
         <w:jc w:val="center"/>
       </w:pPr>
       <w:r>
-        <w:t>Figura 2 — Estrutura em três níveis de agregação do IV-DSS</w:t>
+        <w:t>Figura 3 — Estrutura em três níveis de agregação do IV-DSS</w:t>
       </w:r>
     </w:p>
     <w:p>
@@ -9260,7 +10883,7 @@
         </w:rPr>
         <w:lastRenderedPageBreak/>
         <w:drawing>
-          <wp:inline distT="0" distB="0" distL="0" distR="0" wp14:anchorId="095E28F9" wp14:editId="7C567E5E">
+          <wp:inline distT="0" distB="0" distL="0" distR="0" wp14:anchorId="3166D673" wp14:editId="513DCA8D">
             <wp:extent cx="5400000" cy="3622382"/>
             <wp:effectExtent l="0" t="0" r="0" b="0"/>
             <wp:docPr id="2" name="Picture 2"/>
@@ -9275,7 +10898,7 @@
                     <pic:cNvPicPr/>
                   </pic:nvPicPr>
                   <pic:blipFill>
-                    <a:blip r:embed="rId9"/>
+                    <a:blip r:embed="rId10"/>
                     <a:stretch>
                       <a:fillRect/>
                     </a:stretch>
@@ -9311,14 +10934,14 @@
       <w:pPr>
         <w:pStyle w:val="Ttulo3"/>
       </w:pPr>
-      <w:bookmarkStart w:id="20" w:name="_Toc238667868"/>
+      <w:bookmarkStart w:id="23" w:name="_Toc238759959"/>
       <w:r>
         <w:rPr>
           <w:rFonts w:ascii="Times New Roman" w:eastAsia="Times New Roman" w:hAnsi="Times New Roman"/>
         </w:rPr>
         <w:t>3.3.3 Indicadores e escores por dimensão</w:t>
       </w:r>
-      <w:bookmarkEnd w:id="20"/>
+      <w:bookmarkEnd w:id="23"/>
     </w:p>
     <w:p>
       <w:pPr>
@@ -10561,14 +12184,14 @@
       <w:pPr>
         <w:pStyle w:val="Ttulo3"/>
       </w:pPr>
-      <w:bookmarkStart w:id="21" w:name="_Toc238667869"/>
+      <w:bookmarkStart w:id="24" w:name="_Toc238759960"/>
       <w:r>
         <w:rPr>
           <w:rFonts w:ascii="Times New Roman" w:eastAsia="Times New Roman" w:hAnsi="Times New Roman"/>
         </w:rPr>
         <w:t>3.3.4 Pesos</w:t>
       </w:r>
-      <w:bookmarkEnd w:id="21"/>
+      <w:bookmarkEnd w:id="24"/>
     </w:p>
     <w:p>
       <w:pPr>
@@ -10613,7 +12236,7 @@
       <w:pPr>
         <w:pStyle w:val="Ttulo3"/>
       </w:pPr>
-      <w:bookmarkStart w:id="22" w:name="_Toc238667870"/>
+      <w:bookmarkStart w:id="25" w:name="_Toc238759961"/>
       <w:r>
         <w:rPr>
           <w:rFonts w:ascii="Times New Roman" w:eastAsia="Times New Roman" w:hAnsi="Times New Roman"/>
@@ -10621,7 +12244,7 @@
         <w:lastRenderedPageBreak/>
         <w:t>3.3.5 Escala e interpretação</w:t>
       </w:r>
-      <w:bookmarkEnd w:id="22"/>
+      <w:bookmarkEnd w:id="25"/>
     </w:p>
     <w:p>
       <w:pPr>
@@ -10758,14 +12381,14 @@
       <w:pPr>
         <w:pStyle w:val="Ttulo3"/>
       </w:pPr>
-      <w:bookmarkStart w:id="23" w:name="_Toc238667871"/>
+      <w:bookmarkStart w:id="26" w:name="_Toc238759962"/>
       <w:r>
         <w:rPr>
           <w:rFonts w:ascii="Times New Roman" w:eastAsia="Times New Roman" w:hAnsi="Times New Roman"/>
         </w:rPr>
         <w:t>3.3.6 Política de missing e validade</w:t>
       </w:r>
-      <w:bookmarkEnd w:id="23"/>
+      <w:bookmarkEnd w:id="26"/>
     </w:p>
     <w:p>
       <w:pPr>
@@ -10869,14 +12492,14 @@
       <w:pPr>
         <w:pStyle w:val="Ttulo3"/>
       </w:pPr>
-      <w:bookmarkStart w:id="24" w:name="_Toc238667872"/>
+      <w:bookmarkStart w:id="27" w:name="_Toc238759963"/>
       <w:r>
         <w:rPr>
           <w:rFonts w:ascii="Times New Roman" w:eastAsia="Times New Roman" w:hAnsi="Times New Roman"/>
         </w:rPr>
         <w:t>3.3.7 Análises de sensibilidade</w:t>
       </w:r>
-      <w:bookmarkEnd w:id="24"/>
+      <w:bookmarkEnd w:id="27"/>
     </w:p>
     <w:p>
       <w:pPr>
@@ -11052,14 +12675,14 @@
       <w:pPr>
         <w:pStyle w:val="Ttulo2"/>
       </w:pPr>
-      <w:bookmarkStart w:id="25" w:name="_Toc238667873"/>
+      <w:bookmarkStart w:id="28" w:name="_Toc238759964"/>
       <w:r>
         <w:rPr>
           <w:rFonts w:ascii="Times New Roman" w:eastAsia="Times New Roman" w:hAnsi="Times New Roman"/>
         </w:rPr>
         <w:t>3.4 Modelagem dos dados</w:t>
       </w:r>
-      <w:bookmarkEnd w:id="25"/>
+      <w:bookmarkEnd w:id="28"/>
     </w:p>
     <w:p>
       <w:pPr>
@@ -11156,7 +12779,7 @@
       <w:pPr>
         <w:pStyle w:val="Ttulo2"/>
       </w:pPr>
-      <w:bookmarkStart w:id="26" w:name="_Toc238667874"/>
+      <w:bookmarkStart w:id="29" w:name="_Toc238759965"/>
       <w:r>
         <w:rPr>
           <w:rFonts w:ascii="Times New Roman" w:eastAsia="Times New Roman" w:hAnsi="Times New Roman"/>
@@ -11164,7 +12787,7 @@
         <w:lastRenderedPageBreak/>
         <w:t>3.5 População, T0 e variável-alvo</w:t>
       </w:r>
-      <w:bookmarkEnd w:id="26"/>
+      <w:bookmarkEnd w:id="29"/>
     </w:p>
     <w:p>
       <w:pPr>
@@ -11684,14 +13307,14 @@
       <w:pPr>
         <w:pStyle w:val="Ttulo2"/>
       </w:pPr>
-      <w:bookmarkStart w:id="27" w:name="_Toc238667875"/>
+      <w:bookmarkStart w:id="30" w:name="_Toc238759966"/>
       <w:r>
         <w:rPr>
           <w:rFonts w:ascii="Times New Roman" w:eastAsia="Times New Roman" w:hAnsi="Times New Roman"/>
         </w:rPr>
         <w:t>3.6 Geração do dataset sintético</w:t>
       </w:r>
-      <w:bookmarkEnd w:id="27"/>
+      <w:bookmarkEnd w:id="30"/>
     </w:p>
     <w:p>
       <w:pPr>
@@ -12833,7 +14456,7 @@
     </w:p>
     <w:p>
       <w:r>
-        <w:t>O desenho do estudo de simulação e do gerador probabilístico (DGM) apoia-se nas recomendações metodológicas para estudos de simulação em estatística médica (BURTON et al., 2006; MORRIS; WHITE; CROWTHER, 2019), e a utilização de dados sintéticos para avaliação controlada de modelos preditivos em saúde encontra paralelo em trabalhos recentes (PRABA; VANI; SUGANYA, 2026). A Figura 3 esquematiza o processo gerador.</w:t>
+        <w:t>O desenho do estudo de simulação e do gerador probabilístico (DGM) apoia-se nas recomendações metodológicas para estudos de simulação em estatística médica (BURTON et al., 2006; MORRIS; WHITE; CROWTHER, 2019), e a utilização de dados sintéticos para avaliação controlada de modelos preditivos em saúde encontra paralelo em trabalhos recentes (PRABA; VANI; SUGANYA, 2026). A Figura 4 esquematiza o processo gerador.</w:t>
       </w:r>
     </w:p>
     <w:p>
@@ -12841,7 +14464,7 @@
         <w:jc w:val="center"/>
       </w:pPr>
       <w:r>
-        <w:t>Figura 3 — Modelo gerador de dados sintéticos (DGM): do questionário ao desfecho Bernoulli</w:t>
+        <w:t>Figura 4 — Modelo gerador de dados sintéticos (DGM): do questionário ao desfecho Bernoulli</w:t>
       </w:r>
     </w:p>
     <w:p>
@@ -12854,7 +14477,7 @@
         </w:rPr>
         <w:lastRenderedPageBreak/>
         <w:drawing>
-          <wp:inline distT="0" distB="0" distL="0" distR="0" wp14:anchorId="1D3AD8E8" wp14:editId="75A00063">
+          <wp:inline distT="0" distB="0" distL="0" distR="0" wp14:anchorId="4A9055B8" wp14:editId="1E354D29">
             <wp:extent cx="5400000" cy="3063396"/>
             <wp:effectExtent l="0" t="0" r="0" b="0"/>
             <wp:docPr id="3" name="Picture 3"/>
@@ -12869,7 +14492,7 @@
                     <pic:cNvPicPr/>
                   </pic:nvPicPr>
                   <pic:blipFill>
-                    <a:blip r:embed="rId10"/>
+                    <a:blip r:embed="rId11"/>
                     <a:stretch>
                       <a:fillRect/>
                     </a:stretch>
@@ -14385,14 +16008,14 @@
       <w:pPr>
         <w:pStyle w:val="Ttulo2"/>
       </w:pPr>
-      <w:bookmarkStart w:id="28" w:name="_Toc238667876"/>
+      <w:bookmarkStart w:id="31" w:name="_Toc238759967"/>
       <w:r>
         <w:rPr>
           <w:rFonts w:ascii="Times New Roman" w:eastAsia="Times New Roman" w:hAnsi="Times New Roman"/>
         </w:rPr>
         <w:t>3.7 Seleção de variáveis e controle de leakage</w:t>
       </w:r>
-      <w:bookmarkEnd w:id="28"/>
+      <w:bookmarkEnd w:id="31"/>
     </w:p>
     <w:p>
       <w:pPr>
@@ -15187,14 +16810,14 @@
       <w:pPr>
         <w:pStyle w:val="Ttulo2"/>
       </w:pPr>
-      <w:bookmarkStart w:id="29" w:name="_Toc238667877"/>
+      <w:bookmarkStart w:id="32" w:name="_Toc238759968"/>
       <w:r>
         <w:rPr>
           <w:rFonts w:ascii="Times New Roman" w:eastAsia="Times New Roman" w:hAnsi="Times New Roman"/>
         </w:rPr>
         <w:t>3.8 Modelos de aprendizado de máquina</w:t>
       </w:r>
-      <w:bookmarkEnd w:id="29"/>
+      <w:bookmarkEnd w:id="32"/>
     </w:p>
     <w:p>
       <w:pPr>
@@ -15305,61 +16928,9 @@
       </w:pPr>
       <w:r>
         <w:rPr>
-          <w:rFonts w:eastAsia="Times New Roman"/>
-        </w:rPr>
-        <w:t xml:space="preserve">A proposta inicial do trabalho considerou, adicionalmente, técnicas como </w:t>
-      </w:r>
-      <w:r>
-        <w:rPr>
-          <w:rFonts w:eastAsia="Times New Roman"/>
-          <w:b/>
-        </w:rPr>
-        <w:t>redes neurais</w:t>
-      </w:r>
-      <w:r>
-        <w:rPr>
-          <w:rFonts w:eastAsia="Times New Roman"/>
-        </w:rPr>
-        <w:t xml:space="preserve"> e análise de agrupamento exploratória (</w:t>
-      </w:r>
-      <w:r>
-        <w:rPr>
-          <w:rFonts w:eastAsia="Times New Roman"/>
-          <w:b/>
-        </w:rPr>
-        <w:t>K-means</w:t>
-      </w:r>
-      <w:r>
-        <w:rPr>
-          <w:rFonts w:eastAsia="Times New Roman"/>
-        </w:rPr>
-        <w:t xml:space="preserve">). Essas abordagens, entretanto, </w:t>
-      </w:r>
-      <w:r>
-        <w:rPr>
-          <w:rFonts w:eastAsia="Times New Roman"/>
-          <w:b/>
-        </w:rPr>
-        <w:t>não foram executadas</w:t>
-      </w:r>
-      <w:r>
-        <w:rPr>
-          <w:rFonts w:eastAsia="Times New Roman"/>
-        </w:rPr>
-        <w:t xml:space="preserve"> no experimento: o protocolo adotado restringiu-se aos três modelos efetivamente implementados e comparados, levando à seleção do </w:t>
-      </w:r>
-      <w:r>
-        <w:rPr>
-          <w:rFonts w:eastAsia="Times New Roman"/>
-          <w:b/>
-        </w:rPr>
-        <w:t>Random Forest</w:t>
-      </w:r>
-      <w:r>
-        <w:rPr>
-          <w:rFonts w:eastAsia="Times New Roman"/>
-        </w:rPr>
-        <w:t xml:space="preserve"> (seção 5.2). Essa evolução metodológica — de uma proposta ampla para um protocolo fechado com três classificadores — é registrada aqui de forma explícita, sem que as técnicas não executadas sejam descritas como realizadas.</w:t>
+          <w:rFonts w:eastAsia="Times New Roman" w:cs="Times New Roman"/>
+        </w:rPr>
+        <w:t>A proposta inicial do trabalho considerou, adicionalmente, técnicas como redes neurais e análise de agrupamento exploratória. O protocolo supervisionado restringiu-se aos três classificadores efetivamente comparados, levando à seleção do Random Forest (seção 5.2); as redes neurais permanecem fora do escopo desta versão. A análise de agrupamento exploratória, por sua vez, foi concretizada — de forma complementar e separada do modelo supervisionado — por meio de um Self-Organizing Map seguido de K-means, conforme descrito na seção 3.13 e apresentado na seção 5.11.</w:t>
       </w:r>
     </w:p>
     <w:p>
@@ -15375,14 +16946,14 @@
       <w:pPr>
         <w:pStyle w:val="Ttulo2"/>
       </w:pPr>
-      <w:bookmarkStart w:id="30" w:name="_Toc238667878"/>
+      <w:bookmarkStart w:id="33" w:name="_Toc238759969"/>
       <w:r>
         <w:rPr>
           <w:rFonts w:ascii="Times New Roman" w:eastAsia="Times New Roman" w:hAnsi="Times New Roman"/>
         </w:rPr>
         <w:t>3.9 Treinamento e validação</w:t>
       </w:r>
-      <w:bookmarkEnd w:id="30"/>
+      <w:bookmarkEnd w:id="33"/>
     </w:p>
     <w:p>
       <w:pPr>
@@ -15688,14 +17259,14 @@
       <w:pPr>
         <w:pStyle w:val="Ttulo2"/>
       </w:pPr>
-      <w:bookmarkStart w:id="31" w:name="_Toc238667879"/>
+      <w:bookmarkStart w:id="34" w:name="_Toc238759970"/>
       <w:r>
         <w:rPr>
           <w:rFonts w:ascii="Times New Roman" w:eastAsia="Times New Roman" w:hAnsi="Times New Roman"/>
         </w:rPr>
         <w:t>3.10 Métricas</w:t>
       </w:r>
-      <w:bookmarkEnd w:id="31"/>
+      <w:bookmarkEnd w:id="34"/>
     </w:p>
     <w:p>
       <w:pPr>
@@ -15857,14 +17428,14 @@
       <w:pPr>
         <w:pStyle w:val="Ttulo2"/>
       </w:pPr>
-      <w:bookmarkStart w:id="32" w:name="_Toc238667880"/>
+      <w:bookmarkStart w:id="35" w:name="_Toc238759971"/>
       <w:r>
         <w:rPr>
           <w:rFonts w:ascii="Times New Roman" w:eastAsia="Times New Roman" w:hAnsi="Times New Roman"/>
         </w:rPr>
         <w:t>3.11 Procedimento de validação da integração Flutter → API → ML</w:t>
       </w:r>
-      <w:bookmarkEnd w:id="32"/>
+      <w:bookmarkEnd w:id="35"/>
     </w:p>
     <w:p>
       <w:pPr>
@@ -15952,14 +17523,14 @@
       <w:pPr>
         <w:pStyle w:val="Ttulo2"/>
       </w:pPr>
-      <w:bookmarkStart w:id="33" w:name="_Toc238667881"/>
+      <w:bookmarkStart w:id="36" w:name="_Toc238759972"/>
       <w:r>
         <w:rPr>
           <w:rFonts w:ascii="Times New Roman" w:eastAsia="Times New Roman" w:hAnsi="Times New Roman"/>
         </w:rPr>
         <w:t>3.12 Aspectos éticos e limitações</w:t>
       </w:r>
-      <w:bookmarkEnd w:id="33"/>
+      <w:bookmarkEnd w:id="36"/>
     </w:p>
     <w:p>
       <w:r>
@@ -16505,36 +18076,1196 @@
     </w:p>
     <w:p>
       <w:pPr>
+        <w:pStyle w:val="Ttulo2"/>
+      </w:pPr>
+      <w:bookmarkStart w:id="37" w:name="_Toc238759973"/>
+      <w:r>
+        <w:rPr>
+          <w:rFonts w:ascii="Times New Roman" w:eastAsia="Times New Roman" w:hAnsi="Times New Roman" w:cs="Times New Roman"/>
+          <w:b w:val="0"/>
+        </w:rPr>
+        <w:lastRenderedPageBreak/>
+        <w:t>3.13 Análise exploratória não supervisionada com Self-Organizing Map (SOM)</w:t>
+      </w:r>
+      <w:bookmarkEnd w:id="37"/>
+    </w:p>
+    <w:p>
+      <w:pPr>
+        <w:ind w:firstLine="709"/>
+        <w:jc w:val="both"/>
+      </w:pPr>
+      <w:r>
+        <w:rPr>
+          <w:rFonts w:eastAsia="Times New Roman" w:cs="Times New Roman"/>
+        </w:rPr>
+        <w:t>Como análise exploratória complementar ao modelo supervisionado, aplicou-se um Self-Organizing Map (SOM) sobre as mesmas 96 features derivadas de X_model (34 variáveis), com o objetivo de identificar perfis de registros com características DSS semelhantes. O SOM foi treinado apenas sobre os 4.000 registros de treino; os 1.000 registros do holdout foram posteriormente projetados sobre o mapa, sem participar do ajuste. A variável-alvo sintética descontinuou_pre_natal, a probabilidade do Random Forest e o IV-D</w:t>
+      </w:r>
+      <w:r>
+        <w:rPr>
+          <w:rFonts w:eastAsia="Times New Roman" w:cs="Times New Roman"/>
+        </w:rPr>
+        <w:t>SS não integraram a entrada do SOM.</w:t>
+      </w:r>
+    </w:p>
+    <w:p>
+      <w:pPr>
+        <w:ind w:firstLine="709"/>
+        <w:jc w:val="both"/>
+      </w:pPr>
+      <w:r>
+        <w:rPr>
+          <w:rFonts w:eastAsia="Times New Roman" w:cs="Times New Roman"/>
+        </w:rPr>
+        <w:t>Diferentemente do Random Forest — que, como ensemble de árvores, é insensível à escala das features — o SOM calcula distâncias euclidianas entre os registros e os vetores de pesos, o que torna a análise sensível a diferenças de escala entre variáveis. Por essa razão, aplicou-se uma normalização exclusiva do SOM: as 87 features binárias/one-hot/multi-hot, já naturalmente no intervalo 0–1, foram mantidas inalteradas, e as 9 features não binárias — numero_pessoas, numero_comodos, numero_dormitorios, escolarida</w:t>
+      </w:r>
+      <w:r>
+        <w:rPr>
+          <w:rFonts w:eastAsia="Times New Roman" w:cs="Times New Roman"/>
+        </w:rPr>
+        <w:t>de, frequencia_coleta_lixo, distancia_ubs, seguranca_residencia, refeicoes_por_dia e avaliacao_alimentacao — foram normalizadas por min-max no intervalo [0,1]. A normalização foi ajustada somente sobre os 4.000 registros de treino; o holdout utilizou os mesmos mínimos e amplitudes do treino, sem reutilizar estatísticas do conjunto de teste. A Equação (5) expressa essa transformação:</w:t>
+      </w:r>
+    </w:p>
+    <w:p>
+      <w:pPr>
+        <w:jc w:val="center"/>
+      </w:pPr>
+      <m:oMathPara>
+        <m:oMath>
+          <m:r>
+            <w:rPr>
+              <w:rFonts w:ascii="Cambria Math" w:hAnsi="Cambria Math"/>
+            </w:rPr>
+            <m:t>x</m:t>
+          </m:r>
+          <m:r>
+            <w:rPr>
+              <w:rFonts w:ascii="Cambria Math" w:hAnsi="Cambria Math"/>
+            </w:rPr>
+            <m:t>'=</m:t>
+          </m:r>
+          <m:f>
+            <m:fPr>
+              <m:ctrlPr>
+                <w:rPr>
+                  <w:rFonts w:ascii="Cambria Math" w:hAnsi="Cambria Math"/>
+                </w:rPr>
+              </m:ctrlPr>
+            </m:fPr>
+            <m:num>
+              <m:d>
+                <m:dPr>
+                  <m:ctrlPr>
+                    <w:rPr>
+                      <w:rFonts w:ascii="Cambria Math" w:hAnsi="Cambria Math"/>
+                    </w:rPr>
+                  </m:ctrlPr>
+                </m:dPr>
+                <m:e>
+                  <m:r>
+                    <w:rPr>
+                      <w:rFonts w:ascii="Cambria Math" w:hAnsi="Cambria Math"/>
+                    </w:rPr>
+                    <m:t>x</m:t>
+                  </m:r>
+                  <m:r>
+                    <w:rPr>
+                      <w:rFonts w:ascii="Cambria Math" w:hAnsi="Cambria Math"/>
+                    </w:rPr>
+                    <m:t>-</m:t>
+                  </m:r>
+                  <m:sSub>
+                    <m:sSubPr>
+                      <m:ctrlPr>
+                        <w:rPr>
+                          <w:rFonts w:ascii="Cambria Math" w:hAnsi="Cambria Math"/>
+                        </w:rPr>
+                      </m:ctrlPr>
+                    </m:sSubPr>
+                    <m:e>
+                      <m:r>
+                        <w:rPr>
+                          <w:rFonts w:ascii="Cambria Math" w:hAnsi="Cambria Math"/>
+                        </w:rPr>
+                        <m:t>x</m:t>
+                      </m:r>
+                    </m:e>
+                    <m:sub>
+                      <m:r>
+                        <w:rPr>
+                          <w:rFonts w:ascii="Cambria Math" w:hAnsi="Cambria Math"/>
+                        </w:rPr>
+                        <m:t>min</m:t>
+                      </m:r>
+                    </m:sub>
+                  </m:sSub>
+                </m:e>
+              </m:d>
+            </m:num>
+            <m:den>
+              <m:d>
+                <m:dPr>
+                  <m:ctrlPr>
+                    <w:rPr>
+                      <w:rFonts w:ascii="Cambria Math" w:hAnsi="Cambria Math"/>
+                    </w:rPr>
+                  </m:ctrlPr>
+                </m:dPr>
+                <m:e>
+                  <m:sSub>
+                    <m:sSubPr>
+                      <m:ctrlPr>
+                        <w:rPr>
+                          <w:rFonts w:ascii="Cambria Math" w:hAnsi="Cambria Math"/>
+                        </w:rPr>
+                      </m:ctrlPr>
+                    </m:sSubPr>
+                    <m:e>
+                      <m:r>
+                        <w:rPr>
+                          <w:rFonts w:ascii="Cambria Math" w:hAnsi="Cambria Math"/>
+                        </w:rPr>
+                        <m:t>x</m:t>
+                      </m:r>
+                    </m:e>
+                    <m:sub>
+                      <m:r>
+                        <w:rPr>
+                          <w:rFonts w:ascii="Cambria Math" w:hAnsi="Cambria Math"/>
+                        </w:rPr>
+                        <m:t>max</m:t>
+                      </m:r>
+                    </m:sub>
+                  </m:sSub>
+                  <m:r>
+                    <w:rPr>
+                      <w:rFonts w:ascii="Cambria Math" w:hAnsi="Cambria Math"/>
+                    </w:rPr>
+                    <m:t>-</m:t>
+                  </m:r>
+                  <m:sSub>
+                    <m:sSubPr>
+                      <m:ctrlPr>
+                        <w:rPr>
+                          <w:rFonts w:ascii="Cambria Math" w:hAnsi="Cambria Math"/>
+                        </w:rPr>
+                      </m:ctrlPr>
+                    </m:sSubPr>
+                    <m:e>
+                      <m:r>
+                        <w:rPr>
+                          <w:rFonts w:ascii="Cambria Math" w:hAnsi="Cambria Math"/>
+                        </w:rPr>
+                        <m:t>x</m:t>
+                      </m:r>
+                    </m:e>
+                    <m:sub>
+                      <m:r>
+                        <w:rPr>
+                          <w:rFonts w:ascii="Cambria Math" w:hAnsi="Cambria Math"/>
+                        </w:rPr>
+                        <m:t>min</m:t>
+                      </m:r>
+                    </m:sub>
+                  </m:sSub>
+                </m:e>
+              </m:d>
+            </m:den>
+          </m:f>
+        </m:oMath>
+      </m:oMathPara>
+    </w:p>
+    <w:p>
+      <w:pPr>
+        <w:jc w:val="both"/>
+      </w:pPr>
+      <w:r>
+        <w:rPr>
+          <w:rFonts w:eastAsia="Times New Roman" w:cs="Times New Roman"/>
+          <w:sz w:val="22"/>
+        </w:rPr>
+        <w:t>Equação (5) — Normalização min-max (exclusiva do SOM). Onde: x é o valor original; x′ é o valor normalizado; x_min,treino e x_max,treino são, respectivamente, o mínimo e o máximo observados somente no conjunto de treino. Conforme a implementação, uma coluna constante no treino (amplitude igual a zero) é tratada com denominador unitário, resultando em valor normalizado 0,0.</w:t>
+      </w:r>
+    </w:p>
+    <w:p>
+      <w:pPr>
+        <w:ind w:firstLine="709"/>
+        <w:jc w:val="both"/>
+      </w:pPr>
+      <w:r>
+        <w:rPr>
+          <w:rFonts w:eastAsia="Times New Roman" w:cs="Times New Roman"/>
+        </w:rPr>
+        <w:t>A sequência de processamento do SOM foi a seguinte: a partir de X_model (34 variáveis), aplicou-se o pré-processamento congelado do Random Forest, produzindo as 96 features numéricas; em seguida, a normalização exclusiva do SOM; sobre os 4.000 registros de treino, treinou-se um SOM de grade 10×10 (100 neurônios), com sigma0 = 5,0, learning_rate0 = 0,5, 3.000 iterações e seed 42. Os 100 protótipos resultantes foram agrupados por K-means, e a escolha do número de grupos (k) foi orientada pelo coeficiente de S</w:t>
+      </w:r>
+      <w:r>
+        <w:rPr>
+          <w:rFonts w:eastAsia="Times New Roman" w:cs="Times New Roman"/>
+        </w:rPr>
+        <w:t>ilhouette. Por fim, os 1.000 registros do holdout foram transformados, normalizados com os parâmetros do treino e associados ao neurônio vencedor (BMU), herdando o grupo desse neurônio.</w:t>
+      </w:r>
+    </w:p>
+    <w:p>
+      <w:pPr>
+        <w:jc w:val="both"/>
+      </w:pPr>
+      <w:r>
+        <w:rPr>
+          <w:rFonts w:eastAsia="Times New Roman" w:cs="Times New Roman"/>
+        </w:rPr>
+        <w:t>A Figura 5 sintetiza a relação entre as três abordagens do experimento — SOM, IV-DSS e Random Forest — evidenciando que são leituras distintas e complementares, e que o SOM não alimenta o Random Forest.</w:t>
+      </w:r>
+    </w:p>
+    <w:p>
+      <w:pPr>
+        <w:jc w:val="center"/>
+      </w:pPr>
+      <w:r>
+        <w:rPr>
+          <w:noProof/>
+        </w:rPr>
+        <w:lastRenderedPageBreak/>
+        <w:drawing>
+          <wp:inline distT="0" distB="0" distL="0" distR="0" wp14:anchorId="7DDDE526" wp14:editId="44ACD90B">
+            <wp:extent cx="5394960" cy="3205328"/>
+            <wp:effectExtent l="0" t="0" r="0" b="0"/>
+            <wp:docPr id="11" name="Picture 11"/>
+            <wp:cNvGraphicFramePr>
+              <a:graphicFrameLocks xmlns:a="http://schemas.openxmlformats.org/drawingml/2006/main" noChangeAspect="1"/>
+            </wp:cNvGraphicFramePr>
+            <a:graphic xmlns:a="http://schemas.openxmlformats.org/drawingml/2006/main">
+              <a:graphicData uri="http://schemas.openxmlformats.org/drawingml/2006/picture">
+                <pic:pic xmlns:pic="http://schemas.openxmlformats.org/drawingml/2006/picture">
+                  <pic:nvPicPr>
+                    <pic:cNvPr id="0" name="fig11_fluxo_som_ivdss_rf.png"/>
+                    <pic:cNvPicPr/>
+                  </pic:nvPicPr>
+                  <pic:blipFill>
+                    <a:blip r:embed="rId12"/>
+                    <a:stretch>
+                      <a:fillRect/>
+                    </a:stretch>
+                  </pic:blipFill>
+                  <pic:spPr>
+                    <a:xfrm>
+                      <a:off x="0" y="0"/>
+                      <a:ext cx="5394960" cy="3205328"/>
+                    </a:xfrm>
+                    <a:prstGeom prst="rect">
+                      <a:avLst/>
+                    </a:prstGeom>
+                  </pic:spPr>
+                </pic:pic>
+              </a:graphicData>
+            </a:graphic>
+          </wp:inline>
+        </w:drawing>
+      </w:r>
+    </w:p>
+    <w:p>
+      <w:pPr>
+        <w:jc w:val="center"/>
+      </w:pPr>
+      <w:r>
+        <w:rPr>
+          <w:rFonts w:eastAsia="Times New Roman" w:cs="Times New Roman"/>
+        </w:rPr>
+        <w:t>Figura 5 — Fluxo integrado do experimento: SOM, IV-DSS e Random Forest como leituras complementares</w:t>
+      </w:r>
+    </w:p>
+    <w:p>
+      <w:pPr>
+        <w:spacing w:before="40" w:after="120"/>
+      </w:pPr>
+      <w:r>
+        <w:rPr>
+          <w:rFonts w:eastAsia="Times New Roman" w:cs="Times New Roman"/>
+        </w:rPr>
+        <w:t>Fonte: elaborado pelo autor (2026).</w:t>
+      </w:r>
+    </w:p>
+    <w:p>
+      <w:pPr>
+        <w:ind w:firstLine="709"/>
+        <w:jc w:val="both"/>
+      </w:pPr>
+      <w:r>
+        <w:rPr>
+          <w:rFonts w:eastAsia="Times New Roman" w:cs="Times New Roman"/>
+        </w:rPr>
+        <w:t>A qualidade do mapa foi avaliada por duas métricas próprias do SOM, não comparáveis às métricas de classificação (ROC-AUC, PR-AUC, Brier). O erro de quantização (QE) mede a distância euclidiana média entre cada registro e o seu neurônio representativo, conforme a Equação (6):</w:t>
+      </w:r>
+    </w:p>
+    <w:p>
+      <w:pPr>
+        <w:jc w:val="center"/>
+      </w:pPr>
+      <m:oMathPara>
+        <m:oMath>
+          <m:r>
+            <w:rPr>
+              <w:rFonts w:ascii="Cambria Math" w:hAnsi="Cambria Math"/>
+            </w:rPr>
+            <m:t>QE</m:t>
+          </m:r>
+          <m:r>
+            <w:rPr>
+              <w:rFonts w:ascii="Cambria Math" w:hAnsi="Cambria Math"/>
+            </w:rPr>
+            <m:t>=</m:t>
+          </m:r>
+          <m:f>
+            <m:fPr>
+              <m:ctrlPr>
+                <w:rPr>
+                  <w:rFonts w:ascii="Cambria Math" w:hAnsi="Cambria Math"/>
+                </w:rPr>
+              </m:ctrlPr>
+            </m:fPr>
+            <m:num>
+              <m:r>
+                <w:rPr>
+                  <w:rFonts w:ascii="Cambria Math" w:hAnsi="Cambria Math"/>
+                </w:rPr>
+                <m:t>1</m:t>
+              </m:r>
+            </m:num>
+            <m:den>
+              <m:r>
+                <w:rPr>
+                  <w:rFonts w:ascii="Cambria Math" w:hAnsi="Cambria Math"/>
+                </w:rPr>
+                <m:t>N</m:t>
+              </m:r>
+            </m:den>
+          </m:f>
+          <m:r>
+            <w:rPr>
+              <w:rFonts w:ascii="Cambria Math" w:hAnsi="Cambria Math"/>
+            </w:rPr>
+            <m:t>·</m:t>
+          </m:r>
+          <m:nary>
+            <m:naryPr>
+              <m:chr m:val="∑"/>
+              <m:ctrlPr>
+                <w:rPr>
+                  <w:rFonts w:ascii="Cambria Math" w:hAnsi="Cambria Math"/>
+                </w:rPr>
+              </m:ctrlPr>
+            </m:naryPr>
+            <m:sub>
+              <m:r>
+                <w:rPr>
+                  <w:rFonts w:ascii="Cambria Math" w:hAnsi="Cambria Math"/>
+                </w:rPr>
+                <m:t>n</m:t>
+              </m:r>
+              <m:r>
+                <w:rPr>
+                  <w:rFonts w:ascii="Cambria Math" w:hAnsi="Cambria Math"/>
+                </w:rPr>
+                <m:t>=1</m:t>
+              </m:r>
+            </m:sub>
+            <m:sup>
+              <m:r>
+                <w:rPr>
+                  <w:rFonts w:ascii="Cambria Math" w:hAnsi="Cambria Math"/>
+                </w:rPr>
+                <m:t>N</m:t>
+              </m:r>
+            </m:sup>
+            <m:e>
+              <m:sSub>
+                <m:sSubPr>
+                  <m:ctrlPr>
+                    <w:rPr>
+                      <w:rFonts w:ascii="Cambria Math" w:hAnsi="Cambria Math"/>
+                    </w:rPr>
+                  </m:ctrlPr>
+                </m:sSubPr>
+                <m:e>
+                  <m:d>
+                    <m:dPr>
+                      <m:begChr m:val="‖"/>
+                      <m:endChr m:val="‖"/>
+                      <m:ctrlPr>
+                        <w:rPr>
+                          <w:rFonts w:ascii="Cambria Math" w:hAnsi="Cambria Math"/>
+                        </w:rPr>
+                      </m:ctrlPr>
+                    </m:dPr>
+                    <m:e>
+                      <m:sSub>
+                        <m:sSubPr>
+                          <m:ctrlPr>
+                            <w:rPr>
+                              <w:rFonts w:ascii="Cambria Math" w:hAnsi="Cambria Math"/>
+                            </w:rPr>
+                          </m:ctrlPr>
+                        </m:sSubPr>
+                        <m:e>
+                          <m:r>
+                            <w:rPr>
+                              <w:rFonts w:ascii="Cambria Math" w:hAnsi="Cambria Math"/>
+                            </w:rPr>
+                            <m:t>x</m:t>
+                          </m:r>
+                        </m:e>
+                        <m:sub>
+                          <m:r>
+                            <w:rPr>
+                              <w:rFonts w:ascii="Cambria Math" w:hAnsi="Cambria Math"/>
+                            </w:rPr>
+                            <m:t>n</m:t>
+                          </m:r>
+                        </m:sub>
+                      </m:sSub>
+                      <m:r>
+                        <w:rPr>
+                          <w:rFonts w:ascii="Cambria Math" w:hAnsi="Cambria Math"/>
+                        </w:rPr>
+                        <m:t>-</m:t>
+                      </m:r>
+                      <m:sSub>
+                        <m:sSubPr>
+                          <m:ctrlPr>
+                            <w:rPr>
+                              <w:rFonts w:ascii="Cambria Math" w:hAnsi="Cambria Math"/>
+                            </w:rPr>
+                          </m:ctrlPr>
+                        </m:sSubPr>
+                        <m:e>
+                          <m:r>
+                            <w:rPr>
+                              <w:rFonts w:ascii="Cambria Math" w:hAnsi="Cambria Math"/>
+                            </w:rPr>
+                            <m:t>w</m:t>
+                          </m:r>
+                        </m:e>
+                        <m:sub>
+                          <m:r>
+                            <w:rPr>
+                              <w:rFonts w:ascii="Cambria Math" w:hAnsi="Cambria Math"/>
+                            </w:rPr>
+                            <m:t>BMU</m:t>
+                          </m:r>
+                        </m:sub>
+                      </m:sSub>
+                      <m:d>
+                        <m:dPr>
+                          <m:ctrlPr>
+                            <w:rPr>
+                              <w:rFonts w:ascii="Cambria Math" w:hAnsi="Cambria Math"/>
+                            </w:rPr>
+                          </m:ctrlPr>
+                        </m:dPr>
+                        <m:e>
+                          <m:sSub>
+                            <m:sSubPr>
+                              <m:ctrlPr>
+                                <w:rPr>
+                                  <w:rFonts w:ascii="Cambria Math" w:hAnsi="Cambria Math"/>
+                                </w:rPr>
+                              </m:ctrlPr>
+                            </m:sSubPr>
+                            <m:e>
+                              <m:r>
+                                <w:rPr>
+                                  <w:rFonts w:ascii="Cambria Math" w:hAnsi="Cambria Math"/>
+                                </w:rPr>
+                                <m:t>x</m:t>
+                              </m:r>
+                            </m:e>
+                            <m:sub>
+                              <m:r>
+                                <w:rPr>
+                                  <w:rFonts w:ascii="Cambria Math" w:hAnsi="Cambria Math"/>
+                                </w:rPr>
+                                <m:t>n</m:t>
+                              </m:r>
+                            </m:sub>
+                          </m:sSub>
+                        </m:e>
+                      </m:d>
+                    </m:e>
+                  </m:d>
+                </m:e>
+                <m:sub>
+                  <m:r>
+                    <w:rPr>
+                      <w:rFonts w:ascii="Cambria Math" w:hAnsi="Cambria Math"/>
+                    </w:rPr>
+                    <m:t>2</m:t>
+                  </m:r>
+                </m:sub>
+              </m:sSub>
+            </m:e>
+          </m:nary>
+        </m:oMath>
+      </m:oMathPara>
+    </w:p>
+    <w:p>
+      <w:pPr>
+        <w:jc w:val="both"/>
+      </w:pPr>
+      <w:r>
+        <w:rPr>
+          <w:rFonts w:eastAsia="Times New Roman" w:cs="Times New Roman"/>
+          <w:sz w:val="22"/>
+        </w:rPr>
+        <w:t>Equação (6) — Erro de quantização. Onde: N é o número de registros; xₙ é o n-ésimo registro; e w_BMU(xₙ) é o vetor de pesos do neurônio vencedor de xₙ. Quanto menor o QE, menor a distância média entre os registros e os neurônios que os representam.</w:t>
+      </w:r>
+    </w:p>
+    <w:p>
+      <w:pPr>
+        <w:ind w:firstLine="709"/>
+        <w:jc w:val="both"/>
+      </w:pPr>
+      <w:r>
+        <w:rPr>
+          <w:rFonts w:eastAsia="Times New Roman" w:cs="Times New Roman"/>
+        </w:rPr>
+        <w:t xml:space="preserve">O erro topográfico (TE) avalia a preservação da topologia: </w:t>
+      </w:r>
+      <w:r>
+        <w:rPr>
+          <w:rFonts w:eastAsia="Times New Roman" w:cs="Times New Roman"/>
+        </w:rPr>
+        <w:t>contabiliza a proporção de registros cujo primeiro e segundo melhores neurônios não são adjacentes na grade, conforme a regra implementada (adjacência de Chebyshev). A Equação (7) expressa o TE como um indicador:</w:t>
+      </w:r>
+    </w:p>
+    <w:p>
+      <w:pPr>
+        <w:jc w:val="center"/>
+      </w:pPr>
+      <m:oMathPara>
+        <m:oMath>
+          <m:r>
+            <w:rPr>
+              <w:rFonts w:ascii="Cambria Math" w:hAnsi="Cambria Math"/>
+            </w:rPr>
+            <m:t>TE</m:t>
+          </m:r>
+          <m:r>
+            <w:rPr>
+              <w:rFonts w:ascii="Cambria Math" w:hAnsi="Cambria Math"/>
+            </w:rPr>
+            <m:t>=</m:t>
+          </m:r>
+          <m:f>
+            <m:fPr>
+              <m:ctrlPr>
+                <w:rPr>
+                  <w:rFonts w:ascii="Cambria Math" w:hAnsi="Cambria Math"/>
+                </w:rPr>
+              </m:ctrlPr>
+            </m:fPr>
+            <m:num>
+              <m:r>
+                <w:rPr>
+                  <w:rFonts w:ascii="Cambria Math" w:hAnsi="Cambria Math"/>
+                </w:rPr>
+                <m:t>1</m:t>
+              </m:r>
+            </m:num>
+            <m:den>
+              <m:r>
+                <w:rPr>
+                  <w:rFonts w:ascii="Cambria Math" w:hAnsi="Cambria Math"/>
+                </w:rPr>
+                <m:t>N</m:t>
+              </m:r>
+            </m:den>
+          </m:f>
+          <m:r>
+            <w:rPr>
+              <w:rFonts w:ascii="Cambria Math" w:hAnsi="Cambria Math"/>
+            </w:rPr>
+            <m:t>·</m:t>
+          </m:r>
+          <m:nary>
+            <m:naryPr>
+              <m:chr m:val="∑"/>
+              <m:ctrlPr>
+                <w:rPr>
+                  <w:rFonts w:ascii="Cambria Math" w:hAnsi="Cambria Math"/>
+                </w:rPr>
+              </m:ctrlPr>
+            </m:naryPr>
+            <m:sub>
+              <m:r>
+                <w:rPr>
+                  <w:rFonts w:ascii="Cambria Math" w:hAnsi="Cambria Math"/>
+                </w:rPr>
+                <m:t>n</m:t>
+              </m:r>
+              <m:r>
+                <w:rPr>
+                  <w:rFonts w:ascii="Cambria Math" w:hAnsi="Cambria Math"/>
+                </w:rPr>
+                <m:t>=1</m:t>
+              </m:r>
+            </m:sub>
+            <m:sup>
+              <m:r>
+                <w:rPr>
+                  <w:rFonts w:ascii="Cambria Math" w:hAnsi="Cambria Math"/>
+                </w:rPr>
+                <m:t>N</m:t>
+              </m:r>
+            </m:sup>
+            <m:e>
+              <m:r>
+                <w:rPr>
+                  <w:rFonts w:ascii="Cambria Math" w:hAnsi="Cambria Math"/>
+                </w:rPr>
+                <m:t>u</m:t>
+              </m:r>
+              <m:d>
+                <m:dPr>
+                  <m:ctrlPr>
+                    <w:rPr>
+                      <w:rFonts w:ascii="Cambria Math" w:hAnsi="Cambria Math"/>
+                    </w:rPr>
+                  </m:ctrlPr>
+                </m:dPr>
+                <m:e>
+                  <m:sSub>
+                    <m:sSubPr>
+                      <m:ctrlPr>
+                        <w:rPr>
+                          <w:rFonts w:ascii="Cambria Math" w:hAnsi="Cambria Math"/>
+                        </w:rPr>
+                      </m:ctrlPr>
+                    </m:sSubPr>
+                    <m:e>
+                      <m:r>
+                        <w:rPr>
+                          <w:rFonts w:ascii="Cambria Math" w:hAnsi="Cambria Math"/>
+                        </w:rPr>
+                        <m:t>x</m:t>
+                      </m:r>
+                    </m:e>
+                    <m:sub>
+                      <m:r>
+                        <w:rPr>
+                          <w:rFonts w:ascii="Cambria Math" w:hAnsi="Cambria Math"/>
+                        </w:rPr>
+                        <m:t>n</m:t>
+                      </m:r>
+                    </m:sub>
+                  </m:sSub>
+                </m:e>
+              </m:d>
+            </m:e>
+          </m:nary>
+        </m:oMath>
+      </m:oMathPara>
+    </w:p>
+    <w:p>
+      <w:pPr>
+        <w:jc w:val="both"/>
+      </w:pPr>
+      <w:r>
+        <w:rPr>
+          <w:rFonts w:eastAsia="Times New Roman" w:cs="Times New Roman"/>
+          <w:sz w:val="22"/>
+        </w:rPr>
+        <w:t>Equação (7) — Erro topográfico. Onde: u(xₙ) = 1 se os dois melhores neurônios de xₙ não forem adjacentes na grade, e u(xₙ) = 0 caso contrário. O TE avalia preservação topológica, não qualidade preditiva.</w:t>
+      </w:r>
+    </w:p>
+    <w:p>
+      <w:pPr>
+        <w:ind w:firstLine="709"/>
+        <w:jc w:val="both"/>
+      </w:pPr>
+      <w:r>
+        <w:rPr>
+          <w:rFonts w:eastAsia="Times New Roman" w:cs="Times New Roman"/>
+        </w:rPr>
+        <w:lastRenderedPageBreak/>
+        <w:t>O SOM organiza os protótipos no espaço, mas não produz automaticamente os grupos interpretativos finais. Para tanto, aplicou-se o algoritmo K-means aos vetores de pesos dos 100 neurônios treinados — e não aos targets, nem à probabilidade do Random Forest, nem ao IV-DSS —, particionando os protótipos em k grupos. A função objetivo do K-means é expressa pela Equação (8):</w:t>
+      </w:r>
+    </w:p>
+    <w:p>
+      <w:pPr>
+        <w:jc w:val="center"/>
+      </w:pPr>
+      <m:oMathPara>
+        <m:oMath>
+          <m:r>
+            <w:rPr>
+              <w:rFonts w:ascii="Cambria Math" w:hAnsi="Cambria Math"/>
+            </w:rPr>
+            <m:t>J</m:t>
+          </m:r>
+          <m:r>
+            <w:rPr>
+              <w:rFonts w:ascii="Cambria Math" w:hAnsi="Cambria Math"/>
+            </w:rPr>
+            <m:t>=</m:t>
+          </m:r>
+          <m:nary>
+            <m:naryPr>
+              <m:chr m:val="∑"/>
+              <m:ctrlPr>
+                <w:rPr>
+                  <w:rFonts w:ascii="Cambria Math" w:hAnsi="Cambria Math"/>
+                </w:rPr>
+              </m:ctrlPr>
+            </m:naryPr>
+            <m:sub>
+              <m:r>
+                <w:rPr>
+                  <w:rFonts w:ascii="Cambria Math" w:hAnsi="Cambria Math"/>
+                </w:rPr>
+                <m:t>j</m:t>
+              </m:r>
+              <m:r>
+                <w:rPr>
+                  <w:rFonts w:ascii="Cambria Math" w:hAnsi="Cambria Math"/>
+                </w:rPr>
+                <m:t>=1</m:t>
+              </m:r>
+            </m:sub>
+            <m:sup>
+              <m:r>
+                <w:rPr>
+                  <w:rFonts w:ascii="Cambria Math" w:hAnsi="Cambria Math"/>
+                </w:rPr>
+                <m:t>k</m:t>
+              </m:r>
+            </m:sup>
+            <m:e>
+              <m:nary>
+                <m:naryPr>
+                  <m:chr m:val="∑"/>
+                  <m:ctrlPr>
+                    <w:rPr>
+                      <w:rFonts w:ascii="Cambria Math" w:hAnsi="Cambria Math"/>
+                    </w:rPr>
+                  </m:ctrlPr>
+                </m:naryPr>
+                <m:sub>
+                  <m:sSub>
+                    <m:sSubPr>
+                      <m:ctrlPr>
+                        <w:rPr>
+                          <w:rFonts w:ascii="Cambria Math" w:hAnsi="Cambria Math"/>
+                        </w:rPr>
+                      </m:ctrlPr>
+                    </m:sSubPr>
+                    <m:e>
+                      <m:r>
+                        <w:rPr>
+                          <w:rFonts w:ascii="Cambria Math" w:hAnsi="Cambria Math"/>
+                        </w:rPr>
+                        <m:t>x</m:t>
+                      </m:r>
+                    </m:e>
+                    <m:sub>
+                      <m:r>
+                        <w:rPr>
+                          <w:rFonts w:ascii="Cambria Math" w:hAnsi="Cambria Math"/>
+                        </w:rPr>
+                        <m:t>i</m:t>
+                      </m:r>
+                    </m:sub>
+                  </m:sSub>
+                  <m:r>
+                    <w:rPr>
+                      <w:rFonts w:ascii="Cambria Math" w:hAnsi="Cambria Math"/>
+                    </w:rPr>
+                    <m:t>∈</m:t>
+                  </m:r>
+                  <m:sSub>
+                    <m:sSubPr>
+                      <m:ctrlPr>
+                        <w:rPr>
+                          <w:rFonts w:ascii="Cambria Math" w:hAnsi="Cambria Math"/>
+                        </w:rPr>
+                      </m:ctrlPr>
+                    </m:sSubPr>
+                    <m:e>
+                      <m:r>
+                        <w:rPr>
+                          <w:rFonts w:ascii="Cambria Math" w:hAnsi="Cambria Math"/>
+                        </w:rPr>
+                        <m:t>C</m:t>
+                      </m:r>
+                    </m:e>
+                    <m:sub>
+                      <m:r>
+                        <w:rPr>
+                          <w:rFonts w:ascii="Cambria Math" w:hAnsi="Cambria Math"/>
+                        </w:rPr>
+                        <m:t>j</m:t>
+                      </m:r>
+                    </m:sub>
+                  </m:sSub>
+                </m:sub>
+                <m:sup/>
+                <m:e>
+                  <m:sSup>
+                    <m:sSupPr>
+                      <m:ctrlPr>
+                        <w:rPr>
+                          <w:rFonts w:ascii="Cambria Math" w:hAnsi="Cambria Math"/>
+                        </w:rPr>
+                      </m:ctrlPr>
+                    </m:sSupPr>
+                    <m:e>
+                      <m:d>
+                        <m:dPr>
+                          <m:begChr m:val="‖"/>
+                          <m:endChr m:val="‖"/>
+                          <m:ctrlPr>
+                            <w:rPr>
+                              <w:rFonts w:ascii="Cambria Math" w:hAnsi="Cambria Math"/>
+                            </w:rPr>
+                          </m:ctrlPr>
+                        </m:dPr>
+                        <m:e>
+                          <m:sSub>
+                            <m:sSubPr>
+                              <m:ctrlPr>
+                                <w:rPr>
+                                  <w:rFonts w:ascii="Cambria Math" w:hAnsi="Cambria Math"/>
+                                </w:rPr>
+                              </m:ctrlPr>
+                            </m:sSubPr>
+                            <m:e>
+                              <m:r>
+                                <w:rPr>
+                                  <w:rFonts w:ascii="Cambria Math" w:hAnsi="Cambria Math"/>
+                                </w:rPr>
+                                <m:t>x</m:t>
+                              </m:r>
+                            </m:e>
+                            <m:sub>
+                              <m:r>
+                                <w:rPr>
+                                  <w:rFonts w:ascii="Cambria Math" w:hAnsi="Cambria Math"/>
+                                </w:rPr>
+                                <m:t>i</m:t>
+                              </m:r>
+                            </m:sub>
+                          </m:sSub>
+                          <m:r>
+                            <w:rPr>
+                              <w:rFonts w:ascii="Cambria Math" w:hAnsi="Cambria Math"/>
+                            </w:rPr>
+                            <m:t>-</m:t>
+                          </m:r>
+                          <m:sSub>
+                            <m:sSubPr>
+                              <m:ctrlPr>
+                                <w:rPr>
+                                  <w:rFonts w:ascii="Cambria Math" w:hAnsi="Cambria Math"/>
+                                </w:rPr>
+                              </m:ctrlPr>
+                            </m:sSubPr>
+                            <m:e>
+                              <m:r>
+                                <w:rPr>
+                                  <w:rFonts w:ascii="Cambria Math" w:hAnsi="Cambria Math"/>
+                                </w:rPr>
+                                <m:t>μ</m:t>
+                              </m:r>
+                            </m:e>
+                            <m:sub>
+                              <m:r>
+                                <w:rPr>
+                                  <w:rFonts w:ascii="Cambria Math" w:hAnsi="Cambria Math"/>
+                                </w:rPr>
+                                <m:t>j</m:t>
+                              </m:r>
+                            </m:sub>
+                          </m:sSub>
+                        </m:e>
+                      </m:d>
+                    </m:e>
+                    <m:sup>
+                      <m:r>
+                        <w:rPr>
+                          <w:rFonts w:ascii="Cambria Math" w:hAnsi="Cambria Math"/>
+                        </w:rPr>
+                        <m:t>2</m:t>
+                      </m:r>
+                    </m:sup>
+                  </m:sSup>
+                </m:e>
+              </m:nary>
+            </m:e>
+          </m:nary>
+        </m:oMath>
+      </m:oMathPara>
+    </w:p>
+    <w:p>
+      <w:pPr>
+        <w:jc w:val="both"/>
+      </w:pPr>
+      <w:r>
+        <w:rPr>
+          <w:rFonts w:eastAsia="Times New Roman" w:cs="Times New Roman"/>
+          <w:sz w:val="22"/>
+        </w:rPr>
+        <w:t>Equação (8) — Função objetivo do K-means. Onde: k é o número de grupos; Cⱼ é o grupo j; μⱼ é o centroide do grupo j; e xᵢ, nesta etapa, são os protótipos (neurônios) treinados pelo SOM.</w:t>
+      </w:r>
+    </w:p>
+    <w:p>
+      <w:pPr>
+        <w:ind w:firstLine="709"/>
+        <w:jc w:val="both"/>
+      </w:pPr>
+      <w:r>
+        <w:rPr>
+          <w:rFonts w:eastAsia="Times New Roman" w:cs="Times New Roman"/>
+        </w:rPr>
+        <w:t>O número de grupos k foi avaliado entre 2 e 6 por meio do coeficiente de Silhouette, que mensura a separação relativa entre os grupos, conforme a Equação (9):</w:t>
+      </w:r>
+    </w:p>
+    <w:p>
+      <w:pPr>
+        <w:jc w:val="center"/>
+      </w:pPr>
+      <m:oMathPara>
+        <m:oMath>
+          <m:r>
+            <w:rPr>
+              <w:rFonts w:ascii="Cambria Math" w:hAnsi="Cambria Math"/>
+            </w:rPr>
+            <m:t>s</m:t>
+          </m:r>
+          <m:d>
+            <m:dPr>
+              <m:ctrlPr>
+                <w:rPr>
+                  <w:rFonts w:ascii="Cambria Math" w:hAnsi="Cambria Math"/>
+                </w:rPr>
+              </m:ctrlPr>
+            </m:dPr>
+            <m:e>
+              <m:r>
+                <w:rPr>
+                  <w:rFonts w:ascii="Cambria Math" w:hAnsi="Cambria Math"/>
+                </w:rPr>
+                <m:t>i</m:t>
+              </m:r>
+            </m:e>
+          </m:d>
+          <m:r>
+            <w:rPr>
+              <w:rFonts w:ascii="Cambria Math" w:hAnsi="Cambria Math"/>
+            </w:rPr>
+            <m:t>=</m:t>
+          </m:r>
+          <m:f>
+            <m:fPr>
+              <m:ctrlPr>
+                <w:rPr>
+                  <w:rFonts w:ascii="Cambria Math" w:hAnsi="Cambria Math"/>
+                </w:rPr>
+              </m:ctrlPr>
+            </m:fPr>
+            <m:num>
+              <m:r>
+                <w:rPr>
+                  <w:rFonts w:ascii="Cambria Math" w:hAnsi="Cambria Math"/>
+                </w:rPr>
+                <m:t>b</m:t>
+              </m:r>
+              <m:d>
+                <m:dPr>
+                  <m:ctrlPr>
+                    <w:rPr>
+                      <w:rFonts w:ascii="Cambria Math" w:hAnsi="Cambria Math"/>
+                    </w:rPr>
+                  </m:ctrlPr>
+                </m:dPr>
+                <m:e>
+                  <m:r>
+                    <w:rPr>
+                      <w:rFonts w:ascii="Cambria Math" w:hAnsi="Cambria Math"/>
+                    </w:rPr>
+                    <m:t>i</m:t>
+                  </m:r>
+                </m:e>
+              </m:d>
+              <m:r>
+                <w:rPr>
+                  <w:rFonts w:ascii="Cambria Math" w:hAnsi="Cambria Math"/>
+                </w:rPr>
+                <m:t>-</m:t>
+              </m:r>
+              <m:r>
+                <w:rPr>
+                  <w:rFonts w:ascii="Cambria Math" w:hAnsi="Cambria Math"/>
+                </w:rPr>
+                <m:t>a</m:t>
+              </m:r>
+              <m:d>
+                <m:dPr>
+                  <m:ctrlPr>
+                    <w:rPr>
+                      <w:rFonts w:ascii="Cambria Math" w:hAnsi="Cambria Math"/>
+                    </w:rPr>
+                  </m:ctrlPr>
+                </m:dPr>
+                <m:e>
+                  <m:r>
+                    <w:rPr>
+                      <w:rFonts w:ascii="Cambria Math" w:hAnsi="Cambria Math"/>
+                    </w:rPr>
+                    <m:t>i</m:t>
+                  </m:r>
+                </m:e>
+              </m:d>
+            </m:num>
+            <m:den>
+              <m:r>
+                <w:rPr>
+                  <w:rFonts w:ascii="Cambria Math" w:hAnsi="Cambria Math"/>
+                </w:rPr>
+                <m:t>max</m:t>
+              </m:r>
+              <m:d>
+                <m:dPr>
+                  <m:ctrlPr>
+                    <w:rPr>
+                      <w:rFonts w:ascii="Cambria Math" w:hAnsi="Cambria Math"/>
+                    </w:rPr>
+                  </m:ctrlPr>
+                </m:dPr>
+                <m:e>
+                  <m:r>
+                    <w:rPr>
+                      <w:rFonts w:ascii="Cambria Math" w:hAnsi="Cambria Math"/>
+                    </w:rPr>
+                    <m:t>a</m:t>
+                  </m:r>
+                  <m:d>
+                    <m:dPr>
+                      <m:ctrlPr>
+                        <w:rPr>
+                          <w:rFonts w:ascii="Cambria Math" w:hAnsi="Cambria Math"/>
+                        </w:rPr>
+                      </m:ctrlPr>
+                    </m:dPr>
+                    <m:e>
+                      <m:r>
+                        <w:rPr>
+                          <w:rFonts w:ascii="Cambria Math" w:hAnsi="Cambria Math"/>
+                        </w:rPr>
+                        <m:t>i</m:t>
+                      </m:r>
+                    </m:e>
+                  </m:d>
+                  <m:r>
+                    <w:rPr>
+                      <w:rFonts w:ascii="Cambria Math" w:hAnsi="Cambria Math"/>
+                    </w:rPr>
+                    <m:t>,</m:t>
+                  </m:r>
+                  <m:r>
+                    <w:rPr>
+                      <w:rFonts w:ascii="Cambria Math" w:hAnsi="Cambria Math"/>
+                    </w:rPr>
+                    <m:t>b</m:t>
+                  </m:r>
+                  <m:d>
+                    <m:dPr>
+                      <m:ctrlPr>
+                        <w:rPr>
+                          <w:rFonts w:ascii="Cambria Math" w:hAnsi="Cambria Math"/>
+                        </w:rPr>
+                      </m:ctrlPr>
+                    </m:dPr>
+                    <m:e>
+                      <m:r>
+                        <w:rPr>
+                          <w:rFonts w:ascii="Cambria Math" w:hAnsi="Cambria Math"/>
+                        </w:rPr>
+                        <m:t>i</m:t>
+                      </m:r>
+                    </m:e>
+                  </m:d>
+                </m:e>
+              </m:d>
+            </m:den>
+          </m:f>
+        </m:oMath>
+      </m:oMathPara>
+    </w:p>
+    <w:p>
+      <w:pPr>
+        <w:jc w:val="both"/>
+      </w:pPr>
+      <w:r>
+        <w:rPr>
+          <w:rFonts w:eastAsia="Times New Roman" w:cs="Times New Roman"/>
+          <w:sz w:val="22"/>
+        </w:rPr>
+        <w:t>Equação (9) — Coeficiente de Silhouette. Onde: a(i) é a distância média do elemento i aos elementos do próprio grupo; e b(i) é a menor distância média do elemento i aos elementos de outro grupo. Valores próximos de 1 indicam melhor separação relativa; próximos de 0, sobreposição; e negativos, possível alocação inadequada.</w:t>
+      </w:r>
+    </w:p>
+    <w:p>
+      <w:pPr>
+        <w:ind w:firstLine="709"/>
+        <w:jc w:val="both"/>
+      </w:pPr>
+      <w:r>
+        <w:rPr>
+          <w:rFonts w:eastAsia="Times New Roman" w:cs="Times New Roman"/>
+        </w:rPr>
+        <w:t>O desenho holdout/pós-hoc assegura a independência da análise: o SOM foi treinado apenas sobre os 4.000 registros de treino, e os 1.000 registros do holdout não ajustaram o SOM, não escolheram k e não ajustaram a normalização. Somente após receberem o grupo SOM, os registros do holdout tiveram anexadas — exclusivamente para a leitura pós-hoc — a probabilidade estimada pelo Random Forest, o IV-DSS e a variável-alvo sintética.</w:t>
+      </w:r>
+    </w:p>
+    <w:p>
+      <w:pPr>
+        <w:ind w:firstLine="709"/>
+        <w:jc w:val="both"/>
+      </w:pPr>
+      <w:r>
+        <w:rPr>
+          <w:rFonts w:eastAsia="Times New Roman" w:cs="Times New Roman"/>
+        </w:rPr>
+        <w:t>Para a visualização bidimensional dos registros, aplicou-se uma Análise de Componentes Principais (PCA) restrita a dois componentes, ajustada somente sobre o treino e com o holdout projetado. A PCA foi utilizada exclusivamente para visualização: os dois primeiros componentes explicam 16,4% e 4,5% da variância, respectivamente, de modo que o gráfico resultante não representa toda a variância dos dados. Os grupos continuam sendo definidos pelo SOM seguido de K-means, não pela PCA.</w:t>
+      </w:r>
+    </w:p>
+    <w:p>
+      <w:pPr>
         <w:pStyle w:val="Ttulo1"/>
         <w:spacing w:before="0"/>
       </w:pPr>
-      <w:bookmarkStart w:id="34" w:name="_Toc238667882"/>
+      <w:bookmarkStart w:id="38" w:name="_Toc238759974"/>
       <w:r>
         <w:rPr>
           <w:rFonts w:ascii="Times New Roman" w:eastAsia="Times New Roman" w:hAnsi="Times New Roman"/>
         </w:rPr>
+        <w:t>4 DESENVOLVIMENTO DA SOLUÇÃO</w:t>
+      </w:r>
+      <w:bookmarkEnd w:id="38"/>
+    </w:p>
+    <w:p>
+      <w:r>
+        <w:t>Este capítulo descreve o estado implementado da solução. O eixo DSS encontra-se integrado de ponta a ponta a FastAPI e ao modelo de aprendizado de máquina; o backend dispõe de infraestrutura de persistência (PostgreSQL, SQLAlchemy e Alembic), de autenticação real e do domínio de acompanhamento pré-natal (GESTANTE, GESTAÇÃO e HISTÓRICO OBSTÉTRICO), implementados e validados. O aplicativo Flutter, por sua vez, ainda persiste o acompanhamento localmente (SQLite), e a integração do aplicativo à nova API de acompanhamento permanece etapa futura (seção 4.7). A Figura 6 sintetiza essa arquitetura.</w:t>
+      </w:r>
+    </w:p>
+    <w:p>
+      <w:pPr>
+        <w:pStyle w:val="Ttulo2"/>
+      </w:pPr>
+      <w:bookmarkStart w:id="39" w:name="_Toc238759975"/>
+      <w:r>
+        <w:rPr>
+          <w:rFonts w:ascii="Times New Roman" w:eastAsia="Times New Roman" w:hAnsi="Times New Roman"/>
+        </w:rPr>
         <w:lastRenderedPageBreak/>
-        <w:t>4 DESENVOLVIMENTO DA SOLUÇÃO</w:t>
-      </w:r>
-      <w:bookmarkEnd w:id="34"/>
-    </w:p>
-    <w:p>
-      <w:r>
-        <w:t>Este capítulo descreve o estado implementado da solução. O eixo DSS encontra-se integrado de ponta a ponta a FastAPI e ao modelo de aprendizado de máquina; o backend dispõe de infraestrutura de persistência (PostgreSQL, SQLAlchemy e Alembic), de autenticação real e do domínio de acompanhamento pré-natal (GESTANTE, GESTAÇÃO e HISTÓRICO OBSTÉTRICO), implementados e validados. O aplicativo Flutter, por sua vez, ainda persiste o acompanhamento localmente (SQLite), e a integração do aplicativo à nova API de acompanhamento permanece etapa futura (seção 4.7). A Figura 4 sintetiza essa arquitetura.</w:t>
-      </w:r>
-    </w:p>
-    <w:p>
-      <w:pPr>
-        <w:pStyle w:val="Ttulo2"/>
-      </w:pPr>
-      <w:bookmarkStart w:id="35" w:name="_Toc238667883"/>
-      <w:r>
-        <w:rPr>
-          <w:rFonts w:ascii="Times New Roman" w:eastAsia="Times New Roman" w:hAnsi="Times New Roman"/>
-        </w:rPr>
         <w:t>4.1 Arquitetura</w:t>
       </w:r>
-      <w:bookmarkEnd w:id="35"/>
+      <w:bookmarkEnd w:id="39"/>
     </w:p>
     <w:p>
       <w:pPr>
@@ -16851,9 +19582,6 @@
       </w:r>
       <w:r>
         <w:br/>
-      </w:r>
-      <w:r>
-        <w:lastRenderedPageBreak/>
         <w:t xml:space="preserve">      SQLAlchemy 2.x (síncrono) → psycopg 3 → PostgreSQL 16</w:t>
       </w:r>
       <w:r>
@@ -16863,13 +19591,19 @@
       <w:r>
         <w:br/>
         <w:t xml:space="preserve">              0002 = gestantes + gestacoes;</w:t>
+      </w:r>
+      <w:r>
         <w:br/>
         <w:t xml:space="preserve">              0003 = historicos_obstetricos)</w:t>
       </w:r>
     </w:p>
     <w:p>
       <w:r>
-        <w:t>O ramo superior representa o fluxo DSS atual, já operacional e independente de banco de dados. O ramo inferior representa a infraestrutura de persistência, que nesta etapa suporta a autenticação e o domínio de acompanhamento pré-natal. A migration 0001 criou as duas primeiras tabelas reais (users e auth_refresh_sessions), a migration 0002 criou as tabelas do domínio de acompanhamento pré-natal (gestantes e gestacoes) e a migration 0003 criou a tabela do histórico obstétrico (historicos_obstetricos). Permanecem, contudo, não persistidas as demais entidades do acompanhamento (consultas, exames, vacinas, medicamentos e plano de parto). Essa infraestrutura emprega os seguintes componentes:</w:t>
+        <w:t xml:space="preserve">O ramo superior representa o fluxo DSS atual, já operacional e independente de banco de dados. O ramo inferior representa a infraestrutura de persistência, que nesta etapa suporta a autenticação e o domínio de acompanhamento pré-natal. A migration 0001 criou as duas primeiras tabelas reais (users e auth_refresh_sessions), a migration 0002 criou as tabelas do domínio de acompanhamento pré-natal (gestantes e gestacoes) e a migration 0003 criou a tabela do histórico obstétrico (historicos_obstetricos). Permanecem, contudo, não persistidas </w:t>
+      </w:r>
+      <w:r>
+        <w:lastRenderedPageBreak/>
+        <w:t>as demais entidades do acompanhamento (consultas, exames, vacinas, medicamentos e plano de parto). Essa infraestrutura emprega os seguintes componentes:</w:t>
       </w:r>
     </w:p>
     <w:p>
@@ -17116,20 +19850,20 @@
         <w:jc w:val="center"/>
       </w:pPr>
       <w:r>
+        <w:t>Figura 6 — Arquitetura geral da solução (Flutter → FastAPI → ML e persistência)</w:t>
+      </w:r>
+    </w:p>
+    <w:p>
+      <w:pPr>
+        <w:jc w:val="center"/>
+      </w:pPr>
+      <w:r>
+        <w:rPr>
+          <w:noProof/>
+        </w:rPr>
         <w:lastRenderedPageBreak/>
-        <w:t>Figura 4 — Arquitetura geral da solução (Flutter → FastAPI → ML e persistência)</w:t>
-      </w:r>
-    </w:p>
-    <w:p>
-      <w:pPr>
-        <w:jc w:val="center"/>
-      </w:pPr>
-      <w:r>
-        <w:rPr>
-          <w:noProof/>
-        </w:rPr>
         <w:drawing>
-          <wp:inline distT="0" distB="0" distL="0" distR="0" wp14:anchorId="163BDA71" wp14:editId="1137D9ED">
+          <wp:inline distT="0" distB="0" distL="0" distR="0" wp14:anchorId="360F46C0" wp14:editId="0319FFBB">
             <wp:extent cx="5400000" cy="3122735"/>
             <wp:effectExtent l="0" t="0" r="0" b="0"/>
             <wp:docPr id="4" name="Picture 4"/>
@@ -17144,7 +19878,7 @@
                     <pic:cNvPicPr/>
                   </pic:nvPicPr>
                   <pic:blipFill>
-                    <a:blip r:embed="rId11"/>
+                    <a:blip r:embed="rId13"/>
                     <a:stretch>
                       <a:fillRect/>
                     </a:stretch>
@@ -17180,14 +19914,14 @@
       <w:pPr>
         <w:pStyle w:val="Ttulo2"/>
       </w:pPr>
-      <w:bookmarkStart w:id="36" w:name="_Toc238667884"/>
+      <w:bookmarkStart w:id="40" w:name="_Toc238759976"/>
       <w:r>
         <w:rPr>
           <w:rFonts w:ascii="Times New Roman" w:eastAsia="Times New Roman" w:hAnsi="Times New Roman"/>
         </w:rPr>
         <w:t>4.2 Eixo 1 — Questionário dos DSS</w:t>
       </w:r>
-      <w:bookmarkEnd w:id="36"/>
+      <w:bookmarkEnd w:id="40"/>
     </w:p>
     <w:p>
       <w:pPr>
@@ -17279,14 +20013,14 @@
       <w:pPr>
         <w:pStyle w:val="Ttulo2"/>
       </w:pPr>
-      <w:bookmarkStart w:id="37" w:name="_Toc238667885"/>
+      <w:bookmarkStart w:id="41" w:name="_Toc238759977"/>
       <w:r>
         <w:rPr>
           <w:rFonts w:ascii="Times New Roman" w:eastAsia="Times New Roman" w:hAnsi="Times New Roman"/>
         </w:rPr>
         <w:t>4.3 Eixo 2 — Módulo de acompanhamento do pré-natal</w:t>
       </w:r>
-      <w:bookmarkEnd w:id="37"/>
+      <w:bookmarkEnd w:id="41"/>
     </w:p>
     <w:p>
       <w:pPr>
@@ -17481,14 +20215,7 @@
         <w:rPr>
           <w:rFonts w:eastAsia="Times New Roman"/>
         </w:rPr>
-        <w:t xml:space="preserve">, local do pré-natal, profissional, consultas, exames e histórico obstétrico. IG </w:t>
-      </w:r>
-      <w:r>
-        <w:rPr>
-          <w:rFonts w:eastAsia="Times New Roman"/>
-        </w:rPr>
-        <w:lastRenderedPageBreak/>
-        <w:t xml:space="preserve">e DPP são </w:t>
+        <w:t xml:space="preserve">, local do pré-natal, profissional, consultas, exames e histórico obstétrico. IG e DPP são </w:t>
       </w:r>
       <w:r>
         <w:rPr>
@@ -17528,6 +20255,7 @@
           <w:rFonts w:eastAsia="Times New Roman"/>
           <w:b/>
         </w:rPr>
+        <w:lastRenderedPageBreak/>
         <w:t>Parto</w:t>
       </w:r>
       <w:r>
@@ -17816,14 +20544,14 @@
       <w:pPr>
         <w:pStyle w:val="Ttulo2"/>
       </w:pPr>
-      <w:bookmarkStart w:id="38" w:name="_Toc238667886"/>
+      <w:bookmarkStart w:id="42" w:name="_Toc238759978"/>
       <w:r>
         <w:rPr>
           <w:rFonts w:ascii="Times New Roman" w:eastAsia="Times New Roman" w:hAnsi="Times New Roman"/>
         </w:rPr>
         <w:t>4.4 Armazenamento local / offline</w:t>
       </w:r>
-      <w:bookmarkEnd w:id="38"/>
+      <w:bookmarkEnd w:id="42"/>
     </w:p>
     <w:p>
       <w:pPr>
@@ -17982,6 +20710,7 @@
         <w:rPr>
           <w:rFonts w:eastAsia="Times New Roman"/>
         </w:rPr>
+        <w:lastRenderedPageBreak/>
         <w:t>A estratégia de evolução aprovada para a persistência do acompanhamento prevê que a API/backend passe a ser a fonte de verdade, substituindo progressivamente a dependência do SQLite local. A transição será feature por feature: cada recurso migra da implementação local para uma implementação REST, validada de ponta a ponta, e só então a API passa a ser a fonte de verdade daquela feature. Não haverá, nesta etapa, migração automática dos registros SQLite existentes, nem offline-first, sincronização ou cache distribuído (seção 4.7).</w:t>
       </w:r>
     </w:p>
@@ -17994,14 +20723,14 @@
       <w:pPr>
         <w:pStyle w:val="Ttulo2"/>
       </w:pPr>
-      <w:bookmarkStart w:id="39" w:name="_Toc238667887"/>
+      <w:bookmarkStart w:id="43" w:name="_Toc238759979"/>
       <w:r>
         <w:rPr>
           <w:rFonts w:ascii="Times New Roman" w:eastAsia="Times New Roman" w:hAnsi="Times New Roman"/>
         </w:rPr>
         <w:t>4.5 Autenticação e estado atual do DSS</w:t>
       </w:r>
-      <w:bookmarkEnd w:id="39"/>
+      <w:bookmarkEnd w:id="43"/>
     </w:p>
     <w:p>
       <w:pPr>
@@ -18221,11 +20950,7 @@
         <w:t>não</w:t>
       </w:r>
       <w:r>
-        <w:t xml:space="preserve"> a um logout </w:t>
-      </w:r>
-      <w:r>
-        <w:lastRenderedPageBreak/>
-        <w:t xml:space="preserve">autenticado real. O armazenamento seguro de tokens e a integração do aplicativo com os endpoints acima permanecem </w:t>
+        <w:t xml:space="preserve"> a um logout autenticado real. O armazenamento seguro de tokens e a integração do aplicativo com os endpoints acima permanecem </w:t>
       </w:r>
       <w:r>
         <w:rPr>
@@ -18244,6 +20969,7 @@
         <w:jc w:val="both"/>
       </w:pPr>
       <w:r>
+        <w:lastRenderedPageBreak/>
         <w:t xml:space="preserve">O fluxo DSS atual é </w:t>
       </w:r>
       <w:r>
@@ -18323,14 +21049,14 @@
       <w:pPr>
         <w:pStyle w:val="Ttulo2"/>
       </w:pPr>
-      <w:bookmarkStart w:id="40" w:name="_Toc238667888"/>
+      <w:bookmarkStart w:id="44" w:name="_Toc238759980"/>
       <w:r>
         <w:rPr>
           <w:rFonts w:ascii="Times New Roman" w:eastAsia="Times New Roman" w:hAnsi="Times New Roman"/>
         </w:rPr>
         <w:t>4.6 Onde o IV-DSS é calculado</w:t>
       </w:r>
-      <w:bookmarkEnd w:id="40"/>
+      <w:bookmarkEnd w:id="44"/>
     </w:p>
     <w:p>
       <w:pPr>
@@ -18467,11 +21193,11 @@
       <w:pPr>
         <w:pStyle w:val="Ttulo2"/>
       </w:pPr>
-      <w:bookmarkStart w:id="41" w:name="_Toc238667889"/>
+      <w:bookmarkStart w:id="45" w:name="_Toc238759981"/>
       <w:r>
         <w:t>4.7 Domínio de acompanhamento: implementação e evolução planejada</w:t>
       </w:r>
-      <w:bookmarkEnd w:id="41"/>
+      <w:bookmarkEnd w:id="45"/>
     </w:p>
     <w:p>
       <w:pPr>
@@ -18480,7 +21206,7 @@
         <w:jc w:val="both"/>
       </w:pPr>
       <w:r>
-        <w:t>A arquitetura descrita até aqui corresponde ao estado atual implementado — o aplicativo persiste o acompanhamento localmente em SQLite, o fluxo DSS utiliza a API apenas para a estimativa experimental (de forma stateless), e o backend já conta com autenticação real (seção 4.5) e com o domínio de acompanhamento pré-natal parcialmente implementado: as entidades GESTANTE, GESTAÇÃO e HISTÓRICO OBSTÉTRICO, com persistência em PostgreSQL (migrations 0002 e 0003) e operações CRUD protegidas por propriedade de dados. A seguir apresentam-se as entidades e relacionamentos que estruturam o domínio, distinguindo o que já foi implementado do que permanece planejado. A Figura 5 apresenta o diagrama entidade-relacionamento correspondente.</w:t>
+        <w:t>A arquitetura descrita até aqui corresponde ao estado atual implementado — o aplicativo persiste o acompanhamento localmente em SQLite, o fluxo DSS utiliza a API apenas para a estimativa experimental (de forma stateless), e o backend já conta com autenticação real (seção 4.5) e com o domínio de acompanhamento pré-natal parcialmente implementado: as entidades GESTANTE, GESTAÇÃO e HISTÓRICO OBSTÉTRICO, com persistência em PostgreSQL (migrations 0002 e 0003) e operações CRUD protegidas por propriedade de dados. A seguir apresentam-se as entidades e relacionamentos que estruturam o domínio, distinguindo o que já foi implementado do que permanece planejado. A Figura 7 apresenta o diagrama entidade-relacionamento correspondente.</w:t>
       </w:r>
     </w:p>
     <w:p>
@@ -18544,10 +21270,11 @@
         <w:jc w:val="both"/>
       </w:pPr>
       <w:r>
-        <w:t xml:space="preserve">Nessa arquitetura, USER representa a identidade/autenticação e GESTANTE o perfil pessoal (nome, nome social, data de nascimento, CPF — se utilizado — e Cartão Nacional de </w:t>
-      </w:r>
-      <w:r>
-        <w:t>Saúde); GESTAÇÃO representa cada gestação individual, com data da última menstruação, local do pré-natal, profissional, contato do local e data de encerramento (quando encerrada). O histórico obstétrico atual — o número de gestações, o número de partos e o número de abortos — pertence à GESTANTE e não representa a gestação corrente nem uma gestação anterior individual, sendo modelado como HISTORICO_OBSTETRICO, em relacionamento 1—1 com a GESTANTE. Cada GESTACAO possui identidade própria, e as demais entidades do pré-natal (consultas, exames, medicamentos, vacinas, plano de parto e avaliação DSS) ficam associadas à gestação.</w:t>
+        <w:t xml:space="preserve">Nessa arquitetura, USER representa a identidade/autenticação e GESTANTE o perfil pessoal (nome, nome social, data de nascimento, CPF — se utilizado — e Cartão Nacional de Saúde); GESTAÇÃO representa cada gestação individual, com data da última menstruação, local do pré-natal, profissional, contato do local e data de encerramento (quando encerrada). </w:t>
+      </w:r>
+      <w:r>
+        <w:lastRenderedPageBreak/>
+        <w:t>O histórico obstétrico atual — o número de gestações, o número de partos e o número de abortos — pertence à GESTANTE e não representa a gestação corrente nem uma gestação anterior individual, sendo modelado como HISTORICO_OBSTETRICO, em relacionamento 1—1 com a GESTANTE. Cada GESTACAO possui identidade própria, e as demais entidades do pré-natal (consultas, exames, medicamentos, vacinas, plano de parto e avaliação DSS) ficam associadas à gestação.</w:t>
       </w:r>
     </w:p>
     <w:p>
@@ -18567,7 +21294,11 @@
         <w:jc w:val="both"/>
       </w:pPr>
       <w:r>
-        <w:t>A API/backend constitui a fonte de verdade do acompanhamento pré-natal no backend, com autorização por propriedade de dados (ownership) aplicada pelo caminho USER → GESTANTE → {GESTACAO, HISTÓRICO OBSTÉTRICO}, impedindo o acesso a registros de outra usuária — sobre a autenticação já implementada (seção 4.5). Para GESTANTE, GESTAÇÃO e HISTÓRICO OBSTÉTRICO, essa autorização já foi implementada e validada: um usuário autenticado acessa exclusivamente o próprio perfil, as próprias gestações e o próprio histórico obstétrico, e a tentativa de acessar registro alheio é indistinguível de recurso inexistente (404). O histórico obstétrico é acessado por GET e PUT em /api/v1/gestantes/me/historico-obstetrico; o PUT opera como UPSERT de singleton — a primeira escrita cria o registro e as seguintes atualizam a mesma linha, preservando o identificador e o vínculo com a GESTANTE. Distinguem-se, assim, autenticação (“quem é a usuária”) — já implementada no backend — de autorização (“quais registros ela pode acessar”), que para o domínio GESTANTE/GESTAÇÃO/HISTÓRICO OBSTÉTRICO já se encontra implementada; trata-se de controle de propriedade/autorização, e não de “multi-tenancy”.</w:t>
+        <w:t xml:space="preserve">A API/backend constitui a fonte de verdade do acompanhamento pré-natal no backend, com autorização por propriedade de dados (ownership) aplicada pelo caminho USER → GESTANTE → {GESTACAO, HISTÓRICO OBSTÉTRICO}, impedindo o acesso a registros de outra usuária — sobre a autenticação já implementada (seção 4.5). Para GESTANTE, GESTAÇÃO e HISTÓRICO OBSTÉTRICO, essa autorização já foi implementada e validada: um usuário autenticado acessa exclusivamente o próprio perfil, as próprias gestações e o próprio histórico obstétrico, e a tentativa de acessar registro alheio é indistinguível de recurso inexistente (404). O histórico obstétrico é acessado por GET e PUT em /api/v1/gestantes/me/historico-obstetrico; o PUT opera como UPSERT de singleton — a primeira escrita cria o registro e as seguintes atualizam a mesma linha, preservando o identificador e o vínculo com a GESTANTE. Distinguem-se, assim, autenticação (“quem é a </w:t>
+      </w:r>
+      <w:r>
+        <w:lastRenderedPageBreak/>
+        <w:t>usuária”) — já implementada no backend — de autorização (“quais registros ela pode acessar”), que para o domínio GESTANTE/GESTAÇÃO/HISTÓRICO OBSTÉTRICO já se encontra implementada; trata-se de controle de propriedade/autorização, e não de “multi-tenancy”.</w:t>
       </w:r>
     </w:p>
     <w:p>
@@ -18595,7 +21326,8 @@
         <w:jc w:val="center"/>
       </w:pPr>
       <w:r>
-        <w:t>Figura 5 — Diagrama entidade-relacionamento do domínio de acompanhamento (USER → GESTANTE → HISTÓRICO OBSTÉTRICO e GESTAÇÃO)</w:t>
+        <w:lastRenderedPageBreak/>
+        <w:t>Figura 7 — Diagrama entidade-relacionamento do domínio de acompanhamento (USER → GESTANTE → HISTÓRICO OBSTÉTRICO e GESTAÇÃO)</w:t>
       </w:r>
     </w:p>
     <w:p>
@@ -18607,7 +21339,7 @@
           <w:noProof/>
         </w:rPr>
         <w:drawing>
-          <wp:inline distT="0" distB="0" distL="0" distR="0" wp14:anchorId="26B00768" wp14:editId="4A18DDFF">
+          <wp:inline distT="0" distB="0" distL="0" distR="0" wp14:anchorId="17746375" wp14:editId="67182DA9">
             <wp:extent cx="5400000" cy="3507835"/>
             <wp:effectExtent l="0" t="0" r="0" b="0"/>
             <wp:docPr id="5" name="Picture 5"/>
@@ -18622,7 +21354,7 @@
                     <pic:cNvPicPr/>
                   </pic:nvPicPr>
                   <pic:blipFill>
-                    <a:blip r:embed="rId12"/>
+                    <a:blip r:embed="rId14"/>
                     <a:stretch>
                       <a:fillRect/>
                     </a:stretch>
@@ -18659,28 +21391,28 @@
         <w:pStyle w:val="Ttulo1"/>
         <w:spacing w:before="0"/>
       </w:pPr>
-      <w:bookmarkStart w:id="42" w:name="_Toc238667890"/>
+      <w:bookmarkStart w:id="46" w:name="_Toc238759982"/>
       <w:r>
         <w:rPr>
           <w:rFonts w:ascii="Times New Roman" w:eastAsia="Times New Roman" w:hAnsi="Times New Roman"/>
         </w:rPr>
         <w:t>5 RESULTADOS E DISCUSSÃO</w:t>
       </w:r>
-      <w:bookmarkEnd w:id="42"/>
+      <w:bookmarkEnd w:id="46"/>
     </w:p>
     <w:p/>
     <w:p>
       <w:pPr>
         <w:pStyle w:val="Ttulo2"/>
       </w:pPr>
-      <w:bookmarkStart w:id="43" w:name="_Toc238667891"/>
+      <w:bookmarkStart w:id="47" w:name="_Toc238759983"/>
       <w:r>
         <w:rPr>
           <w:rFonts w:ascii="Times New Roman" w:eastAsia="Times New Roman" w:hAnsi="Times New Roman"/>
         </w:rPr>
         <w:t>5.1 Conjunto sintético e protocolo</w:t>
       </w:r>
-      <w:bookmarkEnd w:id="43"/>
+      <w:bookmarkEnd w:id="47"/>
     </w:p>
     <w:p>
       <w:pPr>
@@ -19069,14 +21801,14 @@
       <w:pPr>
         <w:pStyle w:val="Ttulo2"/>
       </w:pPr>
-      <w:bookmarkStart w:id="44" w:name="_Toc238667892"/>
+      <w:bookmarkStart w:id="48" w:name="_Toc238759984"/>
       <w:r>
         <w:rPr>
           <w:rFonts w:ascii="Times New Roman" w:eastAsia="Times New Roman" w:hAnsi="Times New Roman"/>
         </w:rPr>
         <w:t>5.2 Comparação e seleção de modelos</w:t>
       </w:r>
-      <w:bookmarkEnd w:id="44"/>
+      <w:bookmarkEnd w:id="48"/>
     </w:p>
     <w:p>
       <w:pPr>
@@ -19436,7 +22168,7 @@
         <w:jc w:val="both"/>
       </w:pPr>
       <w:r>
-        <w:t>A Figura 6 apresenta a comparação da PR-AUC média entre os três modelos avaliados na validação cruzada.</w:t>
+        <w:t>A Figura 8 apresenta a comparação da PR-AUC média entre os três modelos avaliados na validação cruzada.</w:t>
       </w:r>
     </w:p>
     <w:p>
@@ -19444,7 +22176,7 @@
         <w:jc w:val="center"/>
       </w:pPr>
       <w:r>
-        <w:t>Figura 6 — Comparação da PR-AUC média (validação cruzada 5-fold) entre os três modelos</w:t>
+        <w:t>Figura 8 — Comparação da PR-AUC média (validação cruzada 5-fold) entre os três modelos</w:t>
       </w:r>
     </w:p>
     <w:p>
@@ -19456,7 +22188,7 @@
           <w:noProof/>
         </w:rPr>
         <w:drawing>
-          <wp:inline distT="0" distB="0" distL="0" distR="0" wp14:anchorId="370968D6" wp14:editId="7F07B47A">
+          <wp:inline distT="0" distB="0" distL="0" distR="0" wp14:anchorId="259C990B" wp14:editId="03A7FD03">
             <wp:extent cx="5400000" cy="3505263"/>
             <wp:effectExtent l="0" t="0" r="0" b="0"/>
             <wp:docPr id="6" name="Picture 6"/>
@@ -19471,7 +22203,7 @@
                     <pic:cNvPicPr/>
                   </pic:nvPicPr>
                   <pic:blipFill>
-                    <a:blip r:embed="rId13"/>
+                    <a:blip r:embed="rId15"/>
                     <a:stretch>
                       <a:fillRect/>
                     </a:stretch>
@@ -19554,14 +22286,14 @@
       <w:pPr>
         <w:pStyle w:val="Ttulo2"/>
       </w:pPr>
-      <w:bookmarkStart w:id="45" w:name="_Toc238667893"/>
+      <w:bookmarkStart w:id="49" w:name="_Toc238759985"/>
       <w:r>
         <w:rPr>
           <w:rFonts w:ascii="Times New Roman" w:eastAsia="Times New Roman" w:hAnsi="Times New Roman"/>
         </w:rPr>
         <w:t>5.3 Desempenho do modelo selecionado (hold-out)</w:t>
       </w:r>
-      <w:bookmarkEnd w:id="45"/>
+      <w:bookmarkEnd w:id="49"/>
     </w:p>
     <w:p>
       <w:pPr>
@@ -20126,7 +22858,7 @@
         <w:jc w:val="both"/>
       </w:pPr>
       <w:r>
-        <w:t>A Figura 7 apresenta a matriz de confusão do modelo selecionado no limiar de referência 0,5.</w:t>
+        <w:t>A Figura 9 apresenta a matriz de confusão do modelo selecionado no limiar de referência 0,5.</w:t>
       </w:r>
     </w:p>
     <w:p>
@@ -20134,7 +22866,7 @@
         <w:jc w:val="center"/>
       </w:pPr>
       <w:r>
-        <w:t>Figura 7 — Matriz de confusão no limiar de referência 0,5 (Random Forest, conjunto de teste)</w:t>
+        <w:t>Figura 9 — Matriz de confusão no limiar de referência 0,5 (Random Forest, conjunto de teste)</w:t>
       </w:r>
     </w:p>
     <w:p>
@@ -20147,7 +22879,7 @@
         </w:rPr>
         <w:lastRenderedPageBreak/>
         <w:drawing>
-          <wp:inline distT="0" distB="0" distL="0" distR="0" wp14:anchorId="65A3AB3F" wp14:editId="52ED84B3">
+          <wp:inline distT="0" distB="0" distL="0" distR="0" wp14:anchorId="5EA2108A" wp14:editId="0A615DAC">
             <wp:extent cx="5400000" cy="4802459"/>
             <wp:effectExtent l="0" t="0" r="0" b="0"/>
             <wp:docPr id="7" name="Picture 7"/>
@@ -20162,7 +22894,7 @@
                     <pic:cNvPicPr/>
                   </pic:nvPicPr>
                   <pic:blipFill>
-                    <a:blip r:embed="rId14"/>
+                    <a:blip r:embed="rId16"/>
                     <a:stretch>
                       <a:fillRect/>
                     </a:stretch>
@@ -20244,14 +22976,14 @@
       <w:pPr>
         <w:pStyle w:val="Ttulo2"/>
       </w:pPr>
-      <w:bookmarkStart w:id="46" w:name="_Toc238667894"/>
+      <w:bookmarkStart w:id="50" w:name="_Toc238759986"/>
       <w:r>
         <w:rPr>
           <w:rFonts w:ascii="Times New Roman" w:eastAsia="Times New Roman" w:hAnsi="Times New Roman"/>
         </w:rPr>
         <w:t>5.4 Análise de threshold</w:t>
       </w:r>
-      <w:bookmarkEnd w:id="46"/>
+      <w:bookmarkEnd w:id="50"/>
     </w:p>
     <w:p>
       <w:pPr>
@@ -20290,14 +23022,14 @@
       <w:pPr>
         <w:pStyle w:val="Ttulo2"/>
       </w:pPr>
-      <w:bookmarkStart w:id="47" w:name="_Toc238667895"/>
+      <w:bookmarkStart w:id="51" w:name="_Toc238759987"/>
       <w:r>
         <w:rPr>
           <w:rFonts w:ascii="Times New Roman" w:eastAsia="Times New Roman" w:hAnsi="Times New Roman"/>
         </w:rPr>
         <w:t>5.5 Calibração e estabilidade</w:t>
       </w:r>
-      <w:bookmarkEnd w:id="47"/>
+      <w:bookmarkEnd w:id="51"/>
     </w:p>
     <w:p>
       <w:pPr>
@@ -20750,14 +23482,14 @@
       <w:pPr>
         <w:pStyle w:val="Ttulo2"/>
       </w:pPr>
-      <w:bookmarkStart w:id="48" w:name="_Toc238667896"/>
+      <w:bookmarkStart w:id="52" w:name="_Toc238759988"/>
       <w:r>
         <w:rPr>
           <w:rFonts w:ascii="Times New Roman" w:eastAsia="Times New Roman" w:hAnsi="Times New Roman"/>
         </w:rPr>
         <w:t>5.6 Sensibilidade metodológica</w:t>
       </w:r>
-      <w:bookmarkEnd w:id="48"/>
+      <w:bookmarkEnd w:id="52"/>
     </w:p>
     <w:p>
       <w:pPr>
@@ -20893,14 +23625,14 @@
       <w:pPr>
         <w:pStyle w:val="Ttulo2"/>
       </w:pPr>
-      <w:bookmarkStart w:id="49" w:name="_Toc238667897"/>
+      <w:bookmarkStart w:id="53" w:name="_Toc238759989"/>
       <w:r>
         <w:rPr>
           <w:rFonts w:ascii="Times New Roman" w:eastAsia="Times New Roman" w:hAnsi="Times New Roman"/>
         </w:rPr>
         <w:t>5.7 Interpretabilidade</w:t>
       </w:r>
-      <w:bookmarkEnd w:id="49"/>
+      <w:bookmarkEnd w:id="53"/>
     </w:p>
     <w:p>
       <w:pPr>
@@ -20920,7 +23652,7 @@
         <w:jc w:val="both"/>
       </w:pPr>
       <w:r>
-        <w:t>A Figura 8 apresenta a importância por permutação das quinze variáveis de maior impacto no modelo.</w:t>
+        <w:t>A Figura 10 apresenta a importância por permutação das quinze variáveis de maior impacto no modelo.</w:t>
       </w:r>
     </w:p>
     <w:p>
@@ -20929,7 +23661,7 @@
       </w:pPr>
       <w:r>
         <w:lastRenderedPageBreak/>
-        <w:t>Figura 8 — Importância por permutação (PR-AUC, out-of-fold) das 15 variáveis de maior impacto</w:t>
+        <w:t>Figura 10 — Importância por permutação (PR-AUC, out-of-fold) das 15 variáveis de maior impacto</w:t>
       </w:r>
     </w:p>
     <w:p>
@@ -20941,7 +23673,7 @@
           <w:noProof/>
         </w:rPr>
         <w:drawing>
-          <wp:inline distT="0" distB="0" distL="0" distR="0" wp14:anchorId="7D08A7AE" wp14:editId="5015CA8D">
+          <wp:inline distT="0" distB="0" distL="0" distR="0" wp14:anchorId="5453334D" wp14:editId="16E3E412">
             <wp:extent cx="5400000" cy="3240000"/>
             <wp:effectExtent l="0" t="0" r="0" b="0"/>
             <wp:docPr id="8" name="Picture 8"/>
@@ -20956,7 +23688,7 @@
                     <pic:cNvPicPr/>
                   </pic:nvPicPr>
                   <pic:blipFill>
-                    <a:blip r:embed="rId15"/>
+                    <a:blip r:embed="rId17"/>
                     <a:stretch>
                       <a:fillRect/>
                     </a:stretch>
@@ -20992,14 +23724,14 @@
       <w:pPr>
         <w:pStyle w:val="Ttulo2"/>
       </w:pPr>
-      <w:bookmarkStart w:id="50" w:name="_Toc238667898"/>
+      <w:bookmarkStart w:id="54" w:name="_Toc238759990"/>
       <w:r>
         <w:rPr>
           <w:rFonts w:ascii="Times New Roman" w:eastAsia="Times New Roman" w:hAnsi="Times New Roman"/>
         </w:rPr>
         <w:t>5.8 IV-DSS</w:t>
       </w:r>
-      <w:bookmarkEnd w:id="50"/>
+      <w:bookmarkEnd w:id="54"/>
     </w:p>
     <w:p>
       <w:pPr>
@@ -21096,14 +23828,14 @@
       <w:pPr>
         <w:pStyle w:val="Ttulo2"/>
       </w:pPr>
-      <w:bookmarkStart w:id="51" w:name="_Toc238667899"/>
+      <w:bookmarkStart w:id="55" w:name="_Toc238759991"/>
       <w:r>
         <w:rPr>
           <w:rFonts w:ascii="Times New Roman" w:eastAsia="Times New Roman" w:hAnsi="Times New Roman"/>
         </w:rPr>
         <w:t>5.9 Validação da implementação de software</w:t>
       </w:r>
-      <w:bookmarkEnd w:id="51"/>
+      <w:bookmarkEnd w:id="55"/>
     </w:p>
     <w:p>
       <w:pPr>
@@ -21328,14 +24060,14 @@
       <w:pPr>
         <w:pStyle w:val="Ttulo2"/>
       </w:pPr>
-      <w:bookmarkStart w:id="52" w:name="_Toc238667900"/>
+      <w:bookmarkStart w:id="56" w:name="_Toc238759992"/>
       <w:r>
         <w:rPr>
           <w:rFonts w:ascii="Times New Roman" w:eastAsia="Times New Roman" w:hAnsi="Times New Roman"/>
         </w:rPr>
         <w:t>5.10 Discussão</w:t>
       </w:r>
-      <w:bookmarkEnd w:id="52"/>
+      <w:bookmarkEnd w:id="56"/>
     </w:p>
     <w:p>
       <w:pPr>
@@ -21495,11 +24227,8 @@
     </w:p>
     <w:p>
       <w:r>
-        <w:t xml:space="preserve">A interpretação dos resultados deve ainda considerar a diferença entre validação técnica de software, validação científica em dados reais e validação clínica: este trabalho realizou a </w:t>
-      </w:r>
-      <w:r>
         <w:lastRenderedPageBreak/>
-        <w:t>primeira, e não as demais. A avaliação de risco de viés e o relato transparente de modelos preditivos (COLLINS et al., 2015; WOLFF et al., 2019), a atenção a vieses algorítmicos (OBERMEYER et al., 2019) e a calibração das probabilidades (VAN CALSTER et al., 2019) constituem requisitos a observar caso a metodologia venha a ser estendida a dados reais.</w:t>
+        <w:t>A interpretação dos resultados deve ainda considerar a diferença entre validação técnica de software, validação científica em dados reais e validação clínica: este trabalho realizou a primeira, e não as demais. A avaliação de risco de viés e o relato transparente de modelos preditivos (COLLINS et al., 2015; WOLFF et al., 2019), a atenção a vieses algorítmicos (OBERMEYER et al., 2019) e a calibração das probabilidades (VAN CALSTER et al., 2019) constituem requisitos a observar caso a metodologia venha a ser estendida a dados reais.</w:t>
       </w:r>
     </w:p>
     <w:p>
@@ -21839,7 +24568,7 @@
       </w:pPr>
       <w:r>
         <w:lastRenderedPageBreak/>
-        <w:t>A Figura 9 apresenta a cobertura do IV-DSS sobre os 5.000 registros do dataset sintético.</w:t>
+        <w:t>A Figura 11 apresenta a cobertura do IV-DSS sobre os 5.000 registros do dataset sintético.</w:t>
       </w:r>
     </w:p>
     <w:p>
@@ -21847,7 +24576,7 @@
         <w:jc w:val="center"/>
       </w:pPr>
       <w:r>
-        <w:t>Figura 9 — Cobertura do IV-DSS no dataset sintético</w:t>
+        <w:t>Figura 11 — Cobertura do IV-DSS no dataset sintético</w:t>
       </w:r>
     </w:p>
     <w:p>
@@ -21859,7 +24588,7 @@
           <w:noProof/>
         </w:rPr>
         <w:drawing>
-          <wp:inline distT="0" distB="0" distL="0" distR="0" wp14:anchorId="6F08654D" wp14:editId="30233243">
+          <wp:inline distT="0" distB="0" distL="0" distR="0" wp14:anchorId="3FB14AE0" wp14:editId="0F924008">
             <wp:extent cx="5400000" cy="3333014"/>
             <wp:effectExtent l="0" t="0" r="0" b="0"/>
             <wp:docPr id="9" name="Picture 9"/>
@@ -21874,7 +24603,7 @@
                     <pic:cNvPicPr/>
                   </pic:nvPicPr>
                   <pic:blipFill>
-                    <a:blip r:embed="rId16"/>
+                    <a:blip r:embed="rId18"/>
                     <a:stretch>
                       <a:fillRect/>
                     </a:stretch>
@@ -21908,31 +24637,1480 @@
     </w:p>
     <w:p>
       <w:pPr>
+        <w:pStyle w:val="Ttulo2"/>
+      </w:pPr>
+      <w:bookmarkStart w:id="57" w:name="_Toc238759993"/>
+      <w:r>
+        <w:rPr>
+          <w:rFonts w:ascii="Times New Roman" w:eastAsia="Times New Roman" w:hAnsi="Times New Roman" w:cs="Times New Roman"/>
+          <w:b w:val="0"/>
+        </w:rPr>
+        <w:t>5.11 Análise exploratória dos perfis DSS com Self-Organizing Map</w:t>
+      </w:r>
+      <w:bookmarkEnd w:id="57"/>
+    </w:p>
+    <w:p>
+      <w:pPr>
+        <w:ind w:firstLine="709"/>
+        <w:jc w:val="both"/>
+      </w:pPr>
+      <w:r>
+        <w:rPr>
+          <w:rFonts w:eastAsia="Times New Roman" w:cs="Times New Roman"/>
+        </w:rPr>
+        <w:t xml:space="preserve">Esta subseção apresenta os resultados da análise exploratória não supervisionada, cujo objetivo é caracterizar perfis de registros com características DSS semelhantes no conjunto sintético. O SOM foi treinado sobre os 4.000 registros de treino (grade 10×10, 100 neurônios, sigma0 = 5,0, learning_rate0 = 0,5, 3.000 iterações, seed 42), com normalização min-max exclusiva nas 9 features não binárias. Na escala normalizada, o erro de quantização foi QE = 3,099895 e o erro topográfico foi TE = 0,130250 — valores </w:t>
+      </w:r>
+      <w:r>
+        <w:rPr>
+          <w:rFonts w:eastAsia="Times New Roman" w:cs="Times New Roman"/>
+        </w:rPr>
+        <w:t>que caracterizam a qualidade do mapa, sem comparabilidade com ROC-AUC, PR-AUC ou Brier.</w:t>
+      </w:r>
+    </w:p>
+    <w:p>
+      <w:pPr>
+        <w:ind w:firstLine="709"/>
+        <w:jc w:val="both"/>
+      </w:pPr>
+      <w:r>
+        <w:rPr>
+          <w:rFonts w:eastAsia="Times New Roman" w:cs="Times New Roman"/>
+        </w:rPr>
+        <w:t>O número de grupos foi escolhido entre k = 2 e k = 6 pelo coeficiente de Silhouette. A Tabela 9 apresenta os valores obtidos:</w:t>
+      </w:r>
+    </w:p>
+    <w:p>
+      <w:pPr>
+        <w:spacing w:before="40" w:after="120"/>
+        <w:jc w:val="center"/>
+      </w:pPr>
+      <w:r>
+        <w:rPr>
+          <w:rFonts w:eastAsia="Times New Roman" w:cs="Times New Roman"/>
+        </w:rPr>
+        <w:t>Tabela 9 – Coeficiente de Silhouette segundo o número de agrupamentos</w:t>
+      </w:r>
+    </w:p>
+    <w:tbl>
+      <w:tblPr>
+        <w:tblStyle w:val="Tabelacomgrade"/>
+        <w:tblW w:w="9070" w:type="dxa"/>
+        <w:jc w:val="center"/>
+        <w:tblLook w:val="04A0" w:firstRow="1" w:lastRow="0" w:firstColumn="1" w:lastColumn="0" w:noHBand="0" w:noVBand="1"/>
+      </w:tblPr>
+      <w:tblGrid>
+        <w:gridCol w:w="4535"/>
+        <w:gridCol w:w="4535"/>
+      </w:tblGrid>
+      <w:tr>
+        <w:trPr>
+          <w:tblHeader/>
+          <w:jc w:val="center"/>
+        </w:trPr>
+        <w:tc>
+          <w:tcPr>
+            <w:tcW w:w="4535" w:type="dxa"/>
+          </w:tcPr>
+          <w:p>
+            <w:pPr>
+              <w:jc w:val="center"/>
+            </w:pPr>
+            <w:r>
+              <w:rPr>
+                <w:rFonts w:eastAsia="Times New Roman" w:cs="Times New Roman"/>
+                <w:b/>
+                <w:sz w:val="20"/>
+              </w:rPr>
+              <w:t>k</w:t>
+            </w:r>
+          </w:p>
+        </w:tc>
+        <w:tc>
+          <w:tcPr>
+            <w:tcW w:w="4535" w:type="dxa"/>
+          </w:tcPr>
+          <w:p>
+            <w:pPr>
+              <w:jc w:val="center"/>
+            </w:pPr>
+            <w:r>
+              <w:rPr>
+                <w:rFonts w:eastAsia="Times New Roman" w:cs="Times New Roman"/>
+                <w:b/>
+                <w:sz w:val="20"/>
+              </w:rPr>
+              <w:t>Coeficiente de Silhouette</w:t>
+            </w:r>
+          </w:p>
+        </w:tc>
+      </w:tr>
+      <w:tr>
+        <w:trPr>
+          <w:jc w:val="center"/>
+        </w:trPr>
+        <w:tc>
+          <w:tcPr>
+            <w:tcW w:w="4535" w:type="dxa"/>
+          </w:tcPr>
+          <w:p>
+            <w:pPr>
+              <w:jc w:val="center"/>
+            </w:pPr>
+            <w:r>
+              <w:rPr>
+                <w:rFonts w:eastAsia="Times New Roman" w:cs="Times New Roman"/>
+                <w:sz w:val="20"/>
+              </w:rPr>
+              <w:t>2</w:t>
+            </w:r>
+          </w:p>
+        </w:tc>
+        <w:tc>
+          <w:tcPr>
+            <w:tcW w:w="4535" w:type="dxa"/>
+          </w:tcPr>
+          <w:p>
+            <w:pPr>
+              <w:jc w:val="center"/>
+            </w:pPr>
+            <w:r>
+              <w:rPr>
+                <w:rFonts w:eastAsia="Times New Roman" w:cs="Times New Roman"/>
+                <w:sz w:val="20"/>
+              </w:rPr>
+              <w:t>0,430873</w:t>
+            </w:r>
+          </w:p>
+        </w:tc>
+      </w:tr>
+      <w:tr>
+        <w:trPr>
+          <w:jc w:val="center"/>
+        </w:trPr>
+        <w:tc>
+          <w:tcPr>
+            <w:tcW w:w="4535" w:type="dxa"/>
+          </w:tcPr>
+          <w:p>
+            <w:pPr>
+              <w:jc w:val="center"/>
+            </w:pPr>
+            <w:r>
+              <w:rPr>
+                <w:rFonts w:eastAsia="Times New Roman" w:cs="Times New Roman"/>
+                <w:sz w:val="20"/>
+              </w:rPr>
+              <w:t>3</w:t>
+            </w:r>
+          </w:p>
+        </w:tc>
+        <w:tc>
+          <w:tcPr>
+            <w:tcW w:w="4535" w:type="dxa"/>
+          </w:tcPr>
+          <w:p>
+            <w:pPr>
+              <w:jc w:val="center"/>
+            </w:pPr>
+            <w:r>
+              <w:rPr>
+                <w:rFonts w:eastAsia="Times New Roman" w:cs="Times New Roman"/>
+                <w:sz w:val="20"/>
+              </w:rPr>
+              <w:t>0,370738</w:t>
+            </w:r>
+          </w:p>
+        </w:tc>
+      </w:tr>
+      <w:tr>
+        <w:trPr>
+          <w:jc w:val="center"/>
+        </w:trPr>
+        <w:tc>
+          <w:tcPr>
+            <w:tcW w:w="4535" w:type="dxa"/>
+          </w:tcPr>
+          <w:p>
+            <w:pPr>
+              <w:jc w:val="center"/>
+            </w:pPr>
+            <w:r>
+              <w:rPr>
+                <w:rFonts w:eastAsia="Times New Roman" w:cs="Times New Roman"/>
+                <w:sz w:val="20"/>
+              </w:rPr>
+              <w:t>4</w:t>
+            </w:r>
+          </w:p>
+        </w:tc>
+        <w:tc>
+          <w:tcPr>
+            <w:tcW w:w="4535" w:type="dxa"/>
+          </w:tcPr>
+          <w:p>
+            <w:pPr>
+              <w:jc w:val="center"/>
+            </w:pPr>
+            <w:r>
+              <w:rPr>
+                <w:rFonts w:eastAsia="Times New Roman" w:cs="Times New Roman"/>
+                <w:sz w:val="20"/>
+              </w:rPr>
+              <w:t>0,292433</w:t>
+            </w:r>
+          </w:p>
+        </w:tc>
+      </w:tr>
+      <w:tr>
+        <w:trPr>
+          <w:jc w:val="center"/>
+        </w:trPr>
+        <w:tc>
+          <w:tcPr>
+            <w:tcW w:w="4535" w:type="dxa"/>
+          </w:tcPr>
+          <w:p>
+            <w:pPr>
+              <w:jc w:val="center"/>
+            </w:pPr>
+            <w:r>
+              <w:rPr>
+                <w:rFonts w:eastAsia="Times New Roman" w:cs="Times New Roman"/>
+                <w:sz w:val="20"/>
+              </w:rPr>
+              <w:t>5</w:t>
+            </w:r>
+          </w:p>
+        </w:tc>
+        <w:tc>
+          <w:tcPr>
+            <w:tcW w:w="4535" w:type="dxa"/>
+          </w:tcPr>
+          <w:p>
+            <w:pPr>
+              <w:jc w:val="center"/>
+            </w:pPr>
+            <w:r>
+              <w:rPr>
+                <w:rFonts w:eastAsia="Times New Roman" w:cs="Times New Roman"/>
+                <w:sz w:val="20"/>
+              </w:rPr>
+              <w:t>0,259496</w:t>
+            </w:r>
+          </w:p>
+        </w:tc>
+      </w:tr>
+      <w:tr>
+        <w:trPr>
+          <w:jc w:val="center"/>
+        </w:trPr>
+        <w:tc>
+          <w:tcPr>
+            <w:tcW w:w="4535" w:type="dxa"/>
+          </w:tcPr>
+          <w:p>
+            <w:pPr>
+              <w:jc w:val="center"/>
+            </w:pPr>
+            <w:r>
+              <w:rPr>
+                <w:rFonts w:eastAsia="Times New Roman" w:cs="Times New Roman"/>
+                <w:sz w:val="20"/>
+              </w:rPr>
+              <w:t>6</w:t>
+            </w:r>
+          </w:p>
+        </w:tc>
+        <w:tc>
+          <w:tcPr>
+            <w:tcW w:w="4535" w:type="dxa"/>
+          </w:tcPr>
+          <w:p>
+            <w:pPr>
+              <w:jc w:val="center"/>
+            </w:pPr>
+            <w:r>
+              <w:rPr>
+                <w:rFonts w:eastAsia="Times New Roman" w:cs="Times New Roman"/>
+                <w:sz w:val="20"/>
+              </w:rPr>
+              <w:t>0,273891</w:t>
+            </w:r>
+          </w:p>
+        </w:tc>
+      </w:tr>
+    </w:tbl>
+    <w:p>
+      <w:pPr>
+        <w:spacing w:before="40" w:after="120"/>
+      </w:pPr>
+      <w:r>
+        <w:rPr>
+          <w:rFonts w:eastAsia="Times New Roman" w:cs="Times New Roman"/>
+        </w:rPr>
+        <w:lastRenderedPageBreak/>
+        <w:t>Fonte: elaborado pelo autor (2026), a partir de ia/artifacts/som/som_k_choice_v1.json.</w:t>
+      </w:r>
+    </w:p>
+    <w:p>
+      <w:pPr>
+        <w:jc w:val="both"/>
+      </w:pPr>
+      <w:r>
+        <w:rPr>
+          <w:rFonts w:eastAsia="Times New Roman" w:cs="Times New Roman"/>
+        </w:rPr>
+        <w:t xml:space="preserve">O valor k = 2 apresentou o maior </w:t>
+      </w:r>
+      <w:r>
+        <w:rPr>
+          <w:rFonts w:eastAsia="Times New Roman" w:cs="Times New Roman"/>
+        </w:rPr>
+        <w:t>coeficiente (0,4309), sendo adotado como configuração oficial. Conclui-se, portanto, que, na configuração experimental analisada, k = 2 apresentou a melhor separação relativa entre os valores avaliados — sem afirmar a existência de uma verdade natural absoluta de exatamente dois perfis na população. A Figura 12 ilustra a variação do coeficiente em função de k:</w:t>
+      </w:r>
+    </w:p>
+    <w:p>
+      <w:pPr>
+        <w:jc w:val="center"/>
+      </w:pPr>
+      <w:r>
+        <w:rPr>
+          <w:noProof/>
+        </w:rPr>
+        <w:drawing>
+          <wp:inline distT="0" distB="0" distL="0" distR="0" wp14:anchorId="78AF1F69" wp14:editId="7154FB4C">
+            <wp:extent cx="4389120" cy="2913164"/>
+            <wp:effectExtent l="0" t="0" r="0" b="0"/>
+            <wp:docPr id="12" name="Picture 12"/>
+            <wp:cNvGraphicFramePr>
+              <a:graphicFrameLocks xmlns:a="http://schemas.openxmlformats.org/drawingml/2006/main" noChangeAspect="1"/>
+            </wp:cNvGraphicFramePr>
+            <a:graphic xmlns:a="http://schemas.openxmlformats.org/drawingml/2006/main">
+              <a:graphicData uri="http://schemas.openxmlformats.org/drawingml/2006/picture">
+                <pic:pic xmlns:pic="http://schemas.openxmlformats.org/drawingml/2006/picture">
+                  <pic:nvPicPr>
+                    <pic:cNvPr id="0" name="fig12_silhouette_k.png"/>
+                    <pic:cNvPicPr/>
+                  </pic:nvPicPr>
+                  <pic:blipFill>
+                    <a:blip r:embed="rId19"/>
+                    <a:stretch>
+                      <a:fillRect/>
+                    </a:stretch>
+                  </pic:blipFill>
+                  <pic:spPr>
+                    <a:xfrm>
+                      <a:off x="0" y="0"/>
+                      <a:ext cx="4389120" cy="2913164"/>
+                    </a:xfrm>
+                    <a:prstGeom prst="rect">
+                      <a:avLst/>
+                    </a:prstGeom>
+                  </pic:spPr>
+                </pic:pic>
+              </a:graphicData>
+            </a:graphic>
+          </wp:inline>
+        </w:drawing>
+      </w:r>
+    </w:p>
+    <w:p>
+      <w:pPr>
+        <w:jc w:val="center"/>
+      </w:pPr>
+      <w:r>
+        <w:rPr>
+          <w:rFonts w:eastAsia="Times New Roman" w:cs="Times New Roman"/>
+        </w:rPr>
+        <w:t>Figura 12 — Coeficiente de Silhouette segundo o número de agrupamentos</w:t>
+      </w:r>
+    </w:p>
+    <w:p>
+      <w:pPr>
+        <w:spacing w:before="40" w:after="120"/>
+      </w:pPr>
+      <w:r>
+        <w:rPr>
+          <w:rFonts w:eastAsia="Times New Roman" w:cs="Times New Roman"/>
+        </w:rPr>
+        <w:t xml:space="preserve">Fonte: elaborado pelo autor (2026), a partir de </w:t>
+      </w:r>
+      <w:r>
+        <w:rPr>
+          <w:rFonts w:eastAsia="Times New Roman" w:cs="Times New Roman"/>
+        </w:rPr>
+        <w:t>ia/artifacts/som/som_k_choice_v1.json.</w:t>
+      </w:r>
+    </w:p>
+    <w:p>
+      <w:pPr>
+        <w:jc w:val="both"/>
+      </w:pPr>
+      <w:r>
+        <w:rPr>
+          <w:rFonts w:eastAsia="Times New Roman" w:cs="Times New Roman"/>
+        </w:rPr>
+        <w:t>A Figura 13 apresenta a matriz unificada de distâncias (U-Matrix) do mapa treinado, que representa as distâncias entre protótipos vizinhos da grade: regiões mais escuras indicam maior distância entre vizinhos (fronteiras entre regiões do mapa) e regiões mais claras, menor distância (áreas homogêneas). A U-Matrix auxilia a leitura da estrutura do mapa, sem que regiões de maior distância sejam interpretadas automaticamente como risco.</w:t>
+      </w:r>
+    </w:p>
+    <w:p>
+      <w:pPr>
+        <w:jc w:val="center"/>
+      </w:pPr>
+      <w:r>
+        <w:rPr>
+          <w:noProof/>
+        </w:rPr>
+        <w:lastRenderedPageBreak/>
+        <w:drawing>
+          <wp:inline distT="0" distB="0" distL="0" distR="0" wp14:anchorId="6439920F" wp14:editId="0FA5489B">
+            <wp:extent cx="3840480" cy="3349519"/>
+            <wp:effectExtent l="0" t="0" r="0" b="0"/>
+            <wp:docPr id="13" name="Picture 13"/>
+            <wp:cNvGraphicFramePr>
+              <a:graphicFrameLocks xmlns:a="http://schemas.openxmlformats.org/drawingml/2006/main" noChangeAspect="1"/>
+            </wp:cNvGraphicFramePr>
+            <a:graphic xmlns:a="http://schemas.openxmlformats.org/drawingml/2006/main">
+              <a:graphicData uri="http://schemas.openxmlformats.org/drawingml/2006/picture">
+                <pic:pic xmlns:pic="http://schemas.openxmlformats.org/drawingml/2006/picture">
+                  <pic:nvPicPr>
+                    <pic:cNvPr id="0" name="umatrix_v1.png"/>
+                    <pic:cNvPicPr/>
+                  </pic:nvPicPr>
+                  <pic:blipFill>
+                    <a:blip r:embed="rId20"/>
+                    <a:stretch>
+                      <a:fillRect/>
+                    </a:stretch>
+                  </pic:blipFill>
+                  <pic:spPr>
+                    <a:xfrm>
+                      <a:off x="0" y="0"/>
+                      <a:ext cx="3840480" cy="3349519"/>
+                    </a:xfrm>
+                    <a:prstGeom prst="rect">
+                      <a:avLst/>
+                    </a:prstGeom>
+                  </pic:spPr>
+                </pic:pic>
+              </a:graphicData>
+            </a:graphic>
+          </wp:inline>
+        </w:drawing>
+      </w:r>
+    </w:p>
+    <w:p>
+      <w:pPr>
+        <w:jc w:val="center"/>
+      </w:pPr>
+      <w:r>
+        <w:rPr>
+          <w:rFonts w:eastAsia="Times New Roman" w:cs="Times New Roman"/>
+        </w:rPr>
+        <w:t>Figura 13 — Matriz unificada de distâncias do mapa auto-organizável</w:t>
+      </w:r>
+    </w:p>
+    <w:p>
+      <w:pPr>
+        <w:spacing w:before="40" w:after="120"/>
+      </w:pPr>
+      <w:r>
+        <w:rPr>
+          <w:rFonts w:eastAsia="Times New Roman" w:cs="Times New Roman"/>
+        </w:rPr>
+        <w:t>Fonte: elaborado pelo autor (2026), a partir de ia/artifacts/som/figures/umatrix_v1.png.</w:t>
+      </w:r>
+    </w:p>
+    <w:p>
+      <w:pPr>
+        <w:jc w:val="both"/>
+      </w:pPr>
+      <w:r>
+        <w:rPr>
+          <w:rFonts w:eastAsia="Times New Roman" w:cs="Times New Roman"/>
+        </w:rPr>
+        <w:t>O mapa de grupos (Figura 14) mostra a grade 10×10 (100 neurônios) particionada pelo K-means em dois grupos. Os rótulos Grupo 1 e Grupo 2 são nominais: não significam baixo/alto risco nem qualquer ordenação de gravidade.</w:t>
+      </w:r>
+    </w:p>
+    <w:p>
+      <w:pPr>
+        <w:jc w:val="center"/>
+      </w:pPr>
+      <w:r>
+        <w:rPr>
+          <w:noProof/>
+        </w:rPr>
+        <w:drawing>
+          <wp:inline distT="0" distB="0" distL="0" distR="0" wp14:anchorId="52DF1F26" wp14:editId="54BAE186">
+            <wp:extent cx="3840480" cy="3427347"/>
+            <wp:effectExtent l="0" t="0" r="0" b="0"/>
+            <wp:docPr id="14" name="Picture 14"/>
+            <wp:cNvGraphicFramePr>
+              <a:graphicFrameLocks xmlns:a="http://schemas.openxmlformats.org/drawingml/2006/main" noChangeAspect="1"/>
+            </wp:cNvGraphicFramePr>
+            <a:graphic xmlns:a="http://schemas.openxmlformats.org/drawingml/2006/main">
+              <a:graphicData uri="http://schemas.openxmlformats.org/drawingml/2006/picture">
+                <pic:pic xmlns:pic="http://schemas.openxmlformats.org/drawingml/2006/picture">
+                  <pic:nvPicPr>
+                    <pic:cNvPr id="0" name="groups_map_v1.png"/>
+                    <pic:cNvPicPr/>
+                  </pic:nvPicPr>
+                  <pic:blipFill>
+                    <a:blip r:embed="rId21"/>
+                    <a:stretch>
+                      <a:fillRect/>
+                    </a:stretch>
+                  </pic:blipFill>
+                  <pic:spPr>
+                    <a:xfrm>
+                      <a:off x="0" y="0"/>
+                      <a:ext cx="3840480" cy="3427347"/>
+                    </a:xfrm>
+                    <a:prstGeom prst="rect">
+                      <a:avLst/>
+                    </a:prstGeom>
+                  </pic:spPr>
+                </pic:pic>
+              </a:graphicData>
+            </a:graphic>
+          </wp:inline>
+        </w:drawing>
+      </w:r>
+    </w:p>
+    <w:p>
+      <w:pPr>
+        <w:jc w:val="center"/>
+      </w:pPr>
+      <w:r>
+        <w:rPr>
+          <w:rFonts w:eastAsia="Times New Roman" w:cs="Times New Roman"/>
+        </w:rPr>
+        <w:t>Figura 14 — Mapa de grupos da grade 10×10 após K-means (k = 2)</w:t>
+      </w:r>
+    </w:p>
+    <w:p>
+      <w:pPr>
+        <w:spacing w:before="40" w:after="120"/>
+      </w:pPr>
+      <w:r>
+        <w:rPr>
+          <w:rFonts w:eastAsia="Times New Roman" w:cs="Times New Roman"/>
+        </w:rPr>
+        <w:lastRenderedPageBreak/>
+        <w:t xml:space="preserve">Fonte: elaborado pelo autor (2026), a partir de </w:t>
+      </w:r>
+      <w:r>
+        <w:rPr>
+          <w:rFonts w:eastAsia="Times New Roman" w:cs="Times New Roman"/>
+        </w:rPr>
+        <w:t>ia/artifacts/som/figures/groups_map_v1.png.</w:t>
+      </w:r>
+    </w:p>
+    <w:p>
+      <w:pPr>
+        <w:jc w:val="both"/>
+      </w:pPr>
+      <w:r>
+        <w:rPr>
+          <w:rFonts w:eastAsia="Times New Roman" w:cs="Times New Roman"/>
+        </w:rPr>
+        <w:t>A Figura 15 projeta os 1.000 registros do holdout nos dois primeiros componentes principais, usados exclusivamente para visualização. Cada ponto é um registro sintético do holdout; a cor indica o grupo SOM/K-means; e os eixos são componentes principais (PC1 = 16,4% e PC2 = 4,5% da variância), que não representam toda a variância dos dados.</w:t>
+      </w:r>
+    </w:p>
+    <w:p>
+      <w:pPr>
+        <w:jc w:val="center"/>
+      </w:pPr>
+      <w:r>
+        <w:rPr>
+          <w:noProof/>
+        </w:rPr>
+        <w:drawing>
+          <wp:inline distT="0" distB="0" distL="0" distR="0" wp14:anchorId="206AC106" wp14:editId="3A7BD9DF">
+            <wp:extent cx="5029200" cy="3310359"/>
+            <wp:effectExtent l="0" t="0" r="0" b="0"/>
+            <wp:docPr id="15" name="Picture 15"/>
+            <wp:cNvGraphicFramePr>
+              <a:graphicFrameLocks xmlns:a="http://schemas.openxmlformats.org/drawingml/2006/main" noChangeAspect="1"/>
+            </wp:cNvGraphicFramePr>
+            <a:graphic xmlns:a="http://schemas.openxmlformats.org/drawingml/2006/main">
+              <a:graphicData uri="http://schemas.openxmlformats.org/drawingml/2006/picture">
+                <pic:pic xmlns:pic="http://schemas.openxmlformats.org/drawingml/2006/picture">
+                  <pic:nvPicPr>
+                    <pic:cNvPr id="0" name="som_holdout_pca_groups_v1.png"/>
+                    <pic:cNvPicPr/>
+                  </pic:nvPicPr>
+                  <pic:blipFill>
+                    <a:blip r:embed="rId22"/>
+                    <a:stretch>
+                      <a:fillRect/>
+                    </a:stretch>
+                  </pic:blipFill>
+                  <pic:spPr>
+                    <a:xfrm>
+                      <a:off x="0" y="0"/>
+                      <a:ext cx="5029200" cy="3310359"/>
+                    </a:xfrm>
+                    <a:prstGeom prst="rect">
+                      <a:avLst/>
+                    </a:prstGeom>
+                  </pic:spPr>
+                </pic:pic>
+              </a:graphicData>
+            </a:graphic>
+          </wp:inline>
+        </w:drawing>
+      </w:r>
+    </w:p>
+    <w:p>
+      <w:pPr>
+        <w:jc w:val="center"/>
+      </w:pPr>
+      <w:r>
+        <w:rPr>
+          <w:rFonts w:eastAsia="Times New Roman" w:cs="Times New Roman"/>
+        </w:rPr>
+        <w:t>Figura 15 — Projeção bidimensional dos registros do holdout segundo os agrupamentos identificados pelo SOM</w:t>
+      </w:r>
+    </w:p>
+    <w:p>
+      <w:pPr>
+        <w:spacing w:before="40" w:after="120"/>
+      </w:pPr>
+      <w:r>
+        <w:rPr>
+          <w:rFonts w:eastAsia="Times New Roman" w:cs="Times New Roman"/>
+        </w:rPr>
+        <w:t>Fonte: elaborado pelo autor (2026), a partir de ia/artifacts/som/figures/som_holdout_pca_groups_v1.png.</w:t>
+      </w:r>
+    </w:p>
+    <w:p>
+      <w:pPr>
+        <w:ind w:firstLine="709"/>
+        <w:jc w:val="both"/>
+      </w:pPr>
+      <w:r>
+        <w:rPr>
+          <w:rFonts w:eastAsia="Times New Roman" w:cs="Times New Roman"/>
+        </w:rPr>
+        <w:t>A Tabela 10 resume os dois grupos sobre o holdout (n = 1.000). A caracterização predominante de cada grupo — apresentada nas colunas finais — corresponde às dimensões com maior média absoluta dentro daquele grupo, e não necessariamente às dimensões que mais diferenciam estatisticamente um grupo do outro:</w:t>
+      </w:r>
+    </w:p>
+    <w:p>
+      <w:pPr>
+        <w:spacing w:before="40" w:after="120"/>
+        <w:jc w:val="center"/>
+      </w:pPr>
+      <w:r>
+        <w:rPr>
+          <w:rFonts w:eastAsia="Times New Roman" w:cs="Times New Roman"/>
+        </w:rPr>
+        <w:t>Tabela 10 – Resumo dos grupos identificados pelo SOM (holdout, n = 1.000)</w:t>
+      </w:r>
+    </w:p>
+    <w:tbl>
+      <w:tblPr>
+        <w:tblStyle w:val="Tabelacomgrade"/>
+        <w:tblW w:w="9070" w:type="dxa"/>
+        <w:jc w:val="center"/>
+        <w:tblLook w:val="04A0" w:firstRow="1" w:lastRow="0" w:firstColumn="1" w:lastColumn="0" w:noHBand="0" w:noVBand="1"/>
+      </w:tblPr>
+      <w:tblGrid>
+        <w:gridCol w:w="1133"/>
+        <w:gridCol w:w="1133"/>
+        <w:gridCol w:w="1134"/>
+        <w:gridCol w:w="1134"/>
+        <w:gridCol w:w="1134"/>
+        <w:gridCol w:w="1134"/>
+        <w:gridCol w:w="1134"/>
+        <w:gridCol w:w="1134"/>
+      </w:tblGrid>
+      <w:tr>
+        <w:trPr>
+          <w:tblHeader/>
+          <w:jc w:val="center"/>
+        </w:trPr>
+        <w:tc>
+          <w:tcPr>
+            <w:tcW w:w="1134" w:type="dxa"/>
+          </w:tcPr>
+          <w:p>
+            <w:pPr>
+              <w:jc w:val="center"/>
+            </w:pPr>
+            <w:r>
+              <w:rPr>
+                <w:rFonts w:eastAsia="Times New Roman" w:cs="Times New Roman"/>
+                <w:b/>
+                <w:sz w:val="20"/>
+              </w:rPr>
+              <w:t>Grupo</w:t>
+            </w:r>
+          </w:p>
+        </w:tc>
+        <w:tc>
+          <w:tcPr>
+            <w:tcW w:w="1134" w:type="dxa"/>
+          </w:tcPr>
+          <w:p>
+            <w:pPr>
+              <w:jc w:val="center"/>
+            </w:pPr>
+            <w:r>
+              <w:rPr>
+                <w:rFonts w:eastAsia="Times New Roman" w:cs="Times New Roman"/>
+                <w:b/>
+                <w:sz w:val="20"/>
+              </w:rPr>
+              <w:t>N</w:t>
+            </w:r>
+          </w:p>
+        </w:tc>
+        <w:tc>
+          <w:tcPr>
+            <w:tcW w:w="1134" w:type="dxa"/>
+          </w:tcPr>
+          <w:p>
+            <w:pPr>
+              <w:jc w:val="center"/>
+            </w:pPr>
+            <w:r>
+              <w:rPr>
+                <w:rFonts w:eastAsia="Times New Roman" w:cs="Times New Roman"/>
+                <w:b/>
+                <w:sz w:val="20"/>
+              </w:rPr>
+              <w:t>% do holdout</w:t>
+            </w:r>
+          </w:p>
+        </w:tc>
+        <w:tc>
+          <w:tcPr>
+            <w:tcW w:w="1134" w:type="dxa"/>
+          </w:tcPr>
+          <w:p>
+            <w:pPr>
+              <w:jc w:val="center"/>
+            </w:pPr>
+            <w:r>
+              <w:rPr>
+                <w:rFonts w:eastAsia="Times New Roman" w:cs="Times New Roman"/>
+                <w:b/>
+                <w:sz w:val="20"/>
+              </w:rPr>
+              <w:t>P(RF) média</w:t>
+            </w:r>
+          </w:p>
+        </w:tc>
+        <w:tc>
+          <w:tcPr>
+            <w:tcW w:w="1134" w:type="dxa"/>
+          </w:tcPr>
+          <w:p>
+            <w:pPr>
+              <w:jc w:val="center"/>
+            </w:pPr>
+            <w:r>
+              <w:rPr>
+                <w:rFonts w:eastAsia="Times New Roman" w:cs="Times New Roman"/>
+                <w:b/>
+                <w:sz w:val="20"/>
+              </w:rPr>
+              <w:t>P(RF) mediana</w:t>
+            </w:r>
+          </w:p>
+        </w:tc>
+        <w:tc>
+          <w:tcPr>
+            <w:tcW w:w="1134" w:type="dxa"/>
+          </w:tcPr>
+          <w:p>
+            <w:pPr>
+              <w:jc w:val="center"/>
+            </w:pPr>
+            <w:r>
+              <w:rPr>
+                <w:rFonts w:eastAsia="Times New Roman" w:cs="Times New Roman"/>
+                <w:b/>
+                <w:sz w:val="20"/>
+              </w:rPr>
+              <w:t>IV-DSS médio</w:t>
+            </w:r>
+          </w:p>
+        </w:tc>
+        <w:tc>
+          <w:tcPr>
+            <w:tcW w:w="1134" w:type="dxa"/>
+          </w:tcPr>
+          <w:p>
+            <w:pPr>
+              <w:jc w:val="center"/>
+            </w:pPr>
+            <w:r>
+              <w:rPr>
+                <w:rFonts w:eastAsia="Times New Roman" w:cs="Times New Roman"/>
+                <w:b/>
+                <w:sz w:val="20"/>
+              </w:rPr>
+              <w:t>IV-DSS mediano</w:t>
+            </w:r>
+          </w:p>
+        </w:tc>
+        <w:tc>
+          <w:tcPr>
+            <w:tcW w:w="1134" w:type="dxa"/>
+          </w:tcPr>
+          <w:p>
+            <w:pPr>
+              <w:jc w:val="center"/>
+            </w:pPr>
+            <w:r>
+              <w:rPr>
+                <w:rFonts w:eastAsia="Times New Roman" w:cs="Times New Roman"/>
+                <w:b/>
+                <w:sz w:val="20"/>
+              </w:rPr>
+              <w:t>Proporção do target sintético +</w:t>
+            </w:r>
+          </w:p>
+        </w:tc>
+      </w:tr>
+      <w:tr>
+        <w:trPr>
+          <w:jc w:val="center"/>
+        </w:trPr>
+        <w:tc>
+          <w:tcPr>
+            <w:tcW w:w="1134" w:type="dxa"/>
+          </w:tcPr>
+          <w:p>
+            <w:pPr>
+              <w:jc w:val="center"/>
+            </w:pPr>
+            <w:r>
+              <w:rPr>
+                <w:rFonts w:eastAsia="Times New Roman" w:cs="Times New Roman"/>
+                <w:sz w:val="20"/>
+              </w:rPr>
+              <w:t>1</w:t>
+            </w:r>
+          </w:p>
+        </w:tc>
+        <w:tc>
+          <w:tcPr>
+            <w:tcW w:w="1134" w:type="dxa"/>
+          </w:tcPr>
+          <w:p>
+            <w:pPr>
+              <w:jc w:val="center"/>
+            </w:pPr>
+            <w:r>
+              <w:rPr>
+                <w:rFonts w:eastAsia="Times New Roman" w:cs="Times New Roman"/>
+                <w:sz w:val="20"/>
+              </w:rPr>
+              <w:t>424</w:t>
+            </w:r>
+          </w:p>
+        </w:tc>
+        <w:tc>
+          <w:tcPr>
+            <w:tcW w:w="1134" w:type="dxa"/>
+          </w:tcPr>
+          <w:p>
+            <w:pPr>
+              <w:jc w:val="center"/>
+            </w:pPr>
+            <w:r>
+              <w:rPr>
+                <w:rFonts w:eastAsia="Times New Roman" w:cs="Times New Roman"/>
+                <w:sz w:val="20"/>
+              </w:rPr>
+              <w:t>42,4%</w:t>
+            </w:r>
+          </w:p>
+        </w:tc>
+        <w:tc>
+          <w:tcPr>
+            <w:tcW w:w="1134" w:type="dxa"/>
+          </w:tcPr>
+          <w:p>
+            <w:pPr>
+              <w:jc w:val="center"/>
+            </w:pPr>
+            <w:r>
+              <w:rPr>
+                <w:rFonts w:eastAsia="Times New Roman" w:cs="Times New Roman"/>
+                <w:sz w:val="20"/>
+              </w:rPr>
+              <w:t>0,2521</w:t>
+            </w:r>
+          </w:p>
+        </w:tc>
+        <w:tc>
+          <w:tcPr>
+            <w:tcW w:w="1134" w:type="dxa"/>
+          </w:tcPr>
+          <w:p>
+            <w:pPr>
+              <w:jc w:val="center"/>
+            </w:pPr>
+            <w:r>
+              <w:rPr>
+                <w:rFonts w:eastAsia="Times New Roman" w:cs="Times New Roman"/>
+                <w:sz w:val="20"/>
+              </w:rPr>
+              <w:t>0,243</w:t>
+            </w:r>
+          </w:p>
+        </w:tc>
+        <w:tc>
+          <w:tcPr>
+            <w:tcW w:w="1134" w:type="dxa"/>
+          </w:tcPr>
+          <w:p>
+            <w:pPr>
+              <w:jc w:val="center"/>
+            </w:pPr>
+            <w:r>
+              <w:rPr>
+                <w:rFonts w:eastAsia="Times New Roman" w:cs="Times New Roman"/>
+                <w:sz w:val="20"/>
+              </w:rPr>
+              <w:t>0,3441</w:t>
+            </w:r>
+          </w:p>
+        </w:tc>
+        <w:tc>
+          <w:tcPr>
+            <w:tcW w:w="1134" w:type="dxa"/>
+          </w:tcPr>
+          <w:p>
+            <w:pPr>
+              <w:jc w:val="center"/>
+            </w:pPr>
+            <w:r>
+              <w:rPr>
+                <w:rFonts w:eastAsia="Times New Roman" w:cs="Times New Roman"/>
+                <w:sz w:val="20"/>
+              </w:rPr>
+              <w:t>0,3235</w:t>
+            </w:r>
+          </w:p>
+        </w:tc>
+        <w:tc>
+          <w:tcPr>
+            <w:tcW w:w="1134" w:type="dxa"/>
+          </w:tcPr>
+          <w:p>
+            <w:pPr>
+              <w:jc w:val="center"/>
+            </w:pPr>
+            <w:r>
+              <w:rPr>
+                <w:rFonts w:eastAsia="Times New Roman" w:cs="Times New Roman"/>
+                <w:sz w:val="20"/>
+              </w:rPr>
+              <w:t>0,2453</w:t>
+            </w:r>
+          </w:p>
+        </w:tc>
+      </w:tr>
+      <w:tr>
+        <w:trPr>
+          <w:jc w:val="center"/>
+        </w:trPr>
+        <w:tc>
+          <w:tcPr>
+            <w:tcW w:w="1134" w:type="dxa"/>
+          </w:tcPr>
+          <w:p>
+            <w:pPr>
+              <w:jc w:val="center"/>
+            </w:pPr>
+            <w:r>
+              <w:rPr>
+                <w:rFonts w:eastAsia="Times New Roman" w:cs="Times New Roman"/>
+                <w:sz w:val="20"/>
+              </w:rPr>
+              <w:t>2</w:t>
+            </w:r>
+          </w:p>
+        </w:tc>
+        <w:tc>
+          <w:tcPr>
+            <w:tcW w:w="1134" w:type="dxa"/>
+          </w:tcPr>
+          <w:p>
+            <w:pPr>
+              <w:jc w:val="center"/>
+            </w:pPr>
+            <w:r>
+              <w:rPr>
+                <w:rFonts w:eastAsia="Times New Roman" w:cs="Times New Roman"/>
+                <w:sz w:val="20"/>
+              </w:rPr>
+              <w:t>576</w:t>
+            </w:r>
+          </w:p>
+        </w:tc>
+        <w:tc>
+          <w:tcPr>
+            <w:tcW w:w="1134" w:type="dxa"/>
+          </w:tcPr>
+          <w:p>
+            <w:pPr>
+              <w:jc w:val="center"/>
+            </w:pPr>
+            <w:r>
+              <w:rPr>
+                <w:rFonts w:eastAsia="Times New Roman" w:cs="Times New Roman"/>
+                <w:sz w:val="20"/>
+              </w:rPr>
+              <w:t>57,6%</w:t>
+            </w:r>
+          </w:p>
+        </w:tc>
+        <w:tc>
+          <w:tcPr>
+            <w:tcW w:w="1134" w:type="dxa"/>
+          </w:tcPr>
+          <w:p>
+            <w:pPr>
+              <w:jc w:val="center"/>
+            </w:pPr>
+            <w:r>
+              <w:rPr>
+                <w:rFonts w:eastAsia="Times New Roman" w:cs="Times New Roman"/>
+                <w:sz w:val="20"/>
+              </w:rPr>
+              <w:t>0,2429</w:t>
+            </w:r>
+          </w:p>
+        </w:tc>
+        <w:tc>
+          <w:tcPr>
+            <w:tcW w:w="1134" w:type="dxa"/>
+          </w:tcPr>
+          <w:p>
+            <w:pPr>
+              <w:jc w:val="center"/>
+            </w:pPr>
+            <w:r>
+              <w:rPr>
+                <w:rFonts w:eastAsia="Times New Roman" w:cs="Times New Roman"/>
+                <w:sz w:val="20"/>
+              </w:rPr>
+              <w:t>0,242</w:t>
+            </w:r>
+          </w:p>
+        </w:tc>
+        <w:tc>
+          <w:tcPr>
+            <w:tcW w:w="1134" w:type="dxa"/>
+          </w:tcPr>
+          <w:p>
+            <w:pPr>
+              <w:jc w:val="center"/>
+            </w:pPr>
+            <w:r>
+              <w:rPr>
+                <w:rFonts w:eastAsia="Times New Roman" w:cs="Times New Roman"/>
+                <w:sz w:val="20"/>
+              </w:rPr>
+              <w:t>0,2958</w:t>
+            </w:r>
+          </w:p>
+        </w:tc>
+        <w:tc>
+          <w:tcPr>
+            <w:tcW w:w="1134" w:type="dxa"/>
+          </w:tcPr>
+          <w:p>
+            <w:pPr>
+              <w:jc w:val="center"/>
+            </w:pPr>
+            <w:r>
+              <w:rPr>
+                <w:rFonts w:eastAsia="Times New Roman" w:cs="Times New Roman"/>
+                <w:sz w:val="20"/>
+              </w:rPr>
+              <w:t>0,2775</w:t>
+            </w:r>
+          </w:p>
+        </w:tc>
+        <w:tc>
+          <w:tcPr>
+            <w:tcW w:w="1134" w:type="dxa"/>
+          </w:tcPr>
+          <w:p>
+            <w:pPr>
+              <w:jc w:val="center"/>
+            </w:pPr>
+            <w:r>
+              <w:rPr>
+                <w:rFonts w:eastAsia="Times New Roman" w:cs="Times New Roman"/>
+                <w:sz w:val="20"/>
+              </w:rPr>
+              <w:t>0,2431</w:t>
+            </w:r>
+          </w:p>
+        </w:tc>
+      </w:tr>
+    </w:tbl>
+    <w:p>
+      <w:pPr>
+        <w:spacing w:before="40" w:after="120"/>
+      </w:pPr>
+      <w:r>
+        <w:rPr>
+          <w:rFonts w:eastAsia="Times New Roman" w:cs="Times New Roman"/>
+        </w:rPr>
+        <w:t xml:space="preserve">Fonte: elaborado pelo autor (2026), a partir de </w:t>
+      </w:r>
+      <w:r>
+        <w:rPr>
+          <w:rFonts w:eastAsia="Times New Roman" w:cs="Times New Roman"/>
+        </w:rPr>
+        <w:t>ia/artifacts/som/som_group_summary_v1.json.</w:t>
+      </w:r>
+    </w:p>
+    <w:p>
+      <w:pPr>
+        <w:ind w:firstLine="709"/>
+        <w:jc w:val="both"/>
+      </w:pPr>
+      <w:r>
+        <w:rPr>
+          <w:rFonts w:eastAsia="Times New Roman" w:cs="Times New Roman"/>
+        </w:rPr>
+        <w:t xml:space="preserve">Nos dois grupos, as dimensões com maior média foram trabalho e renda, educação e acesso aos serviços de saúde — na ordem indicada. No Grupo 1, destacam-se D_trabalho </w:t>
+      </w:r>
+      <w:r>
+        <w:rPr>
+          <w:rFonts w:eastAsia="Times New Roman" w:cs="Times New Roman"/>
+        </w:rPr>
+        <w:lastRenderedPageBreak/>
+        <w:t>(0,629), D_educacao (0,480) e D_acesso (0,381); no Grupo 2, D_trabalho (0,553), D_educacao (0,417) e D_acesso (0,352). Essa leitura é descritiva das médias internas de cada grupo.</w:t>
+      </w:r>
+    </w:p>
+    <w:p>
+      <w:pPr>
+        <w:jc w:val="both"/>
+      </w:pPr>
+      <w:r>
+        <w:rPr>
+          <w:rFonts w:eastAsia="Times New Roman" w:cs="Times New Roman"/>
+        </w:rPr>
+        <w:t>A Figura 16 apresenta a distribuição do IV-DSS dentro de cada grupo. O IV-DSS é um índice descritivo e permanece distinto da probabilidade do Random Forest (IV-DSS ≠ P(RF)). O Grupo 1 apresentou IV-DSS médio de 0,3441 (mediana 0,3235), superior ao do Grupo 2 (média 0,2958; mediana 0,2775).</w:t>
+      </w:r>
+    </w:p>
+    <w:p>
+      <w:pPr>
+        <w:jc w:val="center"/>
+      </w:pPr>
+      <w:r>
+        <w:rPr>
+          <w:noProof/>
+        </w:rPr>
+        <w:drawing>
+          <wp:inline distT="0" distB="0" distL="0" distR="0" wp14:anchorId="3C621FEC" wp14:editId="1B6F6765">
+            <wp:extent cx="4206240" cy="3210295"/>
+            <wp:effectExtent l="0" t="0" r="0" b="0"/>
+            <wp:docPr id="16" name="Picture 16"/>
+            <wp:cNvGraphicFramePr>
+              <a:graphicFrameLocks xmlns:a="http://schemas.openxmlformats.org/drawingml/2006/main" noChangeAspect="1"/>
+            </wp:cNvGraphicFramePr>
+            <a:graphic xmlns:a="http://schemas.openxmlformats.org/drawingml/2006/main">
+              <a:graphicData uri="http://schemas.openxmlformats.org/drawingml/2006/picture">
+                <pic:pic xmlns:pic="http://schemas.openxmlformats.org/drawingml/2006/picture">
+                  <pic:nvPicPr>
+                    <pic:cNvPr id="0" name="iv_dss_by_group_v1.png"/>
+                    <pic:cNvPicPr/>
+                  </pic:nvPicPr>
+                  <pic:blipFill>
+                    <a:blip r:embed="rId23"/>
+                    <a:stretch>
+                      <a:fillRect/>
+                    </a:stretch>
+                  </pic:blipFill>
+                  <pic:spPr>
+                    <a:xfrm>
+                      <a:off x="0" y="0"/>
+                      <a:ext cx="4206240" cy="3210295"/>
+                    </a:xfrm>
+                    <a:prstGeom prst="rect">
+                      <a:avLst/>
+                    </a:prstGeom>
+                  </pic:spPr>
+                </pic:pic>
+              </a:graphicData>
+            </a:graphic>
+          </wp:inline>
+        </w:drawing>
+      </w:r>
+    </w:p>
+    <w:p>
+      <w:pPr>
+        <w:jc w:val="center"/>
+      </w:pPr>
+      <w:r>
+        <w:rPr>
+          <w:rFonts w:eastAsia="Times New Roman" w:cs="Times New Roman"/>
+        </w:rPr>
+        <w:t>Figura 16 — Distribuição do IV-DSS por grupo SOM</w:t>
+      </w:r>
+    </w:p>
+    <w:p>
+      <w:pPr>
+        <w:spacing w:before="40" w:after="120"/>
+      </w:pPr>
+      <w:r>
+        <w:rPr>
+          <w:rFonts w:eastAsia="Times New Roman" w:cs="Times New Roman"/>
+        </w:rPr>
+        <w:t>Fonte: elaborado pelo autor (2026), a partir de ia/artifacts/som/figures/iv_dss_by_group_v1.png.</w:t>
+      </w:r>
+    </w:p>
+    <w:p>
+      <w:pPr>
+        <w:jc w:val="both"/>
+      </w:pPr>
+      <w:r>
+        <w:rPr>
+          <w:rFonts w:eastAsia="Times New Roman" w:cs="Times New Roman"/>
+        </w:rPr>
+        <w:t>A Figura 17 apresenta a distribuição das probabilidades individuais estimadas pelo Random Forest dentro de cada grupo SOM. O SOM não gera a probabilidade: a probabilidade provém do Random Forest, e a figura apenas sobrepõe a essa leitura o agrupamento exploratório. O Grupo 1 apresentou probabilidade média de 0,2521 (mediana 0,243), ligeiramente superior à do Grupo 2 (média 0,2429; mediana 0,242).</w:t>
+      </w:r>
+    </w:p>
+    <w:p>
+      <w:pPr>
+        <w:jc w:val="center"/>
+      </w:pPr>
+      <w:r>
+        <w:rPr>
+          <w:noProof/>
+        </w:rPr>
+        <w:lastRenderedPageBreak/>
+        <w:drawing>
+          <wp:inline distT="0" distB="0" distL="0" distR="0" wp14:anchorId="1BDE4C2F" wp14:editId="3A1D6D48">
+            <wp:extent cx="4206240" cy="3212910"/>
+            <wp:effectExtent l="0" t="0" r="0" b="0"/>
+            <wp:docPr id="17" name="Picture 17"/>
+            <wp:cNvGraphicFramePr>
+              <a:graphicFrameLocks xmlns:a="http://schemas.openxmlformats.org/drawingml/2006/main" noChangeAspect="1"/>
+            </wp:cNvGraphicFramePr>
+            <a:graphic xmlns:a="http://schemas.openxmlformats.org/drawingml/2006/main">
+              <a:graphicData uri="http://schemas.openxmlformats.org/drawingml/2006/picture">
+                <pic:pic xmlns:pic="http://schemas.openxmlformats.org/drawingml/2006/picture">
+                  <pic:nvPicPr>
+                    <pic:cNvPr id="0" name="rf_prob_by_group_v1.png"/>
+                    <pic:cNvPicPr/>
+                  </pic:nvPicPr>
+                  <pic:blipFill>
+                    <a:blip r:embed="rId24"/>
+                    <a:stretch>
+                      <a:fillRect/>
+                    </a:stretch>
+                  </pic:blipFill>
+                  <pic:spPr>
+                    <a:xfrm>
+                      <a:off x="0" y="0"/>
+                      <a:ext cx="4206240" cy="3212910"/>
+                    </a:xfrm>
+                    <a:prstGeom prst="rect">
+                      <a:avLst/>
+                    </a:prstGeom>
+                  </pic:spPr>
+                </pic:pic>
+              </a:graphicData>
+            </a:graphic>
+          </wp:inline>
+        </w:drawing>
+      </w:r>
+    </w:p>
+    <w:p>
+      <w:pPr>
+        <w:jc w:val="center"/>
+      </w:pPr>
+      <w:r>
+        <w:rPr>
+          <w:rFonts w:eastAsia="Times New Roman" w:cs="Times New Roman"/>
+        </w:rPr>
+        <w:t xml:space="preserve">Figura 17 — Distribuição da </w:t>
+      </w:r>
+      <w:r>
+        <w:rPr>
+          <w:rFonts w:eastAsia="Times New Roman" w:cs="Times New Roman"/>
+        </w:rPr>
+        <w:t>probabilidade do Random Forest por grupo SOM</w:t>
+      </w:r>
+    </w:p>
+    <w:p>
+      <w:pPr>
+        <w:spacing w:before="40" w:after="120"/>
+      </w:pPr>
+      <w:r>
+        <w:rPr>
+          <w:rFonts w:eastAsia="Times New Roman" w:cs="Times New Roman"/>
+        </w:rPr>
+        <w:t>Fonte: elaborado pelo autor (2026), a partir de ia/artifacts/som/figures/rf_prob_by_group_v1.png.</w:t>
+      </w:r>
+    </w:p>
+    <w:p>
+      <w:pPr>
+        <w:jc w:val="both"/>
+      </w:pPr>
+      <w:r>
+        <w:rPr>
+          <w:rFonts w:eastAsia="Times New Roman" w:cs="Times New Roman"/>
+        </w:rPr>
+        <w:t>A Figura 18 apresenta a proporção da variável-alvo sintética positiva por grupo — e não uma taxa de abandono. A diferença entre os grupos é pequena: 24,53% no Grupo 1 contra 24,31% no Grupo 2, o que reforça que a variável-alvo foi utilizada somente de forma pós-hoc e não distingue fortemente os grupos.</w:t>
+      </w:r>
+    </w:p>
+    <w:p>
+      <w:pPr>
+        <w:jc w:val="center"/>
+      </w:pPr>
+      <w:r>
+        <w:rPr>
+          <w:noProof/>
+        </w:rPr>
+        <w:drawing>
+          <wp:inline distT="0" distB="0" distL="0" distR="0" wp14:anchorId="15F64491" wp14:editId="23B12740">
+            <wp:extent cx="4206240" cy="3210295"/>
+            <wp:effectExtent l="0" t="0" r="0" b="0"/>
+            <wp:docPr id="18" name="Picture 18"/>
+            <wp:cNvGraphicFramePr>
+              <a:graphicFrameLocks xmlns:a="http://schemas.openxmlformats.org/drawingml/2006/main" noChangeAspect="1"/>
+            </wp:cNvGraphicFramePr>
+            <a:graphic xmlns:a="http://schemas.openxmlformats.org/drawingml/2006/main">
+              <a:graphicData uri="http://schemas.openxmlformats.org/drawingml/2006/picture">
+                <pic:pic xmlns:pic="http://schemas.openxmlformats.org/drawingml/2006/picture">
+                  <pic:nvPicPr>
+                    <pic:cNvPr id="0" name="target_proportion_by_group_v1.png"/>
+                    <pic:cNvPicPr/>
+                  </pic:nvPicPr>
+                  <pic:blipFill>
+                    <a:blip r:embed="rId25"/>
+                    <a:stretch>
+                      <a:fillRect/>
+                    </a:stretch>
+                  </pic:blipFill>
+                  <pic:spPr>
+                    <a:xfrm>
+                      <a:off x="0" y="0"/>
+                      <a:ext cx="4206240" cy="3210295"/>
+                    </a:xfrm>
+                    <a:prstGeom prst="rect">
+                      <a:avLst/>
+                    </a:prstGeom>
+                  </pic:spPr>
+                </pic:pic>
+              </a:graphicData>
+            </a:graphic>
+          </wp:inline>
+        </w:drawing>
+      </w:r>
+    </w:p>
+    <w:p>
+      <w:pPr>
+        <w:jc w:val="center"/>
+      </w:pPr>
+      <w:r>
+        <w:rPr>
+          <w:rFonts w:eastAsia="Times New Roman" w:cs="Times New Roman"/>
+        </w:rPr>
+        <w:t>Figura 18 — Proporção da variável-alvo sintética positiva por grupo SOM</w:t>
+      </w:r>
+    </w:p>
+    <w:p>
+      <w:pPr>
+        <w:spacing w:before="40" w:after="120"/>
+      </w:pPr>
+      <w:r>
+        <w:rPr>
+          <w:rFonts w:eastAsia="Times New Roman" w:cs="Times New Roman"/>
+        </w:rPr>
+        <w:lastRenderedPageBreak/>
+        <w:t>Fonte: elaborado pelo autor (2026), a partir de ia/artifacts/som/figures/target_proportion_by_group_v1.png.</w:t>
+      </w:r>
+    </w:p>
+    <w:p>
+      <w:pPr>
+        <w:ind w:firstLine="709"/>
+        <w:jc w:val="both"/>
+      </w:pPr>
+      <w:r>
+        <w:rPr>
+          <w:rFonts w:eastAsia="Times New Roman" w:cs="Times New Roman"/>
+        </w:rPr>
+        <w:t>Foi observada convergência de ordenação no conjunto sintético: o agrupamento com maior IV-DSS médio também apresentou maior probabilidade média estimada pelo Random Forest e maior proporção da variável-alvo sintética positiva. Contudo, essa convergência de ordenação é modesta: as diferenças em P(RF) (25,21% contra 24,29%) e na proporção da variável-alvo sintética (24,53% contra 24,31%) são pequenas, sendo mais visível apenas a diferença no IV-DSS (0,3441 contra 0,2958). Não se afirma, com isso, que o SOM va</w:t>
+      </w:r>
+      <w:r>
+        <w:rPr>
+          <w:rFonts w:eastAsia="Times New Roman" w:cs="Times New Roman"/>
+        </w:rPr>
+        <w:t>lidou o Random Forest, nem que confirmou clinicamente qualquer risco, nem que o Grupo 1 abandona mais o pré-natal.</w:t>
+      </w:r>
+    </w:p>
+    <w:p>
+      <w:pPr>
+        <w:ind w:firstLine="709"/>
+        <w:jc w:val="both"/>
+      </w:pPr>
+      <w:r>
+        <w:rPr>
+          <w:rFonts w:eastAsia="Times New Roman" w:cs="Times New Roman"/>
+        </w:rPr>
+        <w:t>Como diagnóstico de estabilidade, o mesmo procedimento foi executado com três sementes distintas (41, 42 e 43). As três conduziram a k = 2, com cardinalidades de 424/576 preservadas — havendo, em uma das sementes, apenas troca nominal dos rótulos — e convergência mantida. Trata-se de um diagnóstico resumido de estabilidade, não de um estudo extensivo.</w:t>
+      </w:r>
+    </w:p>
+    <w:p>
+      <w:pPr>
+        <w:ind w:firstLine="709"/>
+        <w:jc w:val="both"/>
+      </w:pPr>
+      <w:r>
+        <w:rPr>
+          <w:rFonts w:eastAsia="Times New Roman" w:cs="Times New Roman"/>
+        </w:rPr>
+        <w:t>Registram-se, por fim, as limitações desta análise: o dataset é sintético e os grupos não representam necessariamente perfis populacionais reais; a análise não possui validação clínica; a PCA representa apenas parte da variância (16,4% + 4,5%); o K-means produz uma partição útil à interpretação, sem implicar a existência de categorias naturais na população; as diferenças entre os grupos são moderadas ou pequenas em algumas métricas; a variável-alvo sintética foi utilizada somente de forma pós-hoc; os result</w:t>
+      </w:r>
+      <w:r>
+        <w:rPr>
+          <w:rFonts w:eastAsia="Times New Roman" w:cs="Times New Roman"/>
+        </w:rPr>
+        <w:t>ados podem refletir estrutura introduzida pelo próprio DGM; e o SOM tem caráter estritamente exploratório. A normalização específica do SOM foi adotada justamente para evitar que diferenças de escala — identificadas em auditoria como fonte de sensibilidade — distorcessem o mapa.</w:t>
+      </w:r>
+    </w:p>
+    <w:p>
+      <w:pPr>
         <w:pStyle w:val="Ttulo1"/>
         <w:spacing w:before="0"/>
       </w:pPr>
-      <w:bookmarkStart w:id="53" w:name="_Toc238667901"/>
+      <w:bookmarkStart w:id="58" w:name="_Toc238759994"/>
       <w:r>
         <w:rPr>
           <w:rFonts w:ascii="Times New Roman" w:eastAsia="Times New Roman" w:hAnsi="Times New Roman"/>
         </w:rPr>
         <w:t>6 CONCLUSÃO</w:t>
       </w:r>
-      <w:bookmarkEnd w:id="53"/>
+      <w:bookmarkEnd w:id="58"/>
     </w:p>
     <w:p/>
     <w:p>
       <w:pPr>
         <w:pStyle w:val="Ttulo2"/>
       </w:pPr>
-      <w:bookmarkStart w:id="54" w:name="_Toc238667902"/>
+      <w:bookmarkStart w:id="59" w:name="_Toc238759995"/>
       <w:r>
         <w:rPr>
           <w:rFonts w:ascii="Times New Roman" w:eastAsia="Times New Roman" w:hAnsi="Times New Roman"/>
         </w:rPr>
         <w:t>6.1 Síntese dos resultados</w:t>
       </w:r>
-      <w:bookmarkEnd w:id="54"/>
+      <w:bookmarkEnd w:id="59"/>
     </w:p>
     <w:p>
       <w:pPr>
@@ -21954,24 +26132,25 @@
         <w:jc w:val="both"/>
       </w:pPr>
       <w:r>
-        <w:t xml:space="preserve">Foram desenvolvidos: um contrato de dados canônico e versionado (schema 1.13, 6 dimensões, 48 variáveis); um índice descritivo experimental de vulnerabilidade (IV-DSS); um dataset sintético reproduzível (5.000 registros); um protocolo de treinamento/validação com controle de leakage; a comparação de três modelos e a seleção do Random Forest; análises de calibração, sensibilidade e interpretabilidade; a integração de software Flutter ↔ FastAPI ↔ IA, validada de ponta a ponta; a infraestrutura de persistência do backend (PostgreSQL 16, SQLAlchemy 2.x e Alembic); e a autenticação (JWT, Argon2id) e o domínio de acompanhamento pré-natal — entidades GESTANTE, GESTAÇÃO e HISTÓRICO OBSTÉTRICO, com persistência </w:t>
-      </w:r>
-      <w:r>
-        <w:t>(migrations 0002 e 0003), regra de gestação ativa única e autorização por propriedade de dados —, implementados e validados contra PostgreSQL real.</w:t>
+        <w:t xml:space="preserve">Foram desenvolvidos: um contrato de dados canônico e versionado (schema 1.13, 6 dimensões, 48 variáveis); um índice descritivo experimental de vulnerabilidade (IV-DSS); um dataset sintético reproduzível (5.000 registros); um protocolo de treinamento/validação com controle de leakage; a comparação de três modelos e a seleção do Random Forest; análises de calibração, sensibilidade e interpretabilidade; a análise exploratória complementar dos perfis dos DSS por meio de Self-Organizing Map (SOM); a integração de software Flutter ↔ </w:t>
+      </w:r>
+      <w:r>
+        <w:lastRenderedPageBreak/>
+        <w:t>FastAPI ↔ IA, validada de ponta a ponta; a infraestrutura de persistência do backend (PostgreSQL 16, SQLAlchemy 2.x e Alembic); e a autenticação (JWT, Argon2id) e o domínio de acompanhamento pré-natal — entidades GESTANTE, GESTAÇÃO e HISTÓRICO OBSTÉTRICO, com persistência (migrations 0002 e 0003), regra de gestação ativa única e autorização por propriedade de dados —, implementados e validados contra PostgreSQL real.</w:t>
       </w:r>
     </w:p>
     <w:p>
       <w:pPr>
         <w:pStyle w:val="Ttulo2"/>
       </w:pPr>
-      <w:bookmarkStart w:id="55" w:name="_Toc238667903"/>
+      <w:bookmarkStart w:id="60" w:name="_Toc238759996"/>
       <w:r>
         <w:rPr>
           <w:rFonts w:ascii="Times New Roman" w:eastAsia="Times New Roman" w:hAnsi="Times New Roman"/>
         </w:rPr>
         <w:t>6.2 Limitações do estudo</w:t>
       </w:r>
-      <w:bookmarkEnd w:id="55"/>
+      <w:bookmarkEnd w:id="60"/>
     </w:p>
     <w:p>
       <w:pPr>
@@ -22029,14 +26208,14 @@
       <w:pPr>
         <w:pStyle w:val="Ttulo2"/>
       </w:pPr>
-      <w:bookmarkStart w:id="56" w:name="_Toc238667904"/>
+      <w:bookmarkStart w:id="61" w:name="_Toc238759997"/>
       <w:r>
         <w:rPr>
           <w:rFonts w:ascii="Times New Roman" w:eastAsia="Times New Roman" w:hAnsi="Times New Roman"/>
         </w:rPr>
         <w:t>6.3 Trabalhos futuros</w:t>
       </w:r>
-      <w:bookmarkEnd w:id="56"/>
+      <w:bookmarkEnd w:id="61"/>
     </w:p>
     <w:p>
       <w:pPr>
@@ -22064,7 +26243,7 @@
         <w:pageBreakBefore/>
         <w:spacing w:before="0"/>
       </w:pPr>
-      <w:bookmarkStart w:id="57" w:name="_Toc238667905"/>
+      <w:bookmarkStart w:id="62" w:name="_Toc238759998"/>
       <w:r>
         <w:rPr>
           <w:rFonts w:ascii="Times New Roman" w:eastAsia="Times New Roman" w:hAnsi="Times New Roman"/>
@@ -22072,7 +26251,7 @@
         <w:lastRenderedPageBreak/>
         <w:t>REFERÊNCIAS</w:t>
       </w:r>
-      <w:bookmarkEnd w:id="57"/>
+      <w:bookmarkEnd w:id="62"/>
     </w:p>
     <w:p/>
     <w:p>
@@ -22474,6 +26653,17 @@
         <w:pStyle w:val="ReferenceEntry"/>
       </w:pPr>
       <w:r>
+        <w:rPr>
+          <w:rFonts w:eastAsia="Times New Roman" w:cs="Times New Roman"/>
+        </w:rPr>
+        <w:t>HASTIE, T.; TIBSHIRANI, R.; FRIEDMAN, J. The Elements of Statistical Learning: Data Mining, Inference, and Prediction. 2. ed. New York: Springer, 2009.</w:t>
+      </w:r>
+    </w:p>
+    <w:p>
+      <w:pPr>
+        <w:pStyle w:val="ReferenceEntry"/>
+      </w:pPr>
+      <w:r>
         <w:t xml:space="preserve">HE, H.; GARCIA, E. A. Learning from Imbalanced Data. </w:t>
       </w:r>
       <w:r>
@@ -22553,6 +26743,28 @@
         <w:pStyle w:val="ReferenceEntry"/>
       </w:pPr>
       <w:r>
+        <w:rPr>
+          <w:rFonts w:eastAsia="Times New Roman" w:cs="Times New Roman"/>
+        </w:rPr>
+        <w:t>KOHONEN, T. The self-organizing map. Proceedings of the IEEE, v. 78, n. 9, p. 1464–1480, 1990. DOI: 10.1109/5.58325.</w:t>
+      </w:r>
+    </w:p>
+    <w:p>
+      <w:pPr>
+        <w:pStyle w:val="ReferenceEntry"/>
+      </w:pPr>
+      <w:r>
+        <w:rPr>
+          <w:rFonts w:eastAsia="Times New Roman" w:cs="Times New Roman"/>
+        </w:rPr>
+        <w:t>KOHONEN, T. Self-Organizing Maps. 3. ed. Berlin: Springer, 2001.</w:t>
+      </w:r>
+    </w:p>
+    <w:p>
+      <w:pPr>
+        <w:pStyle w:val="ReferenceEntry"/>
+      </w:pPr>
+      <w:r>
         <w:t xml:space="preserve">LEAL, M. C. et al. Saúde reprodutiva, materna, neonatal e infantil nos 30 anos do Sistema Único de Saúde (SUS). </w:t>
       </w:r>
       <w:r>
@@ -22570,6 +26782,17 @@
         <w:pStyle w:val="ReferenceEntry"/>
       </w:pPr>
       <w:r>
+        <w:rPr>
+          <w:rFonts w:eastAsia="Times New Roman" w:cs="Times New Roman"/>
+        </w:rPr>
+        <w:t>MACQUEEN, J. Some methods for classification and analysis of multivariate observations. In: Proceedings of the Fifth Berkeley Symposium on Mathematical Statistics and Probability. Berkeley: University of California Press, 1967. v. 1, p. 281–297.</w:t>
+      </w:r>
+    </w:p>
+    <w:p>
+      <w:pPr>
+        <w:pStyle w:val="ReferenceEntry"/>
+      </w:pPr>
+      <w:r>
         <w:t xml:space="preserve">MARMOT, M. Social determinants of health inequalities. </w:t>
       </w:r>
       <w:r>
@@ -22604,6 +26827,7 @@
         <w:pStyle w:val="ReferenceEntry"/>
       </w:pPr>
       <w:r>
+        <w:lastRenderedPageBreak/>
         <w:t xml:space="preserve">MORRIS, T. P.; WHITE, I. R.; CROWTHER, M. J. Using simulation studies to evaluate statistical methods. </w:t>
       </w:r>
       <w:r>
@@ -22649,17 +26873,180 @@
         <w:pStyle w:val="ReferenceEntry"/>
       </w:pPr>
       <w:r>
+        <w:t xml:space="preserve">OSBORNE, A. et al. Hierarchical machine learning models for predicting antenatal care utilisation among Nigerian women: Identifying actionable insights for health policy. </w:t>
+      </w:r>
+      <w:r>
+        <w:rPr>
+          <w:i/>
+        </w:rPr>
+        <w:t>BioData Mining</w:t>
+      </w:r>
+      <w:r>
+        <w:t>, v. 19, n. 1, art. 24, 2026. DOI: 10.1186/s13040-026-00538-0.</w:t>
+      </w:r>
+    </w:p>
+    <w:p>
+      <w:pPr>
+        <w:pStyle w:val="ReferenceEntry"/>
+      </w:pPr>
+      <w:r>
+        <w:t xml:space="preserve">PATEL, S. Y.; AKILESWARAN, C.; BASU, S. Early detection of high risk pregnancies using clinical and social data to improve health outcomes. </w:t>
+      </w:r>
+      <w:r>
+        <w:rPr>
+          <w:i/>
+        </w:rPr>
+        <w:t>npj Digital Public Health</w:t>
+      </w:r>
+      <w:r>
+        <w:t>, v. 1, n. 1, art. 3, 2026. DOI: 10.1038/s44482-025-00003-5.</w:t>
+      </w:r>
+    </w:p>
+    <w:p>
+      <w:pPr>
+        <w:pStyle w:val="ReferenceEntry"/>
+      </w:pPr>
+      <w:r>
+        <w:t xml:space="preserve">PRABA, G. C.; VANI, V.; SUGANYA, G. Synthetic Dataset Based Maternal Health Risk Prediction. </w:t>
+      </w:r>
+      <w:r>
+        <w:rPr>
+          <w:i/>
+        </w:rPr>
+        <w:t>SN Computer Science</w:t>
+      </w:r>
+      <w:r>
+        <w:t>, v. 7, n. 4, art. 358, 2026. DOI: 10.1007/s42979-026-04939-0.</w:t>
+      </w:r>
+    </w:p>
+    <w:p>
+      <w:pPr>
+        <w:pStyle w:val="ReferenceEntry"/>
+      </w:pPr>
+      <w:r>
+        <w:rPr>
+          <w:rFonts w:eastAsia="Times New Roman"/>
+        </w:rPr>
+        <w:t>ROSA, C. Q.; SILVEIRA, D. S.; COSTA, J. S. D. Fatores associados à não realização de pré-natal em município de grande porte. Revista de Saúde Pública, v. 48, n. 6, p. 977–984, 2014. DOI: 10.1590/S0034-8910.2014048005283.</w:t>
+      </w:r>
+    </w:p>
+    <w:p>
+      <w:pPr>
+        <w:pStyle w:val="ReferenceEntry"/>
+      </w:pPr>
+      <w:r>
+        <w:rPr>
+          <w:rFonts w:eastAsia="Times New Roman" w:cs="Times New Roman"/>
+        </w:rPr>
+        <w:t>ROUSSEEUW, P. J. Silhouettes: A graphical aid to the interpretation and validation of cluster analysis. Journal of Computational and Applied Mathematics, v. 20, p. 53–65, 1987. DOI: 10.1016/0377-0427(87)90125-7.</w:t>
+      </w:r>
+    </w:p>
+    <w:p>
+      <w:pPr>
+        <w:pStyle w:val="ReferenceEntry"/>
+      </w:pPr>
+      <w:r>
+        <w:t xml:space="preserve">SAITO, T.; REHMSMEIER, M. The Precision-Recall Plot Is More Informative than the ROC Plot When Evaluating Binary Classifiers on Imbalanced Datasets. </w:t>
+      </w:r>
+      <w:r>
+        <w:rPr>
+          <w:i/>
+        </w:rPr>
+        <w:t>PLOS ONE</w:t>
+      </w:r>
+      <w:r>
+        <w:t>, v. 10, n. 3, e0118432, 2015. DOI: 10.1371/journal.pone.0118432.</w:t>
+      </w:r>
+    </w:p>
+    <w:p>
+      <w:pPr>
+        <w:pStyle w:val="ReferenceEntry"/>
+      </w:pPr>
+      <w:r>
+        <w:t xml:space="preserve">SALTELLI, A. Composite Indicators between Analysis and Advocacy. </w:t>
+      </w:r>
+      <w:r>
+        <w:rPr>
+          <w:i/>
+        </w:rPr>
+        <w:t>Social Indicators Research</w:t>
+      </w:r>
+      <w:r>
+        <w:t>, v. 81, n. 1, p. 65–77, 2007. DOI: 10.1007/s11205-006-0024-9.</w:t>
+      </w:r>
+    </w:p>
+    <w:p>
+      <w:pPr>
+        <w:pStyle w:val="ReferenceEntry"/>
+      </w:pPr>
+      <w:r>
+        <w:t xml:space="preserve">SANI, J.; OLUWAGBEMIGA, A.; AHMED, M. M. Machine learning-based prediction of optimal antenatal care utilization. </w:t>
+      </w:r>
+      <w:r>
+        <w:rPr>
+          <w:i/>
+        </w:rPr>
+        <w:t>Machine Learning with Applications</w:t>
+      </w:r>
+      <w:r>
+        <w:t>, v. 21, 100698, 2025. DOI: 10.1016/j.mlwa.2025.100698.</w:t>
+      </w:r>
+    </w:p>
+    <w:p>
+      <w:pPr>
+        <w:pStyle w:val="ReferenceEntry"/>
+      </w:pPr>
+      <w:r>
+        <w:rPr>
+          <w:rFonts w:eastAsia="Times New Roman"/>
+        </w:rPr>
+        <w:t>SANTORIO, K. T.; SANTORIO, K. T.; BARBOSA, C. N. B. Fatores determinantes na realização do pré-natal no Brasil: uma investigação com dados da PNS. Brazilian Journal of Health Review, v. 7, n. 10, e74857, 2024. DOI: 10.34119/bjhrv7n10-033.</w:t>
+      </w:r>
+    </w:p>
+    <w:p>
+      <w:pPr>
+        <w:pStyle w:val="ReferenceEntry"/>
+      </w:pPr>
+      <w:r>
+        <w:rPr>
+          <w:rFonts w:eastAsia="Times New Roman"/>
+        </w:rPr>
+        <w:t>SOLAR, O.; IRWIN, A. A conceptual framework for action on the social determinants of health. Geneva: World Health Organization, 2010.</w:t>
+      </w:r>
+    </w:p>
+    <w:p>
+      <w:pPr>
+        <w:pStyle w:val="ReferenceEntry"/>
+      </w:pPr>
+      <w:r>
+        <w:t xml:space="preserve">STEYERBERG, E. W. </w:t>
+      </w:r>
+      <w:r>
+        <w:rPr>
+          <w:i/>
+        </w:rPr>
+        <w:t>Clinical Prediction Models: A Practical Approach to Development, Validation, and Updating</w:t>
+      </w:r>
+      <w:r>
+        <w:t>. 2. ed. Cham: Springer, 2019. DOI: 10.1007/978-3-030-16399-0.</w:t>
+      </w:r>
+    </w:p>
+    <w:p>
+      <w:pPr>
+        <w:pStyle w:val="ReferenceEntry"/>
+      </w:pPr>
+      <w:r>
         <w:lastRenderedPageBreak/>
-        <w:t xml:space="preserve">OSBORNE, A. et al. Hierarchical machine learning models for predicting antenatal care utilisation among Nigerian women: Identifying actionable insights for health policy. </w:t>
+        <w:t xml:space="preserve">VAN CALSTER, B. et al. Calibration: the Achilles heel of predictive analytics. </w:t>
       </w:r>
       <w:r>
         <w:rPr>
           <w:i/>
         </w:rPr>
-        <w:t>BioData Mining</w:t>
-      </w:r>
-      <w:r>
-        <w:t>, v. 19, n. 1, art. 24, 2026. DOI: 10.1186/s13040-026-00538-0.</w:t>
+        <w:t>BMC Medicine</w:t>
+      </w:r>
+      <w:r>
+        <w:t>, v. 17, n. 1, art. 230, 2019. DOI: 10.1186/s12916-019-1466-7.</w:t>
       </w:r>
     </w:p>
     <w:p>
@@ -22667,16 +27054,27 @@
         <w:pStyle w:val="ReferenceEntry"/>
       </w:pPr>
       <w:r>
-        <w:t xml:space="preserve">PATEL, S. Y.; AKILESWARAN, C.; BASU, S. Early detection of high risk pregnancies using clinical and social data to improve health outcomes. </w:t>
+        <w:rPr>
+          <w:rFonts w:eastAsia="Times New Roman"/>
+        </w:rPr>
+        <w:t>VIELLAS, E. F. et al. Assistência pré-natal no Brasil. Cadernos de Saúde Pública, v. 30, supl. 1, p. S85–S100, 2014. DOI: 10.1590/0102-311X00126013.</w:t>
+      </w:r>
+    </w:p>
+    <w:p>
+      <w:pPr>
+        <w:pStyle w:val="ReferenceEntry"/>
+      </w:pPr>
+      <w:r>
+        <w:t xml:space="preserve">WILDER, B. et al. Development of Prediction Models for Antenatal Care Attendance. </w:t>
       </w:r>
       <w:r>
         <w:rPr>
           <w:i/>
         </w:rPr>
-        <w:t>npj Digital Public Health</w:t>
-      </w:r>
-      <w:r>
-        <w:t>, v. 1, n. 1, art. 3, 2026. DOI: 10.1038/s44482-025-00003-5.</w:t>
+        <w:t>JAMA Network Open</w:t>
+      </w:r>
+      <w:r>
+        <w:t>, v. 6, n. 5, e2315985, 2023. DOI: 10.1001/jamanetworkopen.2023.15985.</w:t>
       </w:r>
     </w:p>
     <w:p>
@@ -22684,16 +27082,16 @@
         <w:pStyle w:val="ReferenceEntry"/>
       </w:pPr>
       <w:r>
-        <w:t xml:space="preserve">PRABA, G. C.; VANI, V.; SUGANYA, G. Synthetic Dataset Based Maternal Health Risk Prediction. </w:t>
+        <w:t xml:space="preserve">WISNER, B. et al. </w:t>
       </w:r>
       <w:r>
         <w:rPr>
           <w:i/>
         </w:rPr>
-        <w:t>SN Computer Science</w:t>
-      </w:r>
-      <w:r>
-        <w:t>, v. 7, n. 4, art. 358, 2026. DOI: 10.1007/s42979-026-04939-0.</w:t>
+        <w:t>At Risk: Natural Hazards, People's Vulnerability and Disasters</w:t>
+      </w:r>
+      <w:r>
+        <w:t>. 2. ed. London: Routledge, 2004. DOI: 10.4324/9780203714775.</w:t>
       </w:r>
     </w:p>
     <w:p>
@@ -22701,10 +27099,16 @@
         <w:pStyle w:val="ReferenceEntry"/>
       </w:pPr>
       <w:r>
-        <w:rPr>
-          <w:rFonts w:eastAsia="Times New Roman"/>
-        </w:rPr>
-        <w:t>ROSA, C. Q.; SILVEIRA, D. S.; COSTA, J. S. D. Fatores associados à não realização de pré-natal em município de grande porte. Revista de Saúde Pública, v. 48, n. 6, p. 977–984, 2014. DOI: 10.1590/S0034-8910.2014048005283.</w:t>
+        <w:t xml:space="preserve">WOLFF, R. F. et al. PROBAST: A Tool to Assess the Risk of Bias and Applicability of Prediction Model Studies. </w:t>
+      </w:r>
+      <w:r>
+        <w:rPr>
+          <w:i/>
+        </w:rPr>
+        <w:t>Annals of Internal Medicine</w:t>
+      </w:r>
+      <w:r>
+        <w:t>, v. 170, n. 1, p. 51–58, 2019. DOI: 10.7326/M18-1376.</w:t>
       </w:r>
     </w:p>
     <w:p>
@@ -22712,179 +27116,9 @@
         <w:pStyle w:val="ReferenceEntry"/>
       </w:pPr>
       <w:r>
-        <w:t xml:space="preserve">SAITO, T.; REHMSMEIER, M. The Precision-Recall Plot Is More Informative than the ROC Plot When Evaluating Binary Classifiers on Imbalanced Datasets. </w:t>
-      </w:r>
-      <w:r>
-        <w:rPr>
-          <w:i/>
-        </w:rPr>
-        <w:t>PLOS ONE</w:t>
-      </w:r>
-      <w:r>
-        <w:t>, v. 10, n. 3, e0118432, 2015. DOI: 10.1371/journal.pone.0118432.</w:t>
-      </w:r>
-    </w:p>
-    <w:p>
-      <w:pPr>
-        <w:pStyle w:val="ReferenceEntry"/>
-      </w:pPr>
-      <w:r>
-        <w:t xml:space="preserve">SALTELLI, A. Composite Indicators between Analysis and Advocacy. </w:t>
-      </w:r>
-      <w:r>
-        <w:rPr>
-          <w:i/>
-        </w:rPr>
-        <w:t>Social Indicators Research</w:t>
-      </w:r>
-      <w:r>
-        <w:t>, v. 81, n. 1, p. 65–77, 2007. DOI: 10.1007/s11205-006-0024-9.</w:t>
-      </w:r>
-    </w:p>
-    <w:p>
-      <w:pPr>
-        <w:pStyle w:val="ReferenceEntry"/>
-      </w:pPr>
-      <w:r>
-        <w:t xml:space="preserve">SANI, J.; OLUWAGBEMIGA, A.; AHMED, M. M. Machine learning-based prediction of optimal antenatal care utilization. </w:t>
-      </w:r>
-      <w:r>
-        <w:rPr>
-          <w:i/>
-        </w:rPr>
-        <w:t>Machine Learning with Applications</w:t>
-      </w:r>
-      <w:r>
-        <w:t>, v. 21, 100698, 2025. DOI: 10.1016/j.mlwa.2025.100698.</w:t>
-      </w:r>
-    </w:p>
-    <w:p>
-      <w:pPr>
-        <w:pStyle w:val="ReferenceEntry"/>
-      </w:pPr>
-      <w:r>
-        <w:rPr>
-          <w:rFonts w:eastAsia="Times New Roman"/>
-        </w:rPr>
-        <w:t>SANTORIO, K. T.; SANTORIO, K. T.; BARBOSA, C. N. B. Fatores determinantes na realização do pré-natal no Brasil: uma investigação com dados da PNS. Brazilian Journal of Health Review, v. 7, n. 10, e74857, 2024. DOI: 10.34119/bjhrv7n10-033.</w:t>
-      </w:r>
-    </w:p>
-    <w:p>
-      <w:pPr>
-        <w:pStyle w:val="ReferenceEntry"/>
-      </w:pPr>
-      <w:r>
-        <w:rPr>
-          <w:rFonts w:eastAsia="Times New Roman"/>
-        </w:rPr>
-        <w:t>SOLAR, O.; IRWIN, A. A conceptual framework for action on the social determinants of health. Geneva: World Health Organization, 2010.</w:t>
-      </w:r>
-    </w:p>
-    <w:p>
-      <w:pPr>
-        <w:pStyle w:val="ReferenceEntry"/>
-      </w:pPr>
-      <w:r>
-        <w:t xml:space="preserve">STEYERBERG, E. W. </w:t>
-      </w:r>
-      <w:r>
-        <w:rPr>
-          <w:i/>
-        </w:rPr>
-        <w:t>Clinical Prediction Models: A Practical Approach to Development, Validation, and Updating</w:t>
-      </w:r>
-      <w:r>
-        <w:t>. 2. ed. Cham: Springer, 2019. DOI: 10.1007/978-3-030-16399-0.</w:t>
-      </w:r>
-    </w:p>
-    <w:p>
-      <w:pPr>
-        <w:pStyle w:val="ReferenceEntry"/>
-      </w:pPr>
-      <w:r>
-        <w:t xml:space="preserve">VAN CALSTER, B. et al. Calibration: the Achilles heel of predictive analytics. </w:t>
-      </w:r>
-      <w:r>
-        <w:rPr>
-          <w:i/>
-        </w:rPr>
-        <w:t>BMC Medicine</w:t>
-      </w:r>
-      <w:r>
-        <w:t>, v. 17, n. 1, art. 230, 2019. DOI: 10.1186/s12916-019-1466-7.</w:t>
-      </w:r>
-    </w:p>
-    <w:p>
-      <w:pPr>
-        <w:pStyle w:val="ReferenceEntry"/>
-      </w:pPr>
-      <w:r>
-        <w:rPr>
-          <w:rFonts w:eastAsia="Times New Roman"/>
-        </w:rPr>
-        <w:t>VIELLAS, E. F. et al. Assistência pré-natal no Brasil. Cadernos de Saúde Pública, v. 30, supl. 1, p. S85–S100, 2014. DOI: 10.1590/0102-311X00126013.</w:t>
-      </w:r>
-    </w:p>
-    <w:p>
-      <w:pPr>
-        <w:pStyle w:val="ReferenceEntry"/>
-      </w:pPr>
-      <w:r>
-        <w:t xml:space="preserve">WILDER, B. et al. Development of Prediction Models for Antenatal Care Attendance. </w:t>
-      </w:r>
-      <w:r>
-        <w:rPr>
-          <w:i/>
-        </w:rPr>
-        <w:t>JAMA Network Open</w:t>
-      </w:r>
-      <w:r>
-        <w:t>, v. 6, n. 5, e2315985, 2023. DOI: 10.1001/jamanetworkopen.2023.15985.</w:t>
-      </w:r>
-    </w:p>
-    <w:p>
-      <w:pPr>
-        <w:pStyle w:val="ReferenceEntry"/>
-      </w:pPr>
-      <w:r>
-        <w:t xml:space="preserve">WISNER, B. et al. </w:t>
-      </w:r>
-      <w:r>
-        <w:rPr>
-          <w:i/>
-        </w:rPr>
-        <w:t>At Risk: Natural Hazards, People's Vulnerability and Disasters</w:t>
-      </w:r>
-      <w:r>
-        <w:t>. 2. ed. London: Routledge, 2004. DOI: 10.4324/9780203714775.</w:t>
-      </w:r>
-    </w:p>
-    <w:p>
-      <w:pPr>
-        <w:pStyle w:val="ReferenceEntry"/>
-      </w:pPr>
-      <w:r>
-        <w:t xml:space="preserve">WOLFF, R. F. et al. PROBAST: A Tool to Assess the Risk of Bias and Applicability of Prediction Model Studies. </w:t>
-      </w:r>
-      <w:r>
-        <w:rPr>
-          <w:i/>
-        </w:rPr>
-        <w:t>Annals of Internal Medicine</w:t>
-      </w:r>
-      <w:r>
-        <w:t>, v. 170, n. 1, p. 51–58, 2019. DOI: 10.7326/M18-1376.</w:t>
-      </w:r>
-    </w:p>
-    <w:p>
-      <w:pPr>
-        <w:pStyle w:val="ReferenceEntry"/>
-      </w:pPr>
-      <w:r>
-        <w:rPr>
-          <w:rFonts w:eastAsia="Times New Roman"/>
-        </w:rPr>
-        <w:lastRenderedPageBreak/>
+        <w:rPr>
+          <w:rFonts w:eastAsia="Times New Roman"/>
+        </w:rPr>
         <w:t>WORLD HEALTH ORGANIZATION. WHO recommendations on antenatal care for a positive pregnancy experience. Geneva: WHO, 2016.</w:t>
       </w:r>
     </w:p>
@@ -22982,7 +27216,7 @@
         <w:pStyle w:val="Ttulo1"/>
         <w:spacing w:before="0"/>
       </w:pPr>
-      <w:bookmarkStart w:id="58" w:name="_Toc238667906"/>
+      <w:bookmarkStart w:id="63" w:name="_Toc238759999"/>
       <w:r>
         <w:rPr>
           <w:rFonts w:ascii="Times New Roman" w:eastAsia="Times New Roman" w:hAnsi="Times New Roman"/>
@@ -22990,7 +27224,7 @@
         <w:lastRenderedPageBreak/>
         <w:t>APÊNDICE A — DECISÕES METODOLÓGICAS CONSOLIDADAS E EM ABERTO</w:t>
       </w:r>
-      <w:bookmarkEnd w:id="58"/>
+      <w:bookmarkEnd w:id="63"/>
     </w:p>
     <w:p>
       <w:pPr>
@@ -23025,7 +27259,7 @@
         <w:pStyle w:val="Ttulo1"/>
         <w:spacing w:before="0"/>
       </w:pPr>
-      <w:bookmarkStart w:id="59" w:name="_Toc238667907"/>
+      <w:bookmarkStart w:id="64" w:name="_Toc238760000"/>
       <w:r>
         <w:rPr>
           <w:rFonts w:ascii="Times New Roman" w:eastAsia="Times New Roman" w:hAnsi="Times New Roman"/>
@@ -23033,7 +27267,7 @@
         <w:lastRenderedPageBreak/>
         <w:t>APÊNDICE B — FUNDAMENTAÇÃO DA ESCOLHA DO TÍTULO</w:t>
       </w:r>
-      <w:bookmarkEnd w:id="59"/>
+      <w:bookmarkEnd w:id="64"/>
     </w:p>
     <w:p>
       <w:pPr>
@@ -23059,9 +27293,9 @@
       </w:r>
     </w:p>
     <w:sectPr>
-      <w:headerReference w:type="even" r:id="rId17"/>
-      <w:headerReference w:type="default" r:id="rId18"/>
-      <w:headerReference w:type="first" r:id="rId19"/>
+      <w:headerReference w:type="even" r:id="rId26"/>
+      <w:headerReference w:type="default" r:id="rId27"/>
+      <w:headerReference w:type="first" r:id="rId28"/>
       <w:pgSz w:w="11906" w:h="16838"/>
       <w:pgMar w:top="1701" w:right="1134" w:bottom="1134" w:left="1701" w:header="709" w:footer="0" w:gutter="0"/>
       <w:pgNumType w:start="1"/>
